--- a/ŠpaňúrM_KnihovnaProPraci_JM_2026.docx
+++ b/ŠpaňúrM_KnihovnaProPraci_JM_2026.docx
@@ -4914,19 +4914,21 @@
           <w:tab w:val="right" w:leader="dot" w:pos="9060"/>
         </w:tabs>
         <w:rPr>
-          <w:rFonts w:ascii="Calibri" w:eastAsia="Times New Roman" w:hAnsi="Calibri"/>
+          <w:rFonts w:asciiTheme="minorHAnsi" w:eastAsiaTheme="minorEastAsia" w:hAnsiTheme="minorHAnsi" w:cstheme="minorBidi"/>
           <w:noProof/>
-          <w:sz w:val="22"/>
-          <w:lang w:eastAsia="cs-CZ"/>
-        </w:rPr>
-      </w:pPr>
-      <w:hyperlink w:anchor="_Toc24459062" w:history="1">
+          <w:kern w:val="2"/>
+          <w:szCs w:val="24"/>
+          <w:lang/>
+          <w14:ligatures w14:val="standardContextual"/>
+        </w:rPr>
+      </w:pPr>
+      <w:hyperlink w:anchor="_Toc230006453" w:history="1">
         <w:r>
           <w:rPr>
             <w:rStyle w:val="Hypertextovodkaz"/>
             <w:noProof/>
           </w:rPr>
-          <w:t>Obrázek 1: Balonky</w:t>
+          <w:t>Obrázek 1: UML diagram kostry projektu</w:t>
         </w:r>
         <w:r>
           <w:rPr>
@@ -4947,7 +4949,7 @@
             <w:noProof/>
             <w:webHidden/>
           </w:rPr>
-          <w:instrText xml:space="preserve"> PAGEREF _Toc24459062 \h </w:instrText>
+          <w:instrText xml:space="preserve"> PAGEREF _Toc230006453 \h </w:instrText>
         </w:r>
         <w:r>
           <w:rPr>
@@ -4967,7 +4969,7 @@
             <w:noProof/>
             <w:webHidden/>
           </w:rPr>
-          <w:t>14</w:t>
+          <w:t>15</w:t>
         </w:r>
         <w:r>
           <w:rPr>
@@ -5032,16 +5034,17 @@
           <w:noProof/>
           <w:kern w:val="2"/>
           <w:szCs w:val="24"/>
+          <w:lang/>
           <w14:ligatures w14:val="standardContextual"/>
         </w:rPr>
       </w:pPr>
-      <w:hyperlink w:anchor="_Toc227521731" w:history="1">
+      <w:hyperlink w:anchor="_Toc230006448" w:history="1">
         <w:r>
           <w:rPr>
             <w:rStyle w:val="Hypertextovodkaz"/>
             <w:noProof/>
           </w:rPr>
-          <w:t>Tabulka 1: Vzdělanostní struktura obyvatelstva České republiky (2021)</w:t>
+          <w:t>Tabulka 1: Porovnání zátěžových testů</w:t>
         </w:r>
         <w:r>
           <w:rPr>
@@ -5062,7 +5065,7 @@
             <w:noProof/>
             <w:webHidden/>
           </w:rPr>
-          <w:instrText xml:space="preserve"> PAGEREF _Toc227521731 \h </w:instrText>
+          <w:instrText xml:space="preserve"> PAGEREF _Toc230006448 \h </w:instrText>
         </w:r>
         <w:r>
           <w:rPr>
@@ -5082,7 +5085,7 @@
             <w:noProof/>
             <w:webHidden/>
           </w:rPr>
-          <w:t>18</w:t>
+          <w:t>34</w:t>
         </w:r>
         <w:r>
           <w:rPr>
@@ -6529,6 +6532,7 @@
           <w:color w:val="000000" w:themeColor="text1"/>
         </w:rPr>
       </w:pPr>
+      <w:bookmarkStart w:id="7" w:name="_Toc230006453"/>
       <w:r>
         <w:rPr>
           <w:color w:val="000000" w:themeColor="text1"/>
@@ -6572,28 +6576,29 @@
         </w:rPr>
         <w:t>: UML diagram kostry projektu</w:t>
       </w:r>
+      <w:bookmarkEnd w:id="7"/>
     </w:p>
     <w:p>
       <w:pPr>
         <w:pStyle w:val="Nadpis2"/>
         <w:jc w:val="both"/>
       </w:pPr>
-      <w:bookmarkStart w:id="7" w:name="_Toc229952400"/>
+      <w:bookmarkStart w:id="8" w:name="_Toc229952400"/>
       <w:r>
         <w:lastRenderedPageBreak/>
         <w:t>1.3 Logika</w:t>
       </w:r>
-      <w:bookmarkEnd w:id="7"/>
+      <w:bookmarkEnd w:id="8"/>
     </w:p>
     <w:p>
       <w:pPr>
         <w:pStyle w:val="Nadpis3"/>
       </w:pPr>
-      <w:bookmarkStart w:id="8" w:name="_Toc229952401"/>
+      <w:bookmarkStart w:id="9" w:name="_Toc229952401"/>
       <w:r>
         <w:t>1.3.1 Logika tenzoru</w:t>
       </w:r>
-      <w:bookmarkEnd w:id="8"/>
+      <w:bookmarkEnd w:id="9"/>
     </w:p>
     <w:p>
       <w:pPr>
@@ -10238,7 +10243,7 @@
       <w:pPr>
         <w:pStyle w:val="Nadpis3"/>
       </w:pPr>
-      <w:bookmarkStart w:id="9" w:name="_Toc229952402"/>
+      <w:bookmarkStart w:id="10" w:name="_Toc229952402"/>
       <w:r>
         <w:t>1.</w:t>
       </w:r>
@@ -10254,7 +10259,7 @@
       <w:r>
         <w:t>kontejneru</w:t>
       </w:r>
-      <w:bookmarkEnd w:id="9"/>
+      <w:bookmarkEnd w:id="10"/>
     </w:p>
     <w:p>
       <w:pPr>
@@ -10832,7 +10837,7 @@
       <w:pPr>
         <w:pStyle w:val="Nadpis3"/>
       </w:pPr>
-      <w:bookmarkStart w:id="10" w:name="_Toc229952403"/>
+      <w:bookmarkStart w:id="11" w:name="_Toc229952403"/>
       <w:r>
         <w:lastRenderedPageBreak/>
         <w:t>1.3.</w:t>
@@ -10843,7 +10848,7 @@
       <w:r>
         <w:t xml:space="preserve"> Logika paralelního tenzoru</w:t>
       </w:r>
-      <w:bookmarkEnd w:id="10"/>
+      <w:bookmarkEnd w:id="11"/>
     </w:p>
     <w:p>
       <w:pPr>
@@ -10947,7 +10952,7 @@
       <w:pPr>
         <w:pStyle w:val="Nadpis3"/>
       </w:pPr>
-      <w:bookmarkStart w:id="11" w:name="_Toc229952404"/>
+      <w:bookmarkStart w:id="12" w:name="_Toc229952404"/>
       <w:r>
         <w:t>1.3.</w:t>
       </w:r>
@@ -10957,7 +10962,7 @@
       <w:r>
         <w:t xml:space="preserve"> Logika matice</w:t>
       </w:r>
-      <w:bookmarkEnd w:id="11"/>
+      <w:bookmarkEnd w:id="12"/>
     </w:p>
     <w:p>
       <w:pPr>
@@ -11140,7 +11145,7 @@
       <w:r>
         <w:br w:type="page"/>
       </w:r>
-      <w:bookmarkStart w:id="12" w:name="_Toc229952405"/>
+      <w:bookmarkStart w:id="13" w:name="_Toc229952405"/>
       <w:r>
         <w:lastRenderedPageBreak/>
         <w:t>2</w:t>
@@ -11151,7 +11156,7 @@
       <w:r>
         <w:t>IMPLEMENTACE</w:t>
       </w:r>
-      <w:bookmarkEnd w:id="12"/>
+      <w:bookmarkEnd w:id="13"/>
       <w:r>
         <w:t xml:space="preserve"> </w:t>
       </w:r>
@@ -11265,11 +11270,11 @@
         <w:pStyle w:val="Nadpis2"/>
         <w:jc w:val="both"/>
       </w:pPr>
-      <w:bookmarkStart w:id="13" w:name="_Toc229952406"/>
+      <w:bookmarkStart w:id="14" w:name="_Toc229952406"/>
       <w:r>
         <w:t>2.1 Použité nástroje</w:t>
       </w:r>
-      <w:bookmarkEnd w:id="13"/>
+      <w:bookmarkEnd w:id="14"/>
     </w:p>
     <w:p>
       <w:pPr>
@@ -11340,7 +11345,7 @@
         <w:pStyle w:val="Nadpis3"/>
         <w:jc w:val="both"/>
       </w:pPr>
-      <w:bookmarkStart w:id="14" w:name="_Toc229952407"/>
+      <w:bookmarkStart w:id="15" w:name="_Toc229952407"/>
       <w:r>
         <w:t xml:space="preserve">2.1.1 </w:t>
       </w:r>
@@ -11348,7 +11353,7 @@
       <w:r>
         <w:t>AdaptiveCpp</w:t>
       </w:r>
-      <w:bookmarkEnd w:id="14"/>
+      <w:bookmarkEnd w:id="15"/>
       <w:proofErr w:type="spellEnd"/>
     </w:p>
     <w:p>
@@ -11706,11 +11711,11 @@
         <w:pStyle w:val="Nadpis3"/>
         <w:jc w:val="both"/>
       </w:pPr>
-      <w:bookmarkStart w:id="15" w:name="_Toc229952408"/>
+      <w:bookmarkStart w:id="16" w:name="_Toc229952408"/>
       <w:r>
         <w:t>2.1.2 Google test</w:t>
       </w:r>
-      <w:bookmarkEnd w:id="15"/>
+      <w:bookmarkEnd w:id="16"/>
     </w:p>
     <w:p>
       <w:pPr>
@@ -11761,7 +11766,7 @@
         <w:pStyle w:val="Nadpis2"/>
         <w:jc w:val="both"/>
       </w:pPr>
-      <w:bookmarkStart w:id="16" w:name="_Toc229952409"/>
+      <w:bookmarkStart w:id="17" w:name="_Toc229952409"/>
       <w:r>
         <w:t>2.</w:t>
       </w:r>
@@ -11771,7 +11776,7 @@
       <w:r>
         <w:t xml:space="preserve"> Komponenty</w:t>
       </w:r>
-      <w:bookmarkEnd w:id="16"/>
+      <w:bookmarkEnd w:id="17"/>
     </w:p>
     <w:p>
       <w:pPr>
@@ -11787,11 +11792,11 @@
         <w:pStyle w:val="Nadpis3"/>
         <w:jc w:val="both"/>
       </w:pPr>
-      <w:bookmarkStart w:id="17" w:name="_Toc229952410"/>
+      <w:bookmarkStart w:id="18" w:name="_Toc229952410"/>
       <w:r>
         <w:t>2.2.1 Koncepty</w:t>
       </w:r>
-      <w:bookmarkEnd w:id="17"/>
+      <w:bookmarkEnd w:id="18"/>
     </w:p>
     <w:p>
       <w:pPr>
@@ -11912,7 +11917,7 @@
         <w:pStyle w:val="Nadpis3"/>
         <w:jc w:val="both"/>
       </w:pPr>
-      <w:bookmarkStart w:id="18" w:name="_Toc229952411"/>
+      <w:bookmarkStart w:id="19" w:name="_Toc229952411"/>
       <w:r>
         <w:t>2.2.</w:t>
       </w:r>
@@ -11926,7 +11931,7 @@
       <w:r>
         <w:t>backend</w:t>
       </w:r>
-      <w:bookmarkEnd w:id="18"/>
+      <w:bookmarkEnd w:id="19"/>
       <w:proofErr w:type="spellEnd"/>
     </w:p>
     <w:p>
@@ -12315,7 +12320,7 @@
           <w:lang w:eastAsia="cs-CZ"/>
         </w:rPr>
       </w:pPr>
-      <w:bookmarkStart w:id="19" w:name="_Toc229952412"/>
+      <w:bookmarkStart w:id="20" w:name="_Toc229952412"/>
       <w:r>
         <w:lastRenderedPageBreak/>
         <w:t>2.</w:t>
@@ -12343,7 +12348,7 @@
         </w:rPr>
         <w:t>Lineární kontejner</w:t>
       </w:r>
-      <w:bookmarkEnd w:id="19"/>
+      <w:bookmarkEnd w:id="20"/>
     </w:p>
     <w:p>
       <w:pPr>
@@ -13049,7 +13054,7 @@
           <w:lang w:eastAsia="cs-CZ"/>
         </w:rPr>
       </w:pPr>
-      <w:bookmarkStart w:id="20" w:name="_Toc229952413"/>
+      <w:bookmarkStart w:id="21" w:name="_Toc229952413"/>
       <w:r>
         <w:rPr>
           <w:lang w:eastAsia="cs-CZ"/>
@@ -13080,7 +13085,7 @@
         </w:rPr>
         <w:t xml:space="preserve"> Tenzor</w:t>
       </w:r>
-      <w:bookmarkEnd w:id="20"/>
+      <w:bookmarkEnd w:id="21"/>
     </w:p>
     <w:p>
       <w:pPr>
@@ -13562,7 +13567,7 @@
           <w:lang w:eastAsia="cs-CZ"/>
         </w:rPr>
       </w:pPr>
-      <w:bookmarkStart w:id="21" w:name="_Toc229952414"/>
+      <w:bookmarkStart w:id="22" w:name="_Toc229952414"/>
       <w:r>
         <w:rPr>
           <w:lang w:eastAsia="cs-CZ"/>
@@ -13593,7 +13598,7 @@
         </w:rPr>
         <w:t xml:space="preserve"> Paralelní tenzor</w:t>
       </w:r>
-      <w:bookmarkEnd w:id="21"/>
+      <w:bookmarkEnd w:id="22"/>
     </w:p>
     <w:p>
       <w:pPr>
@@ -14153,7 +14158,7 @@
           <w:lang w:eastAsia="cs-CZ"/>
         </w:rPr>
       </w:pPr>
-      <w:bookmarkStart w:id="22" w:name="_Toc229952415"/>
+      <w:bookmarkStart w:id="23" w:name="_Toc229952415"/>
       <w:r>
         <w:rPr>
           <w:lang w:eastAsia="cs-CZ"/>
@@ -14184,7 +14189,7 @@
         </w:rPr>
         <w:t xml:space="preserve"> Matice</w:t>
       </w:r>
-      <w:bookmarkEnd w:id="22"/>
+      <w:bookmarkEnd w:id="23"/>
     </w:p>
     <w:p>
       <w:pPr>
@@ -14299,7 +14304,7 @@
           <w:lang w:eastAsia="cs-CZ"/>
         </w:rPr>
       </w:pPr>
-      <w:bookmarkStart w:id="23" w:name="_Toc229952416"/>
+      <w:bookmarkStart w:id="24" w:name="_Toc229952416"/>
       <w:r>
         <w:rPr>
           <w:lang w:eastAsia="cs-CZ"/>
@@ -14345,7 +14350,7 @@
         </w:rPr>
         <w:t xml:space="preserve"> strom</w:t>
       </w:r>
-      <w:bookmarkEnd w:id="23"/>
+      <w:bookmarkEnd w:id="24"/>
     </w:p>
     <w:p>
       <w:pPr>
@@ -14612,7 +14617,7 @@
           <w:lang w:eastAsia="cs-CZ"/>
         </w:rPr>
       </w:pPr>
-      <w:bookmarkStart w:id="24" w:name="_Toc229952417"/>
+      <w:bookmarkStart w:id="25" w:name="_Toc229952417"/>
       <w:r>
         <w:rPr>
           <w:lang w:eastAsia="cs-CZ"/>
@@ -14631,7 +14636,7 @@
         </w:rPr>
         <w:t xml:space="preserve"> Pomocné</w:t>
       </w:r>
-      <w:bookmarkEnd w:id="24"/>
+      <w:bookmarkEnd w:id="25"/>
     </w:p>
     <w:p>
       <w:pPr>
@@ -15189,7 +15194,7 @@
           <w:lang w:eastAsia="cs-CZ"/>
         </w:rPr>
       </w:pPr>
-      <w:bookmarkStart w:id="25" w:name="_Toc229952418"/>
+      <w:bookmarkStart w:id="26" w:name="_Toc229952418"/>
       <w:r>
         <w:rPr>
           <w:lang w:eastAsia="cs-CZ"/>
@@ -15208,7 +15213,7 @@
         </w:rPr>
         <w:t xml:space="preserve"> Testy</w:t>
       </w:r>
-      <w:bookmarkEnd w:id="25"/>
+      <w:bookmarkEnd w:id="26"/>
     </w:p>
     <w:p>
       <w:pPr>
@@ -15418,7 +15423,7 @@
           <w:lang w:eastAsia="cs-CZ"/>
         </w:rPr>
       </w:pPr>
-      <w:bookmarkStart w:id="26" w:name="_Toc229952419"/>
+      <w:bookmarkStart w:id="27" w:name="_Toc229952419"/>
       <w:r>
         <w:rPr>
           <w:lang w:eastAsia="cs-CZ"/>
@@ -15437,7 +15442,7 @@
         </w:rPr>
         <w:t>.1 Unit testování</w:t>
       </w:r>
-      <w:bookmarkEnd w:id="26"/>
+      <w:bookmarkEnd w:id="27"/>
     </w:p>
     <w:p>
       <w:pPr>
@@ -15548,7 +15553,7 @@
           <w:lang w:eastAsia="cs-CZ"/>
         </w:rPr>
       </w:pPr>
-      <w:bookmarkStart w:id="27" w:name="_Toc229952420"/>
+      <w:bookmarkStart w:id="28" w:name="_Toc229952420"/>
       <w:r>
         <w:rPr>
           <w:lang w:eastAsia="cs-CZ"/>
@@ -15567,7 +15572,7 @@
         </w:rPr>
         <w:t>.2 Zátěžové testování</w:t>
       </w:r>
-      <w:bookmarkEnd w:id="27"/>
+      <w:bookmarkEnd w:id="28"/>
     </w:p>
     <w:p>
       <w:pPr>
@@ -15598,6 +15603,7 @@
           <w:color w:val="000000" w:themeColor="text1"/>
         </w:rPr>
       </w:pPr>
+      <w:bookmarkStart w:id="29" w:name="_Toc230006448"/>
       <w:r>
         <w:rPr>
           <w:color w:val="000000" w:themeColor="text1"/>
@@ -15641,6 +15647,7 @@
         </w:rPr>
         <w:t>: Porovnání zátěžových testů</w:t>
       </w:r>
+      <w:bookmarkEnd w:id="29"/>
     </w:p>
     <w:tbl>
       <w:tblPr>
@@ -15916,12 +15923,12 @@
       <w:pPr>
         <w:pStyle w:val="Nadpis1"/>
       </w:pPr>
-      <w:bookmarkStart w:id="28" w:name="_Toc229952421"/>
+      <w:bookmarkStart w:id="30" w:name="_Toc229952421"/>
       <w:r>
         <w:lastRenderedPageBreak/>
         <w:t>3 TEORETICKÉ VYUŽITÍ</w:t>
       </w:r>
-      <w:bookmarkEnd w:id="28"/>
+      <w:bookmarkEnd w:id="30"/>
     </w:p>
     <w:p>
       <w:pPr>
@@ -17478,12 +17485,12 @@
         </w:rPr>
         <w:br w:type="page"/>
       </w:r>
-      <w:bookmarkStart w:id="29" w:name="_Toc229952422"/>
+      <w:bookmarkStart w:id="31" w:name="_Toc229952422"/>
       <w:r>
         <w:lastRenderedPageBreak/>
         <w:t>ZÁVĚR</w:t>
       </w:r>
-      <w:bookmarkEnd w:id="29"/>
+      <w:bookmarkEnd w:id="31"/>
     </w:p>
     <w:p>
       <w:pPr>
@@ -17600,12 +17607,12 @@
       <w:r>
         <w:br w:type="page"/>
       </w:r>
-      <w:bookmarkStart w:id="30" w:name="_Toc229952423"/>
+      <w:bookmarkStart w:id="32" w:name="_Toc229952423"/>
       <w:r>
         <w:lastRenderedPageBreak/>
         <w:t>POUŽITÁ LITERATURA</w:t>
       </w:r>
-      <w:bookmarkEnd w:id="30"/>
+      <w:bookmarkEnd w:id="32"/>
     </w:p>
     <w:p>
       <w:pPr>
@@ -18620,12 +18627,12 @@
       <w:r>
         <w:br w:type="page"/>
       </w:r>
-      <w:bookmarkStart w:id="31" w:name="_Toc229952424"/>
+      <w:bookmarkStart w:id="33" w:name="_Toc229952424"/>
       <w:r>
         <w:lastRenderedPageBreak/>
         <w:t>SEZNAM PŘÍLOH</w:t>
       </w:r>
-      <w:bookmarkEnd w:id="31"/>
+      <w:bookmarkEnd w:id="33"/>
     </w:p>
     <w:p>
       <w:pPr>

--- a/ŠpaňúrM_KnihovnaProPraci_JM_2026.docx
+++ b/ŠpaňúrM_KnihovnaProPraci_JM_2026.docx
@@ -1149,15 +1149,7 @@
         <w:t xml:space="preserve"> za cenné rady a podporu mé bakalářské práce.</w:t>
       </w:r>
       <w:r>
-        <w:t xml:space="preserve"> Dále děkuji panu Ing. Janu </w:t>
-      </w:r>
-      <w:proofErr w:type="spellStart"/>
-      <w:r>
-        <w:t>Panušovi</w:t>
-      </w:r>
-      <w:proofErr w:type="spellEnd"/>
-      <w:r>
-        <w:t>, Ph.D., vedoucímu katedry informačních technologií</w:t>
+        <w:t xml:space="preserve"> Dále děkuji panu Ing. Janu Panušovi, Ph.D., vedoucímu katedry informačních technologií</w:t>
       </w:r>
       <w:r>
         <w:t xml:space="preserve"> a též paní Daně Jablonské, studijní referentce, za pochopení a vstřícnost při řešení problémů spojených s mojí prací.</w:t>
@@ -1481,111 +1473,29 @@
           <w:szCs w:val="24"/>
         </w:rPr>
       </w:pPr>
-      <w:proofErr w:type="spellStart"/>
       <w:r>
         <w:rPr>
           <w:color w:val="000000"/>
           <w:szCs w:val="24"/>
           <w:shd w:val="clear" w:color="auto" w:fill="FFFFFF"/>
         </w:rPr>
-        <w:t>Library</w:t>
-      </w:r>
-      <w:proofErr w:type="spellEnd"/>
+        <w:t>Library for work with ten</w:t>
+      </w:r>
       <w:r>
         <w:rPr>
           <w:color w:val="000000"/>
           <w:szCs w:val="24"/>
           <w:shd w:val="clear" w:color="auto" w:fill="FFFFFF"/>
         </w:rPr>
-        <w:t xml:space="preserve"> </w:t>
-      </w:r>
-      <w:proofErr w:type="spellStart"/>
+        <w:t>s</w:t>
+      </w:r>
       <w:r>
         <w:rPr>
           <w:color w:val="000000"/>
           <w:szCs w:val="24"/>
           <w:shd w:val="clear" w:color="auto" w:fill="FFFFFF"/>
         </w:rPr>
-        <w:t>for</w:t>
-      </w:r>
-      <w:proofErr w:type="spellEnd"/>
-      <w:r>
-        <w:rPr>
-          <w:color w:val="000000"/>
-          <w:szCs w:val="24"/>
-          <w:shd w:val="clear" w:color="auto" w:fill="FFFFFF"/>
-        </w:rPr>
-        <w:t xml:space="preserve"> </w:t>
-      </w:r>
-      <w:proofErr w:type="spellStart"/>
-      <w:r>
-        <w:rPr>
-          <w:color w:val="000000"/>
-          <w:szCs w:val="24"/>
-          <w:shd w:val="clear" w:color="auto" w:fill="FFFFFF"/>
-        </w:rPr>
-        <w:t>work</w:t>
-      </w:r>
-      <w:proofErr w:type="spellEnd"/>
-      <w:r>
-        <w:rPr>
-          <w:color w:val="000000"/>
-          <w:szCs w:val="24"/>
-          <w:shd w:val="clear" w:color="auto" w:fill="FFFFFF"/>
-        </w:rPr>
-        <w:t xml:space="preserve"> </w:t>
-      </w:r>
-      <w:proofErr w:type="spellStart"/>
-      <w:r>
-        <w:rPr>
-          <w:color w:val="000000"/>
-          <w:szCs w:val="24"/>
-          <w:shd w:val="clear" w:color="auto" w:fill="FFFFFF"/>
-        </w:rPr>
-        <w:t>with</w:t>
-      </w:r>
-      <w:proofErr w:type="spellEnd"/>
-      <w:r>
-        <w:rPr>
-          <w:color w:val="000000"/>
-          <w:szCs w:val="24"/>
-          <w:shd w:val="clear" w:color="auto" w:fill="FFFFFF"/>
-        </w:rPr>
-        <w:t xml:space="preserve"> </w:t>
-      </w:r>
-      <w:proofErr w:type="spellStart"/>
-      <w:r>
-        <w:rPr>
-          <w:color w:val="000000"/>
-          <w:szCs w:val="24"/>
-          <w:shd w:val="clear" w:color="auto" w:fill="FFFFFF"/>
-        </w:rPr>
-        <w:t>ten</w:t>
-      </w:r>
-      <w:r>
-        <w:rPr>
-          <w:color w:val="000000"/>
-          <w:szCs w:val="24"/>
-          <w:shd w:val="clear" w:color="auto" w:fill="FFFFFF"/>
-        </w:rPr>
-        <w:t>s</w:t>
-      </w:r>
-      <w:r>
-        <w:rPr>
-          <w:color w:val="000000"/>
-          <w:szCs w:val="24"/>
-          <w:shd w:val="clear" w:color="auto" w:fill="FFFFFF"/>
-        </w:rPr>
-        <w:t>ors</w:t>
-      </w:r>
-      <w:proofErr w:type="spellEnd"/>
-      <w:r>
-        <w:rPr>
-          <w:color w:val="000000"/>
-          <w:szCs w:val="24"/>
-          <w:shd w:val="clear" w:color="auto" w:fill="FFFFFF"/>
-        </w:rPr>
-        <w:t xml:space="preserve"> in C++</w:t>
+        <w:t>ors in C++</w:t>
       </w:r>
     </w:p>
     <w:p>
@@ -1619,749 +1529,37 @@
           <w:shd w:val="clear" w:color="auto" w:fill="FFFFFF"/>
         </w:rPr>
       </w:pPr>
-      <w:proofErr w:type="spellStart"/>
       <w:r>
         <w:rPr>
           <w:color w:val="000000"/>
           <w:szCs w:val="24"/>
           <w:shd w:val="clear" w:color="auto" w:fill="FFFFFF"/>
         </w:rPr>
-        <w:t>This</w:t>
-      </w:r>
-      <w:proofErr w:type="spellEnd"/>
+        <w:t>This work deals with implementation of library working with tensor as a data structure.</w:t>
+      </w:r>
       <w:r>
         <w:rPr>
           <w:color w:val="000000"/>
           <w:szCs w:val="24"/>
           <w:shd w:val="clear" w:color="auto" w:fill="FFFFFF"/>
         </w:rPr>
-        <w:t xml:space="preserve"> </w:t>
-      </w:r>
-      <w:proofErr w:type="spellStart"/>
+        <w:t xml:space="preserve"> Library allows parallelization of some tensor operations on graphics card.</w:t>
+      </w:r>
       <w:r>
         <w:rPr>
           <w:color w:val="000000"/>
           <w:szCs w:val="24"/>
           <w:shd w:val="clear" w:color="auto" w:fill="FFFFFF"/>
         </w:rPr>
-        <w:t>work</w:t>
-      </w:r>
-      <w:proofErr w:type="spellEnd"/>
+        <w:t xml:space="preserve"> Along with tensor there are available other helper data structures, for instance a tensor specialization as a matrix.</w:t>
+      </w:r>
       <w:r>
         <w:rPr>
           <w:color w:val="000000"/>
           <w:szCs w:val="24"/>
           <w:shd w:val="clear" w:color="auto" w:fill="FFFFFF"/>
         </w:rPr>
-        <w:t xml:space="preserve"> </w:t>
-      </w:r>
-      <w:proofErr w:type="spellStart"/>
-      <w:r>
-        <w:rPr>
-          <w:color w:val="000000"/>
-          <w:szCs w:val="24"/>
-          <w:shd w:val="clear" w:color="auto" w:fill="FFFFFF"/>
-        </w:rPr>
-        <w:t>deals</w:t>
-      </w:r>
-      <w:proofErr w:type="spellEnd"/>
-      <w:r>
-        <w:rPr>
-          <w:color w:val="000000"/>
-          <w:szCs w:val="24"/>
-          <w:shd w:val="clear" w:color="auto" w:fill="FFFFFF"/>
-        </w:rPr>
-        <w:t xml:space="preserve"> </w:t>
-      </w:r>
-      <w:proofErr w:type="spellStart"/>
-      <w:r>
-        <w:rPr>
-          <w:color w:val="000000"/>
-          <w:szCs w:val="24"/>
-          <w:shd w:val="clear" w:color="auto" w:fill="FFFFFF"/>
-        </w:rPr>
-        <w:t>with</w:t>
-      </w:r>
-      <w:proofErr w:type="spellEnd"/>
-      <w:r>
-        <w:rPr>
-          <w:color w:val="000000"/>
-          <w:szCs w:val="24"/>
-          <w:shd w:val="clear" w:color="auto" w:fill="FFFFFF"/>
-        </w:rPr>
-        <w:t xml:space="preserve"> </w:t>
-      </w:r>
-      <w:proofErr w:type="spellStart"/>
-      <w:r>
-        <w:rPr>
-          <w:color w:val="000000"/>
-          <w:szCs w:val="24"/>
-          <w:shd w:val="clear" w:color="auto" w:fill="FFFFFF"/>
-        </w:rPr>
-        <w:t>implementation</w:t>
-      </w:r>
-      <w:proofErr w:type="spellEnd"/>
-      <w:r>
-        <w:rPr>
-          <w:color w:val="000000"/>
-          <w:szCs w:val="24"/>
-          <w:shd w:val="clear" w:color="auto" w:fill="FFFFFF"/>
-        </w:rPr>
-        <w:t xml:space="preserve"> </w:t>
-      </w:r>
-      <w:proofErr w:type="spellStart"/>
-      <w:r>
-        <w:rPr>
-          <w:color w:val="000000"/>
-          <w:szCs w:val="24"/>
-          <w:shd w:val="clear" w:color="auto" w:fill="FFFFFF"/>
-        </w:rPr>
-        <w:t>of</w:t>
-      </w:r>
-      <w:proofErr w:type="spellEnd"/>
-      <w:r>
-        <w:rPr>
-          <w:color w:val="000000"/>
-          <w:szCs w:val="24"/>
-          <w:shd w:val="clear" w:color="auto" w:fill="FFFFFF"/>
-        </w:rPr>
-        <w:t xml:space="preserve"> </w:t>
-      </w:r>
-      <w:proofErr w:type="spellStart"/>
-      <w:r>
-        <w:rPr>
-          <w:color w:val="000000"/>
-          <w:szCs w:val="24"/>
-          <w:shd w:val="clear" w:color="auto" w:fill="FFFFFF"/>
-        </w:rPr>
-        <w:t>library</w:t>
-      </w:r>
-      <w:proofErr w:type="spellEnd"/>
-      <w:r>
-        <w:rPr>
-          <w:color w:val="000000"/>
-          <w:szCs w:val="24"/>
-          <w:shd w:val="clear" w:color="auto" w:fill="FFFFFF"/>
-        </w:rPr>
-        <w:t xml:space="preserve"> </w:t>
-      </w:r>
-      <w:proofErr w:type="spellStart"/>
-      <w:r>
-        <w:rPr>
-          <w:color w:val="000000"/>
-          <w:szCs w:val="24"/>
-          <w:shd w:val="clear" w:color="auto" w:fill="FFFFFF"/>
-        </w:rPr>
-        <w:t>working</w:t>
-      </w:r>
-      <w:proofErr w:type="spellEnd"/>
-      <w:r>
-        <w:rPr>
-          <w:color w:val="000000"/>
-          <w:szCs w:val="24"/>
-          <w:shd w:val="clear" w:color="auto" w:fill="FFFFFF"/>
-        </w:rPr>
-        <w:t xml:space="preserve"> </w:t>
-      </w:r>
-      <w:proofErr w:type="spellStart"/>
-      <w:r>
-        <w:rPr>
-          <w:color w:val="000000"/>
-          <w:szCs w:val="24"/>
-          <w:shd w:val="clear" w:color="auto" w:fill="FFFFFF"/>
-        </w:rPr>
-        <w:t>with</w:t>
-      </w:r>
-      <w:proofErr w:type="spellEnd"/>
-      <w:r>
-        <w:rPr>
-          <w:color w:val="000000"/>
-          <w:szCs w:val="24"/>
-          <w:shd w:val="clear" w:color="auto" w:fill="FFFFFF"/>
-        </w:rPr>
-        <w:t xml:space="preserve"> tensor as a data </w:t>
-      </w:r>
-      <w:proofErr w:type="spellStart"/>
-      <w:r>
-        <w:rPr>
-          <w:color w:val="000000"/>
-          <w:szCs w:val="24"/>
-          <w:shd w:val="clear" w:color="auto" w:fill="FFFFFF"/>
-        </w:rPr>
-        <w:t>structure</w:t>
-      </w:r>
-      <w:proofErr w:type="spellEnd"/>
-      <w:r>
-        <w:rPr>
-          <w:color w:val="000000"/>
-          <w:szCs w:val="24"/>
-          <w:shd w:val="clear" w:color="auto" w:fill="FFFFFF"/>
-        </w:rPr>
-        <w:t>.</w:t>
-      </w:r>
-      <w:r>
-        <w:rPr>
-          <w:color w:val="000000"/>
-          <w:szCs w:val="24"/>
-          <w:shd w:val="clear" w:color="auto" w:fill="FFFFFF"/>
-        </w:rPr>
-        <w:t xml:space="preserve"> </w:t>
-      </w:r>
-      <w:proofErr w:type="spellStart"/>
-      <w:r>
-        <w:rPr>
-          <w:color w:val="000000"/>
-          <w:szCs w:val="24"/>
-          <w:shd w:val="clear" w:color="auto" w:fill="FFFFFF"/>
-        </w:rPr>
-        <w:t>Library</w:t>
-      </w:r>
-      <w:proofErr w:type="spellEnd"/>
-      <w:r>
-        <w:rPr>
-          <w:color w:val="000000"/>
-          <w:szCs w:val="24"/>
-          <w:shd w:val="clear" w:color="auto" w:fill="FFFFFF"/>
-        </w:rPr>
-        <w:t xml:space="preserve"> </w:t>
-      </w:r>
-      <w:proofErr w:type="spellStart"/>
-      <w:r>
-        <w:rPr>
-          <w:color w:val="000000"/>
-          <w:szCs w:val="24"/>
-          <w:shd w:val="clear" w:color="auto" w:fill="FFFFFF"/>
-        </w:rPr>
-        <w:t>allows</w:t>
-      </w:r>
-      <w:proofErr w:type="spellEnd"/>
-      <w:r>
-        <w:rPr>
-          <w:color w:val="000000"/>
-          <w:szCs w:val="24"/>
-          <w:shd w:val="clear" w:color="auto" w:fill="FFFFFF"/>
-        </w:rPr>
-        <w:t xml:space="preserve"> </w:t>
-      </w:r>
-      <w:proofErr w:type="spellStart"/>
-      <w:r>
-        <w:rPr>
-          <w:color w:val="000000"/>
-          <w:szCs w:val="24"/>
-          <w:shd w:val="clear" w:color="auto" w:fill="FFFFFF"/>
-        </w:rPr>
-        <w:t>parallelization</w:t>
-      </w:r>
-      <w:proofErr w:type="spellEnd"/>
-      <w:r>
-        <w:rPr>
-          <w:color w:val="000000"/>
-          <w:szCs w:val="24"/>
-          <w:shd w:val="clear" w:color="auto" w:fill="FFFFFF"/>
-        </w:rPr>
-        <w:t xml:space="preserve"> </w:t>
-      </w:r>
-      <w:proofErr w:type="spellStart"/>
-      <w:r>
-        <w:rPr>
-          <w:color w:val="000000"/>
-          <w:szCs w:val="24"/>
-          <w:shd w:val="clear" w:color="auto" w:fill="FFFFFF"/>
-        </w:rPr>
-        <w:t>of</w:t>
-      </w:r>
-      <w:proofErr w:type="spellEnd"/>
-      <w:r>
-        <w:rPr>
-          <w:color w:val="000000"/>
-          <w:szCs w:val="24"/>
-          <w:shd w:val="clear" w:color="auto" w:fill="FFFFFF"/>
-        </w:rPr>
-        <w:t xml:space="preserve"> </w:t>
-      </w:r>
-      <w:proofErr w:type="spellStart"/>
-      <w:r>
-        <w:rPr>
-          <w:color w:val="000000"/>
-          <w:szCs w:val="24"/>
-          <w:shd w:val="clear" w:color="auto" w:fill="FFFFFF"/>
-        </w:rPr>
-        <w:t>some</w:t>
-      </w:r>
-      <w:proofErr w:type="spellEnd"/>
-      <w:r>
-        <w:rPr>
-          <w:color w:val="000000"/>
-          <w:szCs w:val="24"/>
-          <w:shd w:val="clear" w:color="auto" w:fill="FFFFFF"/>
-        </w:rPr>
-        <w:t xml:space="preserve"> tensor </w:t>
-      </w:r>
-      <w:proofErr w:type="spellStart"/>
-      <w:r>
-        <w:rPr>
-          <w:color w:val="000000"/>
-          <w:szCs w:val="24"/>
-          <w:shd w:val="clear" w:color="auto" w:fill="FFFFFF"/>
-        </w:rPr>
-        <w:t>operations</w:t>
-      </w:r>
-      <w:proofErr w:type="spellEnd"/>
-      <w:r>
-        <w:rPr>
-          <w:color w:val="000000"/>
-          <w:szCs w:val="24"/>
-          <w:shd w:val="clear" w:color="auto" w:fill="FFFFFF"/>
-        </w:rPr>
-        <w:t xml:space="preserve"> on </w:t>
-      </w:r>
-      <w:proofErr w:type="spellStart"/>
-      <w:r>
-        <w:rPr>
-          <w:color w:val="000000"/>
-          <w:szCs w:val="24"/>
-          <w:shd w:val="clear" w:color="auto" w:fill="FFFFFF"/>
-        </w:rPr>
-        <w:t>graphics</w:t>
-      </w:r>
-      <w:proofErr w:type="spellEnd"/>
-      <w:r>
-        <w:rPr>
-          <w:color w:val="000000"/>
-          <w:szCs w:val="24"/>
-          <w:shd w:val="clear" w:color="auto" w:fill="FFFFFF"/>
-        </w:rPr>
-        <w:t xml:space="preserve"> </w:t>
-      </w:r>
-      <w:proofErr w:type="spellStart"/>
-      <w:r>
-        <w:rPr>
-          <w:color w:val="000000"/>
-          <w:szCs w:val="24"/>
-          <w:shd w:val="clear" w:color="auto" w:fill="FFFFFF"/>
-        </w:rPr>
-        <w:t>card</w:t>
-      </w:r>
-      <w:proofErr w:type="spellEnd"/>
-      <w:r>
-        <w:rPr>
-          <w:color w:val="000000"/>
-          <w:szCs w:val="24"/>
-          <w:shd w:val="clear" w:color="auto" w:fill="FFFFFF"/>
-        </w:rPr>
-        <w:t>.</w:t>
-      </w:r>
-      <w:r>
-        <w:rPr>
-          <w:color w:val="000000"/>
-          <w:szCs w:val="24"/>
-          <w:shd w:val="clear" w:color="auto" w:fill="FFFFFF"/>
-        </w:rPr>
-        <w:t xml:space="preserve"> </w:t>
-      </w:r>
-      <w:proofErr w:type="spellStart"/>
-      <w:r>
-        <w:rPr>
-          <w:color w:val="000000"/>
-          <w:szCs w:val="24"/>
-          <w:shd w:val="clear" w:color="auto" w:fill="FFFFFF"/>
-        </w:rPr>
-        <w:t>Along</w:t>
-      </w:r>
-      <w:proofErr w:type="spellEnd"/>
-      <w:r>
-        <w:rPr>
-          <w:color w:val="000000"/>
-          <w:szCs w:val="24"/>
-          <w:shd w:val="clear" w:color="auto" w:fill="FFFFFF"/>
-        </w:rPr>
-        <w:t xml:space="preserve"> </w:t>
-      </w:r>
-      <w:proofErr w:type="spellStart"/>
-      <w:r>
-        <w:rPr>
-          <w:color w:val="000000"/>
-          <w:szCs w:val="24"/>
-          <w:shd w:val="clear" w:color="auto" w:fill="FFFFFF"/>
-        </w:rPr>
-        <w:t>with</w:t>
-      </w:r>
-      <w:proofErr w:type="spellEnd"/>
-      <w:r>
-        <w:rPr>
-          <w:color w:val="000000"/>
-          <w:szCs w:val="24"/>
-          <w:shd w:val="clear" w:color="auto" w:fill="FFFFFF"/>
-        </w:rPr>
-        <w:t xml:space="preserve"> tensor </w:t>
-      </w:r>
-      <w:proofErr w:type="spellStart"/>
-      <w:r>
-        <w:rPr>
-          <w:color w:val="000000"/>
-          <w:szCs w:val="24"/>
-          <w:shd w:val="clear" w:color="auto" w:fill="FFFFFF"/>
-        </w:rPr>
-        <w:t>there</w:t>
-      </w:r>
-      <w:proofErr w:type="spellEnd"/>
-      <w:r>
-        <w:rPr>
-          <w:color w:val="000000"/>
-          <w:szCs w:val="24"/>
-          <w:shd w:val="clear" w:color="auto" w:fill="FFFFFF"/>
-        </w:rPr>
-        <w:t xml:space="preserve"> are </w:t>
-      </w:r>
-      <w:proofErr w:type="spellStart"/>
-      <w:r>
-        <w:rPr>
-          <w:color w:val="000000"/>
-          <w:szCs w:val="24"/>
-          <w:shd w:val="clear" w:color="auto" w:fill="FFFFFF"/>
-        </w:rPr>
-        <w:t>available</w:t>
-      </w:r>
-      <w:proofErr w:type="spellEnd"/>
-      <w:r>
-        <w:rPr>
-          <w:color w:val="000000"/>
-          <w:szCs w:val="24"/>
-          <w:shd w:val="clear" w:color="auto" w:fill="FFFFFF"/>
-        </w:rPr>
-        <w:t xml:space="preserve"> </w:t>
-      </w:r>
-      <w:proofErr w:type="spellStart"/>
-      <w:r>
-        <w:rPr>
-          <w:color w:val="000000"/>
-          <w:szCs w:val="24"/>
-          <w:shd w:val="clear" w:color="auto" w:fill="FFFFFF"/>
-        </w:rPr>
-        <w:t>other</w:t>
-      </w:r>
-      <w:proofErr w:type="spellEnd"/>
-      <w:r>
-        <w:rPr>
-          <w:color w:val="000000"/>
-          <w:szCs w:val="24"/>
-          <w:shd w:val="clear" w:color="auto" w:fill="FFFFFF"/>
-        </w:rPr>
-        <w:t xml:space="preserve"> </w:t>
-      </w:r>
-      <w:proofErr w:type="spellStart"/>
-      <w:r>
-        <w:rPr>
-          <w:color w:val="000000"/>
-          <w:szCs w:val="24"/>
-          <w:shd w:val="clear" w:color="auto" w:fill="FFFFFF"/>
-        </w:rPr>
-        <w:t>helper</w:t>
-      </w:r>
-      <w:proofErr w:type="spellEnd"/>
-      <w:r>
-        <w:rPr>
-          <w:color w:val="000000"/>
-          <w:szCs w:val="24"/>
-          <w:shd w:val="clear" w:color="auto" w:fill="FFFFFF"/>
-        </w:rPr>
-        <w:t xml:space="preserve"> data </w:t>
-      </w:r>
-      <w:proofErr w:type="spellStart"/>
-      <w:r>
-        <w:rPr>
-          <w:color w:val="000000"/>
-          <w:szCs w:val="24"/>
-          <w:shd w:val="clear" w:color="auto" w:fill="FFFFFF"/>
-        </w:rPr>
-        <w:t>structures</w:t>
-      </w:r>
-      <w:proofErr w:type="spellEnd"/>
-      <w:r>
-        <w:rPr>
-          <w:color w:val="000000"/>
-          <w:szCs w:val="24"/>
-          <w:shd w:val="clear" w:color="auto" w:fill="FFFFFF"/>
-        </w:rPr>
-        <w:t xml:space="preserve">, </w:t>
-      </w:r>
-      <w:proofErr w:type="spellStart"/>
-      <w:r>
-        <w:rPr>
-          <w:color w:val="000000"/>
-          <w:szCs w:val="24"/>
-          <w:shd w:val="clear" w:color="auto" w:fill="FFFFFF"/>
-        </w:rPr>
-        <w:t>for</w:t>
-      </w:r>
-      <w:proofErr w:type="spellEnd"/>
-      <w:r>
-        <w:rPr>
-          <w:color w:val="000000"/>
-          <w:szCs w:val="24"/>
-          <w:shd w:val="clear" w:color="auto" w:fill="FFFFFF"/>
-        </w:rPr>
-        <w:t xml:space="preserve"> instance a tensor </w:t>
-      </w:r>
-      <w:proofErr w:type="spellStart"/>
-      <w:r>
-        <w:rPr>
-          <w:color w:val="000000"/>
-          <w:szCs w:val="24"/>
-          <w:shd w:val="clear" w:color="auto" w:fill="FFFFFF"/>
-        </w:rPr>
-        <w:t>specialization</w:t>
-      </w:r>
-      <w:proofErr w:type="spellEnd"/>
-      <w:r>
-        <w:rPr>
-          <w:color w:val="000000"/>
-          <w:szCs w:val="24"/>
-          <w:shd w:val="clear" w:color="auto" w:fill="FFFFFF"/>
-        </w:rPr>
-        <w:t xml:space="preserve"> as a matrix.</w:t>
-      </w:r>
-      <w:r>
-        <w:rPr>
-          <w:color w:val="000000"/>
-          <w:szCs w:val="24"/>
-          <w:shd w:val="clear" w:color="auto" w:fill="FFFFFF"/>
-        </w:rPr>
-        <w:t xml:space="preserve"> </w:t>
-      </w:r>
-      <w:proofErr w:type="spellStart"/>
-      <w:r>
-        <w:rPr>
-          <w:color w:val="000000"/>
-          <w:szCs w:val="24"/>
-          <w:shd w:val="clear" w:color="auto" w:fill="FFFFFF"/>
-        </w:rPr>
-        <w:t>This</w:t>
-      </w:r>
-      <w:proofErr w:type="spellEnd"/>
-      <w:r>
-        <w:rPr>
-          <w:color w:val="000000"/>
-          <w:szCs w:val="24"/>
-          <w:shd w:val="clear" w:color="auto" w:fill="FFFFFF"/>
-        </w:rPr>
-        <w:t xml:space="preserve"> </w:t>
-      </w:r>
-      <w:proofErr w:type="spellStart"/>
-      <w:r>
-        <w:rPr>
-          <w:color w:val="000000"/>
-          <w:szCs w:val="24"/>
-          <w:shd w:val="clear" w:color="auto" w:fill="FFFFFF"/>
-        </w:rPr>
-        <w:t>library</w:t>
-      </w:r>
-      <w:proofErr w:type="spellEnd"/>
-      <w:r>
-        <w:rPr>
-          <w:color w:val="000000"/>
-          <w:szCs w:val="24"/>
-          <w:shd w:val="clear" w:color="auto" w:fill="FFFFFF"/>
-        </w:rPr>
-        <w:t xml:space="preserve"> </w:t>
-      </w:r>
-      <w:proofErr w:type="spellStart"/>
-      <w:r>
-        <w:rPr>
-          <w:color w:val="000000"/>
-          <w:szCs w:val="24"/>
-          <w:shd w:val="clear" w:color="auto" w:fill="FFFFFF"/>
-        </w:rPr>
-        <w:t>is</w:t>
-      </w:r>
-      <w:proofErr w:type="spellEnd"/>
-      <w:r>
-        <w:rPr>
-          <w:color w:val="000000"/>
-          <w:szCs w:val="24"/>
-          <w:shd w:val="clear" w:color="auto" w:fill="FFFFFF"/>
-        </w:rPr>
-        <w:t xml:space="preserve"> </w:t>
-      </w:r>
-      <w:proofErr w:type="spellStart"/>
-      <w:r>
-        <w:rPr>
-          <w:color w:val="000000"/>
-          <w:szCs w:val="24"/>
-          <w:shd w:val="clear" w:color="auto" w:fill="FFFFFF"/>
-        </w:rPr>
-        <w:t>impemented</w:t>
-      </w:r>
-      <w:proofErr w:type="spellEnd"/>
-      <w:r>
-        <w:rPr>
-          <w:color w:val="000000"/>
-          <w:szCs w:val="24"/>
-          <w:shd w:val="clear" w:color="auto" w:fill="FFFFFF"/>
-        </w:rPr>
-        <w:t xml:space="preserve"> in C++ </w:t>
-      </w:r>
-      <w:proofErr w:type="spellStart"/>
-      <w:r>
-        <w:rPr>
-          <w:color w:val="000000"/>
-          <w:szCs w:val="24"/>
-          <w:shd w:val="clear" w:color="auto" w:fill="FFFFFF"/>
-        </w:rPr>
-        <w:t>programming</w:t>
-      </w:r>
-      <w:proofErr w:type="spellEnd"/>
-      <w:r>
-        <w:rPr>
-          <w:color w:val="000000"/>
-          <w:szCs w:val="24"/>
-          <w:shd w:val="clear" w:color="auto" w:fill="FFFFFF"/>
-        </w:rPr>
-        <w:t xml:space="preserve"> </w:t>
-      </w:r>
-      <w:proofErr w:type="spellStart"/>
-      <w:r>
-        <w:rPr>
-          <w:color w:val="000000"/>
-          <w:szCs w:val="24"/>
-          <w:shd w:val="clear" w:color="auto" w:fill="FFFFFF"/>
-        </w:rPr>
-        <w:t>language</w:t>
-      </w:r>
-      <w:proofErr w:type="spellEnd"/>
-      <w:r>
-        <w:rPr>
-          <w:color w:val="000000"/>
-          <w:szCs w:val="24"/>
-          <w:shd w:val="clear" w:color="auto" w:fill="FFFFFF"/>
-        </w:rPr>
-        <w:t xml:space="preserve">. </w:t>
-      </w:r>
-      <w:proofErr w:type="spellStart"/>
-      <w:r>
-        <w:rPr>
-          <w:color w:val="000000"/>
-          <w:szCs w:val="24"/>
-          <w:shd w:val="clear" w:color="auto" w:fill="FFFFFF"/>
-        </w:rPr>
-        <w:t>This</w:t>
-      </w:r>
-      <w:proofErr w:type="spellEnd"/>
-      <w:r>
-        <w:rPr>
-          <w:color w:val="000000"/>
-          <w:szCs w:val="24"/>
-          <w:shd w:val="clear" w:color="auto" w:fill="FFFFFF"/>
-        </w:rPr>
-        <w:t xml:space="preserve"> </w:t>
-      </w:r>
-      <w:proofErr w:type="spellStart"/>
-      <w:r>
-        <w:rPr>
-          <w:color w:val="000000"/>
-          <w:szCs w:val="24"/>
-          <w:shd w:val="clear" w:color="auto" w:fill="FFFFFF"/>
-        </w:rPr>
-        <w:t>work</w:t>
-      </w:r>
-      <w:proofErr w:type="spellEnd"/>
-      <w:r>
-        <w:rPr>
-          <w:color w:val="000000"/>
-          <w:szCs w:val="24"/>
-          <w:shd w:val="clear" w:color="auto" w:fill="FFFFFF"/>
-        </w:rPr>
-        <w:t xml:space="preserve"> </w:t>
-      </w:r>
-      <w:proofErr w:type="spellStart"/>
-      <w:r>
-        <w:rPr>
-          <w:color w:val="000000"/>
-          <w:szCs w:val="24"/>
-          <w:shd w:val="clear" w:color="auto" w:fill="FFFFFF"/>
-        </w:rPr>
-        <w:t>also</w:t>
-      </w:r>
-      <w:proofErr w:type="spellEnd"/>
-      <w:r>
-        <w:rPr>
-          <w:color w:val="000000"/>
-          <w:szCs w:val="24"/>
-          <w:shd w:val="clear" w:color="auto" w:fill="FFFFFF"/>
-        </w:rPr>
-        <w:t xml:space="preserve"> </w:t>
-      </w:r>
-      <w:proofErr w:type="spellStart"/>
-      <w:r>
-        <w:rPr>
-          <w:color w:val="000000"/>
-          <w:szCs w:val="24"/>
-          <w:shd w:val="clear" w:color="auto" w:fill="FFFFFF"/>
-        </w:rPr>
-        <w:t>deals</w:t>
-      </w:r>
-      <w:proofErr w:type="spellEnd"/>
-      <w:r>
-        <w:rPr>
-          <w:color w:val="000000"/>
-          <w:szCs w:val="24"/>
-          <w:shd w:val="clear" w:color="auto" w:fill="FFFFFF"/>
-        </w:rPr>
-        <w:t xml:space="preserve"> </w:t>
-      </w:r>
-      <w:proofErr w:type="spellStart"/>
-      <w:r>
-        <w:rPr>
-          <w:color w:val="000000"/>
-          <w:szCs w:val="24"/>
-          <w:shd w:val="clear" w:color="auto" w:fill="FFFFFF"/>
-        </w:rPr>
-        <w:t>with</w:t>
-      </w:r>
-      <w:proofErr w:type="spellEnd"/>
-      <w:r>
-        <w:rPr>
-          <w:color w:val="000000"/>
-          <w:szCs w:val="24"/>
-          <w:shd w:val="clear" w:color="auto" w:fill="FFFFFF"/>
-        </w:rPr>
-        <w:t xml:space="preserve"> </w:t>
-      </w:r>
-      <w:proofErr w:type="spellStart"/>
-      <w:r>
-        <w:rPr>
-          <w:color w:val="000000"/>
-          <w:szCs w:val="24"/>
-          <w:shd w:val="clear" w:color="auto" w:fill="FFFFFF"/>
-        </w:rPr>
-        <w:t>theoretical</w:t>
-      </w:r>
-      <w:proofErr w:type="spellEnd"/>
-      <w:r>
-        <w:rPr>
-          <w:color w:val="000000"/>
-          <w:szCs w:val="24"/>
-          <w:shd w:val="clear" w:color="auto" w:fill="FFFFFF"/>
-        </w:rPr>
-        <w:t xml:space="preserve"> use </w:t>
-      </w:r>
-      <w:proofErr w:type="spellStart"/>
-      <w:r>
-        <w:rPr>
-          <w:color w:val="000000"/>
-          <w:szCs w:val="24"/>
-          <w:shd w:val="clear" w:color="auto" w:fill="FFFFFF"/>
-        </w:rPr>
-        <w:t>of</w:t>
-      </w:r>
-      <w:proofErr w:type="spellEnd"/>
-      <w:r>
-        <w:rPr>
-          <w:color w:val="000000"/>
-          <w:szCs w:val="24"/>
-          <w:shd w:val="clear" w:color="auto" w:fill="FFFFFF"/>
-        </w:rPr>
-        <w:t xml:space="preserve"> tensor.</w:t>
+        <w:t xml:space="preserve"> This library is impemented in C++ programming language. This work also deals with theoretical use of tensor.</w:t>
       </w:r>
     </w:p>
     <w:p>
@@ -2413,61 +1611,7 @@
           <w:szCs w:val="24"/>
           <w:shd w:val="clear" w:color="auto" w:fill="FFFFFF"/>
         </w:rPr>
-        <w:t xml:space="preserve">ensor, data </w:t>
-      </w:r>
-      <w:proofErr w:type="spellStart"/>
-      <w:r>
-        <w:rPr>
-          <w:color w:val="000000"/>
-          <w:szCs w:val="24"/>
-          <w:shd w:val="clear" w:color="auto" w:fill="FFFFFF"/>
-        </w:rPr>
-        <w:t>structures</w:t>
-      </w:r>
-      <w:proofErr w:type="spellEnd"/>
-      <w:r>
-        <w:rPr>
-          <w:color w:val="000000"/>
-          <w:szCs w:val="24"/>
-          <w:shd w:val="clear" w:color="auto" w:fill="FFFFFF"/>
-        </w:rPr>
-        <w:t xml:space="preserve">, </w:t>
-      </w:r>
-      <w:proofErr w:type="spellStart"/>
-      <w:r>
-        <w:rPr>
-          <w:color w:val="000000"/>
-          <w:szCs w:val="24"/>
-          <w:shd w:val="clear" w:color="auto" w:fill="FFFFFF"/>
-        </w:rPr>
-        <w:t>parallelization</w:t>
-      </w:r>
-      <w:proofErr w:type="spellEnd"/>
-      <w:r>
-        <w:rPr>
-          <w:color w:val="000000"/>
-          <w:szCs w:val="24"/>
-          <w:shd w:val="clear" w:color="auto" w:fill="FFFFFF"/>
-        </w:rPr>
-        <w:t xml:space="preserve">, </w:t>
-      </w:r>
-      <w:proofErr w:type="spellStart"/>
-      <w:r>
-        <w:rPr>
-          <w:color w:val="000000"/>
-          <w:szCs w:val="24"/>
-          <w:shd w:val="clear" w:color="auto" w:fill="FFFFFF"/>
-        </w:rPr>
-        <w:t>library</w:t>
-      </w:r>
-      <w:proofErr w:type="spellEnd"/>
-      <w:r>
-        <w:rPr>
-          <w:color w:val="000000"/>
-          <w:szCs w:val="24"/>
-          <w:shd w:val="clear" w:color="auto" w:fill="FFFFFF"/>
-        </w:rPr>
-        <w:t>, C++, matrix</w:t>
+        <w:t>ensor, data structures, parallelization, library, C++, matrix</w:t>
       </w:r>
     </w:p>
     <w:p>
@@ -4918,7 +4062,6 @@
           <w:noProof/>
           <w:kern w:val="2"/>
           <w:szCs w:val="24"/>
-          <w:lang/>
           <w14:ligatures w14:val="standardContextual"/>
         </w:rPr>
       </w:pPr>
@@ -5034,7 +4177,6 @@
           <w:noProof/>
           <w:kern w:val="2"/>
           <w:szCs w:val="24"/>
-          <w:lang/>
           <w14:ligatures w14:val="standardContextual"/>
         </w:rPr>
       </w:pPr>
@@ -5529,7 +4671,6 @@
           <w:docGrid w:linePitch="360"/>
         </w:sectPr>
       </w:pPr>
-      <w:proofErr w:type="spellStart"/>
       <w:r>
         <w:rPr>
           <w:b/>
@@ -5540,7 +4681,6 @@
         </w:rPr>
         <w:t>Overhead</w:t>
       </w:r>
-      <w:proofErr w:type="spellEnd"/>
       <w:r>
         <w:rPr>
           <w:color w:val="000000"/>
@@ -5867,21 +5007,7 @@
         <w:rPr>
           <w:szCs w:val="24"/>
         </w:rPr>
-        <w:t xml:space="preserve"> nebo n-</w:t>
-      </w:r>
-      <w:proofErr w:type="spellStart"/>
-      <w:r>
-        <w:rPr>
-          <w:szCs w:val="24"/>
-        </w:rPr>
-        <w:t>nární</w:t>
-      </w:r>
-      <w:proofErr w:type="spellEnd"/>
-      <w:r>
-        <w:rPr>
-          <w:szCs w:val="24"/>
-        </w:rPr>
-        <w:t xml:space="preserve"> strom založený na implicitních vztazích.</w:t>
+        <w:t xml:space="preserve"> nebo n-nární strom založený na implicitních vztazích.</w:t>
       </w:r>
     </w:p>
     <w:p>
@@ -5991,16 +5117,8 @@
         <w:rPr>
           <w:szCs w:val="24"/>
         </w:rPr>
-        <w:t xml:space="preserve">ozšíření knihovny </w:t>
-      </w:r>
-      <w:proofErr w:type="spellStart"/>
-      <w:r>
-        <w:rPr>
-          <w:szCs w:val="24"/>
-        </w:rPr>
-        <w:t>Eigen</w:t>
-      </w:r>
-      <w:proofErr w:type="spellEnd"/>
+        <w:t>ozšíření knihovny Eigen</w:t>
+      </w:r>
       <w:r>
         <w:rPr>
           <w:szCs w:val="24"/>
@@ -6011,21 +5129,7 @@
         <w:rPr>
           <w:szCs w:val="24"/>
         </w:rPr>
-        <w:t>také nabízí tenzor, to rozšíření je ovšem označeno jako „</w:t>
-      </w:r>
-      <w:proofErr w:type="spellStart"/>
-      <w:r>
-        <w:rPr>
-          <w:szCs w:val="24"/>
-        </w:rPr>
-        <w:t>unsupported</w:t>
-      </w:r>
-      <w:proofErr w:type="spellEnd"/>
-      <w:r>
-        <w:rPr>
-          <w:szCs w:val="24"/>
-        </w:rPr>
-        <w:t>“</w:t>
+        <w:t>také nabízí tenzor, to rozšíření je ovšem označeno jako „unsupported“</w:t>
       </w:r>
       <w:r>
         <w:rPr>
@@ -6045,19 +5149,11 @@
         </w:rPr>
         <w:t xml:space="preserve"> Zajímavý je také </w:t>
       </w:r>
-      <w:proofErr w:type="spellStart"/>
-      <w:r>
-        <w:rPr>
-          <w:szCs w:val="24"/>
-        </w:rPr>
-        <w:t>Cyclops</w:t>
-      </w:r>
-      <w:proofErr w:type="spellEnd"/>
-      <w:r>
-        <w:rPr>
-          <w:szCs w:val="24"/>
-        </w:rPr>
-        <w:t xml:space="preserve"> Tensor Framework</w:t>
+      <w:r>
+        <w:rPr>
+          <w:szCs w:val="24"/>
+        </w:rPr>
+        <w:t>Cyclops Tensor Framework</w:t>
       </w:r>
       <w:r>
         <w:rPr>
@@ -6158,83 +5254,13 @@
         <w:rPr>
           <w:szCs w:val="24"/>
         </w:rPr>
-        <w:t xml:space="preserve"> (</w:t>
-      </w:r>
-      <w:proofErr w:type="spellStart"/>
-      <w:r>
-        <w:rPr>
-          <w:szCs w:val="24"/>
-        </w:rPr>
-        <w:t>copyable</w:t>
-      </w:r>
-      <w:proofErr w:type="spellEnd"/>
-      <w:r>
-        <w:rPr>
-          <w:szCs w:val="24"/>
-        </w:rPr>
-        <w:t xml:space="preserve">) a </w:t>
-      </w:r>
-      <w:proofErr w:type="spellStart"/>
-      <w:r>
-        <w:rPr>
-          <w:szCs w:val="24"/>
-        </w:rPr>
-        <w:t>stěhovatelný</w:t>
-      </w:r>
-      <w:proofErr w:type="spellEnd"/>
-      <w:r>
-        <w:rPr>
-          <w:szCs w:val="24"/>
-        </w:rPr>
-        <w:t xml:space="preserve"> (</w:t>
-      </w:r>
-      <w:proofErr w:type="spellStart"/>
-      <w:r>
-        <w:rPr>
-          <w:szCs w:val="24"/>
-        </w:rPr>
-        <w:t>moveable</w:t>
-      </w:r>
-      <w:proofErr w:type="spellEnd"/>
-      <w:r>
-        <w:rPr>
-          <w:szCs w:val="24"/>
-        </w:rPr>
-        <w:t>)</w:t>
-      </w:r>
-      <w:r>
-        <w:rPr>
-          <w:szCs w:val="24"/>
-        </w:rPr>
-        <w:t xml:space="preserve"> a také je výchoze </w:t>
-      </w:r>
-      <w:proofErr w:type="spellStart"/>
-      <w:r>
-        <w:rPr>
-          <w:szCs w:val="24"/>
-        </w:rPr>
-        <w:t>konstruktibilní</w:t>
-      </w:r>
-      <w:proofErr w:type="spellEnd"/>
-      <w:r>
-        <w:rPr>
-          <w:szCs w:val="24"/>
-        </w:rPr>
-        <w:t xml:space="preserve"> (default </w:t>
-      </w:r>
-      <w:proofErr w:type="spellStart"/>
-      <w:r>
-        <w:rPr>
-          <w:szCs w:val="24"/>
-        </w:rPr>
-        <w:t>constructible</w:t>
-      </w:r>
-      <w:proofErr w:type="spellEnd"/>
-      <w:r>
-        <w:rPr>
-          <w:szCs w:val="24"/>
-        </w:rPr>
-        <w:t>).</w:t>
+        <w:t xml:space="preserve"> (copyable) a stěhovatelný (moveable)</w:t>
+      </w:r>
+      <w:r>
+        <w:rPr>
+          <w:szCs w:val="24"/>
+        </w:rPr>
+        <w:t xml:space="preserve"> a také je výchoze konstruktibilní (default constructible).</w:t>
       </w:r>
       <w:r>
         <w:rPr>
@@ -6648,15 +5674,7 @@
         <w:t xml:space="preserve"> udržuje data.</w:t>
       </w:r>
       <w:r>
-        <w:t xml:space="preserve"> Jako konvence pro souřadnice byla vybrána big-</w:t>
-      </w:r>
-      <w:proofErr w:type="spellStart"/>
-      <w:r>
-        <w:t>endian</w:t>
-      </w:r>
-      <w:proofErr w:type="spellEnd"/>
-      <w:r>
-        <w:t>.</w:t>
+        <w:t xml:space="preserve"> Jako konvence pro souřadnice byla vybrána big-endian.</w:t>
       </w:r>
       <w:r>
         <w:t xml:space="preserve"> To zde znamená, že změna posledního čísla souřadnic posune vnitřní index dat o jednu a změna první souřadnice změní index o součin všech velikostí dimenzí kromě první (čili o největší číslo, o které se index může posunou u změny libovolné souřadnice o jed</w:t>
@@ -6813,21 +5831,7 @@
         <w:rPr>
           <w:lang w:eastAsia="cs-CZ"/>
         </w:rPr>
-        <w:t xml:space="preserve"> té největší (první dimenzi podle big-</w:t>
-      </w:r>
-      <w:proofErr w:type="spellStart"/>
-      <w:r>
-        <w:rPr>
-          <w:lang w:eastAsia="cs-CZ"/>
-        </w:rPr>
-        <w:t>endian</w:t>
-      </w:r>
-      <w:proofErr w:type="spellEnd"/>
-      <w:r>
-        <w:rPr>
-          <w:lang w:eastAsia="cs-CZ"/>
-        </w:rPr>
-        <w:t xml:space="preserve">). Příkladem to znamená, že nedefinitivní souřadnice o </w:t>
+        <w:t xml:space="preserve"> té největší (první dimenzi podle big-endian). Příkladem to znamená, že nedefinitivní souřadnice o </w:t>
       </w:r>
       <w:r>
         <w:rPr>
@@ -7313,7 +6317,6 @@
         </w:rPr>
         <w:t xml:space="preserve">. Velikost dimenze zahrnutá do výpočtu je zde jako </w:t>
       </w:r>
-      <w:proofErr w:type="spellStart"/>
       <w:r>
         <w:rPr>
           <w:i/>
@@ -7331,7 +6334,6 @@
         </w:rPr>
         <w:t>k</w:t>
       </w:r>
-      <w:proofErr w:type="spellEnd"/>
       <w:r>
         <w:rPr>
           <w:lang w:eastAsia="cs-CZ"/>
@@ -8330,7 +7332,6 @@
       <w:r>
         <w:t xml:space="preserve"> Pokud se toto řetězové přetečení dostane až na poslední souřadnici, tak se na výstupu metody vrátí hodnota </w:t>
       </w:r>
-      <w:proofErr w:type="spellStart"/>
       <w:r>
         <w:rPr>
           <w:b/>
@@ -8338,11 +7339,9 @@
         </w:rPr>
         <w:t>true</w:t>
       </w:r>
-      <w:proofErr w:type="spellEnd"/>
       <w:r>
         <w:t xml:space="preserve">, jinak se vrátí </w:t>
       </w:r>
-      <w:proofErr w:type="spellStart"/>
       <w:r>
         <w:rPr>
           <w:b/>
@@ -8350,7 +7349,6 @@
         </w:rPr>
         <w:t>false</w:t>
       </w:r>
-      <w:proofErr w:type="spellEnd"/>
       <w:r>
         <w:t>.</w:t>
       </w:r>
@@ -8461,15 +7459,7 @@
         <w:t xml:space="preserve"> V takovém případě totiž stačí uvnitř tenzoru projít toto jednorozměrné pole s daty a aplikovat danou operaci.</w:t>
       </w:r>
       <w:r>
-        <w:t xml:space="preserve"> Je to navíc jednoduše </w:t>
-      </w:r>
-      <w:proofErr w:type="spellStart"/>
-      <w:r>
-        <w:t>paralelizovatelné</w:t>
-      </w:r>
-      <w:proofErr w:type="spellEnd"/>
-      <w:r>
-        <w:t>, protože je zde mnoho výpočtů na sobě nezávislých.</w:t>
+        <w:t xml:space="preserve"> Je to navíc jednoduše paralelizovatelné, protože je zde mnoho výpočtů na sobě nezávislých.</w:t>
       </w:r>
       <w:r>
         <w:t xml:space="preserve"> To umožní relativně lehkou implementaci přetížení aritmetických a logických operátorů.</w:t>
@@ -8713,15 +7703,7 @@
         <w:t>od konce</w:t>
       </w:r>
       <w:r>
-        <w:t xml:space="preserve"> dle big-</w:t>
-      </w:r>
-      <w:proofErr w:type="spellStart"/>
-      <w:r>
-        <w:t>endian</w:t>
-      </w:r>
-      <w:proofErr w:type="spellEnd"/>
-      <w:r>
-        <w:t>)</w:t>
+        <w:t xml:space="preserve"> dle big-endian)</w:t>
       </w:r>
       <w:r>
         <w:t>.</w:t>
@@ -8741,15 +7723,7 @@
         <w:t>Pro d2 po prohození platí, že je na více signifikantním místě.</w:t>
       </w:r>
       <w:r>
-        <w:t xml:space="preserve"> Pro d1 platí, že je na méně signifikantním místě (a tím pádem až po d2 dle big-</w:t>
-      </w:r>
-      <w:proofErr w:type="spellStart"/>
-      <w:r>
-        <w:t>endian</w:t>
-      </w:r>
-      <w:proofErr w:type="spellEnd"/>
-      <w:r>
-        <w:t>).</w:t>
+        <w:t xml:space="preserve"> Pro d1 platí, že je na méně signifikantním místě (a tím pádem až po d2 dle big-endian).</w:t>
       </w:r>
     </w:p>
     <w:p>
@@ -8792,15 +7766,7 @@
         <w:jc w:val="both"/>
       </w:pPr>
       <w:r>
-        <w:t xml:space="preserve">Jelikož se jedná o prohození hodnot, tak to díky </w:t>
-      </w:r>
-      <w:proofErr w:type="spellStart"/>
-      <w:r>
-        <w:t>komutativitě</w:t>
-      </w:r>
-      <w:proofErr w:type="spellEnd"/>
-      <w:r>
-        <w:t xml:space="preserve"> násobení znamená nezměněný celkový po</w:t>
+        <w:t>Jelikož se jedná o prohození hodnot, tak to díky komutativitě násobení znamená nezměněný celkový po</w:t>
       </w:r>
       <w:r>
         <w:t>č</w:t>
@@ -9807,16 +8773,8 @@
         <w:rPr>
           <w:lang w:eastAsia="cs-CZ"/>
         </w:rPr>
-        <w:t xml:space="preserve"> podle big-</w:t>
-      </w:r>
-      <w:proofErr w:type="spellStart"/>
-      <w:r>
-        <w:rPr>
-          <w:lang w:eastAsia="cs-CZ"/>
-        </w:rPr>
-        <w:t>endian</w:t>
-      </w:r>
-      <w:proofErr w:type="spellEnd"/>
+        <w:t xml:space="preserve"> podle big-endian</w:t>
+      </w:r>
       <w:r>
         <w:rPr>
           <w:lang w:eastAsia="cs-CZ"/>
@@ -9839,21 +8797,7 @@
         <w:rPr>
           <w:lang w:eastAsia="cs-CZ"/>
         </w:rPr>
-        <w:t xml:space="preserve"> že jde pole prvků poskládat z prvního menšího dílu A </w:t>
-      </w:r>
-      <w:proofErr w:type="spellStart"/>
-      <w:r>
-        <w:rPr>
-          <w:lang w:eastAsia="cs-CZ"/>
-        </w:rPr>
-        <w:t>a</w:t>
-      </w:r>
-      <w:proofErr w:type="spellEnd"/>
-      <w:r>
-        <w:rPr>
-          <w:lang w:eastAsia="cs-CZ"/>
-        </w:rPr>
-        <w:t xml:space="preserve"> následující</w:t>
+        <w:t xml:space="preserve"> že jde pole prvků poskládat z prvního menšího dílu A a následující</w:t>
       </w:r>
       <w:r>
         <w:rPr>
@@ -10007,15 +8951,7 @@
         <w:t xml:space="preserve">operandů </w:t>
       </w:r>
       <w:r>
-        <w:t xml:space="preserve">v rámci </w:t>
-      </w:r>
-      <w:proofErr w:type="spellStart"/>
-      <w:r>
-        <w:t>komutativity</w:t>
-      </w:r>
-      <w:proofErr w:type="spellEnd"/>
-      <w:r>
-        <w:t>.</w:t>
+        <w:t>v rámci komutativity.</w:t>
       </w:r>
       <w:r>
         <w:t xml:space="preserve"> Takovéto funkce fungují</w:t>
@@ -10169,16 +9105,11 @@
         <w:t xml:space="preserve"> </w:t>
       </w:r>
       <w:r>
-        <w:t xml:space="preserve">Kopie tenzoru zkopíruje data i metadata tenzoru </w:t>
-      </w:r>
-      <w:proofErr w:type="spellStart"/>
-      <w:r>
-        <w:t>delega</w:t>
+        <w:t>Kopie tenzoru zkopíruje data i metadata tenzoru delega</w:t>
       </w:r>
       <w:r>
         <w:t>čně</w:t>
       </w:r>
-      <w:proofErr w:type="spellEnd"/>
       <w:r>
         <w:t xml:space="preserve"> přes kopii polí. Přesunutí</w:t>
       </w:r>
@@ -10186,15 +9117,7 @@
         <w:t xml:space="preserve"> opět za pomocí delegace na pole přesune pole dat i metadat. </w:t>
       </w:r>
       <w:r>
-        <w:t xml:space="preserve">Nakonec je tenzor </w:t>
-      </w:r>
-      <w:proofErr w:type="spellStart"/>
-      <w:r>
-        <w:t>konstruktibilní</w:t>
-      </w:r>
-      <w:proofErr w:type="spellEnd"/>
-      <w:r>
-        <w:t xml:space="preserve"> i bez parametrů, takzvaně výchozí cestou.</w:t>
+        <w:t>Nakonec je tenzor konstruktibilní i bez parametrů, takzvaně výchozí cestou.</w:t>
       </w:r>
       <w:r>
         <w:t xml:space="preserve"> Technicky vzato se nejedná o invalidní objekt, jenom je bezrozměrný.</w:t>
@@ -10275,37 +9198,19 @@
       <w:r>
         <w:t xml:space="preserve"> Veřejným rozhraním napodobuje rozhraní </w:t>
       </w:r>
-      <w:proofErr w:type="spellStart"/>
       <w:proofErr w:type="gramStart"/>
       <w:r>
-        <w:t>std</w:t>
-      </w:r>
-      <w:proofErr w:type="spellEnd"/>
-      <w:r>
-        <w:t>::</w:t>
-      </w:r>
-      <w:proofErr w:type="spellStart"/>
+        <w:t>std::</w:t>
+      </w:r>
       <w:proofErr w:type="gramEnd"/>
       <w:r>
-        <w:t>vector</w:t>
-      </w:r>
-      <w:proofErr w:type="spellEnd"/>
-      <w:r>
-        <w:t>.</w:t>
+        <w:t>vector.</w:t>
       </w:r>
       <w:r>
         <w:t xml:space="preserve"> Uvnitř si udržuje ukazatel na začátek pole, ukazatel na konec pole a ukazatel na konec kapacity pole.</w:t>
       </w:r>
       <w:r>
-        <w:t xml:space="preserve"> Udržuje si také objekt paměťového </w:t>
-      </w:r>
-      <w:proofErr w:type="spellStart"/>
-      <w:r>
-        <w:t>backendu</w:t>
-      </w:r>
-      <w:proofErr w:type="spellEnd"/>
-      <w:r>
-        <w:t xml:space="preserve">, který se stará o práci s pamětí a umožňuje kontejneru pracovat s různými druhy paměti díky vzoru </w:t>
+        <w:t xml:space="preserve"> Udržuje si také objekt paměťového backendu, který se stará o práci s pamětí a umožňuje kontejneru pracovat s různými druhy paměti díky vzoru </w:t>
       </w:r>
       <w:r>
         <w:t>vkládání</w:t>
@@ -10328,25 +9233,14 @@
       <w:r>
         <w:t xml:space="preserve"> Prvním z nich byla nevhodná implementace </w:t>
       </w:r>
-      <w:proofErr w:type="spellStart"/>
       <w:proofErr w:type="gramStart"/>
       <w:r>
-        <w:t>std</w:t>
-      </w:r>
-      <w:proofErr w:type="spellEnd"/>
-      <w:r>
-        <w:t>::</w:t>
-      </w:r>
-      <w:proofErr w:type="spellStart"/>
+        <w:t>std::</w:t>
+      </w:r>
       <w:proofErr w:type="gramEnd"/>
       <w:r>
-        <w:t>vector</w:t>
-      </w:r>
-      <w:proofErr w:type="spellEnd"/>
-      <w:r>
-        <w:t xml:space="preserve"> pro typ </w:t>
-      </w:r>
-      <w:proofErr w:type="spellStart"/>
+        <w:t xml:space="preserve">vector pro typ </w:t>
+      </w:r>
       <w:r>
         <w:rPr>
           <w:b/>
@@ -10354,20 +9248,11 @@
         </w:rPr>
         <w:t>bool</w:t>
       </w:r>
-      <w:proofErr w:type="spellEnd"/>
       <w:r>
         <w:t xml:space="preserve">. </w:t>
       </w:r>
       <w:r>
-        <w:t xml:space="preserve">Tato specializace totiž ukládá prvky do vektoru v podobě jednotlivých bitů vedle sebe. To sice šetří paměť oproti klasickému </w:t>
-      </w:r>
-      <w:proofErr w:type="spellStart"/>
-      <w:r>
-        <w:t>bool</w:t>
-      </w:r>
-      <w:proofErr w:type="spellEnd"/>
-      <w:r>
-        <w:t xml:space="preserve">, ale </w:t>
+        <w:t xml:space="preserve">Tato specializace totiž ukládá prvky do vektoru v podobě jednotlivých bitů vedle sebe. To sice šetří paměť oproti klasickému bool, ale </w:t>
       </w:r>
       <w:r>
         <w:t>znemožňovalo</w:t>
@@ -10387,23 +9272,13 @@
       <w:r>
         <w:t xml:space="preserve"> Alokátor pro </w:t>
       </w:r>
-      <w:proofErr w:type="spellStart"/>
       <w:proofErr w:type="gramStart"/>
       <w:r>
-        <w:t>std</w:t>
-      </w:r>
-      <w:proofErr w:type="spellEnd"/>
-      <w:r>
-        <w:t>::</w:t>
-      </w:r>
-      <w:proofErr w:type="spellStart"/>
+        <w:t>std::</w:t>
+      </w:r>
       <w:proofErr w:type="gramEnd"/>
       <w:r>
-        <w:t>vector</w:t>
-      </w:r>
-      <w:proofErr w:type="spellEnd"/>
-      <w:r>
-        <w:t xml:space="preserve"> se předává jako typový </w:t>
+        <w:t xml:space="preserve">vector se předává jako typový </w:t>
       </w:r>
       <w:proofErr w:type="gramStart"/>
       <w:r>
@@ -10519,13 +9394,8 @@
       <w:r>
         <w:t xml:space="preserve">paměťový </w:t>
       </w:r>
-      <w:proofErr w:type="spellStart"/>
-      <w:r>
-        <w:t>backend</w:t>
-      </w:r>
-      <w:proofErr w:type="spellEnd"/>
-      <w:r>
-        <w:t xml:space="preserve"> také předáván a kopírován</w:t>
+      <w:r>
+        <w:t>backend také předáván a kopírován</w:t>
       </w:r>
       <w:r>
         <w:t xml:space="preserve"> i přesto</w:t>
@@ -10534,40 +9404,19 @@
         <w:t>,</w:t>
       </w:r>
       <w:r>
-        <w:t xml:space="preserve"> že klasické kopírování a přesun jsou povoleny pouze pro kontejnery se stejným typem </w:t>
-      </w:r>
-      <w:proofErr w:type="spellStart"/>
-      <w:r>
-        <w:t>backendu</w:t>
-      </w:r>
-      <w:proofErr w:type="spellEnd"/>
+        <w:t xml:space="preserve"> že klasické kopírování a přesun jsou povoleny pouze pro kontejnery se stejným typem backendu</w:t>
+      </w:r>
       <w:r>
         <w:t>.</w:t>
       </w:r>
       <w:r>
-        <w:t xml:space="preserve"> Pro bezpečnou kopii do kontejneru s jiným </w:t>
-      </w:r>
-      <w:proofErr w:type="spellStart"/>
-      <w:r>
-        <w:t>backendem</w:t>
-      </w:r>
-      <w:proofErr w:type="spellEnd"/>
-      <w:r>
-        <w:t xml:space="preserve"> slouží speciální </w:t>
+        <w:t xml:space="preserve"> Pro bezpečnou kopii do kontejneru s jiným backendem slouží speciální </w:t>
       </w:r>
       <w:r>
         <w:t>metoda,</w:t>
       </w:r>
       <w:r>
-        <w:t xml:space="preserve"> do které se nový </w:t>
-      </w:r>
-      <w:proofErr w:type="spellStart"/>
-      <w:r>
-        <w:t>backend</w:t>
-      </w:r>
-      <w:proofErr w:type="spellEnd"/>
-      <w:r>
-        <w:t xml:space="preserve"> </w:t>
+        <w:t xml:space="preserve"> do které se nový backend </w:t>
       </w:r>
       <w:r>
         <w:t>vkládá</w:t>
@@ -10582,15 +9431,7 @@
         <w:t>zajistit</w:t>
       </w:r>
       <w:r>
-        <w:t xml:space="preserve"> bezpečný přesun z jednoho </w:t>
-      </w:r>
-      <w:proofErr w:type="spellStart"/>
-      <w:r>
-        <w:t>backendu</w:t>
-      </w:r>
-      <w:proofErr w:type="spellEnd"/>
-      <w:r>
-        <w:t xml:space="preserve"> do druhého.</w:t>
+        <w:t xml:space="preserve"> bezpečný přesun z jednoho backendu do druhého.</w:t>
       </w:r>
     </w:p>
     <w:p>
@@ -10601,23 +9442,13 @@
       <w:r>
         <w:t xml:space="preserve">Podobně jako u </w:t>
       </w:r>
-      <w:proofErr w:type="spellStart"/>
       <w:proofErr w:type="gramStart"/>
       <w:r>
-        <w:t>std</w:t>
-      </w:r>
-      <w:proofErr w:type="spellEnd"/>
-      <w:r>
-        <w:t>::</w:t>
-      </w:r>
-      <w:proofErr w:type="spellStart"/>
+        <w:t>std::</w:t>
+      </w:r>
       <w:proofErr w:type="gramEnd"/>
       <w:r>
-        <w:t>vector</w:t>
-      </w:r>
-      <w:proofErr w:type="spellEnd"/>
-      <w:r>
-        <w:t xml:space="preserve"> je možné místo okamžité změny velikosti paměť pouze rezervovat – tedy alokovat předem. Změna velikosti samotná je samozřejmostí.</w:t>
+        <w:t>vector je možné místo okamžité změny velikosti paměť pouze rezervovat – tedy alokovat předem. Změna velikosti samotná je samozřejmostí.</w:t>
       </w:r>
       <w:r>
         <w:t xml:space="preserve"> Existují také metody na vložení a odebrání prvků na konci.</w:t>
@@ -10712,23 +9543,13 @@
       <w:r>
         <w:t xml:space="preserve">Lineární kontejner nabízí také metody na vložení a odebrání prvků z libovolné pozice. Ovšem stejně jako u </w:t>
       </w:r>
-      <w:proofErr w:type="spellStart"/>
       <w:proofErr w:type="gramStart"/>
       <w:r>
-        <w:t>std</w:t>
-      </w:r>
-      <w:proofErr w:type="spellEnd"/>
-      <w:r>
-        <w:t>::</w:t>
-      </w:r>
-      <w:proofErr w:type="spellStart"/>
+        <w:t>std::</w:t>
+      </w:r>
       <w:proofErr w:type="gramEnd"/>
       <w:r>
-        <w:t>vector</w:t>
-      </w:r>
-      <w:proofErr w:type="spellEnd"/>
-      <w:r>
-        <w:t xml:space="preserve"> je tato operace často drahá, jelikož často vede k nutnosti posunou všechny následující prvky.</w:t>
+        <w:t>vector je tato operace často drahá, jelikož často vede k nutnosti posunou všechny následující prvky.</w:t>
       </w:r>
       <w:r>
         <w:t xml:space="preserve"> Tedy je složitosti O(len(L)), kde len(L) je délka lineárního kontejneru.</w:t>
@@ -10761,21 +9582,8 @@
         <w:t>kontrolují ekvivalenci, tak i pořadí.</w:t>
       </w:r>
       <w:r>
-        <w:t xml:space="preserve"> Nutno dodat, že zde k samotnému porovnání prvků dochází </w:t>
-      </w:r>
-      <w:proofErr w:type="spellStart"/>
-      <w:r>
-        <w:t>delegovaně</w:t>
-      </w:r>
-      <w:proofErr w:type="spellEnd"/>
-      <w:r>
-        <w:t xml:space="preserve"> přes paměťový </w:t>
-      </w:r>
-      <w:proofErr w:type="spellStart"/>
-      <w:r>
-        <w:t>backend</w:t>
-      </w:r>
-      <w:proofErr w:type="spellEnd"/>
+        <w:t xml:space="preserve"> Nutno dodat, že zde k samotnému porovnání prvků dochází delegovaně přes paměťový backend</w:t>
+      </w:r>
       <w:r>
         <w:t xml:space="preserve"> a metoda samotná pouze kontroluje velikosti a vrací výsledek.</w:t>
       </w:r>
@@ -10786,15 +9594,7 @@
         <w:jc w:val="both"/>
       </w:pPr>
       <w:r>
-        <w:t xml:space="preserve">Také je možno vrátit konec či začátek kontejneru jako </w:t>
-      </w:r>
-      <w:proofErr w:type="spellStart"/>
-      <w:r>
-        <w:t>iterátor</w:t>
-      </w:r>
-      <w:proofErr w:type="spellEnd"/>
-      <w:r>
-        <w:t xml:space="preserve"> v podobě ukazatele</w:t>
+        <w:t>Také je možno vrátit konec či začátek kontejneru jako iterátor v podobě ukazatele</w:t>
       </w:r>
       <w:r>
         <w:t>,</w:t>
@@ -11054,15 +9854,7 @@
         <w:t xml:space="preserve"> Jako algoritmus byl vybrán naivní přístup.</w:t>
       </w:r>
       <w:r>
-        <w:t xml:space="preserve"> Oproti </w:t>
-      </w:r>
-      <w:proofErr w:type="spellStart"/>
-      <w:r>
-        <w:t>Strassenovu</w:t>
-      </w:r>
-      <w:proofErr w:type="spellEnd"/>
-      <w:r>
-        <w:t xml:space="preserve"> algoritmu </w:t>
+        <w:t xml:space="preserve"> Oproti Strassenovu algoritmu </w:t>
       </w:r>
       <w:r>
         <w:t xml:space="preserve">komplexity </w:t>
@@ -11107,15 +9899,7 @@
         <w:t>3</w:t>
       </w:r>
       <w:r>
-        <w:t xml:space="preserve">). Nabízí ovšem daleko jednodušší zapojení paralelizace a celkově menší režii až do té míry, kdy předčí </w:t>
-      </w:r>
-      <w:proofErr w:type="spellStart"/>
-      <w:r>
-        <w:t>Strassenův</w:t>
-      </w:r>
-      <w:proofErr w:type="spellEnd"/>
-      <w:r>
-        <w:t xml:space="preserve"> algoritmus do velikých velikostí.</w:t>
+        <w:t>). Nabízí ovšem daleko jednodušší zapojení paralelizace a celkově menší režii až do té míry, kdy předčí Strassenův algoritmus do velikých velikostí.</w:t>
       </w:r>
     </w:p>
     <w:p>
@@ -11173,35 +9957,7 @@
         <w:rPr>
           <w:szCs w:val="24"/>
         </w:rPr>
-        <w:t>Samotná implementace této knihovny vynucuje přístup „</w:t>
-      </w:r>
-      <w:proofErr w:type="spellStart"/>
-      <w:r>
-        <w:rPr>
-          <w:szCs w:val="24"/>
-        </w:rPr>
-        <w:t>header-only</w:t>
-      </w:r>
-      <w:proofErr w:type="spellEnd"/>
-      <w:r>
-        <w:rPr>
-          <w:szCs w:val="24"/>
-        </w:rPr>
-        <w:t xml:space="preserve"> + source </w:t>
-      </w:r>
-      <w:proofErr w:type="spellStart"/>
-      <w:r>
-        <w:rPr>
-          <w:szCs w:val="24"/>
-        </w:rPr>
-        <w:t>code</w:t>
-      </w:r>
-      <w:proofErr w:type="spellEnd"/>
-      <w:r>
-        <w:rPr>
-          <w:szCs w:val="24"/>
-        </w:rPr>
-        <w:t>“ neboli přidání knihovny do uživatelského projektu pomocí hlavičkového souboru</w:t>
+        <w:t>Samotná implementace této knihovny vynucuje přístup „header-only + source code“ neboli přidání knihovny do uživatelského projektu pomocí hlavičkového souboru</w:t>
       </w:r>
       <w:r>
         <w:rPr>
@@ -11213,21 +9969,7 @@
         <w:rPr>
           <w:szCs w:val="24"/>
         </w:rPr>
-        <w:t>Kvůli použití šablon (</w:t>
-      </w:r>
-      <w:proofErr w:type="spellStart"/>
-      <w:r>
-        <w:rPr>
-          <w:szCs w:val="24"/>
-        </w:rPr>
-        <w:t>template</w:t>
-      </w:r>
-      <w:proofErr w:type="spellEnd"/>
-      <w:r>
-        <w:rPr>
-          <w:szCs w:val="24"/>
-        </w:rPr>
-        <w:t>) by bylo velice složité a nepraktické pokoušet se o předkompilovanou knihovnu – ať dynamickou či statickou.</w:t>
+        <w:t>Kvůli použití šablon (template) by bylo velice složité a nepraktické pokoušet se o předkompilovanou knihovnu – ať dynamickou či statickou.</w:t>
       </w:r>
     </w:p>
     <w:p>
@@ -11248,21 +9990,7 @@
         <w:rPr>
           <w:szCs w:val="24"/>
         </w:rPr>
-        <w:t xml:space="preserve"> Jinými slovy by uživatel měl být schopen naplno používat neparalelní verzi tenzoru bez toho, aniž by musel instalovat </w:t>
-      </w:r>
-      <w:proofErr w:type="spellStart"/>
-      <w:r>
-        <w:rPr>
-          <w:szCs w:val="24"/>
-        </w:rPr>
-        <w:t>AdaptiveCpp</w:t>
-      </w:r>
-      <w:proofErr w:type="spellEnd"/>
-      <w:r>
-        <w:rPr>
-          <w:szCs w:val="24"/>
-        </w:rPr>
-        <w:t xml:space="preserve"> nebo jinou knihovnu.</w:t>
+        <w:t xml:space="preserve"> Jinými slovy by uživatel měl být schopen naplno používat neparalelní verzi tenzoru bez toho, aniž by musel instalovat AdaptiveCpp nebo jinou knihovnu.</w:t>
       </w:r>
     </w:p>
     <w:p>
@@ -11293,16 +10021,11 @@
       <w:r>
         <w:t xml:space="preserve"> Na kompilaci kódu pro CPU byl použit kompilátor </w:t>
       </w:r>
-      <w:proofErr w:type="spellStart"/>
       <w:r>
         <w:t>C</w:t>
       </w:r>
       <w:r>
-        <w:t>lang</w:t>
-      </w:r>
-      <w:proofErr w:type="spellEnd"/>
-      <w:r>
-        <w:t xml:space="preserve"> verze </w:t>
+        <w:t xml:space="preserve">lang verze </w:t>
       </w:r>
       <w:r>
         <w:t>18.1.3</w:t>
@@ -11317,15 +10040,7 @@
         <w:t>knihovny GCC verze 13.</w:t>
       </w:r>
       <w:r>
-        <w:t xml:space="preserve"> Pro sestavení projektu byl použit </w:t>
-      </w:r>
-      <w:proofErr w:type="spellStart"/>
-      <w:r>
-        <w:t>CMake</w:t>
-      </w:r>
-      <w:proofErr w:type="spellEnd"/>
-      <w:r>
-        <w:t xml:space="preserve"> verze </w:t>
+        <w:t xml:space="preserve"> Pro sestavení projektu byl použit CMake verze </w:t>
       </w:r>
       <w:r>
         <w:t>3.28</w:t>
@@ -11347,14 +10062,9 @@
       </w:pPr>
       <w:bookmarkStart w:id="15" w:name="_Toc229952407"/>
       <w:r>
-        <w:t xml:space="preserve">2.1.1 </w:t>
-      </w:r>
-      <w:proofErr w:type="spellStart"/>
-      <w:r>
-        <w:t>AdaptiveCpp</w:t>
+        <w:t>2.1.1 AdaptiveCpp</w:t>
       </w:r>
       <w:bookmarkEnd w:id="15"/>
-      <w:proofErr w:type="spellEnd"/>
     </w:p>
     <w:p>
       <w:pPr>
@@ -11362,21 +10072,13 @@
         <w:jc w:val="both"/>
       </w:pPr>
       <w:r>
-        <w:t xml:space="preserve">Zajímavější je použitá knihovna </w:t>
-      </w:r>
-      <w:proofErr w:type="spellStart"/>
-      <w:r>
-        <w:t>Adap</w:t>
+        <w:t>Zajímavější je použitá knihovna Adap</w:t>
       </w:r>
       <w:r>
         <w:t>tiveCp</w:t>
       </w:r>
       <w:r>
-        <w:t>p</w:t>
-      </w:r>
-      <w:proofErr w:type="spellEnd"/>
-      <w:r>
-        <w:t xml:space="preserve"> [4]</w:t>
+        <w:t>p [4]</w:t>
       </w:r>
       <w:r>
         <w:t>, jejíž hlavní misí je implementace sta</w:t>
@@ -11399,159 +10101,104 @@
       <w:r>
         <w:t xml:space="preserve"> spravovaného </w:t>
       </w:r>
-      <w:proofErr w:type="spellStart"/>
-      <w:r>
-        <w:t>The</w:t>
-      </w:r>
-      <w:proofErr w:type="spellEnd"/>
+      <w:r>
+        <w:t>The Khronos Group</w:t>
+      </w:r>
+      <w:r>
+        <w:t>.</w:t>
+      </w:r>
+      <w:r>
+        <w:t xml:space="preserve"> SYCL standard definuje abstrakce pro umožnění heterogenního programování. To má umožnit použití více druhů výpočetních zařízení v jedné aplikaci. Například použití CPU (s možností jednoduché paralelizace), GPU a podobně.</w:t>
+      </w:r>
       <w:r>
         <w:t xml:space="preserve"> </w:t>
       </w:r>
-      <w:proofErr w:type="spellStart"/>
-      <w:r>
-        <w:t>Khronos</w:t>
-      </w:r>
-      <w:proofErr w:type="spellEnd"/>
-      <w:r>
-        <w:t xml:space="preserve"> Group</w:t>
+      <w:r>
+        <w:t xml:space="preserve">AdaptiveCpp </w:t>
+      </w:r>
+      <w:r>
+        <w:t>funguje jako abstrakční vrstva</w:t>
+      </w:r>
+      <w:r>
+        <w:t>,</w:t>
+      </w:r>
+      <w:r>
+        <w:t xml:space="preserve"> </w:t>
+      </w:r>
+      <w:r>
+        <w:t>která</w:t>
+      </w:r>
+      <w:r>
+        <w:t xml:space="preserve"> umí využít více různých backendů</w:t>
+      </w:r>
+      <w:r>
+        <w:t xml:space="preserve">: CUDA pro grafické karty od společnosti NVIDIA, ROCm/HIP pro grafické karty od AMD či OpenMD používající CPU (a tím pádem často používaný jako </w:t>
+      </w:r>
+      <w:r>
+        <w:t>jistící mechanismus pro případ nenalezení jiného za</w:t>
+      </w:r>
+      <w:r>
+        <w:t>ř</w:t>
+      </w:r>
+      <w:r>
+        <w:t>ízení</w:t>
+      </w:r>
+      <w:r>
+        <w:t>).</w:t>
+      </w:r>
+      <w:r>
+        <w:t xml:space="preserve"> Funguje tak</w:t>
+      </w:r>
+      <w:r>
+        <w:t>,</w:t>
+      </w:r>
+      <w:r>
+        <w:t xml:space="preserve"> že vezme SYCL kód, oddělí ho na host</w:t>
+      </w:r>
+      <w:r>
+        <w:t>itelský</w:t>
+      </w:r>
+      <w:r>
+        <w:t xml:space="preserve"> kód pro běh na CPU a kód pro zařízení, který je poté převeden </w:t>
+      </w:r>
+      <w:r>
+        <w:t xml:space="preserve">na </w:t>
+      </w:r>
+      <w:r>
+        <w:t>kód používaného backendu.</w:t>
+      </w:r>
+      <w:r>
+        <w:t xml:space="preserve"> Z pohledu </w:t>
+      </w:r>
+      <w:r>
+        <w:t>uživatele,</w:t>
+      </w:r>
+      <w:r>
+        <w:t xml:space="preserve"> </w:t>
+      </w:r>
+      <w:r>
+        <w:t>jenž</w:t>
+      </w:r>
+      <w:r>
+        <w:t xml:space="preserve"> píše kód</w:t>
+      </w:r>
+      <w:r>
+        <w:t>,</w:t>
+      </w:r>
+      <w:r>
+        <w:t xml:space="preserve"> vypadá jako běžná </w:t>
+      </w:r>
+      <w:r>
+        <w:t xml:space="preserve">C++ </w:t>
+      </w:r>
+      <w:r>
+        <w:t>knihovna</w:t>
       </w:r>
       <w:r>
         <w:t>.</w:t>
       </w:r>
       <w:r>
-        <w:t xml:space="preserve"> SYCL standard definuje abstrakce pro umožnění heterogenního programování. To má umožnit použití více druhů výpočetních zařízení v jedné aplikaci. Například použití CPU (s možností jednoduché paralelizace), GPU a podobně.</w:t>
-      </w:r>
-      <w:r>
-        <w:t xml:space="preserve"> </w:t>
-      </w:r>
-      <w:proofErr w:type="spellStart"/>
-      <w:r>
-        <w:t>AdaptiveCpp</w:t>
-      </w:r>
-      <w:proofErr w:type="spellEnd"/>
-      <w:r>
-        <w:t xml:space="preserve"> </w:t>
-      </w:r>
-      <w:r>
-        <w:t>funguje jako abstrakční vrstva</w:t>
-      </w:r>
-      <w:r>
-        <w:t>,</w:t>
-      </w:r>
-      <w:r>
-        <w:t xml:space="preserve"> </w:t>
-      </w:r>
-      <w:r>
-        <w:t>která</w:t>
-      </w:r>
-      <w:r>
-        <w:t xml:space="preserve"> umí využít více různých </w:t>
-      </w:r>
-      <w:proofErr w:type="spellStart"/>
-      <w:r>
-        <w:t>backendů</w:t>
-      </w:r>
-      <w:proofErr w:type="spellEnd"/>
-      <w:r>
-        <w:t xml:space="preserve">: CUDA pro grafické karty od společnosti NVIDIA, </w:t>
-      </w:r>
-      <w:proofErr w:type="spellStart"/>
-      <w:r>
-        <w:t>ROCm</w:t>
-      </w:r>
-      <w:proofErr w:type="spellEnd"/>
-      <w:r>
-        <w:t xml:space="preserve">/HIP pro grafické karty od AMD či </w:t>
-      </w:r>
-      <w:proofErr w:type="spellStart"/>
-      <w:r>
-        <w:t>OpenMD</w:t>
-      </w:r>
-      <w:proofErr w:type="spellEnd"/>
-      <w:r>
-        <w:t xml:space="preserve"> používající CPU (a tím pádem často používaný jako </w:t>
-      </w:r>
-      <w:r>
-        <w:t>jistící mechanismus pro případ nenalezení jiného za</w:t>
-      </w:r>
-      <w:r>
-        <w:t>ř</w:t>
-      </w:r>
-      <w:r>
-        <w:t>ízení</w:t>
-      </w:r>
-      <w:r>
-        <w:t>).</w:t>
-      </w:r>
-      <w:r>
-        <w:t xml:space="preserve"> Funguje tak</w:t>
-      </w:r>
-      <w:r>
-        <w:t>,</w:t>
-      </w:r>
-      <w:r>
-        <w:t xml:space="preserve"> že vezme SYCL kód, oddělí ho na host</w:t>
-      </w:r>
-      <w:r>
-        <w:t>itelský</w:t>
-      </w:r>
-      <w:r>
-        <w:t xml:space="preserve"> kód pro běh na CPU a kód pro zařízení, který je poté převeden </w:t>
-      </w:r>
-      <w:r>
-        <w:t xml:space="preserve">na </w:t>
-      </w:r>
-      <w:r>
-        <w:t xml:space="preserve">kód používaného </w:t>
-      </w:r>
-      <w:proofErr w:type="spellStart"/>
-      <w:r>
-        <w:t>backendu</w:t>
-      </w:r>
-      <w:proofErr w:type="spellEnd"/>
-      <w:r>
-        <w:t>.</w:t>
-      </w:r>
-      <w:r>
-        <w:t xml:space="preserve"> Z pohledu </w:t>
-      </w:r>
-      <w:r>
-        <w:t>uživatele,</w:t>
-      </w:r>
-      <w:r>
-        <w:t xml:space="preserve"> </w:t>
-      </w:r>
-      <w:r>
-        <w:t>jenž</w:t>
-      </w:r>
-      <w:r>
-        <w:t xml:space="preserve"> píše kód</w:t>
-      </w:r>
-      <w:r>
-        <w:t>,</w:t>
-      </w:r>
-      <w:r>
-        <w:t xml:space="preserve"> vypadá jako běžná </w:t>
-      </w:r>
-      <w:r>
-        <w:t xml:space="preserve">C++ </w:t>
-      </w:r>
-      <w:r>
-        <w:t>knihovna</w:t>
-      </w:r>
-      <w:r>
-        <w:t>.</w:t>
-      </w:r>
-      <w:r>
-        <w:t xml:space="preserve"> Z vnitřního pohledu </w:t>
-      </w:r>
-      <w:proofErr w:type="spellStart"/>
-      <w:r>
-        <w:t>AdaptiveCpp</w:t>
-      </w:r>
-      <w:proofErr w:type="spellEnd"/>
-      <w:r>
-        <w:t xml:space="preserve"> rozlišuje mezi hostitelem a jeho pamětí (typicky CPU + operační paměť) a zařízením (typicky GPU, ale může být i DPU a jiné).</w:t>
+        <w:t xml:space="preserve"> Z vnitřního pohledu AdaptiveCpp rozlišuje mezi hostitelem a jeho pamětí (typicky CPU + operační paměť) a zařízením (typicky GPU, ale může být i DPU a jiné).</w:t>
       </w:r>
     </w:p>
     <w:p>
@@ -11599,31 +10246,13 @@
       <w:r>
         <w:t xml:space="preserve"> a proto je často lepší mít paměť na zařízení a jenom v případě potřeby ji metodou </w:t>
       </w:r>
-      <w:proofErr w:type="spellStart"/>
       <w:proofErr w:type="gramStart"/>
       <w:r>
-        <w:t>sycl</w:t>
-      </w:r>
-      <w:proofErr w:type="spellEnd"/>
-      <w:r>
-        <w:t>::</w:t>
-      </w:r>
-      <w:proofErr w:type="spellStart"/>
-      <w:r>
-        <w:t>queue</w:t>
-      </w:r>
-      <w:proofErr w:type="spellEnd"/>
-      <w:r>
-        <w:t>::</w:t>
-      </w:r>
-      <w:proofErr w:type="spellStart"/>
+        <w:t>sycl::queue::</w:t>
+      </w:r>
       <w:proofErr w:type="gramEnd"/>
       <w:r>
-        <w:t>memcpy</w:t>
-      </w:r>
-      <w:proofErr w:type="spellEnd"/>
-      <w:r>
-        <w:t xml:space="preserve"> zkopírovat na ho</w:t>
+        <w:t>memcpy zkopírovat na ho</w:t>
       </w:r>
       <w:r>
         <w:t>stitele.</w:t>
@@ -11644,15 +10273,7 @@
         <w:t>spouštění jak jednotlivých úloh, tak hlavně spouštění paralelní úlohy</w:t>
       </w:r>
       <w:r>
-        <w:t xml:space="preserve"> v podobě metody </w:t>
-      </w:r>
-      <w:proofErr w:type="spellStart"/>
-      <w:r>
-        <w:t>parallel_for</w:t>
-      </w:r>
-      <w:proofErr w:type="spellEnd"/>
-      <w:r>
-        <w:t>, která poskytuje možnost určit počet pracovních položek a vložit lambdu s popisem, co dané položky mají dělat.</w:t>
+        <w:t xml:space="preserve"> v podobě metody parallel_for, která poskytuje možnost určit počet pracovních položek a vložit lambdu s popisem, co dané položky mají dělat.</w:t>
       </w:r>
       <w:r>
         <w:t xml:space="preserve"> Lambda může být nahrazena i funktorem (návrhovým vzorem</w:t>
@@ -11726,21 +10347,13 @@
         <w:t xml:space="preserve">Pro testování byl vybrán </w:t>
       </w:r>
       <w:r>
-        <w:t xml:space="preserve">framework </w:t>
-      </w:r>
-      <w:proofErr w:type="spellStart"/>
-      <w:r>
-        <w:t>Google</w:t>
+        <w:t>framework Google</w:t>
       </w:r>
       <w:r>
         <w:t>T</w:t>
       </w:r>
       <w:r>
-        <w:t>est</w:t>
-      </w:r>
-      <w:proofErr w:type="spellEnd"/>
-      <w:r>
-        <w:t>.</w:t>
+        <w:t>est.</w:t>
       </w:r>
       <w:r>
         <w:t xml:space="preserve"> Je vhodný díky své jednoduchosti použití a integrace </w:t>
@@ -11813,15 +10426,7 @@
         <w:t>.</w:t>
       </w:r>
       <w:r>
-        <w:t xml:space="preserve"> Koncepty jsou silně spjaté s generickým programováním, které je v C++ řešeno pomocí </w:t>
-      </w:r>
-      <w:proofErr w:type="spellStart"/>
-      <w:r>
-        <w:t>instanciace</w:t>
-      </w:r>
-      <w:proofErr w:type="spellEnd"/>
-      <w:r>
-        <w:t xml:space="preserve"> kódu podle příslušného typu.</w:t>
+        <w:t xml:space="preserve"> Koncepty jsou silně spjaté s generickým programováním, které je v C++ řešeno pomocí instanciace kódu podle příslušného typu.</w:t>
       </w:r>
       <w:r>
         <w:t xml:space="preserve"> Koncepty pomáhají omezovat typy, které se snaží </w:t>
@@ -11925,14 +10530,9 @@
         <w:t>2</w:t>
       </w:r>
       <w:r>
-        <w:t xml:space="preserve"> Paměťový </w:t>
-      </w:r>
-      <w:proofErr w:type="spellStart"/>
-      <w:r>
-        <w:t>backend</w:t>
+        <w:t xml:space="preserve"> Paměťový backend</w:t>
       </w:r>
       <w:bookmarkEnd w:id="19"/>
-      <w:proofErr w:type="spellEnd"/>
     </w:p>
     <w:p>
       <w:pPr>
@@ -11942,7 +10542,6 @@
       <w:r>
         <w:t xml:space="preserve">Jedná se o třídy splňující koncept </w:t>
       </w:r>
-      <w:proofErr w:type="spellStart"/>
       <w:r>
         <w:rPr>
           <w:b/>
@@ -11950,7 +10549,6 @@
         </w:rPr>
         <w:t>MemoryBackendConcept</w:t>
       </w:r>
-      <w:proofErr w:type="spellEnd"/>
       <w:r>
         <w:t>, které mají za účel řešit nejnižší správu paměti v projektu.</w:t>
       </w:r>
@@ -11979,15 +10577,7 @@
         <w:t xml:space="preserve"> Daná třída poté lineární kontejner používá pro jeho operace.</w:t>
       </w:r>
       <w:r>
-        <w:t xml:space="preserve"> Hlavní jsou u </w:t>
-      </w:r>
-      <w:proofErr w:type="spellStart"/>
-      <w:r>
-        <w:t>backendu</w:t>
-      </w:r>
-      <w:proofErr w:type="spellEnd"/>
-      <w:r>
-        <w:t xml:space="preserve"> jeho </w:t>
+        <w:t xml:space="preserve"> Hlavní jsou u backendu jeho </w:t>
       </w:r>
       <w:r>
         <w:t>metody,</w:t>
@@ -12008,15 +10598,7 @@
         <w:t>To se</w:t>
       </w:r>
       <w:r>
-        <w:t xml:space="preserve"> konkrétně hodilo u implementace </w:t>
-      </w:r>
-      <w:proofErr w:type="spellStart"/>
-      <w:r>
-        <w:t>MemoryBackendUSM</w:t>
-      </w:r>
-      <w:proofErr w:type="spellEnd"/>
-      <w:r>
-        <w:t>, kde třída potřeb</w:t>
+        <w:t xml:space="preserve"> konkrétně hodilo u implementace MemoryBackendUSM, kde třída potřeb</w:t>
       </w:r>
       <w:r>
         <w:t>uje</w:t>
@@ -12024,99 +10606,73 @@
       <w:r>
         <w:t xml:space="preserve"> ke své operaci ukazatel na </w:t>
       </w:r>
-      <w:proofErr w:type="spellStart"/>
       <w:proofErr w:type="gramStart"/>
       <w:r>
-        <w:t>sycl</w:t>
-      </w:r>
-      <w:proofErr w:type="spellEnd"/>
-      <w:r>
-        <w:t>::</w:t>
-      </w:r>
-      <w:proofErr w:type="spellStart"/>
+        <w:t>sycl::</w:t>
+      </w:r>
       <w:proofErr w:type="gramEnd"/>
       <w:r>
-        <w:t>queue</w:t>
-      </w:r>
-      <w:proofErr w:type="spellEnd"/>
+        <w:t>queue.</w:t>
+      </w:r>
+      <w:r>
+        <w:t xml:space="preserve"> </w:t>
+      </w:r>
+      <w:r>
+        <w:t>Tento backend je hlavní podporou ve správě paměti USM.</w:t>
+      </w:r>
+      <w:r>
+        <w:t xml:space="preserve"> Umí alokovat paměť i na GPU a často na GPU spouští i kód.</w:t>
+      </w:r>
+      <w:r>
+        <w:t xml:space="preserve"> Výhodou je možnost některé úkony, jako například hromadnou konstrukci a destrukci prvků</w:t>
+      </w:r>
+      <w:r>
+        <w:t>,</w:t>
+      </w:r>
+      <w:r>
+        <w:t xml:space="preserve"> paralelizovat.</w:t>
+      </w:r>
+      <w:r>
+        <w:t xml:space="preserve"> </w:t>
+      </w:r>
+      <w:r>
+        <w:t xml:space="preserve">Bylo možno paralelizovat třeba i porovnání rovnosti </w:t>
+      </w:r>
+      <w:r>
+        <w:t>prvků,</w:t>
+      </w:r>
+      <w:r>
+        <w:t xml:space="preserve"> a to díky nabízeným atomickým operacím</w:t>
+      </w:r>
+      <w:r>
+        <w:t>,</w:t>
+      </w:r>
+      <w:r>
+        <w:t xml:space="preserve"> </w:t>
+      </w:r>
+      <w:r>
+        <w:t>které</w:t>
+      </w:r>
+      <w:r>
+        <w:t xml:space="preserve"> SYCL nabízí</w:t>
+      </w:r>
       <w:r>
         <w:t>.</w:t>
       </w:r>
       <w:r>
+        <w:t xml:space="preserve"> Tak bylo možné mezi sebou prvky porovnat a zjištěné nerovnosti bezpečně a synchronizovaně zapsat</w:t>
+      </w:r>
+      <w:r>
+        <w:t xml:space="preserve"> tak, že se dalo poté zjistit, zda existuje alespoň jedna nerovná dvojice prvků</w:t>
+      </w:r>
+      <w:r>
+        <w:t>.</w:t>
+      </w:r>
+      <w:r>
         <w:t xml:space="preserve"> </w:t>
       </w:r>
       <w:r>
-        <w:t xml:space="preserve">Tento </w:t>
-      </w:r>
-      <w:proofErr w:type="spellStart"/>
-      <w:r>
-        <w:t>backend</w:t>
-      </w:r>
-      <w:proofErr w:type="spellEnd"/>
-      <w:r>
-        <w:t xml:space="preserve"> je hlavní podporou ve správě paměti USM.</w:t>
-      </w:r>
-      <w:r>
-        <w:t xml:space="preserve"> Umí alokovat paměť i na GPU a často na GPU spouští i kód.</w:t>
-      </w:r>
-      <w:r>
-        <w:t xml:space="preserve"> Výhodou je možnost některé úkony, jako například hromadnou konstrukci a destrukci prvků</w:t>
-      </w:r>
-      <w:r>
-        <w:t>,</w:t>
-      </w:r>
-      <w:r>
-        <w:t xml:space="preserve"> paralelizovat.</w:t>
-      </w:r>
-      <w:r>
-        <w:t xml:space="preserve"> </w:t>
-      </w:r>
-      <w:r>
-        <w:t xml:space="preserve">Bylo možno paralelizovat třeba i porovnání rovnosti </w:t>
-      </w:r>
-      <w:r>
-        <w:t>prvků,</w:t>
-      </w:r>
-      <w:r>
-        <w:t xml:space="preserve"> a to díky nabízeným atomickým operacím</w:t>
-      </w:r>
-      <w:r>
-        <w:t>,</w:t>
-      </w:r>
-      <w:r>
-        <w:t xml:space="preserve"> </w:t>
-      </w:r>
-      <w:r>
-        <w:t>které</w:t>
-      </w:r>
-      <w:r>
-        <w:t xml:space="preserve"> SYCL nabízí</w:t>
-      </w:r>
-      <w:r>
-        <w:t>.</w:t>
-      </w:r>
-      <w:r>
-        <w:t xml:space="preserve"> Tak bylo možné mezi sebou prvky porovnat a zjištěné nerovnosti bezpečně a synchronizovaně zapsat</w:t>
-      </w:r>
-      <w:r>
-        <w:t xml:space="preserve"> tak, že se dalo poté zjistit, zda existuje alespoň jedna nerovná dvojice prvků</w:t>
-      </w:r>
-      <w:r>
-        <w:t>.</w:t>
-      </w:r>
-      <w:r>
-        <w:t xml:space="preserve"> </w:t>
-      </w:r>
-      <w:r>
-        <w:t xml:space="preserve">Tento </w:t>
-      </w:r>
-      <w:proofErr w:type="spellStart"/>
-      <w:r>
-        <w:t>backend</w:t>
-      </w:r>
-      <w:proofErr w:type="spellEnd"/>
-      <w:r>
-        <w:t xml:space="preserve"> se může zdát méně zabezpečený, například proti kopiím netriviálně kopírovatelných objekt</w:t>
+        <w:t>Tento backend se může zdát méně zabezpečený, například proti kopiím netriviálně kopírovatelných objekt</w:t>
       </w:r>
       <w:r>
         <w:t>ů</w:t>
@@ -12124,23 +10680,13 @@
       <w:r>
         <w:t xml:space="preserve"> pomocí metod jako </w:t>
       </w:r>
-      <w:proofErr w:type="spellStart"/>
       <w:proofErr w:type="gramStart"/>
       <w:r>
-        <w:t>sycl</w:t>
-      </w:r>
-      <w:proofErr w:type="spellEnd"/>
-      <w:r>
-        <w:t>::</w:t>
-      </w:r>
-      <w:proofErr w:type="spellStart"/>
+        <w:t>sycl::</w:t>
+      </w:r>
       <w:proofErr w:type="gramEnd"/>
       <w:r>
-        <w:t>memcpy</w:t>
-      </w:r>
-      <w:proofErr w:type="spellEnd"/>
-      <w:r>
-        <w:t xml:space="preserve">, ale to není hrozba, jelikož standard SYCL stejně takovéto objekty alokovat </w:t>
+        <w:t xml:space="preserve">memcpy, ale to není hrozba, jelikož standard SYCL stejně takovéto objekty alokovat </w:t>
       </w:r>
       <w:r>
         <w:t xml:space="preserve">nebo přesouvat </w:t>
@@ -12182,31 +10728,7 @@
         <w:jc w:val="both"/>
       </w:pPr>
       <w:r>
-        <w:t xml:space="preserve">Druhou implementací paměťového </w:t>
-      </w:r>
-      <w:proofErr w:type="spellStart"/>
-      <w:r>
-        <w:t>backendu</w:t>
-      </w:r>
-      <w:proofErr w:type="spellEnd"/>
-      <w:r>
-        <w:t xml:space="preserve"> je </w:t>
-      </w:r>
-      <w:proofErr w:type="spellStart"/>
-      <w:r>
-        <w:t>MemoryBackend</w:t>
-      </w:r>
-      <w:proofErr w:type="spellEnd"/>
-      <w:r>
-        <w:t xml:space="preserve">. Ta slouží jako taková „výchozí“ třída, která je naprosto nezávislá na knihovně </w:t>
-      </w:r>
-      <w:proofErr w:type="spellStart"/>
-      <w:r>
-        <w:t>AdaptiveCpp</w:t>
-      </w:r>
-      <w:proofErr w:type="spellEnd"/>
-      <w:r>
-        <w:t xml:space="preserve"> a tím pádem použitelná </w:t>
+        <w:t xml:space="preserve">Druhou implementací paměťového backendu je MemoryBackend. Ta slouží jako taková „výchozí“ třída, která je naprosto nezávislá na knihovně AdaptiveCpp a tím pádem použitelná </w:t>
       </w:r>
       <w:r>
         <w:t>v případě</w:t>
@@ -12221,15 +10743,7 @@
         <w:t xml:space="preserve"> uživatel nechce s knihovnou pracovat.</w:t>
       </w:r>
       <w:r>
-        <w:t xml:space="preserve"> Tento </w:t>
-      </w:r>
-      <w:proofErr w:type="spellStart"/>
-      <w:r>
-        <w:t>backend</w:t>
-      </w:r>
-      <w:proofErr w:type="spellEnd"/>
-      <w:r>
-        <w:t xml:space="preserve"> </w:t>
+        <w:t xml:space="preserve"> Tento backend </w:t>
       </w:r>
       <w:r>
         <w:t>se dá považovat za výchozí a také je tak použit, pokud uživatel nespecifikuje jiný.</w:t>
@@ -12252,33 +10766,17 @@
           <w:lang w:eastAsia="cs-CZ"/>
         </w:rPr>
       </w:pPr>
-      <w:proofErr w:type="spellStart"/>
       <w:r>
         <w:rPr>
           <w:lang w:eastAsia="cs-CZ"/>
         </w:rPr>
         <w:t>Backendy</w:t>
       </w:r>
-      <w:proofErr w:type="spellEnd"/>
-      <w:r>
-        <w:rPr>
-          <w:lang w:eastAsia="cs-CZ"/>
-        </w:rPr>
-        <w:t xml:space="preserve"> se snaží o zarovnání alokace na určitý počet bytů kvůli větší </w:t>
-      </w:r>
-      <w:proofErr w:type="spellStart"/>
-      <w:r>
-        <w:rPr>
-          <w:lang w:eastAsia="cs-CZ"/>
-        </w:rPr>
-        <w:t>cache</w:t>
-      </w:r>
-      <w:proofErr w:type="spellEnd"/>
-      <w:r>
-        <w:rPr>
-          <w:lang w:eastAsia="cs-CZ"/>
-        </w:rPr>
-        <w:t xml:space="preserve"> přívětivosti (která často čte po 64 bytech) a také případným SIMD instrukcím, které kompilátor poté může jednodušeji uplatni</w:t>
+      <w:r>
+        <w:rPr>
+          <w:lang w:eastAsia="cs-CZ"/>
+        </w:rPr>
+        <w:t xml:space="preserve"> se snaží o zarovnání alokace na určitý počet bytů kvůli větší cache přívětivosti (která často čte po 64 bytech) a také případným SIMD instrukcím, které kompilátor poté může jednodušeji uplatni</w:t>
       </w:r>
       <w:r>
         <w:rPr>
@@ -12362,21 +10860,7 @@
         <w:rPr>
           <w:lang w:eastAsia="cs-CZ"/>
         </w:rPr>
-        <w:t>V projektu jako třída „</w:t>
-      </w:r>
-      <w:proofErr w:type="spellStart"/>
-      <w:r>
-        <w:rPr>
-          <w:lang w:eastAsia="cs-CZ"/>
-        </w:rPr>
-        <w:t>LinearContainer</w:t>
-      </w:r>
-      <w:proofErr w:type="spellEnd"/>
-      <w:r>
-        <w:rPr>
-          <w:lang w:eastAsia="cs-CZ"/>
-        </w:rPr>
-        <w:t xml:space="preserve">“. </w:t>
+        <w:t xml:space="preserve">V projektu jako třída „LinearContainer“. </w:t>
       </w:r>
       <w:r>
         <w:rPr>
@@ -12400,21 +10884,7 @@
         <w:rPr>
           <w:lang w:eastAsia="cs-CZ"/>
         </w:rPr>
-        <w:t>Používá šablonu (</w:t>
-      </w:r>
-      <w:proofErr w:type="spellStart"/>
-      <w:r>
-        <w:rPr>
-          <w:lang w:eastAsia="cs-CZ"/>
-        </w:rPr>
-        <w:t>template</w:t>
-      </w:r>
-      <w:proofErr w:type="spellEnd"/>
-      <w:r>
-        <w:rPr>
-          <w:lang w:eastAsia="cs-CZ"/>
-        </w:rPr>
-        <w:t xml:space="preserve">) pro možnost uložení libovolného datového typu. </w:t>
+        <w:t xml:space="preserve">Používá šablonu (template) pro možnost uložení libovolného datového typu. </w:t>
       </w:r>
       <w:r>
         <w:rPr>
@@ -12422,35 +10892,19 @@
         </w:rPr>
         <w:t xml:space="preserve">Motivace k jeho implementaci je potřeba kontejneru s rozhraním napodobujícím </w:t>
       </w:r>
-      <w:proofErr w:type="spellStart"/>
       <w:proofErr w:type="gramStart"/>
       <w:r>
         <w:rPr>
           <w:lang w:eastAsia="cs-CZ"/>
         </w:rPr>
-        <w:t>std</w:t>
-      </w:r>
-      <w:proofErr w:type="spellEnd"/>
-      <w:r>
-        <w:rPr>
-          <w:lang w:eastAsia="cs-CZ"/>
-        </w:rPr>
-        <w:t>::</w:t>
-      </w:r>
-      <w:proofErr w:type="spellStart"/>
+        <w:t>std::</w:t>
+      </w:r>
       <w:proofErr w:type="gramEnd"/>
       <w:r>
         <w:rPr>
           <w:lang w:eastAsia="cs-CZ"/>
         </w:rPr>
-        <w:t>vector</w:t>
-      </w:r>
-      <w:proofErr w:type="spellEnd"/>
-      <w:r>
-        <w:rPr>
-          <w:lang w:eastAsia="cs-CZ"/>
-        </w:rPr>
-        <w:t xml:space="preserve">, ale </w:t>
+        <w:t xml:space="preserve">vector, ale </w:t>
       </w:r>
       <w:r>
         <w:rPr>
@@ -12464,35 +10918,19 @@
         </w:rPr>
         <w:t>, jelikož existuje potřeba pro speciální alokaci paměti na různých zařízeních (například GPU), kterou ani vlastní alokátor použitý s </w:t>
       </w:r>
-      <w:proofErr w:type="spellStart"/>
       <w:proofErr w:type="gramStart"/>
       <w:r>
         <w:rPr>
           <w:lang w:eastAsia="cs-CZ"/>
         </w:rPr>
-        <w:t>std</w:t>
-      </w:r>
-      <w:proofErr w:type="spellEnd"/>
-      <w:r>
-        <w:rPr>
-          <w:lang w:eastAsia="cs-CZ"/>
-        </w:rPr>
-        <w:t>::</w:t>
-      </w:r>
-      <w:proofErr w:type="spellStart"/>
+        <w:t>std::</w:t>
+      </w:r>
       <w:proofErr w:type="gramEnd"/>
       <w:r>
         <w:rPr>
           <w:lang w:eastAsia="cs-CZ"/>
         </w:rPr>
-        <w:t>vector</w:t>
-      </w:r>
-      <w:proofErr w:type="spellEnd"/>
-      <w:r>
-        <w:rPr>
-          <w:lang w:eastAsia="cs-CZ"/>
-        </w:rPr>
-        <w:t xml:space="preserve"> nemůže pokrýt.</w:t>
+        <w:t>vector nemůže pokrýt.</w:t>
       </w:r>
     </w:p>
     <w:p>
@@ -12507,16 +10945,8 @@
         <w:rPr>
           <w:lang w:eastAsia="cs-CZ"/>
         </w:rPr>
-        <w:t xml:space="preserve">Jak již naznačuje držení kapacity, tak je tento kontejner navržen i na postupné přidávání prvků pomocí metody </w:t>
-      </w:r>
-      <w:proofErr w:type="spellStart"/>
-      <w:r>
-        <w:rPr>
-          <w:lang w:eastAsia="cs-CZ"/>
-        </w:rPr>
-        <w:t>push_back</w:t>
-      </w:r>
-      <w:proofErr w:type="spellEnd"/>
+        <w:t>Jak již naznačuje držení kapacity, tak je tento kontejner navržen i na postupné přidávání prvků pomocí metody push_back</w:t>
+      </w:r>
       <w:r>
         <w:rPr>
           <w:lang w:eastAsia="cs-CZ"/>
@@ -12616,35 +11046,19 @@
         </w:rPr>
         <w:t xml:space="preserve">Pro kopírování, porovnávání či konstrukci a destrukci jsou v případě triviálně manipulovatelných typů (kontrolováno například pomocí </w:t>
       </w:r>
-      <w:proofErr w:type="spellStart"/>
       <w:proofErr w:type="gramStart"/>
       <w:r>
         <w:rPr>
           <w:lang w:eastAsia="cs-CZ"/>
         </w:rPr>
-        <w:t>std</w:t>
-      </w:r>
-      <w:proofErr w:type="spellEnd"/>
-      <w:r>
-        <w:rPr>
-          <w:lang w:eastAsia="cs-CZ"/>
-        </w:rPr>
-        <w:t>::</w:t>
-      </w:r>
-      <w:proofErr w:type="spellStart"/>
+        <w:t>std::</w:t>
+      </w:r>
       <w:proofErr w:type="gramEnd"/>
       <w:r>
         <w:rPr>
           <w:lang w:eastAsia="cs-CZ"/>
         </w:rPr>
-        <w:t>is_trivially_copyable_v</w:t>
-      </w:r>
-      <w:proofErr w:type="spellEnd"/>
-      <w:r>
-        <w:rPr>
-          <w:lang w:eastAsia="cs-CZ"/>
-        </w:rPr>
-        <w:t>&lt;T&gt;</w:t>
+        <w:t>is_trivially_copyable_v&lt;T&gt;</w:t>
       </w:r>
       <w:r>
         <w:rPr>
@@ -12652,79 +11066,45 @@
         </w:rPr>
         <w:t xml:space="preserve">) jsou použity </w:t>
       </w:r>
-      <w:proofErr w:type="spellStart"/>
       <w:r>
         <w:rPr>
           <w:lang w:eastAsia="cs-CZ"/>
         </w:rPr>
         <w:t>nízkoúrovňové</w:t>
       </w:r>
-      <w:proofErr w:type="spellEnd"/>
       <w:r>
         <w:rPr>
           <w:lang w:eastAsia="cs-CZ"/>
         </w:rPr>
         <w:t xml:space="preserve"> funkce standartní knihovny jako například </w:t>
       </w:r>
-      <w:proofErr w:type="spellStart"/>
       <w:proofErr w:type="gramStart"/>
       <w:r>
         <w:rPr>
           <w:lang w:eastAsia="cs-CZ"/>
         </w:rPr>
-        <w:t>std</w:t>
-      </w:r>
-      <w:proofErr w:type="spellEnd"/>
-      <w:r>
-        <w:rPr>
-          <w:lang w:eastAsia="cs-CZ"/>
-        </w:rPr>
-        <w:t>::</w:t>
-      </w:r>
-      <w:proofErr w:type="spellStart"/>
+        <w:t>std::</w:t>
+      </w:r>
       <w:proofErr w:type="gramEnd"/>
       <w:r>
         <w:rPr>
           <w:lang w:eastAsia="cs-CZ"/>
         </w:rPr>
-        <w:t>memcpy</w:t>
-      </w:r>
-      <w:proofErr w:type="spellEnd"/>
-      <w:r>
-        <w:rPr>
-          <w:lang w:eastAsia="cs-CZ"/>
-        </w:rPr>
-        <w:t xml:space="preserve"> či </w:t>
-      </w:r>
-      <w:proofErr w:type="spellStart"/>
+        <w:t xml:space="preserve">memcpy či </w:t>
+      </w:r>
       <w:proofErr w:type="gramStart"/>
       <w:r>
         <w:rPr>
           <w:lang w:eastAsia="cs-CZ"/>
         </w:rPr>
-        <w:t>std</w:t>
-      </w:r>
-      <w:proofErr w:type="spellEnd"/>
-      <w:r>
-        <w:rPr>
-          <w:lang w:eastAsia="cs-CZ"/>
-        </w:rPr>
-        <w:t>::</w:t>
-      </w:r>
-      <w:proofErr w:type="spellStart"/>
+        <w:t>std::</w:t>
+      </w:r>
       <w:proofErr w:type="gramEnd"/>
       <w:r>
         <w:rPr>
           <w:lang w:eastAsia="cs-CZ"/>
         </w:rPr>
-        <w:t>memcmp</w:t>
-      </w:r>
-      <w:proofErr w:type="spellEnd"/>
-      <w:r>
-        <w:rPr>
-          <w:lang w:eastAsia="cs-CZ"/>
-        </w:rPr>
-        <w:t xml:space="preserve"> a podobně.</w:t>
+        <w:t>memcmp a podobně.</w:t>
       </w:r>
     </w:p>
     <w:p>
@@ -12741,35 +11121,19 @@
         </w:rPr>
         <w:t xml:space="preserve">Z venkovního hlediska se rozhraní této třídy velmi podobá </w:t>
       </w:r>
-      <w:proofErr w:type="spellStart"/>
       <w:proofErr w:type="gramStart"/>
       <w:r>
         <w:rPr>
           <w:lang w:eastAsia="cs-CZ"/>
         </w:rPr>
-        <w:t>std</w:t>
-      </w:r>
-      <w:proofErr w:type="spellEnd"/>
-      <w:r>
-        <w:rPr>
-          <w:lang w:eastAsia="cs-CZ"/>
-        </w:rPr>
-        <w:t>::</w:t>
-      </w:r>
-      <w:proofErr w:type="spellStart"/>
+        <w:t>std::</w:t>
+      </w:r>
       <w:proofErr w:type="gramEnd"/>
       <w:r>
         <w:rPr>
           <w:lang w:eastAsia="cs-CZ"/>
         </w:rPr>
-        <w:t>vector</w:t>
-      </w:r>
-      <w:proofErr w:type="spellEnd"/>
-      <w:r>
-        <w:rPr>
-          <w:lang w:eastAsia="cs-CZ"/>
-        </w:rPr>
-        <w:t xml:space="preserve"> ze standartní knihovny.</w:t>
+        <w:t>vector ze standartní knihovny.</w:t>
       </w:r>
       <w:r>
         <w:rPr>
@@ -12787,21 +11151,7 @@
         <w:rPr>
           <w:lang w:eastAsia="cs-CZ"/>
         </w:rPr>
-        <w:t xml:space="preserve">se kopírovat i stěhovat díky copy a </w:t>
-      </w:r>
-      <w:proofErr w:type="spellStart"/>
-      <w:r>
-        <w:rPr>
-          <w:lang w:eastAsia="cs-CZ"/>
-        </w:rPr>
-        <w:t>move</w:t>
-      </w:r>
-      <w:proofErr w:type="spellEnd"/>
-      <w:r>
-        <w:rPr>
-          <w:lang w:eastAsia="cs-CZ"/>
-        </w:rPr>
-        <w:t xml:space="preserve"> konstruktoru a </w:t>
+        <w:t xml:space="preserve">se kopírovat i stěhovat díky copy a move konstruktoru a </w:t>
       </w:r>
       <w:r>
         <w:rPr>
@@ -12909,49 +11259,19 @@
         </w:rPr>
         <w:t xml:space="preserve">, ze stejného rozhraní u </w:t>
       </w:r>
-      <w:proofErr w:type="spellStart"/>
       <w:proofErr w:type="gramStart"/>
       <w:r>
         <w:rPr>
           <w:lang w:eastAsia="cs-CZ"/>
         </w:rPr>
-        <w:t>std</w:t>
-      </w:r>
-      <w:proofErr w:type="spellEnd"/>
-      <w:r>
-        <w:rPr>
-          <w:lang w:eastAsia="cs-CZ"/>
-        </w:rPr>
-        <w:t>::</w:t>
-      </w:r>
-      <w:proofErr w:type="spellStart"/>
+        <w:t>std::</w:t>
+      </w:r>
       <w:proofErr w:type="gramEnd"/>
       <w:r>
         <w:rPr>
           <w:lang w:eastAsia="cs-CZ"/>
         </w:rPr>
-        <w:t>vector</w:t>
-      </w:r>
-      <w:proofErr w:type="spellEnd"/>
-      <w:r>
-        <w:rPr>
-          <w:lang w:eastAsia="cs-CZ"/>
-        </w:rPr>
-        <w:t xml:space="preserve"> dostat </w:t>
-      </w:r>
-      <w:proofErr w:type="spellStart"/>
-      <w:r>
-        <w:rPr>
-          <w:lang w:eastAsia="cs-CZ"/>
-        </w:rPr>
-        <w:t>iterátory</w:t>
-      </w:r>
-      <w:proofErr w:type="spellEnd"/>
-      <w:r>
-        <w:rPr>
-          <w:lang w:eastAsia="cs-CZ"/>
-        </w:rPr>
-        <w:t xml:space="preserve"> jak dopředu</w:t>
+        <w:t>vector dostat iterátory jak dopředu</w:t>
       </w:r>
       <w:r>
         <w:rPr>
@@ -12969,21 +11289,7 @@
         <w:rPr>
           <w:lang w:eastAsia="cs-CZ"/>
         </w:rPr>
-        <w:t xml:space="preserve">. </w:t>
-      </w:r>
-      <w:proofErr w:type="spellStart"/>
-      <w:r>
-        <w:rPr>
-          <w:lang w:eastAsia="cs-CZ"/>
-        </w:rPr>
-        <w:t>Iterátor</w:t>
-      </w:r>
-      <w:proofErr w:type="spellEnd"/>
-      <w:r>
-        <w:rPr>
-          <w:lang w:eastAsia="cs-CZ"/>
-        </w:rPr>
-        <w:t xml:space="preserve"> je pro jednoduchost ukazatel, což je jednoduché a efektivní</w:t>
+        <w:t>. Iterátor je pro jednoduchost ukazatel, což je jednoduché a efektivní</w:t>
       </w:r>
       <w:r>
         <w:rPr>
@@ -13107,7 +11413,6 @@
         </w:rPr>
         <w:t xml:space="preserve">Tato třída splňuje koncept </w:t>
       </w:r>
-      <w:proofErr w:type="spellStart"/>
       <w:r>
         <w:rPr>
           <w:b/>
@@ -13116,7 +11421,6 @@
         </w:rPr>
         <w:t>TensorConcept</w:t>
       </w:r>
-      <w:proofErr w:type="spellEnd"/>
       <w:r>
         <w:rPr>
           <w:lang w:eastAsia="cs-CZ"/>
@@ -13182,41 +11486,13 @@
           <w:lang w:eastAsia="cs-CZ"/>
         </w:rPr>
         <w:lastRenderedPageBreak/>
-        <w:t xml:space="preserve">umožňuje uživateli zvolit si, na jakém paměťovém </w:t>
-      </w:r>
-      <w:proofErr w:type="spellStart"/>
-      <w:r>
-        <w:rPr>
-          <w:lang w:eastAsia="cs-CZ"/>
-        </w:rPr>
-        <w:t>backendu</w:t>
-      </w:r>
-      <w:proofErr w:type="spellEnd"/>
-      <w:r>
-        <w:rPr>
-          <w:lang w:eastAsia="cs-CZ"/>
-        </w:rPr>
-        <w:t xml:space="preserve"> budou data a zvlášť metadata uložena.</w:t>
-      </w:r>
-      <w:r>
-        <w:rPr>
-          <w:lang w:eastAsia="cs-CZ"/>
-        </w:rPr>
-        <w:t xml:space="preserve"> Jako výchozí hodnota, použitelná ideálně pro neparalelní verzi tenzoru, byl použit </w:t>
-      </w:r>
-      <w:proofErr w:type="spellStart"/>
-      <w:r>
-        <w:rPr>
-          <w:lang w:eastAsia="cs-CZ"/>
-        </w:rPr>
-        <w:t>MemoryBackend</w:t>
-      </w:r>
-      <w:proofErr w:type="spellEnd"/>
-      <w:r>
-        <w:rPr>
-          <w:lang w:eastAsia="cs-CZ"/>
-        </w:rPr>
-        <w:t>. Není ho ovšem nutno specifikovat, jelikož je to také výchozí hodnota pro lineární kontejner.</w:t>
+        <w:t>umožňuje uživateli zvolit si, na jakém paměťovém backendu budou data a zvlášť metadata uložena.</w:t>
+      </w:r>
+      <w:r>
+        <w:rPr>
+          <w:lang w:eastAsia="cs-CZ"/>
+        </w:rPr>
+        <w:t xml:space="preserve"> Jako výchozí hodnota, použitelná ideálně pro neparalelní verzi tenzoru, byl použit MemoryBackend. Není ho ovšem nutno specifikovat, jelikož je to také výchozí hodnota pro lineární kontejner.</w:t>
       </w:r>
     </w:p>
     <w:p>
@@ -13285,35 +11561,7 @@
         <w:rPr>
           <w:lang w:eastAsia="cs-CZ"/>
         </w:rPr>
-        <w:t xml:space="preserve"> má zvláštní specializaci pro datový typ </w:t>
-      </w:r>
-      <w:proofErr w:type="spellStart"/>
-      <w:r>
-        <w:rPr>
-          <w:lang w:eastAsia="cs-CZ"/>
-        </w:rPr>
-        <w:t>bool</w:t>
-      </w:r>
-      <w:proofErr w:type="spellEnd"/>
-      <w:r>
-        <w:rPr>
-          <w:lang w:eastAsia="cs-CZ"/>
-        </w:rPr>
-        <w:t xml:space="preserve">. Je to optimalizace za účelem šetření místa, tak, že jeden </w:t>
-      </w:r>
-      <w:proofErr w:type="spellStart"/>
-      <w:r>
-        <w:rPr>
-          <w:lang w:eastAsia="cs-CZ"/>
-        </w:rPr>
-        <w:t>bool</w:t>
-      </w:r>
-      <w:proofErr w:type="spellEnd"/>
-      <w:r>
-        <w:rPr>
-          <w:lang w:eastAsia="cs-CZ"/>
-        </w:rPr>
-        <w:t xml:space="preserve"> je uložen pouze v jednom bitu místo bytu.</w:t>
+        <w:t xml:space="preserve"> má zvláštní specializaci pro datový typ bool. Je to optimalizace za účelem šetření místa, tak, že jeden bool je uložen pouze v jednom bitu místo bytu.</w:t>
       </w:r>
       <w:r>
         <w:rPr>
@@ -13331,16 +11579,8 @@
         <w:rPr>
           <w:lang w:eastAsia="cs-CZ"/>
         </w:rPr>
-        <w:t xml:space="preserve">ementaci šablonovaných metod. Například reference na jeden prvek není reference na </w:t>
-      </w:r>
-      <w:proofErr w:type="spellStart"/>
-      <w:r>
-        <w:rPr>
-          <w:lang w:eastAsia="cs-CZ"/>
-        </w:rPr>
-        <w:t>bool</w:t>
-      </w:r>
-      <w:proofErr w:type="spellEnd"/>
+        <w:t>ementaci šablonovaných metod. Například reference na jeden prvek není reference na bool</w:t>
+      </w:r>
       <w:r>
         <w:rPr>
           <w:lang w:eastAsia="cs-CZ"/>
@@ -13351,21 +11591,7 @@
         <w:rPr>
           <w:lang w:eastAsia="cs-CZ"/>
         </w:rPr>
-        <w:t xml:space="preserve"> ale jedná se o složitější objekt. Čtenář si jistě představí, jaké problémy to může přinést, když by se pokoušel programovat genericky. Navíc je tento typ ukládání obtížen drobným </w:t>
-      </w:r>
-      <w:proofErr w:type="spellStart"/>
-      <w:r>
-        <w:rPr>
-          <w:lang w:eastAsia="cs-CZ"/>
-        </w:rPr>
-        <w:t>overheadem</w:t>
-      </w:r>
-      <w:proofErr w:type="spellEnd"/>
-      <w:r>
-        <w:rPr>
-          <w:lang w:eastAsia="cs-CZ"/>
-        </w:rPr>
-        <w:t xml:space="preserve"> u přístupů k prvkům, jelikož se nejedná o pouhé přistupování na byte paměti, ale dostávání hodnoty konkrétního bitu, což normálně jde jen za pomocí bitových operací a masek.</w:t>
+        <w:t xml:space="preserve"> ale jedná se o složitější objekt. Čtenář si jistě představí, jaké problémy to může přinést, když by se pokoušel programovat genericky. Navíc je tento typ ukládání obtížen drobným overheadem u přístupů k prvkům, jelikož se nejedná o pouhé přistupování na byte paměti, ale dostávání hodnoty konkrétního bitu, což normálně jde jen za pomocí bitových operací a masek.</w:t>
       </w:r>
       <w:r>
         <w:rPr>
@@ -13383,21 +11609,7 @@
         <w:rPr>
           <w:lang w:eastAsia="cs-CZ"/>
         </w:rPr>
-        <w:t xml:space="preserve"> a navíc je bez </w:t>
-      </w:r>
-      <w:proofErr w:type="spellStart"/>
-      <w:r>
-        <w:rPr>
-          <w:lang w:eastAsia="cs-CZ"/>
-        </w:rPr>
-        <w:t>overheadu</w:t>
-      </w:r>
-      <w:proofErr w:type="spellEnd"/>
-      <w:r>
-        <w:rPr>
-          <w:lang w:eastAsia="cs-CZ"/>
-        </w:rPr>
-        <w:t>.</w:t>
+        <w:t xml:space="preserve"> a navíc je bez overheadu.</w:t>
       </w:r>
     </w:p>
     <w:p>
@@ -13519,35 +11731,7 @@
         <w:rPr>
           <w:lang w:eastAsia="cs-CZ"/>
         </w:rPr>
-        <w:t>Tensor má také definované typové proměnné (</w:t>
-      </w:r>
-      <w:proofErr w:type="spellStart"/>
-      <w:r>
-        <w:rPr>
-          <w:lang w:eastAsia="cs-CZ"/>
-        </w:rPr>
-        <w:t>using</w:t>
-      </w:r>
-      <w:proofErr w:type="spellEnd"/>
-      <w:r>
-        <w:rPr>
-          <w:lang w:eastAsia="cs-CZ"/>
-        </w:rPr>
-        <w:t>) jako například „</w:t>
-      </w:r>
-      <w:proofErr w:type="spellStart"/>
-      <w:r>
-        <w:rPr>
-          <w:lang w:eastAsia="cs-CZ"/>
-        </w:rPr>
-        <w:t>value_type</w:t>
-      </w:r>
-      <w:proofErr w:type="spellEnd"/>
-      <w:r>
-        <w:rPr>
-          <w:lang w:eastAsia="cs-CZ"/>
-        </w:rPr>
-        <w:t>“, která vrací hodnotový typ tenzoru.</w:t>
+        <w:t>Tensor má také definované typové proměnné (using) jako například „value_type“, která vrací hodnotový typ tenzoru.</w:t>
       </w:r>
     </w:p>
     <w:p>
@@ -13612,23 +11796,8 @@
         <w:rPr>
           <w:lang w:eastAsia="cs-CZ"/>
         </w:rPr>
-        <w:t>Jedná se o třídu jménem „</w:t>
-      </w:r>
-      <w:proofErr w:type="spellStart"/>
-      <w:r>
-        <w:rPr>
-          <w:lang w:eastAsia="cs-CZ"/>
-        </w:rPr>
-        <w:t>TensorParallel</w:t>
-      </w:r>
-      <w:proofErr w:type="spellEnd"/>
-      <w:r>
-        <w:rPr>
-          <w:lang w:eastAsia="cs-CZ"/>
-        </w:rPr>
-        <w:t xml:space="preserve">“, která splňuje koncept </w:t>
-      </w:r>
-      <w:proofErr w:type="spellStart"/>
+        <w:t xml:space="preserve">Jedná se o třídu jménem „TensorParallel“, která splňuje koncept </w:t>
+      </w:r>
       <w:r>
         <w:rPr>
           <w:b/>
@@ -13637,7 +11806,6 @@
         </w:rPr>
         <w:t>TensorConcept</w:t>
       </w:r>
-      <w:proofErr w:type="spellEnd"/>
       <w:r>
         <w:rPr>
           <w:lang w:eastAsia="cs-CZ"/>
@@ -13680,35 +11848,19 @@
         </w:rPr>
         <w:t xml:space="preserve">také </w:t>
       </w:r>
-      <w:proofErr w:type="spellStart"/>
       <w:proofErr w:type="gramStart"/>
       <w:r>
         <w:rPr>
           <w:lang w:eastAsia="cs-CZ"/>
         </w:rPr>
-        <w:t>sycl</w:t>
-      </w:r>
-      <w:proofErr w:type="spellEnd"/>
-      <w:r>
-        <w:rPr>
-          <w:lang w:eastAsia="cs-CZ"/>
-        </w:rPr>
-        <w:t>::</w:t>
-      </w:r>
-      <w:proofErr w:type="spellStart"/>
+        <w:t>sycl::</w:t>
+      </w:r>
       <w:proofErr w:type="gramEnd"/>
       <w:r>
         <w:rPr>
           <w:lang w:eastAsia="cs-CZ"/>
         </w:rPr>
-        <w:t>queue</w:t>
-      </w:r>
-      <w:proofErr w:type="spellEnd"/>
-      <w:r>
-        <w:rPr>
-          <w:lang w:eastAsia="cs-CZ"/>
-        </w:rPr>
-        <w:t>, které umožňuje paralelizaci.</w:t>
+        <w:t>queue, které umožňuje paralelizaci.</w:t>
       </w:r>
       <w:r>
         <w:rPr>
@@ -13716,35 +11868,19 @@
         </w:rPr>
         <w:t xml:space="preserve"> Z důvodů efektivity je pro jeden program vytvořeno jenom jedno </w:t>
       </w:r>
-      <w:proofErr w:type="spellStart"/>
       <w:proofErr w:type="gramStart"/>
       <w:r>
         <w:rPr>
           <w:lang w:eastAsia="cs-CZ"/>
         </w:rPr>
-        <w:t>sycl</w:t>
-      </w:r>
-      <w:proofErr w:type="spellEnd"/>
-      <w:r>
-        <w:rPr>
-          <w:lang w:eastAsia="cs-CZ"/>
-        </w:rPr>
-        <w:t>::</w:t>
-      </w:r>
-      <w:proofErr w:type="spellStart"/>
+        <w:t>sycl::</w:t>
+      </w:r>
       <w:proofErr w:type="gramEnd"/>
       <w:r>
         <w:rPr>
           <w:lang w:eastAsia="cs-CZ"/>
         </w:rPr>
-        <w:t>queue</w:t>
-      </w:r>
-      <w:proofErr w:type="spellEnd"/>
-      <w:r>
-        <w:rPr>
-          <w:lang w:eastAsia="cs-CZ"/>
-        </w:rPr>
-        <w:t>, jelikož je jeho inicializace náročná a nepotřebná, pokud by jeho uživatel nechtěl změnit zařízení</w:t>
+        <w:t>queue, jelikož je jeho inicializace náročná a nepotřebná, pokud by jeho uživatel nechtěl změnit zařízení</w:t>
       </w:r>
       <w:r>
         <w:rPr>
@@ -13762,21 +11898,7 @@
         <w:rPr>
           <w:lang w:eastAsia="cs-CZ"/>
         </w:rPr>
-        <w:t xml:space="preserve"> </w:t>
-      </w:r>
-      <w:proofErr w:type="spellStart"/>
-      <w:r>
-        <w:rPr>
-          <w:lang w:eastAsia="cs-CZ"/>
-        </w:rPr>
-        <w:t>TensorParallel</w:t>
-      </w:r>
-      <w:proofErr w:type="spellEnd"/>
-      <w:r>
-        <w:rPr>
-          <w:lang w:eastAsia="cs-CZ"/>
-        </w:rPr>
-        <w:t xml:space="preserve"> ovšem tato </w:t>
+        <w:t xml:space="preserve"> TensorParallel ovšem tato </w:t>
       </w:r>
       <w:r>
         <w:rPr>
@@ -13999,16 +12121,8 @@
         <w:rPr>
           <w:lang w:eastAsia="cs-CZ"/>
         </w:rPr>
-        <w:t xml:space="preserve"> bylo třeba </w:t>
-      </w:r>
-      <w:proofErr w:type="spellStart"/>
-      <w:r>
-        <w:rPr>
-          <w:lang w:eastAsia="cs-CZ"/>
-        </w:rPr>
-        <w:t>reimplementovat</w:t>
-      </w:r>
-      <w:proofErr w:type="spellEnd"/>
+        <w:t xml:space="preserve"> bylo třeba reimplementovat</w:t>
+      </w:r>
       <w:r>
         <w:rPr>
           <w:lang w:eastAsia="cs-CZ"/>
@@ -14055,21 +12169,7 @@
         <w:rPr>
           <w:lang w:eastAsia="cs-CZ"/>
         </w:rPr>
-        <w:t xml:space="preserve"> Metoda </w:t>
-      </w:r>
-      <w:proofErr w:type="spellStart"/>
-      <w:r>
-        <w:rPr>
-          <w:lang w:eastAsia="cs-CZ"/>
-        </w:rPr>
-        <w:t>getItem</w:t>
-      </w:r>
-      <w:proofErr w:type="spellEnd"/>
-      <w:r>
-        <w:rPr>
-          <w:lang w:eastAsia="cs-CZ"/>
-        </w:rPr>
-        <w:t xml:space="preserve"> totiž v paralelním tenzoru vrací prvek dle hodnoty místo reference jako u tenzoru.</w:t>
+        <w:t xml:space="preserve"> Metoda getItem totiž v paralelním tenzoru vrací prvek dle hodnoty místo reference jako u tenzoru.</w:t>
       </w:r>
       <w:r>
         <w:rPr>
@@ -14081,55 +12181,19 @@
         <w:rPr>
           <w:lang w:eastAsia="cs-CZ"/>
         </w:rPr>
-        <w:t xml:space="preserve"> Stejná vnitřní logika provází i metodu </w:t>
-      </w:r>
-      <w:proofErr w:type="spellStart"/>
-      <w:r>
-        <w:rPr>
-          <w:lang w:eastAsia="cs-CZ"/>
-        </w:rPr>
-        <w:t>setItem</w:t>
-      </w:r>
-      <w:proofErr w:type="spellEnd"/>
-      <w:r>
-        <w:rPr>
-          <w:lang w:eastAsia="cs-CZ"/>
-        </w:rPr>
-        <w:t>, jelikož ovšem ke kopii v </w:t>
-      </w:r>
-      <w:proofErr w:type="spellStart"/>
-      <w:r>
-        <w:rPr>
-          <w:lang w:eastAsia="cs-CZ"/>
-        </w:rPr>
-        <w:t>setItem</w:t>
-      </w:r>
-      <w:proofErr w:type="spellEnd"/>
-      <w:r>
-        <w:rPr>
-          <w:lang w:eastAsia="cs-CZ"/>
-        </w:rPr>
-        <w:t xml:space="preserve"> dochází tak či tak a samotná metoda nic nevrací, tak si tato změna logiky nevyžaduje změnu rozhraní.</w:t>
-      </w:r>
-      <w:r>
-        <w:rPr>
-          <w:lang w:eastAsia="cs-CZ"/>
-        </w:rPr>
-        <w:t xml:space="preserve"> Nutno dodat, že samotná kopie prvku probíhá v paměťovém </w:t>
-      </w:r>
-      <w:proofErr w:type="spellStart"/>
-      <w:r>
-        <w:rPr>
-          <w:lang w:eastAsia="cs-CZ"/>
-        </w:rPr>
-        <w:t>backendu</w:t>
-      </w:r>
-      <w:proofErr w:type="spellEnd"/>
-      <w:r>
-        <w:rPr>
-          <w:lang w:eastAsia="cs-CZ"/>
-        </w:rPr>
-        <w:t xml:space="preserve"> a je jen delegována přes lineární kontejner až </w:t>
+        <w:t xml:space="preserve"> Stejná vnitřní logika provází i metodu setItem</w:t>
+      </w:r>
+      <w:r>
+        <w:rPr>
+          <w:lang w:eastAsia="cs-CZ"/>
+        </w:rPr>
+        <w:t>, jelikož ovšem ke kopii v setItem dochází tak či tak a samotná metoda nic nevrací, tak si tato změna logiky nevyžaduje změnu rozhraní.</w:t>
+      </w:r>
+      <w:r>
+        <w:rPr>
+          <w:lang w:eastAsia="cs-CZ"/>
+        </w:rPr>
+        <w:t xml:space="preserve"> Nutno dodat, že samotná kopie prvku probíhá v paměťovém backendu a je jen delegována přes lineární kontejner až </w:t>
       </w:r>
       <w:r>
         <w:rPr>
@@ -14239,21 +12303,7 @@
         <w:rPr>
           <w:lang w:eastAsia="cs-CZ"/>
         </w:rPr>
-        <w:t xml:space="preserve">ejný Tensor, tak i </w:t>
-      </w:r>
-      <w:proofErr w:type="spellStart"/>
-      <w:r>
-        <w:rPr>
-          <w:lang w:eastAsia="cs-CZ"/>
-        </w:rPr>
-        <w:t>TensorParallel</w:t>
-      </w:r>
-      <w:proofErr w:type="spellEnd"/>
-      <w:r>
-        <w:rPr>
-          <w:lang w:eastAsia="cs-CZ"/>
-        </w:rPr>
-        <w:t xml:space="preserve">, tedy jeho </w:t>
+        <w:t xml:space="preserve">ejný Tensor, tak i TensorParallel, tedy jeho </w:t>
       </w:r>
       <w:r>
         <w:rPr>
@@ -14273,7 +12323,6 @@
         </w:rPr>
         <w:t xml:space="preserve"> Shodnost rozhraní těchto typů je vynucena konceptem </w:t>
       </w:r>
-      <w:proofErr w:type="spellStart"/>
       <w:r>
         <w:rPr>
           <w:b/>
@@ -14282,7 +12331,6 @@
         </w:rPr>
         <w:t>TensorConcept</w:t>
       </w:r>
-      <w:proofErr w:type="spellEnd"/>
       <w:r>
         <w:rPr>
           <w:lang w:eastAsia="cs-CZ"/>
@@ -14334,21 +12382,7 @@
         <w:rPr>
           <w:lang w:eastAsia="cs-CZ"/>
         </w:rPr>
-        <w:t xml:space="preserve"> N-</w:t>
-      </w:r>
-      <w:proofErr w:type="spellStart"/>
-      <w:r>
-        <w:rPr>
-          <w:lang w:eastAsia="cs-CZ"/>
-        </w:rPr>
-        <w:t>nární</w:t>
-      </w:r>
-      <w:proofErr w:type="spellEnd"/>
-      <w:r>
-        <w:rPr>
-          <w:lang w:eastAsia="cs-CZ"/>
-        </w:rPr>
-        <w:t xml:space="preserve"> strom</w:t>
+        <w:t xml:space="preserve"> N-nární strom</w:t>
       </w:r>
       <w:bookmarkEnd w:id="24"/>
     </w:p>
@@ -14400,21 +12434,7 @@
         <w:rPr>
           <w:lang w:eastAsia="cs-CZ"/>
         </w:rPr>
-        <w:t xml:space="preserve"> Třída jménem „</w:t>
-      </w:r>
-      <w:proofErr w:type="spellStart"/>
-      <w:r>
-        <w:rPr>
-          <w:lang w:eastAsia="cs-CZ"/>
-        </w:rPr>
-        <w:t>NTree</w:t>
-      </w:r>
-      <w:proofErr w:type="spellEnd"/>
-      <w:r>
-        <w:rPr>
-          <w:lang w:eastAsia="cs-CZ"/>
-        </w:rPr>
-        <w:t xml:space="preserve">“ tohoto faktu využívá a používá omezení velikostí nedefinitivních souřadnic tak, aby se tato třída chovala navenek </w:t>
+        <w:t xml:space="preserve"> Třída jménem „NTree“ tohoto faktu využívá a používá omezení velikostí nedefinitivních souřadnic tak, aby se tato třída chovala navenek </w:t>
       </w:r>
       <w:r>
         <w:rPr>
@@ -14426,41 +12446,13 @@
         <w:rPr>
           <w:lang w:eastAsia="cs-CZ"/>
         </w:rPr>
-        <w:t>ako n-</w:t>
-      </w:r>
-      <w:proofErr w:type="spellStart"/>
-      <w:r>
-        <w:rPr>
-          <w:lang w:eastAsia="cs-CZ"/>
-        </w:rPr>
-        <w:t>nární</w:t>
-      </w:r>
-      <w:proofErr w:type="spellEnd"/>
-      <w:r>
-        <w:rPr>
-          <w:lang w:eastAsia="cs-CZ"/>
-        </w:rPr>
-        <w:t xml:space="preserve"> strom.</w:t>
-      </w:r>
-      <w:r>
-        <w:rPr>
-          <w:lang w:eastAsia="cs-CZ"/>
-        </w:rPr>
-        <w:t xml:space="preserve"> Tato třída komponuje do sebe třídu Tensor a deleguje na ni své metody, které dávají pro n-</w:t>
-      </w:r>
-      <w:proofErr w:type="spellStart"/>
-      <w:r>
-        <w:rPr>
-          <w:lang w:eastAsia="cs-CZ"/>
-        </w:rPr>
-        <w:t>nární</w:t>
-      </w:r>
-      <w:proofErr w:type="spellEnd"/>
-      <w:r>
-        <w:rPr>
-          <w:lang w:eastAsia="cs-CZ"/>
-        </w:rPr>
-        <w:t xml:space="preserve"> strom smysl.</w:t>
+        <w:t>ako n-nární strom.</w:t>
+      </w:r>
+      <w:r>
+        <w:rPr>
+          <w:lang w:eastAsia="cs-CZ"/>
+        </w:rPr>
+        <w:t xml:space="preserve"> Tato třída komponuje do sebe třídu Tensor a deleguje na ni své metody, které dávají pro n-nární strom smysl.</w:t>
       </w:r>
       <w:r>
         <w:rPr>
@@ -14539,63 +12531,7 @@
         <w:rPr>
           <w:lang w:eastAsia="cs-CZ"/>
         </w:rPr>
-        <w:t xml:space="preserve">Jedná se o třídu, co pomocí maker a šablon definuje binární a unární operace nad čímkoliv, co poskytuje rozhraní tenzoru. Konkrétně metody </w:t>
-      </w:r>
-      <w:proofErr w:type="spellStart"/>
-      <w:r>
-        <w:rPr>
-          <w:lang w:eastAsia="cs-CZ"/>
-        </w:rPr>
-        <w:t>applyAndReturn</w:t>
-      </w:r>
-      <w:proofErr w:type="spellEnd"/>
-      <w:r>
-        <w:rPr>
-          <w:lang w:eastAsia="cs-CZ"/>
-        </w:rPr>
-        <w:t xml:space="preserve">, </w:t>
-      </w:r>
-      <w:proofErr w:type="spellStart"/>
-      <w:r>
-        <w:rPr>
-          <w:lang w:eastAsia="cs-CZ"/>
-        </w:rPr>
-        <w:t>apply</w:t>
-      </w:r>
-      <w:proofErr w:type="spellEnd"/>
-      <w:r>
-        <w:rPr>
-          <w:lang w:eastAsia="cs-CZ"/>
-        </w:rPr>
-        <w:t xml:space="preserve">, </w:t>
-      </w:r>
-      <w:proofErr w:type="spellStart"/>
-      <w:r>
-        <w:rPr>
-          <w:lang w:eastAsia="cs-CZ"/>
-        </w:rPr>
-        <w:t>forEach</w:t>
-      </w:r>
-      <w:proofErr w:type="spellEnd"/>
-      <w:r>
-        <w:rPr>
-          <w:lang w:eastAsia="cs-CZ"/>
-        </w:rPr>
-        <w:t xml:space="preserve"> a </w:t>
-      </w:r>
-      <w:proofErr w:type="spellStart"/>
-      <w:r>
-        <w:rPr>
-          <w:lang w:eastAsia="cs-CZ"/>
-        </w:rPr>
-        <w:t>forEachAndReturn</w:t>
-      </w:r>
-      <w:proofErr w:type="spellEnd"/>
-      <w:r>
-        <w:rPr>
-          <w:lang w:eastAsia="cs-CZ"/>
-        </w:rPr>
-        <w:t>.</w:t>
+        <w:t>Jedná se o třídu, co pomocí maker a šablon definuje binární a unární operace nad čímkoliv, co poskytuje rozhraní tenzoru. Konkrétně metody applyAndReturn, apply, forEach a forEachAndReturn.</w:t>
       </w:r>
       <w:r>
         <w:rPr>
@@ -14650,21 +12586,7 @@
         <w:rPr>
           <w:lang w:eastAsia="cs-CZ"/>
         </w:rPr>
-        <w:t xml:space="preserve">Jednou z velice šikovných „pomůcek“ je třída </w:t>
-      </w:r>
-      <w:proofErr w:type="spellStart"/>
-      <w:r>
-        <w:rPr>
-          <w:lang w:eastAsia="cs-CZ"/>
-        </w:rPr>
-        <w:t>span_view</w:t>
-      </w:r>
-      <w:proofErr w:type="spellEnd"/>
-      <w:r>
-        <w:rPr>
-          <w:lang w:eastAsia="cs-CZ"/>
-        </w:rPr>
-        <w:t>.</w:t>
+        <w:t>Jednou z velice šikovných „pomůcek“ je třída span_view.</w:t>
       </w:r>
       <w:r>
         <w:rPr>
@@ -14672,80 +12594,33 @@
         </w:rPr>
         <w:t xml:space="preserve"> Tato třída dědí od třídy </w:t>
       </w:r>
-      <w:proofErr w:type="spellStart"/>
       <w:proofErr w:type="gramStart"/>
       <w:r>
         <w:rPr>
           <w:lang w:eastAsia="cs-CZ"/>
         </w:rPr>
-        <w:t>std</w:t>
-      </w:r>
-      <w:proofErr w:type="spellEnd"/>
-      <w:r>
-        <w:rPr>
-          <w:lang w:eastAsia="cs-CZ"/>
-        </w:rPr>
-        <w:t>::</w:t>
-      </w:r>
-      <w:proofErr w:type="spellStart"/>
-      <w:r>
-        <w:rPr>
-          <w:lang w:eastAsia="cs-CZ"/>
-        </w:rPr>
-        <w:t>span</w:t>
-      </w:r>
-      <w:proofErr w:type="spellEnd"/>
-      <w:r>
-        <w:rPr>
-          <w:lang w:eastAsia="cs-CZ"/>
-        </w:rPr>
-        <w:t>&lt;</w:t>
-      </w:r>
-      <w:proofErr w:type="spellStart"/>
+        <w:t>std::span&lt;</w:t>
+      </w:r>
       <w:proofErr w:type="gramEnd"/>
       <w:r>
         <w:rPr>
           <w:lang w:eastAsia="cs-CZ"/>
         </w:rPr>
-        <w:t>const</w:t>
-      </w:r>
-      <w:proofErr w:type="spellEnd"/>
-      <w:r>
-        <w:rPr>
-          <w:lang w:eastAsia="cs-CZ"/>
-        </w:rPr>
-        <w:t xml:space="preserve"> T, </w:t>
-      </w:r>
-      <w:proofErr w:type="spellStart"/>
-      <w:r>
-        <w:rPr>
-          <w:lang w:eastAsia="cs-CZ"/>
-        </w:rPr>
-        <w:t>Extent</w:t>
-      </w:r>
-      <w:proofErr w:type="spellEnd"/>
-      <w:r>
-        <w:rPr>
-          <w:lang w:eastAsia="cs-CZ"/>
-        </w:rPr>
-        <w:t xml:space="preserve"> = </w:t>
-      </w:r>
-      <w:proofErr w:type="spellStart"/>
+        <w:t xml:space="preserve">const T, </w:t>
+      </w:r>
+      <w:r>
+        <w:rPr>
+          <w:lang w:eastAsia="cs-CZ"/>
+        </w:rPr>
+        <w:t xml:space="preserve">Extent = </w:t>
+      </w:r>
       <w:proofErr w:type="gramStart"/>
       <w:r>
         <w:rPr>
           <w:lang w:eastAsia="cs-CZ"/>
         </w:rPr>
-        <w:t>std</w:t>
-      </w:r>
-      <w:proofErr w:type="spellEnd"/>
-      <w:r>
-        <w:rPr>
-          <w:lang w:eastAsia="cs-CZ"/>
-        </w:rPr>
-        <w:t>::</w:t>
-      </w:r>
-      <w:proofErr w:type="spellStart"/>
+        <w:t>std::</w:t>
+      </w:r>
       <w:proofErr w:type="gramEnd"/>
       <w:r>
         <w:rPr>
@@ -14753,7 +12628,6 @@
         </w:rPr>
         <w:t>dynamic_extent</w:t>
       </w:r>
-      <w:proofErr w:type="spellEnd"/>
       <w:r>
         <w:rPr>
           <w:lang w:eastAsia="cs-CZ"/>
@@ -14772,35 +12646,19 @@
         </w:rPr>
         <w:t xml:space="preserve"> konstruktor přijímající </w:t>
       </w:r>
-      <w:proofErr w:type="spellStart"/>
       <w:proofErr w:type="gramStart"/>
       <w:r>
         <w:rPr>
           <w:lang w:eastAsia="cs-CZ"/>
         </w:rPr>
-        <w:t>std</w:t>
-      </w:r>
-      <w:proofErr w:type="spellEnd"/>
-      <w:r>
-        <w:rPr>
-          <w:lang w:eastAsia="cs-CZ"/>
-        </w:rPr>
-        <w:t>::</w:t>
-      </w:r>
-      <w:proofErr w:type="spellStart"/>
+        <w:t>std::</w:t>
+      </w:r>
       <w:proofErr w:type="gramEnd"/>
       <w:r>
         <w:rPr>
           <w:lang w:eastAsia="cs-CZ"/>
         </w:rPr>
-        <w:t>initializer_list</w:t>
-      </w:r>
-      <w:proofErr w:type="spellEnd"/>
-      <w:r>
-        <w:rPr>
-          <w:lang w:eastAsia="cs-CZ"/>
-        </w:rPr>
-        <w:t>.</w:t>
+        <w:t>initializer_list.</w:t>
       </w:r>
       <w:r>
         <w:rPr>
@@ -14814,35 +12672,19 @@
         </w:rPr>
         <w:t xml:space="preserve"> Tím zanikají problémy s životností </w:t>
       </w:r>
-      <w:proofErr w:type="spellStart"/>
       <w:proofErr w:type="gramStart"/>
       <w:r>
         <w:rPr>
           <w:lang w:eastAsia="cs-CZ"/>
         </w:rPr>
-        <w:t>std</w:t>
-      </w:r>
-      <w:proofErr w:type="spellEnd"/>
-      <w:r>
-        <w:rPr>
-          <w:lang w:eastAsia="cs-CZ"/>
-        </w:rPr>
-        <w:t>::</w:t>
-      </w:r>
-      <w:proofErr w:type="spellStart"/>
+        <w:t>std::</w:t>
+      </w:r>
       <w:proofErr w:type="gramEnd"/>
       <w:r>
         <w:rPr>
           <w:lang w:eastAsia="cs-CZ"/>
         </w:rPr>
-        <w:t>initializer_list</w:t>
-      </w:r>
-      <w:proofErr w:type="spellEnd"/>
-      <w:r>
-        <w:rPr>
-          <w:lang w:eastAsia="cs-CZ"/>
-        </w:rPr>
-        <w:t>.</w:t>
+        <w:t>initializer_list.</w:t>
       </w:r>
       <w:r>
         <w:rPr>
@@ -14862,35 +12704,19 @@
         </w:rPr>
         <w:t xml:space="preserve"> uživatel moci do jediné metody zadat jak cokoliv konvertibilní na </w:t>
       </w:r>
-      <w:proofErr w:type="spellStart"/>
       <w:proofErr w:type="gramStart"/>
       <w:r>
         <w:rPr>
           <w:lang w:eastAsia="cs-CZ"/>
         </w:rPr>
-        <w:t>std</w:t>
-      </w:r>
-      <w:proofErr w:type="spellEnd"/>
-      <w:r>
-        <w:rPr>
-          <w:lang w:eastAsia="cs-CZ"/>
-        </w:rPr>
-        <w:t>::</w:t>
-      </w:r>
-      <w:proofErr w:type="spellStart"/>
+        <w:t>std::</w:t>
+      </w:r>
       <w:proofErr w:type="gramEnd"/>
       <w:r>
         <w:rPr>
           <w:lang w:eastAsia="cs-CZ"/>
         </w:rPr>
-        <w:t>span</w:t>
-      </w:r>
-      <w:proofErr w:type="spellEnd"/>
-      <w:r>
-        <w:rPr>
-          <w:lang w:eastAsia="cs-CZ"/>
-        </w:rPr>
-        <w:t>, tak také inicializační list.</w:t>
+        <w:t>span, tak také inicializační list.</w:t>
       </w:r>
       <w:r>
         <w:rPr>
@@ -14898,65 +12724,33 @@
         </w:rPr>
         <w:t xml:space="preserve"> V komunitě standardu C++ o tomto tématu byla diskuse. Přišel návrh na přidání konstrukce </w:t>
       </w:r>
-      <w:proofErr w:type="spellStart"/>
       <w:proofErr w:type="gramStart"/>
       <w:r>
         <w:rPr>
           <w:lang w:eastAsia="cs-CZ"/>
         </w:rPr>
-        <w:t>std</w:t>
-      </w:r>
-      <w:proofErr w:type="spellEnd"/>
-      <w:r>
-        <w:rPr>
-          <w:lang w:eastAsia="cs-CZ"/>
-        </w:rPr>
-        <w:t>::</w:t>
-      </w:r>
-      <w:proofErr w:type="spellStart"/>
+        <w:t>std::</w:t>
+      </w:r>
       <w:proofErr w:type="gramEnd"/>
       <w:r>
         <w:rPr>
           <w:lang w:eastAsia="cs-CZ"/>
         </w:rPr>
-        <w:t>span</w:t>
-      </w:r>
-      <w:proofErr w:type="spellEnd"/>
-      <w:r>
-        <w:rPr>
-          <w:lang w:eastAsia="cs-CZ"/>
-        </w:rPr>
-        <w:t xml:space="preserve"> z </w:t>
-      </w:r>
-      <w:proofErr w:type="spellStart"/>
+        <w:t xml:space="preserve">span z </w:t>
+      </w:r>
       <w:proofErr w:type="gramStart"/>
       <w:r>
         <w:rPr>
           <w:lang w:eastAsia="cs-CZ"/>
         </w:rPr>
-        <w:t>std</w:t>
-      </w:r>
-      <w:proofErr w:type="spellEnd"/>
-      <w:r>
-        <w:rPr>
-          <w:lang w:eastAsia="cs-CZ"/>
-        </w:rPr>
-        <w:t>::</w:t>
-      </w:r>
-      <w:proofErr w:type="spellStart"/>
+        <w:t>std::</w:t>
+      </w:r>
       <w:proofErr w:type="gramEnd"/>
       <w:r>
         <w:rPr>
           <w:lang w:eastAsia="cs-CZ"/>
         </w:rPr>
-        <w:t>initializer_list</w:t>
-      </w:r>
-      <w:proofErr w:type="spellEnd"/>
-      <w:r>
-        <w:rPr>
-          <w:lang w:eastAsia="cs-CZ"/>
-        </w:rPr>
-        <w:t xml:space="preserve"> a tento návr</w:t>
+        <w:t>initializer_list a tento návr</w:t>
       </w:r>
       <w:r>
         <w:rPr>
@@ -15085,35 +12879,7 @@
         <w:rPr>
           <w:lang w:eastAsia="cs-CZ"/>
         </w:rPr>
-        <w:t>Déle byly implementovány třídy podle návrhového vzoru funktor se jmény „</w:t>
-      </w:r>
-      <w:proofErr w:type="spellStart"/>
-      <w:r>
-        <w:rPr>
-          <w:lang w:eastAsia="cs-CZ"/>
-        </w:rPr>
-        <w:t>DefaultEquals</w:t>
-      </w:r>
-      <w:proofErr w:type="spellEnd"/>
-      <w:r>
-        <w:rPr>
-          <w:lang w:eastAsia="cs-CZ"/>
-        </w:rPr>
-        <w:t>“ a „</w:t>
-      </w:r>
-      <w:proofErr w:type="spellStart"/>
-      <w:r>
-        <w:rPr>
-          <w:lang w:eastAsia="cs-CZ"/>
-        </w:rPr>
-        <w:t>DefaultOrder</w:t>
-      </w:r>
-      <w:proofErr w:type="spellEnd"/>
-      <w:r>
-        <w:rPr>
-          <w:lang w:eastAsia="cs-CZ"/>
-        </w:rPr>
-        <w:t>“, které definují obecn</w:t>
+        <w:t>Déle byly implementovány třídy podle návrhového vzoru funktor se jmény „DefaultEquals“ a „DefaultOrder“, které definují obecn</w:t>
       </w:r>
       <w:r>
         <w:rPr>
@@ -15146,20 +12912,12 @@
         </w:rPr>
         <w:t xml:space="preserve"> Pro vyjádření pořadí je zde i ve zbytku projektu využito </w:t>
       </w:r>
-      <w:proofErr w:type="spellStart"/>
       <w:proofErr w:type="gramStart"/>
       <w:r>
         <w:rPr>
           <w:lang w:eastAsia="cs-CZ"/>
         </w:rPr>
-        <w:t>std</w:t>
-      </w:r>
-      <w:proofErr w:type="spellEnd"/>
-      <w:r>
-        <w:rPr>
-          <w:lang w:eastAsia="cs-CZ"/>
-        </w:rPr>
-        <w:t>::</w:t>
+        <w:t>std::</w:t>
       </w:r>
       <w:proofErr w:type="gramEnd"/>
       <w:r>
@@ -15171,14 +12929,12 @@
         </w:rPr>
         <w:t xml:space="preserve"> </w:t>
       </w:r>
-      <w:proofErr w:type="spellStart"/>
       <w:r>
         <w:rPr>
           <w:lang w:eastAsia="cs-CZ"/>
         </w:rPr>
         <w:t>partial_ordering</w:t>
       </w:r>
-      <w:proofErr w:type="spellEnd"/>
       <w:r>
         <w:rPr>
           <w:lang w:eastAsia="cs-CZ"/>
@@ -15227,21 +12983,7 @@
         <w:rPr>
           <w:lang w:eastAsia="cs-CZ"/>
         </w:rPr>
-        <w:t xml:space="preserve">Testy byly uskutečněny pomocí </w:t>
-      </w:r>
-      <w:proofErr w:type="spellStart"/>
-      <w:r>
-        <w:rPr>
-          <w:lang w:eastAsia="cs-CZ"/>
-        </w:rPr>
-        <w:t>GoogleTest</w:t>
-      </w:r>
-      <w:proofErr w:type="spellEnd"/>
-      <w:r>
-        <w:rPr>
-          <w:lang w:eastAsia="cs-CZ"/>
-        </w:rPr>
-        <w:t xml:space="preserve"> frameworku.</w:t>
+        <w:t>Testy byly uskutečněny pomocí GoogleTest frameworku.</w:t>
       </w:r>
       <w:r>
         <w:rPr>
@@ -15259,21 +13001,7 @@
         <w:rPr>
           <w:lang w:eastAsia="cs-CZ"/>
         </w:rPr>
-        <w:t xml:space="preserve"> ve které je složka „</w:t>
-      </w:r>
-      <w:proofErr w:type="spellStart"/>
-      <w:r>
-        <w:rPr>
-          <w:lang w:eastAsia="cs-CZ"/>
-        </w:rPr>
-        <w:t>src</w:t>
-      </w:r>
-      <w:proofErr w:type="spellEnd"/>
-      <w:r>
-        <w:rPr>
-          <w:lang w:eastAsia="cs-CZ"/>
-        </w:rPr>
-        <w:t>“</w:t>
+        <w:t xml:space="preserve"> ve které je složka „src“</w:t>
       </w:r>
       <w:r>
         <w:rPr>
@@ -15351,21 +13079,7 @@
         <w:rPr>
           <w:lang w:eastAsia="cs-CZ"/>
         </w:rPr>
-        <w:t xml:space="preserve"> tam ovšem jsou soubory s testy podle jmenné konvence: „jméno původního souboru + _test + .</w:t>
-      </w:r>
-      <w:proofErr w:type="spellStart"/>
-      <w:r>
-        <w:rPr>
-          <w:lang w:eastAsia="cs-CZ"/>
-        </w:rPr>
-        <w:t>cpp</w:t>
-      </w:r>
-      <w:proofErr w:type="spellEnd"/>
-      <w:r>
-        <w:rPr>
-          <w:lang w:eastAsia="cs-CZ"/>
-        </w:rPr>
-        <w:t>“.</w:t>
+        <w:t xml:space="preserve"> tam ovšem jsou soubory s testy podle jmenné konvence: „jméno původního souboru + _test + .cpp“.</w:t>
       </w:r>
       <w:r>
         <w:rPr>
@@ -15400,14 +13114,12 @@
         </w:rPr>
         <w:t xml:space="preserve"> Toto makro zaměňuje klíčové slovo C++ „</w:t>
       </w:r>
-      <w:proofErr w:type="spellStart"/>
       <w:r>
         <w:rPr>
           <w:lang w:eastAsia="cs-CZ"/>
         </w:rPr>
         <w:t>protected</w:t>
       </w:r>
-      <w:proofErr w:type="spellEnd"/>
       <w:r>
         <w:rPr>
           <w:lang w:eastAsia="cs-CZ"/>
@@ -15470,19 +13182,17 @@
         </w:rPr>
         <w:t xml:space="preserve"> Pro testy byla využita makra </w:t>
       </w:r>
-      <w:proofErr w:type="spellStart"/>
-      <w:r>
-        <w:rPr>
-          <w:lang w:eastAsia="cs-CZ"/>
-        </w:rPr>
-        <w:t>google</w:t>
-      </w:r>
-      <w:proofErr w:type="spellEnd"/>
-      <w:r>
-        <w:rPr>
-          <w:lang w:eastAsia="cs-CZ"/>
-        </w:rPr>
-        <w:t xml:space="preserve"> testu TEST a uvnitř asertivní makra pro kontrolu výsledku testu, většinou EXPECT_EQ pro posouzení rovnosti výsledku s očekávanou hodnotou.</w:t>
+      <w:r>
+        <w:rPr>
+          <w:lang w:eastAsia="cs-CZ"/>
+        </w:rPr>
+        <w:t>G</w:t>
+      </w:r>
+      <w:r>
+        <w:rPr>
+          <w:lang w:eastAsia="cs-CZ"/>
+        </w:rPr>
+        <w:t>oogle testu TEST a uvnitř asertivní makra pro kontrolu výsledku testu, většinou EXPECT_EQ pro posouzení rovnosti výsledku s očekávanou hodnotou.</w:t>
       </w:r>
       <w:r>
         <w:rPr>
@@ -15508,35 +13218,19 @@
         </w:rPr>
         <w:t xml:space="preserve"> Například </w:t>
       </w:r>
-      <w:proofErr w:type="spellStart"/>
       <w:proofErr w:type="gramStart"/>
       <w:r>
         <w:rPr>
           <w:lang w:eastAsia="cs-CZ"/>
         </w:rPr>
-        <w:t>std</w:t>
-      </w:r>
-      <w:proofErr w:type="spellEnd"/>
-      <w:r>
-        <w:rPr>
-          <w:lang w:eastAsia="cs-CZ"/>
-        </w:rPr>
-        <w:t>::</w:t>
-      </w:r>
-      <w:proofErr w:type="spellStart"/>
+        <w:t>std::</w:t>
+      </w:r>
       <w:proofErr w:type="gramEnd"/>
       <w:r>
         <w:rPr>
           <w:lang w:eastAsia="cs-CZ"/>
         </w:rPr>
-        <w:t>string</w:t>
-      </w:r>
-      <w:proofErr w:type="spellEnd"/>
-      <w:r>
-        <w:rPr>
-          <w:lang w:eastAsia="cs-CZ"/>
-        </w:rPr>
-        <w:t xml:space="preserve"> nebo i tenzor v tenzoru.</w:t>
+        <w:t>string nebo i tenzor v tenzoru.</w:t>
       </w:r>
       <w:r>
         <w:rPr>
@@ -15586,13 +13280,91 @@
         <w:rPr>
           <w:lang w:eastAsia="cs-CZ"/>
         </w:rPr>
-        <w:t>Zátěžové testování odhaluje, kde jsou silná i záludná místa paralelizace</w:t>
-      </w:r>
-      <w:r>
-        <w:rPr>
-          <w:lang w:eastAsia="cs-CZ"/>
-        </w:rPr>
-        <w:t>.</w:t>
+        <w:t xml:space="preserve">Zátěžové testování </w:t>
+      </w:r>
+      <w:r>
+        <w:rPr>
+          <w:lang w:eastAsia="cs-CZ"/>
+        </w:rPr>
+        <w:t xml:space="preserve">bylo provedeno také pomocí </w:t>
+      </w:r>
+      <w:r>
+        <w:rPr>
+          <w:lang w:eastAsia="cs-CZ"/>
+        </w:rPr>
+        <w:t>G</w:t>
+      </w:r>
+      <w:r>
+        <w:rPr>
+          <w:lang w:eastAsia="cs-CZ"/>
+        </w:rPr>
+        <w:t>oogle testů.</w:t>
+      </w:r>
+      <w:r>
+        <w:rPr>
+          <w:lang w:eastAsia="cs-CZ"/>
+        </w:rPr>
+        <w:t xml:space="preserve"> Testy prováděli testovanou akci opakovaně a nad relativně </w:t>
+      </w:r>
+      <w:r>
+        <w:rPr>
+          <w:lang w:eastAsia="cs-CZ"/>
+        </w:rPr>
+        <w:t>velikými</w:t>
+      </w:r>
+      <w:r>
+        <w:rPr>
+          <w:lang w:eastAsia="cs-CZ"/>
+        </w:rPr>
+        <w:t xml:space="preserve"> tenzory.</w:t>
+      </w:r>
+      <w:r>
+        <w:rPr>
+          <w:lang w:eastAsia="cs-CZ"/>
+        </w:rPr>
+        <w:t xml:space="preserve"> V zásadě byla pro každý typ akce (konstrukce, sčítání atd.) nastavena jiná míra zátěže, tak aby</w:t>
+      </w:r>
+      <w:r>
+        <w:rPr>
+          <w:lang w:eastAsia="cs-CZ"/>
+        </w:rPr>
+        <w:t xml:space="preserve"> test netrval příliš dlouho ale zase, aby měl měřitelnou hodnotu (čili alespoň nad 10ms).</w:t>
+      </w:r>
+      <w:r>
+        <w:rPr>
+          <w:lang w:eastAsia="cs-CZ"/>
+        </w:rPr>
+        <w:t xml:space="preserve"> Každý zátěžový test měl k sobě dvojníka, který byl zcela stejný jako původní test, až na samotnou akci, která v druhém případě byla odstraněna.</w:t>
+      </w:r>
+      <w:r>
+        <w:rPr>
+          <w:lang w:eastAsia="cs-CZ"/>
+        </w:rPr>
+        <w:t xml:space="preserve"> To jsou takzvané kontrolní testy. Kontrolní testy mají za účel zjistit čas vykonání testu bez hlavní testované </w:t>
+      </w:r>
+      <w:r>
+        <w:rPr>
+          <w:lang w:eastAsia="cs-CZ"/>
+        </w:rPr>
+        <w:t>akce,</w:t>
+      </w:r>
+      <w:r>
+        <w:rPr>
+          <w:lang w:eastAsia="cs-CZ"/>
+        </w:rPr>
+        <w:t xml:space="preserve"> a to za účelem přesného zjištěné trvání akce.</w:t>
+      </w:r>
+      <w:r>
+        <w:rPr>
+          <w:lang w:eastAsia="cs-CZ"/>
+        </w:rPr>
+        <w:t xml:space="preserve"> Pravá délka akce je totiž rozdíl mezi testem naostro a kontrolním testem.</w:t>
+      </w:r>
+      <w:r>
+        <w:rPr>
+          <w:lang w:eastAsia="cs-CZ"/>
+        </w:rPr>
+        <w:t xml:space="preserve"> Jinak by mohly ostatní vedlejší aktivity testu ovlivnit přesnost měření testované aktivity.</w:t>
       </w:r>
     </w:p>
     <w:p>
@@ -15608,6 +13380,7 @@
         <w:rPr>
           <w:color w:val="000000" w:themeColor="text1"/>
         </w:rPr>
+        <w:lastRenderedPageBreak/>
         <w:t xml:space="preserve">Tabulka </w:t>
       </w:r>
       <w:r>
@@ -15715,21 +13488,7 @@
               <w:rPr>
                 <w:szCs w:val="24"/>
               </w:rPr>
-              <w:t>Rychlost [</w:t>
-            </w:r>
-            <w:proofErr w:type="spellStart"/>
-            <w:r>
-              <w:rPr>
-                <w:szCs w:val="24"/>
-              </w:rPr>
-              <w:t>ms</w:t>
-            </w:r>
-            <w:proofErr w:type="spellEnd"/>
-            <w:r>
-              <w:rPr>
-                <w:szCs w:val="24"/>
-              </w:rPr>
-              <w:t>]</w:t>
+              <w:t>Rychlost [ms]</w:t>
             </w:r>
           </w:p>
         </w:tc>
@@ -15748,21 +13507,7 @@
               <w:rPr>
                 <w:szCs w:val="24"/>
               </w:rPr>
-              <w:t>Rychlost paralelizace [</w:t>
-            </w:r>
-            <w:proofErr w:type="spellStart"/>
-            <w:r>
-              <w:rPr>
-                <w:szCs w:val="24"/>
-              </w:rPr>
-              <w:t>ms</w:t>
-            </w:r>
-            <w:proofErr w:type="spellEnd"/>
-            <w:r>
-              <w:rPr>
-                <w:szCs w:val="24"/>
-              </w:rPr>
-              <w:t>]</w:t>
+              <w:t>Rychlost paralelizace [ms]</w:t>
             </w:r>
           </w:p>
         </w:tc>
@@ -17627,7 +15372,6 @@
           <w:szCs w:val="24"/>
         </w:rPr>
       </w:pPr>
-      <w:proofErr w:type="spellStart"/>
       <w:r>
         <w:rPr>
           <w:i/>
@@ -17637,29 +15381,12 @@
         </w:rPr>
         <w:t>Xtensor</w:t>
       </w:r>
-      <w:proofErr w:type="spellEnd"/>
       <w:r>
         <w:rPr>
           <w:sz w:val="24"/>
           <w:szCs w:val="24"/>
         </w:rPr>
-        <w:t xml:space="preserve">. Online. </w:t>
-      </w:r>
-      <w:proofErr w:type="spellStart"/>
-      <w:r>
-        <w:rPr>
-          <w:sz w:val="24"/>
-          <w:szCs w:val="24"/>
-        </w:rPr>
-        <w:t>Github</w:t>
-      </w:r>
-      <w:proofErr w:type="spellEnd"/>
-      <w:r>
-        <w:rPr>
-          <w:sz w:val="24"/>
-          <w:szCs w:val="24"/>
-        </w:rPr>
-        <w:t>. 2016. Dostupné z: </w:t>
+        <w:t>. Online. Github. 2016. Dostupné z: </w:t>
       </w:r>
       <w:hyperlink r:id="rId13" w:history="1">
         <w:r>
@@ -17697,41 +15424,8 @@
           <w:sz w:val="24"/>
           <w:szCs w:val="24"/>
         </w:rPr>
-        <w:t xml:space="preserve">GUENNEBAUD, </w:t>
-      </w:r>
-      <w:proofErr w:type="spellStart"/>
-      <w:r>
-        <w:rPr>
-          <w:sz w:val="24"/>
-          <w:szCs w:val="24"/>
-        </w:rPr>
-        <w:t>Gaël</w:t>
-      </w:r>
-      <w:proofErr w:type="spellEnd"/>
-      <w:r>
-        <w:rPr>
-          <w:sz w:val="24"/>
-          <w:szCs w:val="24"/>
-        </w:rPr>
-        <w:t xml:space="preserve"> a JACOB, </w:t>
-      </w:r>
-      <w:proofErr w:type="spellStart"/>
-      <w:r>
-        <w:rPr>
-          <w:sz w:val="24"/>
-          <w:szCs w:val="24"/>
-        </w:rPr>
-        <w:t>Benoît</w:t>
-      </w:r>
-      <w:proofErr w:type="spellEnd"/>
-      <w:r>
-        <w:rPr>
-          <w:sz w:val="24"/>
-          <w:szCs w:val="24"/>
-        </w:rPr>
-        <w:t>. </w:t>
-      </w:r>
-      <w:proofErr w:type="spellStart"/>
+        <w:t>GUENNEBAUD, Gaël a JACOB, Benoît. </w:t>
+      </w:r>
       <w:r>
         <w:rPr>
           <w:i/>
@@ -17741,29 +15435,12 @@
         </w:rPr>
         <w:t>Eigen</w:t>
       </w:r>
-      <w:proofErr w:type="spellEnd"/>
       <w:r>
         <w:rPr>
           <w:sz w:val="24"/>
           <w:szCs w:val="24"/>
         </w:rPr>
-        <w:t xml:space="preserve">. Online. </w:t>
-      </w:r>
-      <w:proofErr w:type="spellStart"/>
-      <w:r>
-        <w:rPr>
-          <w:sz w:val="24"/>
-          <w:szCs w:val="24"/>
-        </w:rPr>
-        <w:t>GitLab</w:t>
-      </w:r>
-      <w:proofErr w:type="spellEnd"/>
-      <w:r>
-        <w:rPr>
-          <w:sz w:val="24"/>
-          <w:szCs w:val="24"/>
-        </w:rPr>
-        <w:t>. 2010. Dostupné z: </w:t>
+        <w:t>. Online. GitLab. 2010. Dostupné z: </w:t>
       </w:r>
       <w:hyperlink r:id="rId14" w:history="1">
         <w:r>
@@ -17801,121 +15478,8 @@
           <w:sz w:val="24"/>
           <w:szCs w:val="24"/>
         </w:rPr>
-        <w:t xml:space="preserve">SOLOMONIK, Edgar; MATTHEWS, </w:t>
-      </w:r>
-      <w:proofErr w:type="spellStart"/>
-      <w:r>
-        <w:rPr>
-          <w:sz w:val="24"/>
-          <w:szCs w:val="24"/>
-        </w:rPr>
-        <w:t>Devin</w:t>
-      </w:r>
-      <w:proofErr w:type="spellEnd"/>
-      <w:r>
-        <w:rPr>
-          <w:sz w:val="24"/>
-          <w:szCs w:val="24"/>
-        </w:rPr>
-        <w:t xml:space="preserve">; HAMMOND, </w:t>
-      </w:r>
-      <w:proofErr w:type="spellStart"/>
-      <w:r>
-        <w:rPr>
-          <w:sz w:val="24"/>
-          <w:szCs w:val="24"/>
-        </w:rPr>
-        <w:t>Jeff</w:t>
-      </w:r>
-      <w:proofErr w:type="spellEnd"/>
-      <w:r>
-        <w:rPr>
-          <w:sz w:val="24"/>
-          <w:szCs w:val="24"/>
-        </w:rPr>
-        <w:t xml:space="preserve"> R; STANTON, John F. a DEMMEL, James. A </w:t>
-      </w:r>
-      <w:proofErr w:type="spellStart"/>
-      <w:r>
-        <w:rPr>
-          <w:sz w:val="24"/>
-          <w:szCs w:val="24"/>
-        </w:rPr>
-        <w:t>massively</w:t>
-      </w:r>
-      <w:proofErr w:type="spellEnd"/>
-      <w:r>
-        <w:rPr>
-          <w:sz w:val="24"/>
-          <w:szCs w:val="24"/>
-        </w:rPr>
-        <w:t xml:space="preserve"> </w:t>
-      </w:r>
-      <w:proofErr w:type="spellStart"/>
-      <w:r>
-        <w:rPr>
-          <w:sz w:val="24"/>
-          <w:szCs w:val="24"/>
-        </w:rPr>
-        <w:t>parallel</w:t>
-      </w:r>
-      <w:proofErr w:type="spellEnd"/>
-      <w:r>
-        <w:rPr>
-          <w:sz w:val="24"/>
-          <w:szCs w:val="24"/>
-        </w:rPr>
-        <w:t xml:space="preserve"> tensor </w:t>
-      </w:r>
-      <w:proofErr w:type="spellStart"/>
-      <w:r>
-        <w:rPr>
-          <w:sz w:val="24"/>
-          <w:szCs w:val="24"/>
-        </w:rPr>
-        <w:t>contraction</w:t>
-      </w:r>
-      <w:proofErr w:type="spellEnd"/>
-      <w:r>
-        <w:rPr>
-          <w:sz w:val="24"/>
-          <w:szCs w:val="24"/>
-        </w:rPr>
-        <w:t xml:space="preserve"> framework </w:t>
-      </w:r>
-      <w:proofErr w:type="spellStart"/>
-      <w:r>
-        <w:rPr>
-          <w:sz w:val="24"/>
-          <w:szCs w:val="24"/>
-        </w:rPr>
-        <w:t>for</w:t>
-      </w:r>
-      <w:proofErr w:type="spellEnd"/>
-      <w:r>
-        <w:rPr>
-          <w:sz w:val="24"/>
-          <w:szCs w:val="24"/>
-        </w:rPr>
-        <w:t xml:space="preserve"> </w:t>
-      </w:r>
-      <w:proofErr w:type="spellStart"/>
-      <w:r>
-        <w:rPr>
-          <w:sz w:val="24"/>
-          <w:szCs w:val="24"/>
-        </w:rPr>
-        <w:t>coupled</w:t>
-      </w:r>
-      <w:proofErr w:type="spellEnd"/>
-      <w:r>
-        <w:rPr>
-          <w:sz w:val="24"/>
-          <w:szCs w:val="24"/>
-        </w:rPr>
-        <w:t>-cluster. </w:t>
-      </w:r>
-      <w:proofErr w:type="spellStart"/>
+        <w:t>SOLOMONIK, Edgar; MATTHEWS, Devin; HAMMOND, Jeff R; STANTON, John F. a DEMMEL, James. A massively parallel tensor contraction framework for coupled-cluster. </w:t>
+      </w:r>
       <w:r>
         <w:rPr>
           <w:i/>
@@ -17923,89 +15487,8 @@
           <w:sz w:val="24"/>
           <w:szCs w:val="24"/>
         </w:rPr>
-        <w:t>Journal</w:t>
-      </w:r>
-      <w:proofErr w:type="spellEnd"/>
-      <w:r>
-        <w:rPr>
-          <w:i/>
-          <w:iCs/>
-          <w:sz w:val="24"/>
-          <w:szCs w:val="24"/>
-        </w:rPr>
-        <w:t xml:space="preserve"> </w:t>
-      </w:r>
-      <w:proofErr w:type="spellStart"/>
-      <w:r>
-        <w:rPr>
-          <w:i/>
-          <w:iCs/>
-          <w:sz w:val="24"/>
-          <w:szCs w:val="24"/>
-        </w:rPr>
-        <w:t>of</w:t>
-      </w:r>
-      <w:proofErr w:type="spellEnd"/>
-      <w:r>
-        <w:rPr>
-          <w:i/>
-          <w:iCs/>
-          <w:sz w:val="24"/>
-          <w:szCs w:val="24"/>
-        </w:rPr>
-        <w:t xml:space="preserve"> </w:t>
-      </w:r>
-      <w:proofErr w:type="spellStart"/>
-      <w:r>
-        <w:rPr>
-          <w:i/>
-          <w:iCs/>
-          <w:sz w:val="24"/>
-          <w:szCs w:val="24"/>
-        </w:rPr>
-        <w:t>Parallel</w:t>
-      </w:r>
-      <w:proofErr w:type="spellEnd"/>
-      <w:r>
-        <w:rPr>
-          <w:i/>
-          <w:iCs/>
-          <w:sz w:val="24"/>
-          <w:szCs w:val="24"/>
-        </w:rPr>
-        <w:t xml:space="preserve"> and </w:t>
-      </w:r>
-      <w:proofErr w:type="spellStart"/>
-      <w:r>
-        <w:rPr>
-          <w:i/>
-          <w:iCs/>
-          <w:sz w:val="24"/>
-          <w:szCs w:val="24"/>
-        </w:rPr>
-        <w:t>Distributed</w:t>
-      </w:r>
-      <w:proofErr w:type="spellEnd"/>
-      <w:r>
-        <w:rPr>
-          <w:i/>
-          <w:iCs/>
-          <w:sz w:val="24"/>
-          <w:szCs w:val="24"/>
-        </w:rPr>
-        <w:t xml:space="preserve"> </w:t>
-      </w:r>
-      <w:proofErr w:type="spellStart"/>
-      <w:r>
-        <w:rPr>
-          <w:i/>
-          <w:iCs/>
-          <w:sz w:val="24"/>
-          <w:szCs w:val="24"/>
-        </w:rPr>
-        <w:t>Computing</w:t>
-      </w:r>
-      <w:proofErr w:type="spellEnd"/>
+        <w:t>Journal of Parallel and Distributed Computing</w:t>
+      </w:r>
       <w:r>
         <w:rPr>
           <w:sz w:val="24"/>
@@ -18032,23 +15515,7 @@
           <w:sz w:val="24"/>
           <w:szCs w:val="24"/>
         </w:rPr>
-        <w:t xml:space="preserve">International Workshop on </w:t>
-      </w:r>
-      <w:proofErr w:type="spellStart"/>
-      <w:r>
-        <w:rPr>
-          <w:sz w:val="24"/>
-          <w:szCs w:val="24"/>
-        </w:rPr>
-        <w:t>OpenCL</w:t>
-      </w:r>
-      <w:proofErr w:type="spellEnd"/>
-      <w:r>
-        <w:rPr>
-          <w:sz w:val="24"/>
-          <w:szCs w:val="24"/>
-        </w:rPr>
-        <w:t>. Online. 2023. ISBN 9798400707452. Dostupné z: </w:t>
+        <w:t>International Workshop on OpenCL. Online. 2023. ISBN 9798400707452. Dostupné z: </w:t>
       </w:r>
       <w:hyperlink r:id="rId15" w:history="1">
         <w:r>
@@ -18086,23 +15553,7 @@
           <w:sz w:val="24"/>
           <w:szCs w:val="24"/>
         </w:rPr>
-        <w:t xml:space="preserve">THE KHRONOS® SYCL™ WORKING GROUP. SYCL 2020 </w:t>
-      </w:r>
-      <w:proofErr w:type="spellStart"/>
-      <w:r>
-        <w:rPr>
-          <w:sz w:val="24"/>
-          <w:szCs w:val="24"/>
-        </w:rPr>
-        <w:t>rev</w:t>
-      </w:r>
-      <w:proofErr w:type="spellEnd"/>
-      <w:r>
-        <w:rPr>
-          <w:sz w:val="24"/>
-          <w:szCs w:val="24"/>
-        </w:rPr>
-        <w:t xml:space="preserve"> 11, </w:t>
+        <w:t>THE KHRONOS® SYCL™ WORKING GROUP. SYCL 2020 rev 11, </w:t>
       </w:r>
       <w:r>
         <w:rPr>
@@ -18111,41 +15562,14 @@
           <w:sz w:val="24"/>
           <w:szCs w:val="24"/>
         </w:rPr>
-        <w:t xml:space="preserve">SYCL™ 2020 </w:t>
-      </w:r>
-      <w:proofErr w:type="spellStart"/>
-      <w:r>
-        <w:rPr>
-          <w:i/>
-          <w:iCs/>
+        <w:t>SYCL™ 2020 Specification</w:t>
+      </w:r>
+      <w:r>
+        <w:rPr>
           <w:sz w:val="24"/>
           <w:szCs w:val="24"/>
         </w:rPr>
-        <w:t>Specification</w:t>
-      </w:r>
-      <w:proofErr w:type="spellEnd"/>
-      <w:r>
-        <w:rPr>
-          <w:sz w:val="24"/>
-          <w:szCs w:val="24"/>
-        </w:rPr>
-        <w:t xml:space="preserve">. </w:t>
-      </w:r>
-      <w:proofErr w:type="spellStart"/>
-      <w:r>
-        <w:rPr>
-          <w:sz w:val="24"/>
-          <w:szCs w:val="24"/>
-        </w:rPr>
-        <w:t>Revision</w:t>
-      </w:r>
-      <w:proofErr w:type="spellEnd"/>
-      <w:r>
-        <w:rPr>
-          <w:sz w:val="24"/>
-          <w:szCs w:val="24"/>
-        </w:rPr>
-        <w:t xml:space="preserve"> 11.</w:t>
+        <w:t>. Revision 11.</w:t>
       </w:r>
     </w:p>
     <w:p>
@@ -18168,87 +15592,7 @@
           <w:sz w:val="24"/>
           <w:szCs w:val="24"/>
         </w:rPr>
-        <w:t xml:space="preserve">Intel® 64 and IA-32 </w:t>
-      </w:r>
-      <w:proofErr w:type="spellStart"/>
-      <w:r>
-        <w:rPr>
-          <w:i/>
-          <w:iCs/>
-          <w:sz w:val="24"/>
-          <w:szCs w:val="24"/>
-        </w:rPr>
-        <w:t>Architectures</w:t>
-      </w:r>
-      <w:proofErr w:type="spellEnd"/>
-      <w:r>
-        <w:rPr>
-          <w:i/>
-          <w:iCs/>
-          <w:sz w:val="24"/>
-          <w:szCs w:val="24"/>
-        </w:rPr>
-        <w:t xml:space="preserve"> </w:t>
-      </w:r>
-      <w:proofErr w:type="spellStart"/>
-      <w:r>
-        <w:rPr>
-          <w:i/>
-          <w:iCs/>
-          <w:sz w:val="24"/>
-          <w:szCs w:val="24"/>
-        </w:rPr>
-        <w:t>Optimization</w:t>
-      </w:r>
-      <w:proofErr w:type="spellEnd"/>
-      <w:r>
-        <w:rPr>
-          <w:i/>
-          <w:iCs/>
-          <w:sz w:val="24"/>
-          <w:szCs w:val="24"/>
-        </w:rPr>
-        <w:t xml:space="preserve"> Reference </w:t>
-      </w:r>
-      <w:proofErr w:type="spellStart"/>
-      <w:r>
-        <w:rPr>
-          <w:i/>
-          <w:iCs/>
-          <w:sz w:val="24"/>
-          <w:szCs w:val="24"/>
-        </w:rPr>
-        <w:t>Manual</w:t>
-      </w:r>
-      <w:proofErr w:type="spellEnd"/>
-      <w:r>
-        <w:rPr>
-          <w:i/>
-          <w:iCs/>
-          <w:sz w:val="24"/>
-          <w:szCs w:val="24"/>
-        </w:rPr>
-        <w:t xml:space="preserve"> </w:t>
-      </w:r>
-      <w:proofErr w:type="spellStart"/>
-      <w:r>
-        <w:rPr>
-          <w:i/>
-          <w:iCs/>
-          <w:sz w:val="24"/>
-          <w:szCs w:val="24"/>
-        </w:rPr>
-        <w:t>Volume</w:t>
-      </w:r>
-      <w:proofErr w:type="spellEnd"/>
-      <w:r>
-        <w:rPr>
-          <w:i/>
-          <w:iCs/>
-          <w:sz w:val="24"/>
-          <w:szCs w:val="24"/>
-        </w:rPr>
-        <w:t xml:space="preserve"> 1</w:t>
+        <w:t>Intel® 64 and IA-32 Architectures Optimization Reference Manual Volume 1</w:t>
       </w:r>
       <w:r>
         <w:rPr>
@@ -18304,7 +15648,6 @@
         </w:rPr>
         <w:t xml:space="preserve">P2447R6 </w:t>
       </w:r>
-      <w:proofErr w:type="spellStart"/>
       <w:proofErr w:type="gramStart"/>
       <w:r>
         <w:rPr>
@@ -18313,9 +15656,9 @@
           <w:sz w:val="24"/>
           <w:szCs w:val="24"/>
         </w:rPr>
-        <w:t>std</w:t>
-      </w:r>
-      <w:proofErr w:type="spellEnd"/>
+        <w:t>std::</w:t>
+      </w:r>
+      <w:proofErr w:type="gramEnd"/>
       <w:r>
         <w:rPr>
           <w:i/>
@@ -18323,111 +15666,14 @@
           <w:sz w:val="24"/>
           <w:szCs w:val="24"/>
         </w:rPr>
-        <w:t>::</w:t>
-      </w:r>
-      <w:proofErr w:type="spellStart"/>
-      <w:proofErr w:type="gramEnd"/>
-      <w:r>
-        <w:rPr>
-          <w:i/>
-          <w:iCs/>
+        <w:t>span over an initializer list</w:t>
+      </w:r>
+      <w:r>
+        <w:rPr>
           <w:sz w:val="24"/>
           <w:szCs w:val="24"/>
         </w:rPr>
-        <w:t>span</w:t>
-      </w:r>
-      <w:proofErr w:type="spellEnd"/>
-      <w:r>
-        <w:rPr>
-          <w:i/>
-          <w:iCs/>
-          <w:sz w:val="24"/>
-          <w:szCs w:val="24"/>
-        </w:rPr>
-        <w:t xml:space="preserve"> </w:t>
-      </w:r>
-      <w:proofErr w:type="spellStart"/>
-      <w:r>
-        <w:rPr>
-          <w:i/>
-          <w:iCs/>
-          <w:sz w:val="24"/>
-          <w:szCs w:val="24"/>
-        </w:rPr>
-        <w:t>over</w:t>
-      </w:r>
-      <w:proofErr w:type="spellEnd"/>
-      <w:r>
-        <w:rPr>
-          <w:i/>
-          <w:iCs/>
-          <w:sz w:val="24"/>
-          <w:szCs w:val="24"/>
-        </w:rPr>
-        <w:t xml:space="preserve"> </w:t>
-      </w:r>
-      <w:proofErr w:type="spellStart"/>
-      <w:r>
-        <w:rPr>
-          <w:i/>
-          <w:iCs/>
-          <w:sz w:val="24"/>
-          <w:szCs w:val="24"/>
-        </w:rPr>
-        <w:t>an</w:t>
-      </w:r>
-      <w:proofErr w:type="spellEnd"/>
-      <w:r>
-        <w:rPr>
-          <w:i/>
-          <w:iCs/>
-          <w:sz w:val="24"/>
-          <w:szCs w:val="24"/>
-        </w:rPr>
-        <w:t xml:space="preserve"> </w:t>
-      </w:r>
-      <w:proofErr w:type="spellStart"/>
-      <w:r>
-        <w:rPr>
-          <w:i/>
-          <w:iCs/>
-          <w:sz w:val="24"/>
-          <w:szCs w:val="24"/>
-        </w:rPr>
-        <w:t>initializer</w:t>
-      </w:r>
-      <w:proofErr w:type="spellEnd"/>
-      <w:r>
-        <w:rPr>
-          <w:i/>
-          <w:iCs/>
-          <w:sz w:val="24"/>
-          <w:szCs w:val="24"/>
-        </w:rPr>
-        <w:t xml:space="preserve"> list</w:t>
-      </w:r>
-      <w:r>
-        <w:rPr>
-          <w:sz w:val="24"/>
-          <w:szCs w:val="24"/>
-        </w:rPr>
-        <w:t xml:space="preserve">. Online. Open </w:t>
-      </w:r>
-      <w:proofErr w:type="spellStart"/>
-      <w:r>
-        <w:rPr>
-          <w:sz w:val="24"/>
-          <w:szCs w:val="24"/>
-        </w:rPr>
-        <w:t>Standards</w:t>
-      </w:r>
-      <w:proofErr w:type="spellEnd"/>
-      <w:r>
-        <w:rPr>
-          <w:sz w:val="24"/>
-          <w:szCs w:val="24"/>
-        </w:rPr>
-        <w:t>. 2023. Dostupné z: </w:t>
+        <w:t>. Online. Open Standards. 2023. Dostupné z: </w:t>
       </w:r>
       <w:hyperlink r:id="rId17" w:history="1">
         <w:r>
@@ -18474,130 +15720,14 @@
           <w:sz w:val="24"/>
           <w:szCs w:val="24"/>
         </w:rPr>
-        <w:t xml:space="preserve">P4144R1 </w:t>
-      </w:r>
-      <w:proofErr w:type="spellStart"/>
-      <w:r>
-        <w:rPr>
-          <w:i/>
-          <w:iCs/>
+        <w:t>P4144R1 Remove span’s initializer_list constructor for C++26</w:t>
+      </w:r>
+      <w:r>
+        <w:rPr>
           <w:sz w:val="24"/>
           <w:szCs w:val="24"/>
         </w:rPr>
-        <w:t>Remove</w:t>
-      </w:r>
-      <w:proofErr w:type="spellEnd"/>
-      <w:r>
-        <w:rPr>
-          <w:i/>
-          <w:iCs/>
-          <w:sz w:val="24"/>
-          <w:szCs w:val="24"/>
-        </w:rPr>
-        <w:t xml:space="preserve"> </w:t>
-      </w:r>
-      <w:proofErr w:type="spellStart"/>
-      <w:r>
-        <w:rPr>
-          <w:i/>
-          <w:iCs/>
-          <w:sz w:val="24"/>
-          <w:szCs w:val="24"/>
-        </w:rPr>
-        <w:t>span’s</w:t>
-      </w:r>
-      <w:proofErr w:type="spellEnd"/>
-      <w:r>
-        <w:rPr>
-          <w:i/>
-          <w:iCs/>
-          <w:sz w:val="24"/>
-          <w:szCs w:val="24"/>
-        </w:rPr>
-        <w:t xml:space="preserve"> </w:t>
-      </w:r>
-      <w:proofErr w:type="spellStart"/>
-      <w:r>
-        <w:rPr>
-          <w:i/>
-          <w:iCs/>
-          <w:sz w:val="24"/>
-          <w:szCs w:val="24"/>
-        </w:rPr>
-        <w:t>initializer_list</w:t>
-      </w:r>
-      <w:proofErr w:type="spellEnd"/>
-      <w:r>
-        <w:rPr>
-          <w:i/>
-          <w:iCs/>
-          <w:sz w:val="24"/>
-          <w:szCs w:val="24"/>
-        </w:rPr>
-        <w:t xml:space="preserve"> </w:t>
-      </w:r>
-      <w:proofErr w:type="spellStart"/>
-      <w:r>
-        <w:rPr>
-          <w:i/>
-          <w:iCs/>
-          <w:sz w:val="24"/>
-          <w:szCs w:val="24"/>
-        </w:rPr>
-        <w:t>constructor</w:t>
-      </w:r>
-      <w:proofErr w:type="spellEnd"/>
-      <w:r>
-        <w:rPr>
-          <w:i/>
-          <w:iCs/>
-          <w:sz w:val="24"/>
-          <w:szCs w:val="24"/>
-        </w:rPr>
-        <w:t xml:space="preserve"> </w:t>
-      </w:r>
-      <w:proofErr w:type="spellStart"/>
-      <w:r>
-        <w:rPr>
-          <w:i/>
-          <w:iCs/>
-          <w:sz w:val="24"/>
-          <w:szCs w:val="24"/>
-        </w:rPr>
-        <w:t>for</w:t>
-      </w:r>
-      <w:proofErr w:type="spellEnd"/>
-      <w:r>
-        <w:rPr>
-          <w:i/>
-          <w:iCs/>
-          <w:sz w:val="24"/>
-          <w:szCs w:val="24"/>
-        </w:rPr>
-        <w:t xml:space="preserve"> C++26</w:t>
-      </w:r>
-      <w:r>
-        <w:rPr>
-          <w:sz w:val="24"/>
-          <w:szCs w:val="24"/>
-        </w:rPr>
-        <w:t xml:space="preserve">. Online. Open </w:t>
-      </w:r>
-      <w:proofErr w:type="spellStart"/>
-      <w:r>
-        <w:rPr>
-          <w:sz w:val="24"/>
-          <w:szCs w:val="24"/>
-        </w:rPr>
-        <w:t>Standards</w:t>
-      </w:r>
-      <w:proofErr w:type="spellEnd"/>
-      <w:r>
-        <w:rPr>
-          <w:sz w:val="24"/>
-          <w:szCs w:val="24"/>
-        </w:rPr>
-        <w:t>. 2026. Dostupné z: </w:t>
+        <w:t>. Online. Open Standards. 2026. Dostupné z: </w:t>
       </w:r>
       <w:hyperlink r:id="rId18" w:history="1">
         <w:r>

--- a/ŠpaňúrM_KnihovnaProPraci_JM_2026.docx
+++ b/ŠpaňúrM_KnihovnaProPraci_JM_2026.docx
@@ -1658,6 +1658,7 @@
           <w:noProof/>
           <w:kern w:val="2"/>
           <w:szCs w:val="24"/>
+          <w:lang/>
           <w14:ligatures w14:val="standardContextual"/>
         </w:rPr>
       </w:pPr>
@@ -1670,7 +1671,7 @@
       <w:r>
         <w:fldChar w:fldCharType="separate"/>
       </w:r>
-      <w:hyperlink w:anchor="_Toc229952393" w:history="1">
+      <w:hyperlink w:anchor="_Toc230096671" w:history="1">
         <w:r>
           <w:rPr>
             <w:rStyle w:val="Hypertextovodkaz"/>
@@ -1698,7 +1699,7 @@
             <w:noProof/>
             <w:webHidden/>
           </w:rPr>
-          <w:instrText xml:space="preserve"> PAGEREF _Toc229952393 \h </w:instrText>
+          <w:instrText xml:space="preserve"> PAGEREF _Toc230096671 \h </w:instrText>
         </w:r>
         <w:r>
           <w:rPr>
@@ -1740,10 +1741,11 @@
           <w:noProof/>
           <w:kern w:val="2"/>
           <w:szCs w:val="24"/>
+          <w:lang/>
           <w14:ligatures w14:val="standardContextual"/>
         </w:rPr>
       </w:pPr>
-      <w:hyperlink w:anchor="_Toc229952394" w:history="1">
+      <w:hyperlink w:anchor="_Toc230096672" w:history="1">
         <w:r>
           <w:rPr>
             <w:rStyle w:val="Hypertextovodkaz"/>
@@ -1771,7 +1773,7 @@
             <w:noProof/>
             <w:webHidden/>
           </w:rPr>
-          <w:instrText xml:space="preserve"> PAGEREF _Toc229952394 \h </w:instrText>
+          <w:instrText xml:space="preserve"> PAGEREF _Toc230096672 \h </w:instrText>
         </w:r>
         <w:r>
           <w:rPr>
@@ -1813,10 +1815,11 @@
           <w:noProof/>
           <w:kern w:val="2"/>
           <w:szCs w:val="24"/>
+          <w:lang/>
           <w14:ligatures w14:val="standardContextual"/>
         </w:rPr>
       </w:pPr>
-      <w:hyperlink w:anchor="_Toc229952395" w:history="1">
+      <w:hyperlink w:anchor="_Toc230096673" w:history="1">
         <w:r>
           <w:rPr>
             <w:rStyle w:val="Hypertextovodkaz"/>
@@ -1844,7 +1847,7 @@
             <w:noProof/>
             <w:webHidden/>
           </w:rPr>
-          <w:instrText xml:space="preserve"> PAGEREF _Toc229952395 \h </w:instrText>
+          <w:instrText xml:space="preserve"> PAGEREF _Toc230096673 \h </w:instrText>
         </w:r>
         <w:r>
           <w:rPr>
@@ -1886,10 +1889,11 @@
           <w:noProof/>
           <w:kern w:val="2"/>
           <w:szCs w:val="24"/>
+          <w:lang/>
           <w14:ligatures w14:val="standardContextual"/>
         </w:rPr>
       </w:pPr>
-      <w:hyperlink w:anchor="_Toc229952396" w:history="1">
+      <w:hyperlink w:anchor="_Toc230096674" w:history="1">
         <w:r>
           <w:rPr>
             <w:rStyle w:val="Hypertextovodkaz"/>
@@ -1916,7 +1920,7 @@
             <w:noProof/>
             <w:webHidden/>
           </w:rPr>
-          <w:instrText xml:space="preserve"> PAGEREF _Toc229952396 \h </w:instrText>
+          <w:instrText xml:space="preserve"> PAGEREF _Toc230096674 \h </w:instrText>
         </w:r>
         <w:r>
           <w:rPr>
@@ -1958,10 +1962,11 @@
           <w:noProof/>
           <w:kern w:val="2"/>
           <w:szCs w:val="24"/>
+          <w:lang/>
           <w14:ligatures w14:val="standardContextual"/>
         </w:rPr>
       </w:pPr>
-      <w:hyperlink w:anchor="_Toc229952397" w:history="1">
+      <w:hyperlink w:anchor="_Toc230096675" w:history="1">
         <w:r>
           <w:rPr>
             <w:rStyle w:val="Hypertextovodkaz"/>
@@ -1988,7 +1993,7 @@
             <w:noProof/>
             <w:webHidden/>
           </w:rPr>
-          <w:instrText xml:space="preserve"> PAGEREF _Toc229952397 \h </w:instrText>
+          <w:instrText xml:space="preserve"> PAGEREF _Toc230096675 \h </w:instrText>
         </w:r>
         <w:r>
           <w:rPr>
@@ -2027,10 +2032,11 @@
           <w:noProof/>
           <w:kern w:val="2"/>
           <w:szCs w:val="24"/>
+          <w:lang/>
           <w14:ligatures w14:val="standardContextual"/>
         </w:rPr>
       </w:pPr>
-      <w:hyperlink w:anchor="_Toc229952398" w:history="1">
+      <w:hyperlink w:anchor="_Toc230096676" w:history="1">
         <w:r>
           <w:rPr>
             <w:rStyle w:val="Hypertextovodkaz"/>
@@ -2057,7 +2063,7 @@
             <w:noProof/>
             <w:webHidden/>
           </w:rPr>
-          <w:instrText xml:space="preserve"> PAGEREF _Toc229952398 \h </w:instrText>
+          <w:instrText xml:space="preserve"> PAGEREF _Toc230096676 \h </w:instrText>
         </w:r>
         <w:r>
           <w:rPr>
@@ -2096,10 +2102,11 @@
           <w:noProof/>
           <w:kern w:val="2"/>
           <w:szCs w:val="24"/>
+          <w:lang/>
           <w14:ligatures w14:val="standardContextual"/>
         </w:rPr>
       </w:pPr>
-      <w:hyperlink w:anchor="_Toc229952399" w:history="1">
+      <w:hyperlink w:anchor="_Toc230096677" w:history="1">
         <w:r>
           <w:rPr>
             <w:rStyle w:val="Hypertextovodkaz"/>
@@ -2126,7 +2133,7 @@
             <w:noProof/>
             <w:webHidden/>
           </w:rPr>
-          <w:instrText xml:space="preserve"> PAGEREF _Toc229952399 \h </w:instrText>
+          <w:instrText xml:space="preserve"> PAGEREF _Toc230096677 \h </w:instrText>
         </w:r>
         <w:r>
           <w:rPr>
@@ -2146,7 +2153,7 @@
             <w:noProof/>
             <w:webHidden/>
           </w:rPr>
-          <w:t>14</w:t>
+          <w:t>15</w:t>
         </w:r>
         <w:r>
           <w:rPr>
@@ -2165,10 +2172,11 @@
           <w:noProof/>
           <w:kern w:val="2"/>
           <w:szCs w:val="24"/>
+          <w:lang/>
           <w14:ligatures w14:val="standardContextual"/>
         </w:rPr>
       </w:pPr>
-      <w:hyperlink w:anchor="_Toc229952400" w:history="1">
+      <w:hyperlink w:anchor="_Toc230096678" w:history="1">
         <w:r>
           <w:rPr>
             <w:rStyle w:val="Hypertextovodkaz"/>
@@ -2195,7 +2203,7 @@
             <w:noProof/>
             <w:webHidden/>
           </w:rPr>
-          <w:instrText xml:space="preserve"> PAGEREF _Toc229952400 \h </w:instrText>
+          <w:instrText xml:space="preserve"> PAGEREF _Toc230096678 \h </w:instrText>
         </w:r>
         <w:r>
           <w:rPr>
@@ -2215,7 +2223,7 @@
             <w:noProof/>
             <w:webHidden/>
           </w:rPr>
-          <w:t>14</w:t>
+          <w:t>16</w:t>
         </w:r>
         <w:r>
           <w:rPr>
@@ -2237,10 +2245,11 @@
           <w:noProof/>
           <w:kern w:val="2"/>
           <w:szCs w:val="24"/>
+          <w:lang/>
           <w14:ligatures w14:val="standardContextual"/>
         </w:rPr>
       </w:pPr>
-      <w:hyperlink w:anchor="_Toc229952401" w:history="1">
+      <w:hyperlink w:anchor="_Toc230096679" w:history="1">
         <w:r>
           <w:rPr>
             <w:rStyle w:val="Hypertextovodkaz"/>
@@ -2267,7 +2276,7 @@
             <w:noProof/>
             <w:webHidden/>
           </w:rPr>
-          <w:instrText xml:space="preserve"> PAGEREF _Toc229952401 \h </w:instrText>
+          <w:instrText xml:space="preserve"> PAGEREF _Toc230096679 \h </w:instrText>
         </w:r>
         <w:r>
           <w:rPr>
@@ -2287,7 +2296,7 @@
             <w:noProof/>
             <w:webHidden/>
           </w:rPr>
-          <w:t>14</w:t>
+          <w:t>16</w:t>
         </w:r>
         <w:r>
           <w:rPr>
@@ -2309,10 +2318,11 @@
           <w:noProof/>
           <w:kern w:val="2"/>
           <w:szCs w:val="24"/>
+          <w:lang/>
           <w14:ligatures w14:val="standardContextual"/>
         </w:rPr>
       </w:pPr>
-      <w:hyperlink w:anchor="_Toc229952402" w:history="1">
+      <w:hyperlink w:anchor="_Toc230096680" w:history="1">
         <w:r>
           <w:rPr>
             <w:rStyle w:val="Hypertextovodkaz"/>
@@ -2339,7 +2349,7 @@
             <w:noProof/>
             <w:webHidden/>
           </w:rPr>
-          <w:instrText xml:space="preserve"> PAGEREF _Toc229952402 \h </w:instrText>
+          <w:instrText xml:space="preserve"> PAGEREF _Toc230096680 \h </w:instrText>
         </w:r>
         <w:r>
           <w:rPr>
@@ -2359,7 +2369,7 @@
             <w:noProof/>
             <w:webHidden/>
           </w:rPr>
-          <w:t>22</w:t>
+          <w:t>23</w:t>
         </w:r>
         <w:r>
           <w:rPr>
@@ -2381,10 +2391,11 @@
           <w:noProof/>
           <w:kern w:val="2"/>
           <w:szCs w:val="24"/>
+          <w:lang/>
           <w14:ligatures w14:val="standardContextual"/>
         </w:rPr>
       </w:pPr>
-      <w:hyperlink w:anchor="_Toc229952403" w:history="1">
+      <w:hyperlink w:anchor="_Toc230096681" w:history="1">
         <w:r>
           <w:rPr>
             <w:rStyle w:val="Hypertextovodkaz"/>
@@ -2411,7 +2422,7 @@
             <w:noProof/>
             <w:webHidden/>
           </w:rPr>
-          <w:instrText xml:space="preserve"> PAGEREF _Toc229952403 \h </w:instrText>
+          <w:instrText xml:space="preserve"> PAGEREF _Toc230096681 \h </w:instrText>
         </w:r>
         <w:r>
           <w:rPr>
@@ -2431,7 +2442,7 @@
             <w:noProof/>
             <w:webHidden/>
           </w:rPr>
-          <w:t>23</w:t>
+          <w:t>25</w:t>
         </w:r>
         <w:r>
           <w:rPr>
@@ -2453,10 +2464,11 @@
           <w:noProof/>
           <w:kern w:val="2"/>
           <w:szCs w:val="24"/>
+          <w:lang/>
           <w14:ligatures w14:val="standardContextual"/>
         </w:rPr>
       </w:pPr>
-      <w:hyperlink w:anchor="_Toc229952404" w:history="1">
+      <w:hyperlink w:anchor="_Toc230096682" w:history="1">
         <w:r>
           <w:rPr>
             <w:rStyle w:val="Hypertextovodkaz"/>
@@ -2483,7 +2495,7 @@
             <w:noProof/>
             <w:webHidden/>
           </w:rPr>
-          <w:instrText xml:space="preserve"> PAGEREF _Toc229952404 \h </w:instrText>
+          <w:instrText xml:space="preserve"> PAGEREF _Toc230096682 \h </w:instrText>
         </w:r>
         <w:r>
           <w:rPr>
@@ -2503,7 +2515,153 @@
             <w:noProof/>
             <w:webHidden/>
           </w:rPr>
-          <w:t>24</w:t>
+          <w:t>25</w:t>
+        </w:r>
+        <w:r>
+          <w:rPr>
+            <w:noProof/>
+            <w:webHidden/>
+          </w:rPr>
+          <w:fldChar w:fldCharType="end"/>
+        </w:r>
+      </w:hyperlink>
+    </w:p>
+    <w:p>
+      <w:pPr>
+        <w:pStyle w:val="Obsah3"/>
+        <w:tabs>
+          <w:tab w:val="right" w:leader="dot" w:pos="9060"/>
+        </w:tabs>
+        <w:rPr>
+          <w:rFonts w:asciiTheme="minorHAnsi" w:eastAsiaTheme="minorEastAsia" w:hAnsiTheme="minorHAnsi" w:cstheme="minorBidi"/>
+          <w:noProof/>
+          <w:kern w:val="2"/>
+          <w:szCs w:val="24"/>
+          <w:lang/>
+          <w14:ligatures w14:val="standardContextual"/>
+        </w:rPr>
+      </w:pPr>
+      <w:hyperlink w:anchor="_Toc230096683" w:history="1">
+        <w:r>
+          <w:rPr>
+            <w:rStyle w:val="Hypertextovodkaz"/>
+            <w:noProof/>
+          </w:rPr>
+          <w:t>1.3.6 Logika paměťového backendu</w:t>
+        </w:r>
+        <w:r>
+          <w:rPr>
+            <w:noProof/>
+            <w:webHidden/>
+          </w:rPr>
+          <w:tab/>
+        </w:r>
+        <w:r>
+          <w:rPr>
+            <w:noProof/>
+            <w:webHidden/>
+          </w:rPr>
+          <w:fldChar w:fldCharType="begin"/>
+        </w:r>
+        <w:r>
+          <w:rPr>
+            <w:noProof/>
+            <w:webHidden/>
+          </w:rPr>
+          <w:instrText xml:space="preserve"> PAGEREF _Toc230096683 \h </w:instrText>
+        </w:r>
+        <w:r>
+          <w:rPr>
+            <w:noProof/>
+            <w:webHidden/>
+          </w:rPr>
+        </w:r>
+        <w:r>
+          <w:rPr>
+            <w:noProof/>
+            <w:webHidden/>
+          </w:rPr>
+          <w:fldChar w:fldCharType="separate"/>
+        </w:r>
+        <w:r>
+          <w:rPr>
+            <w:noProof/>
+            <w:webHidden/>
+          </w:rPr>
+          <w:t>26</w:t>
+        </w:r>
+        <w:r>
+          <w:rPr>
+            <w:noProof/>
+            <w:webHidden/>
+          </w:rPr>
+          <w:fldChar w:fldCharType="end"/>
+        </w:r>
+      </w:hyperlink>
+    </w:p>
+    <w:p>
+      <w:pPr>
+        <w:pStyle w:val="Obsah3"/>
+        <w:tabs>
+          <w:tab w:val="right" w:leader="dot" w:pos="9060"/>
+        </w:tabs>
+        <w:rPr>
+          <w:rFonts w:asciiTheme="minorHAnsi" w:eastAsiaTheme="minorEastAsia" w:hAnsiTheme="minorHAnsi" w:cstheme="minorBidi"/>
+          <w:noProof/>
+          <w:kern w:val="2"/>
+          <w:szCs w:val="24"/>
+          <w:lang/>
+          <w14:ligatures w14:val="standardContextual"/>
+        </w:rPr>
+      </w:pPr>
+      <w:hyperlink w:anchor="_Toc230096684" w:history="1">
+        <w:r>
+          <w:rPr>
+            <w:rStyle w:val="Hypertextovodkaz"/>
+            <w:noProof/>
+          </w:rPr>
+          <w:t>1.3.7 Logika poolingu</w:t>
+        </w:r>
+        <w:r>
+          <w:rPr>
+            <w:noProof/>
+            <w:webHidden/>
+          </w:rPr>
+          <w:tab/>
+        </w:r>
+        <w:r>
+          <w:rPr>
+            <w:noProof/>
+            <w:webHidden/>
+          </w:rPr>
+          <w:fldChar w:fldCharType="begin"/>
+        </w:r>
+        <w:r>
+          <w:rPr>
+            <w:noProof/>
+            <w:webHidden/>
+          </w:rPr>
+          <w:instrText xml:space="preserve"> PAGEREF _Toc230096684 \h </w:instrText>
+        </w:r>
+        <w:r>
+          <w:rPr>
+            <w:noProof/>
+            <w:webHidden/>
+          </w:rPr>
+        </w:r>
+        <w:r>
+          <w:rPr>
+            <w:noProof/>
+            <w:webHidden/>
+          </w:rPr>
+          <w:fldChar w:fldCharType="separate"/>
+        </w:r>
+        <w:r>
+          <w:rPr>
+            <w:noProof/>
+            <w:webHidden/>
+          </w:rPr>
+          <w:t>26</w:t>
         </w:r>
         <w:r>
           <w:rPr>
@@ -2525,10 +2683,11 @@
           <w:noProof/>
           <w:kern w:val="2"/>
           <w:szCs w:val="24"/>
+          <w:lang/>
           <w14:ligatures w14:val="standardContextual"/>
         </w:rPr>
       </w:pPr>
-      <w:hyperlink w:anchor="_Toc229952405" w:history="1">
+      <w:hyperlink w:anchor="_Toc230096685" w:history="1">
         <w:r>
           <w:rPr>
             <w:rStyle w:val="Hypertextovodkaz"/>
@@ -2555,7 +2714,7 @@
             <w:noProof/>
             <w:webHidden/>
           </w:rPr>
-          <w:instrText xml:space="preserve"> PAGEREF _Toc229952405 \h </w:instrText>
+          <w:instrText xml:space="preserve"> PAGEREF _Toc230096685 \h </w:instrText>
         </w:r>
         <w:r>
           <w:rPr>
@@ -2575,7 +2734,7 @@
             <w:noProof/>
             <w:webHidden/>
           </w:rPr>
-          <w:t>25</w:t>
+          <w:t>27</w:t>
         </w:r>
         <w:r>
           <w:rPr>
@@ -2594,10 +2753,11 @@
           <w:noProof/>
           <w:kern w:val="2"/>
           <w:szCs w:val="24"/>
+          <w:lang/>
           <w14:ligatures w14:val="standardContextual"/>
         </w:rPr>
       </w:pPr>
-      <w:hyperlink w:anchor="_Toc229952406" w:history="1">
+      <w:hyperlink w:anchor="_Toc230096686" w:history="1">
         <w:r>
           <w:rPr>
             <w:rStyle w:val="Hypertextovodkaz"/>
@@ -2624,7 +2784,7 @@
             <w:noProof/>
             <w:webHidden/>
           </w:rPr>
-          <w:instrText xml:space="preserve"> PAGEREF _Toc229952406 \h </w:instrText>
+          <w:instrText xml:space="preserve"> PAGEREF _Toc230096686 \h </w:instrText>
         </w:r>
         <w:r>
           <w:rPr>
@@ -2644,7 +2804,7 @@
             <w:noProof/>
             <w:webHidden/>
           </w:rPr>
-          <w:t>25</w:t>
+          <w:t>27</w:t>
         </w:r>
         <w:r>
           <w:rPr>
@@ -2666,10 +2826,11 @@
           <w:noProof/>
           <w:kern w:val="2"/>
           <w:szCs w:val="24"/>
+          <w:lang/>
           <w14:ligatures w14:val="standardContextual"/>
         </w:rPr>
       </w:pPr>
-      <w:hyperlink w:anchor="_Toc229952407" w:history="1">
+      <w:hyperlink w:anchor="_Toc230096687" w:history="1">
         <w:r>
           <w:rPr>
             <w:rStyle w:val="Hypertextovodkaz"/>
@@ -2696,7 +2857,7 @@
             <w:noProof/>
             <w:webHidden/>
           </w:rPr>
-          <w:instrText xml:space="preserve"> PAGEREF _Toc229952407 \h </w:instrText>
+          <w:instrText xml:space="preserve"> PAGEREF _Toc230096687 \h </w:instrText>
         </w:r>
         <w:r>
           <w:rPr>
@@ -2716,7 +2877,7 @@
             <w:noProof/>
             <w:webHidden/>
           </w:rPr>
-          <w:t>25</w:t>
+          <w:t>27</w:t>
         </w:r>
         <w:r>
           <w:rPr>
@@ -2738,10 +2899,11 @@
           <w:noProof/>
           <w:kern w:val="2"/>
           <w:szCs w:val="24"/>
+          <w:lang/>
           <w14:ligatures w14:val="standardContextual"/>
         </w:rPr>
       </w:pPr>
-      <w:hyperlink w:anchor="_Toc229952408" w:history="1">
+      <w:hyperlink w:anchor="_Toc230096688" w:history="1">
         <w:r>
           <w:rPr>
             <w:rStyle w:val="Hypertextovodkaz"/>
@@ -2768,7 +2930,7 @@
             <w:noProof/>
             <w:webHidden/>
           </w:rPr>
-          <w:instrText xml:space="preserve"> PAGEREF _Toc229952408 \h </w:instrText>
+          <w:instrText xml:space="preserve"> PAGEREF _Toc230096688 \h </w:instrText>
         </w:r>
         <w:r>
           <w:rPr>
@@ -2788,7 +2950,7 @@
             <w:noProof/>
             <w:webHidden/>
           </w:rPr>
-          <w:t>26</w:t>
+          <w:t>28</w:t>
         </w:r>
         <w:r>
           <w:rPr>
@@ -2807,10 +2969,11 @@
           <w:noProof/>
           <w:kern w:val="2"/>
           <w:szCs w:val="24"/>
+          <w:lang/>
           <w14:ligatures w14:val="standardContextual"/>
         </w:rPr>
       </w:pPr>
-      <w:hyperlink w:anchor="_Toc229952409" w:history="1">
+      <w:hyperlink w:anchor="_Toc230096689" w:history="1">
         <w:r>
           <w:rPr>
             <w:rStyle w:val="Hypertextovodkaz"/>
@@ -2837,7 +3000,7 @@
             <w:noProof/>
             <w:webHidden/>
           </w:rPr>
-          <w:instrText xml:space="preserve"> PAGEREF _Toc229952409 \h </w:instrText>
+          <w:instrText xml:space="preserve"> PAGEREF _Toc230096689 \h </w:instrText>
         </w:r>
         <w:r>
           <w:rPr>
@@ -2857,7 +3020,7 @@
             <w:noProof/>
             <w:webHidden/>
           </w:rPr>
-          <w:t>26</w:t>
+          <w:t>28</w:t>
         </w:r>
         <w:r>
           <w:rPr>
@@ -2879,10 +3042,11 @@
           <w:noProof/>
           <w:kern w:val="2"/>
           <w:szCs w:val="24"/>
+          <w:lang/>
           <w14:ligatures w14:val="standardContextual"/>
         </w:rPr>
       </w:pPr>
-      <w:hyperlink w:anchor="_Toc229952410" w:history="1">
+      <w:hyperlink w:anchor="_Toc230096690" w:history="1">
         <w:r>
           <w:rPr>
             <w:rStyle w:val="Hypertextovodkaz"/>
@@ -2909,7 +3073,7 @@
             <w:noProof/>
             <w:webHidden/>
           </w:rPr>
-          <w:instrText xml:space="preserve"> PAGEREF _Toc229952410 \h </w:instrText>
+          <w:instrText xml:space="preserve"> PAGEREF _Toc230096690 \h </w:instrText>
         </w:r>
         <w:r>
           <w:rPr>
@@ -2929,7 +3093,7 @@
             <w:noProof/>
             <w:webHidden/>
           </w:rPr>
-          <w:t>26</w:t>
+          <w:t>28</w:t>
         </w:r>
         <w:r>
           <w:rPr>
@@ -2951,10 +3115,11 @@
           <w:noProof/>
           <w:kern w:val="2"/>
           <w:szCs w:val="24"/>
+          <w:lang/>
           <w14:ligatures w14:val="standardContextual"/>
         </w:rPr>
       </w:pPr>
-      <w:hyperlink w:anchor="_Toc229952411" w:history="1">
+      <w:hyperlink w:anchor="_Toc230096691" w:history="1">
         <w:r>
           <w:rPr>
             <w:rStyle w:val="Hypertextovodkaz"/>
@@ -2981,7 +3146,7 @@
             <w:noProof/>
             <w:webHidden/>
           </w:rPr>
-          <w:instrText xml:space="preserve"> PAGEREF _Toc229952411 \h </w:instrText>
+          <w:instrText xml:space="preserve"> PAGEREF _Toc230096691 \h </w:instrText>
         </w:r>
         <w:r>
           <w:rPr>
@@ -3001,7 +3166,7 @@
             <w:noProof/>
             <w:webHidden/>
           </w:rPr>
-          <w:t>27</w:t>
+          <w:t>29</w:t>
         </w:r>
         <w:r>
           <w:rPr>
@@ -3023,10 +3188,11 @@
           <w:noProof/>
           <w:kern w:val="2"/>
           <w:szCs w:val="24"/>
+          <w:lang/>
           <w14:ligatures w14:val="standardContextual"/>
         </w:rPr>
       </w:pPr>
-      <w:hyperlink w:anchor="_Toc229952412" w:history="1">
+      <w:hyperlink w:anchor="_Toc230096692" w:history="1">
         <w:r>
           <w:rPr>
             <w:rStyle w:val="Hypertextovodkaz"/>
@@ -3061,7 +3227,7 @@
             <w:noProof/>
             <w:webHidden/>
           </w:rPr>
-          <w:instrText xml:space="preserve"> PAGEREF _Toc229952412 \h </w:instrText>
+          <w:instrText xml:space="preserve"> PAGEREF _Toc230096692 \h </w:instrText>
         </w:r>
         <w:r>
           <w:rPr>
@@ -3081,7 +3247,7 @@
             <w:noProof/>
             <w:webHidden/>
           </w:rPr>
-          <w:t>28</w:t>
+          <w:t>30</w:t>
         </w:r>
         <w:r>
           <w:rPr>
@@ -3103,10 +3269,11 @@
           <w:noProof/>
           <w:kern w:val="2"/>
           <w:szCs w:val="24"/>
+          <w:lang/>
           <w14:ligatures w14:val="standardContextual"/>
         </w:rPr>
       </w:pPr>
-      <w:hyperlink w:anchor="_Toc229952413" w:history="1">
+      <w:hyperlink w:anchor="_Toc230096693" w:history="1">
         <w:r>
           <w:rPr>
             <w:rStyle w:val="Hypertextovodkaz"/>
@@ -3134,7 +3301,7 @@
             <w:noProof/>
             <w:webHidden/>
           </w:rPr>
-          <w:instrText xml:space="preserve"> PAGEREF _Toc229952413 \h </w:instrText>
+          <w:instrText xml:space="preserve"> PAGEREF _Toc230096693 \h </w:instrText>
         </w:r>
         <w:r>
           <w:rPr>
@@ -3154,7 +3321,7 @@
             <w:noProof/>
             <w:webHidden/>
           </w:rPr>
-          <w:t>28</w:t>
+          <w:t>30</w:t>
         </w:r>
         <w:r>
           <w:rPr>
@@ -3176,10 +3343,11 @@
           <w:noProof/>
           <w:kern w:val="2"/>
           <w:szCs w:val="24"/>
+          <w:lang/>
           <w14:ligatures w14:val="standardContextual"/>
         </w:rPr>
       </w:pPr>
-      <w:hyperlink w:anchor="_Toc229952414" w:history="1">
+      <w:hyperlink w:anchor="_Toc230096694" w:history="1">
         <w:r>
           <w:rPr>
             <w:rStyle w:val="Hypertextovodkaz"/>
@@ -3207,7 +3375,7 @@
             <w:noProof/>
             <w:webHidden/>
           </w:rPr>
-          <w:instrText xml:space="preserve"> PAGEREF _Toc229952414 \h </w:instrText>
+          <w:instrText xml:space="preserve"> PAGEREF _Toc230096694 \h </w:instrText>
         </w:r>
         <w:r>
           <w:rPr>
@@ -3227,7 +3395,7 @@
             <w:noProof/>
             <w:webHidden/>
           </w:rPr>
-          <w:t>29</w:t>
+          <w:t>31</w:t>
         </w:r>
         <w:r>
           <w:rPr>
@@ -3249,10 +3417,11 @@
           <w:noProof/>
           <w:kern w:val="2"/>
           <w:szCs w:val="24"/>
+          <w:lang/>
           <w14:ligatures w14:val="standardContextual"/>
         </w:rPr>
       </w:pPr>
-      <w:hyperlink w:anchor="_Toc229952415" w:history="1">
+      <w:hyperlink w:anchor="_Toc230096695" w:history="1">
         <w:r>
           <w:rPr>
             <w:rStyle w:val="Hypertextovodkaz"/>
@@ -3280,7 +3449,7 @@
             <w:noProof/>
             <w:webHidden/>
           </w:rPr>
-          <w:instrText xml:space="preserve"> PAGEREF _Toc229952415 \h </w:instrText>
+          <w:instrText xml:space="preserve"> PAGEREF _Toc230096695 \h </w:instrText>
         </w:r>
         <w:r>
           <w:rPr>
@@ -3300,7 +3469,7 @@
             <w:noProof/>
             <w:webHidden/>
           </w:rPr>
-          <w:t>30</w:t>
+          <w:t>32</w:t>
         </w:r>
         <w:r>
           <w:rPr>
@@ -3322,10 +3491,11 @@
           <w:noProof/>
           <w:kern w:val="2"/>
           <w:szCs w:val="24"/>
+          <w:lang/>
           <w14:ligatures w14:val="standardContextual"/>
         </w:rPr>
       </w:pPr>
-      <w:hyperlink w:anchor="_Toc229952416" w:history="1">
+      <w:hyperlink w:anchor="_Toc230096696" w:history="1">
         <w:r>
           <w:rPr>
             <w:rStyle w:val="Hypertextovodkaz"/>
@@ -3353,7 +3523,7 @@
             <w:noProof/>
             <w:webHidden/>
           </w:rPr>
-          <w:instrText xml:space="preserve"> PAGEREF _Toc229952416 \h </w:instrText>
+          <w:instrText xml:space="preserve"> PAGEREF _Toc230096696 \h </w:instrText>
         </w:r>
         <w:r>
           <w:rPr>
@@ -3373,7 +3543,7 @@
             <w:noProof/>
             <w:webHidden/>
           </w:rPr>
-          <w:t>30</w:t>
+          <w:t>33</w:t>
         </w:r>
         <w:r>
           <w:rPr>
@@ -3395,17 +3565,18 @@
           <w:noProof/>
           <w:kern w:val="2"/>
           <w:szCs w:val="24"/>
+          <w:lang/>
           <w14:ligatures w14:val="standardContextual"/>
         </w:rPr>
       </w:pPr>
-      <w:hyperlink w:anchor="_Toc229952417" w:history="1">
+      <w:hyperlink w:anchor="_Toc230096697" w:history="1">
         <w:r>
           <w:rPr>
             <w:rStyle w:val="Hypertextovodkaz"/>
             <w:noProof/>
             <w:lang w:eastAsia="cs-CZ"/>
           </w:rPr>
-          <w:t>2.2.8 Pomocné</w:t>
+          <w:t>2.2.8 Abstraktní operace</w:t>
         </w:r>
         <w:r>
           <w:rPr>
@@ -3426,7 +3597,7 @@
             <w:noProof/>
             <w:webHidden/>
           </w:rPr>
-          <w:instrText xml:space="preserve"> PAGEREF _Toc229952417 \h </w:instrText>
+          <w:instrText xml:space="preserve"> PAGEREF _Toc230096697 \h </w:instrText>
         </w:r>
         <w:r>
           <w:rPr>
@@ -3446,77 +3617,7 @@
             <w:noProof/>
             <w:webHidden/>
           </w:rPr>
-          <w:t>31</w:t>
-        </w:r>
-        <w:r>
-          <w:rPr>
-            <w:noProof/>
-            <w:webHidden/>
-          </w:rPr>
-          <w:fldChar w:fldCharType="end"/>
-        </w:r>
-      </w:hyperlink>
-    </w:p>
-    <w:p>
-      <w:pPr>
-        <w:pStyle w:val="Obsah2"/>
-        <w:rPr>
-          <w:rFonts w:asciiTheme="minorHAnsi" w:eastAsiaTheme="minorEastAsia" w:hAnsiTheme="minorHAnsi" w:cstheme="minorBidi"/>
-          <w:noProof/>
-          <w:kern w:val="2"/>
-          <w:szCs w:val="24"/>
-          <w14:ligatures w14:val="standardContextual"/>
-        </w:rPr>
-      </w:pPr>
-      <w:hyperlink w:anchor="_Toc229952418" w:history="1">
-        <w:r>
-          <w:rPr>
-            <w:rStyle w:val="Hypertextovodkaz"/>
-            <w:noProof/>
-            <w:lang w:eastAsia="cs-CZ"/>
-          </w:rPr>
-          <w:t>2.3 Testy</w:t>
-        </w:r>
-        <w:r>
-          <w:rPr>
-            <w:noProof/>
-            <w:webHidden/>
-          </w:rPr>
-          <w:tab/>
-        </w:r>
-        <w:r>
-          <w:rPr>
-            <w:noProof/>
-            <w:webHidden/>
-          </w:rPr>
-          <w:fldChar w:fldCharType="begin"/>
-        </w:r>
-        <w:r>
-          <w:rPr>
-            <w:noProof/>
-            <w:webHidden/>
-          </w:rPr>
-          <w:instrText xml:space="preserve"> PAGEREF _Toc229952418 \h </w:instrText>
-        </w:r>
-        <w:r>
-          <w:rPr>
-            <w:noProof/>
-            <w:webHidden/>
-          </w:rPr>
-        </w:r>
-        <w:r>
-          <w:rPr>
-            <w:noProof/>
-            <w:webHidden/>
-          </w:rPr>
-          <w:fldChar w:fldCharType="separate"/>
-        </w:r>
-        <w:r>
-          <w:rPr>
-            <w:noProof/>
-            <w:webHidden/>
-          </w:rPr>
-          <w:t>31</w:t>
+          <w:t>33</w:t>
         </w:r>
         <w:r>
           <w:rPr>
@@ -3538,17 +3639,18 @@
           <w:noProof/>
           <w:kern w:val="2"/>
           <w:szCs w:val="24"/>
+          <w:lang/>
           <w14:ligatures w14:val="standardContextual"/>
         </w:rPr>
       </w:pPr>
-      <w:hyperlink w:anchor="_Toc229952419" w:history="1">
+      <w:hyperlink w:anchor="_Toc230096698" w:history="1">
         <w:r>
           <w:rPr>
             <w:rStyle w:val="Hypertextovodkaz"/>
             <w:noProof/>
             <w:lang w:eastAsia="cs-CZ"/>
           </w:rPr>
-          <w:t>2.3.1 Unit testování</w:t>
+          <w:t>2.2.9 Pooling USM</w:t>
         </w:r>
         <w:r>
           <w:rPr>
@@ -3569,7 +3671,7 @@
             <w:noProof/>
             <w:webHidden/>
           </w:rPr>
-          <w:instrText xml:space="preserve"> PAGEREF _Toc229952419 \h </w:instrText>
+          <w:instrText xml:space="preserve"> PAGEREF _Toc230096698 \h </w:instrText>
         </w:r>
         <w:r>
           <w:rPr>
@@ -3589,7 +3691,7 @@
             <w:noProof/>
             <w:webHidden/>
           </w:rPr>
-          <w:t>31</w:t>
+          <w:t>33</w:t>
         </w:r>
         <w:r>
           <w:rPr>
@@ -3611,16 +3713,236 @@
           <w:noProof/>
           <w:kern w:val="2"/>
           <w:szCs w:val="24"/>
+          <w:lang/>
           <w14:ligatures w14:val="standardContextual"/>
         </w:rPr>
       </w:pPr>
-      <w:hyperlink w:anchor="_Toc229952420" w:history="1">
+      <w:hyperlink w:anchor="_Toc230096699" w:history="1">
         <w:r>
           <w:rPr>
             <w:rStyle w:val="Hypertextovodkaz"/>
             <w:noProof/>
             <w:lang w:eastAsia="cs-CZ"/>
           </w:rPr>
+          <w:t>2.2.10 Pomocné</w:t>
+        </w:r>
+        <w:r>
+          <w:rPr>
+            <w:noProof/>
+            <w:webHidden/>
+          </w:rPr>
+          <w:tab/>
+        </w:r>
+        <w:r>
+          <w:rPr>
+            <w:noProof/>
+            <w:webHidden/>
+          </w:rPr>
+          <w:fldChar w:fldCharType="begin"/>
+        </w:r>
+        <w:r>
+          <w:rPr>
+            <w:noProof/>
+            <w:webHidden/>
+          </w:rPr>
+          <w:instrText xml:space="preserve"> PAGEREF _Toc230096699 \h </w:instrText>
+        </w:r>
+        <w:r>
+          <w:rPr>
+            <w:noProof/>
+            <w:webHidden/>
+          </w:rPr>
+        </w:r>
+        <w:r>
+          <w:rPr>
+            <w:noProof/>
+            <w:webHidden/>
+          </w:rPr>
+          <w:fldChar w:fldCharType="separate"/>
+        </w:r>
+        <w:r>
+          <w:rPr>
+            <w:noProof/>
+            <w:webHidden/>
+          </w:rPr>
+          <w:t>33</w:t>
+        </w:r>
+        <w:r>
+          <w:rPr>
+            <w:noProof/>
+            <w:webHidden/>
+          </w:rPr>
+          <w:fldChar w:fldCharType="end"/>
+        </w:r>
+      </w:hyperlink>
+    </w:p>
+    <w:p>
+      <w:pPr>
+        <w:pStyle w:val="Obsah2"/>
+        <w:rPr>
+          <w:rFonts w:asciiTheme="minorHAnsi" w:eastAsiaTheme="minorEastAsia" w:hAnsiTheme="minorHAnsi" w:cstheme="minorBidi"/>
+          <w:noProof/>
+          <w:kern w:val="2"/>
+          <w:szCs w:val="24"/>
+          <w:lang/>
+          <w14:ligatures w14:val="standardContextual"/>
+        </w:rPr>
+      </w:pPr>
+      <w:hyperlink w:anchor="_Toc230096700" w:history="1">
+        <w:r>
+          <w:rPr>
+            <w:rStyle w:val="Hypertextovodkaz"/>
+            <w:noProof/>
+            <w:lang w:eastAsia="cs-CZ"/>
+          </w:rPr>
+          <w:t>2.3 Testy</w:t>
+        </w:r>
+        <w:r>
+          <w:rPr>
+            <w:noProof/>
+            <w:webHidden/>
+          </w:rPr>
+          <w:tab/>
+        </w:r>
+        <w:r>
+          <w:rPr>
+            <w:noProof/>
+            <w:webHidden/>
+          </w:rPr>
+          <w:fldChar w:fldCharType="begin"/>
+        </w:r>
+        <w:r>
+          <w:rPr>
+            <w:noProof/>
+            <w:webHidden/>
+          </w:rPr>
+          <w:instrText xml:space="preserve"> PAGEREF _Toc230096700 \h </w:instrText>
+        </w:r>
+        <w:r>
+          <w:rPr>
+            <w:noProof/>
+            <w:webHidden/>
+          </w:rPr>
+        </w:r>
+        <w:r>
+          <w:rPr>
+            <w:noProof/>
+            <w:webHidden/>
+          </w:rPr>
+          <w:fldChar w:fldCharType="separate"/>
+        </w:r>
+        <w:r>
+          <w:rPr>
+            <w:noProof/>
+            <w:webHidden/>
+          </w:rPr>
+          <w:t>34</w:t>
+        </w:r>
+        <w:r>
+          <w:rPr>
+            <w:noProof/>
+            <w:webHidden/>
+          </w:rPr>
+          <w:fldChar w:fldCharType="end"/>
+        </w:r>
+      </w:hyperlink>
+    </w:p>
+    <w:p>
+      <w:pPr>
+        <w:pStyle w:val="Obsah3"/>
+        <w:tabs>
+          <w:tab w:val="right" w:leader="dot" w:pos="9060"/>
+        </w:tabs>
+        <w:rPr>
+          <w:rFonts w:asciiTheme="minorHAnsi" w:eastAsiaTheme="minorEastAsia" w:hAnsiTheme="minorHAnsi" w:cstheme="minorBidi"/>
+          <w:noProof/>
+          <w:kern w:val="2"/>
+          <w:szCs w:val="24"/>
+          <w:lang/>
+          <w14:ligatures w14:val="standardContextual"/>
+        </w:rPr>
+      </w:pPr>
+      <w:hyperlink w:anchor="_Toc230096701" w:history="1">
+        <w:r>
+          <w:rPr>
+            <w:rStyle w:val="Hypertextovodkaz"/>
+            <w:noProof/>
+            <w:lang w:eastAsia="cs-CZ"/>
+          </w:rPr>
+          <w:t>2.3.1 Unit testování</w:t>
+        </w:r>
+        <w:r>
+          <w:rPr>
+            <w:noProof/>
+            <w:webHidden/>
+          </w:rPr>
+          <w:tab/>
+        </w:r>
+        <w:r>
+          <w:rPr>
+            <w:noProof/>
+            <w:webHidden/>
+          </w:rPr>
+          <w:fldChar w:fldCharType="begin"/>
+        </w:r>
+        <w:r>
+          <w:rPr>
+            <w:noProof/>
+            <w:webHidden/>
+          </w:rPr>
+          <w:instrText xml:space="preserve"> PAGEREF _Toc230096701 \h </w:instrText>
+        </w:r>
+        <w:r>
+          <w:rPr>
+            <w:noProof/>
+            <w:webHidden/>
+          </w:rPr>
+        </w:r>
+        <w:r>
+          <w:rPr>
+            <w:noProof/>
+            <w:webHidden/>
+          </w:rPr>
+          <w:fldChar w:fldCharType="separate"/>
+        </w:r>
+        <w:r>
+          <w:rPr>
+            <w:noProof/>
+            <w:webHidden/>
+          </w:rPr>
+          <w:t>34</w:t>
+        </w:r>
+        <w:r>
+          <w:rPr>
+            <w:noProof/>
+            <w:webHidden/>
+          </w:rPr>
+          <w:fldChar w:fldCharType="end"/>
+        </w:r>
+      </w:hyperlink>
+    </w:p>
+    <w:p>
+      <w:pPr>
+        <w:pStyle w:val="Obsah3"/>
+        <w:tabs>
+          <w:tab w:val="right" w:leader="dot" w:pos="9060"/>
+        </w:tabs>
+        <w:rPr>
+          <w:rFonts w:asciiTheme="minorHAnsi" w:eastAsiaTheme="minorEastAsia" w:hAnsiTheme="minorHAnsi" w:cstheme="minorBidi"/>
+          <w:noProof/>
+          <w:kern w:val="2"/>
+          <w:szCs w:val="24"/>
+          <w:lang/>
+          <w14:ligatures w14:val="standardContextual"/>
+        </w:rPr>
+      </w:pPr>
+      <w:hyperlink w:anchor="_Toc230096702" w:history="1">
+        <w:r>
+          <w:rPr>
+            <w:rStyle w:val="Hypertextovodkaz"/>
+            <w:noProof/>
+            <w:lang w:eastAsia="cs-CZ"/>
+          </w:rPr>
           <w:t>2.3.2 Zátěžové testování</w:t>
         </w:r>
         <w:r>
@@ -3642,7 +3964,7 @@
             <w:noProof/>
             <w:webHidden/>
           </w:rPr>
-          <w:instrText xml:space="preserve"> PAGEREF _Toc229952420 \h </w:instrText>
+          <w:instrText xml:space="preserve"> PAGEREF _Toc230096702 \h </w:instrText>
         </w:r>
         <w:r>
           <w:rPr>
@@ -3662,7 +3984,7 @@
             <w:noProof/>
             <w:webHidden/>
           </w:rPr>
-          <w:t>32</w:t>
+          <w:t>34</w:t>
         </w:r>
         <w:r>
           <w:rPr>
@@ -3684,10 +4006,11 @@
           <w:noProof/>
           <w:kern w:val="2"/>
           <w:szCs w:val="24"/>
+          <w:lang/>
           <w14:ligatures w14:val="standardContextual"/>
         </w:rPr>
       </w:pPr>
-      <w:hyperlink w:anchor="_Toc229952421" w:history="1">
+      <w:hyperlink w:anchor="_Toc230096703" w:history="1">
         <w:r>
           <w:rPr>
             <w:rStyle w:val="Hypertextovodkaz"/>
@@ -3714,7 +4037,7 @@
             <w:noProof/>
             <w:webHidden/>
           </w:rPr>
-          <w:instrText xml:space="preserve"> PAGEREF _Toc229952421 \h </w:instrText>
+          <w:instrText xml:space="preserve"> PAGEREF _Toc230096703 \h </w:instrText>
         </w:r>
         <w:r>
           <w:rPr>
@@ -3734,7 +4057,7 @@
             <w:noProof/>
             <w:webHidden/>
           </w:rPr>
-          <w:t>33</w:t>
+          <w:t>36</w:t>
         </w:r>
         <w:r>
           <w:rPr>
@@ -3756,10 +4079,11 @@
           <w:noProof/>
           <w:kern w:val="2"/>
           <w:szCs w:val="24"/>
+          <w:lang/>
           <w14:ligatures w14:val="standardContextual"/>
         </w:rPr>
       </w:pPr>
-      <w:hyperlink w:anchor="_Toc229952422" w:history="1">
+      <w:hyperlink w:anchor="_Toc230096704" w:history="1">
         <w:r>
           <w:rPr>
             <w:rStyle w:val="Hypertextovodkaz"/>
@@ -3786,7 +4110,7 @@
             <w:noProof/>
             <w:webHidden/>
           </w:rPr>
-          <w:instrText xml:space="preserve"> PAGEREF _Toc229952422 \h </w:instrText>
+          <w:instrText xml:space="preserve"> PAGEREF _Toc230096704 \h </w:instrText>
         </w:r>
         <w:r>
           <w:rPr>
@@ -3806,7 +4130,7 @@
             <w:noProof/>
             <w:webHidden/>
           </w:rPr>
-          <w:t>35</w:t>
+          <w:t>38</w:t>
         </w:r>
         <w:r>
           <w:rPr>
@@ -3828,10 +4152,11 @@
           <w:noProof/>
           <w:kern w:val="2"/>
           <w:szCs w:val="24"/>
+          <w:lang/>
           <w14:ligatures w14:val="standardContextual"/>
         </w:rPr>
       </w:pPr>
-      <w:hyperlink w:anchor="_Toc229952423" w:history="1">
+      <w:hyperlink w:anchor="_Toc230096705" w:history="1">
         <w:r>
           <w:rPr>
             <w:rStyle w:val="Hypertextovodkaz"/>
@@ -3858,7 +4183,7 @@
             <w:noProof/>
             <w:webHidden/>
           </w:rPr>
-          <w:instrText xml:space="preserve"> PAGEREF _Toc229952423 \h </w:instrText>
+          <w:instrText xml:space="preserve"> PAGEREF _Toc230096705 \h </w:instrText>
         </w:r>
         <w:r>
           <w:rPr>
@@ -3878,7 +4203,7 @@
             <w:noProof/>
             <w:webHidden/>
           </w:rPr>
-          <w:t>36</w:t>
+          <w:t>39</w:t>
         </w:r>
         <w:r>
           <w:rPr>
@@ -3900,10 +4225,11 @@
           <w:noProof/>
           <w:kern w:val="2"/>
           <w:szCs w:val="24"/>
+          <w:lang/>
           <w14:ligatures w14:val="standardContextual"/>
         </w:rPr>
       </w:pPr>
-      <w:hyperlink w:anchor="_Toc229952424" w:history="1">
+      <w:hyperlink w:anchor="_Toc230096706" w:history="1">
         <w:r>
           <w:rPr>
             <w:rStyle w:val="Hypertextovodkaz"/>
@@ -3930,7 +4256,7 @@
             <w:noProof/>
             <w:webHidden/>
           </w:rPr>
-          <w:instrText xml:space="preserve"> PAGEREF _Toc229952424 \h </w:instrText>
+          <w:instrText xml:space="preserve"> PAGEREF _Toc230096706 \h </w:instrText>
         </w:r>
         <w:r>
           <w:rPr>
@@ -3950,7 +4276,7 @@
             <w:noProof/>
             <w:webHidden/>
           </w:rPr>
-          <w:t>37</w:t>
+          <w:t>40</w:t>
         </w:r>
         <w:r>
           <w:rPr>
@@ -3982,7 +4308,7 @@
       <w:pPr>
         <w:pStyle w:val="Nadpis1"/>
       </w:pPr>
-      <w:bookmarkStart w:id="0" w:name="_Toc229952393"/>
+      <w:bookmarkStart w:id="0" w:name="_Toc230096671"/>
       <w:r>
         <w:rPr>
           <w:shd w:val="clear" w:color="auto" w:fill="FFFFFF"/>
@@ -4227,7 +4553,7 @@
             <w:noProof/>
             <w:webHidden/>
           </w:rPr>
-          <w:t>34</w:t>
+          <w:t>35</w:t>
         </w:r>
         <w:r>
           <w:rPr>
@@ -4283,7 +4609,7 @@
           <w:shd w:val="clear" w:color="auto" w:fill="FFFFFF"/>
         </w:rPr>
       </w:pPr>
-      <w:bookmarkStart w:id="1" w:name="_Toc229952394"/>
+      <w:bookmarkStart w:id="1" w:name="_Toc230096672"/>
       <w:r>
         <w:rPr>
           <w:shd w:val="clear" w:color="auto" w:fill="FFFFFF"/>
@@ -4531,6 +4857,9 @@
     <w:p>
       <w:pPr>
         <w:spacing w:line="360" w:lineRule="auto"/>
+        <w:rPr>
+          <w:lang w:eastAsia="cs-CZ"/>
+        </w:rPr>
       </w:pPr>
       <w:r>
         <w:rPr>
@@ -4563,7 +4892,7 @@
           <w:shd w:val="clear" w:color="auto" w:fill="FFFFFF"/>
         </w:rPr>
       </w:pPr>
-      <w:bookmarkStart w:id="2" w:name="_Toc229952395"/>
+      <w:bookmarkStart w:id="2" w:name="_Toc230096673"/>
       <w:r>
         <w:rPr>
           <w:shd w:val="clear" w:color="auto" w:fill="FFFFFF"/>
@@ -4655,6 +4984,57 @@
           <w:shd w:val="clear" w:color="auto" w:fill="FFFFFF"/>
         </w:rPr>
         <w:t>kolekci.</w:t>
+      </w:r>
+    </w:p>
+    <w:p>
+      <w:pPr>
+        <w:rPr>
+          <w:color w:val="000000"/>
+          <w:szCs w:val="24"/>
+          <w:shd w:val="clear" w:color="auto" w:fill="FFFFFF"/>
+        </w:rPr>
+      </w:pPr>
+      <w:r>
+        <w:rPr>
+          <w:b/>
+          <w:bCs/>
+          <w:color w:val="000000"/>
+          <w:szCs w:val="24"/>
+          <w:shd w:val="clear" w:color="auto" w:fill="FFFFFF"/>
+        </w:rPr>
+        <w:t>Overhead</w:t>
+      </w:r>
+      <w:r>
+        <w:rPr>
+          <w:color w:val="000000"/>
+          <w:szCs w:val="24"/>
+          <w:shd w:val="clear" w:color="auto" w:fill="FFFFFF"/>
+        </w:rPr>
+        <w:t xml:space="preserve"> – </w:t>
+      </w:r>
+      <w:r>
+        <w:rPr>
+          <w:color w:val="000000"/>
+          <w:szCs w:val="24"/>
+          <w:shd w:val="clear" w:color="auto" w:fill="FFFFFF"/>
+        </w:rPr>
+        <w:t>více práce programu oproti jinému v</w:t>
+      </w:r>
+      <w:r>
+        <w:rPr>
+          <w:color w:val="000000"/>
+          <w:szCs w:val="24"/>
+          <w:shd w:val="clear" w:color="auto" w:fill="FFFFFF"/>
+        </w:rPr>
+        <w:t xml:space="preserve"> </w:t>
+      </w:r>
+      <w:r>
+        <w:rPr>
+          <w:color w:val="000000"/>
+          <w:szCs w:val="24"/>
+          <w:shd w:val="clear" w:color="auto" w:fill="FFFFFF"/>
+        </w:rPr>
+        <w:t>oblasti režie.</w:t>
       </w:r>
     </w:p>
     <w:p>
@@ -4679,7 +5059,7 @@
           <w:szCs w:val="24"/>
           <w:shd w:val="clear" w:color="auto" w:fill="FFFFFF"/>
         </w:rPr>
-        <w:t>Overhead</w:t>
+        <w:t>Pooling</w:t>
       </w:r>
       <w:r>
         <w:rPr>
@@ -4687,38 +5067,14 @@
           <w:szCs w:val="24"/>
           <w:shd w:val="clear" w:color="auto" w:fill="FFFFFF"/>
         </w:rPr>
-        <w:t xml:space="preserve"> – </w:t>
-      </w:r>
-      <w:r>
-        <w:rPr>
-          <w:color w:val="000000"/>
-          <w:szCs w:val="24"/>
-          <w:shd w:val="clear" w:color="auto" w:fill="FFFFFF"/>
-        </w:rPr>
-        <w:t>více práce programu oproti jinému v</w:t>
-      </w:r>
-      <w:r>
-        <w:rPr>
-          <w:color w:val="000000"/>
-          <w:szCs w:val="24"/>
-          <w:shd w:val="clear" w:color="auto" w:fill="FFFFFF"/>
-        </w:rPr>
-        <w:t xml:space="preserve"> </w:t>
-      </w:r>
-      <w:r>
-        <w:rPr>
-          <w:color w:val="000000"/>
-          <w:szCs w:val="24"/>
-          <w:shd w:val="clear" w:color="auto" w:fill="FFFFFF"/>
-        </w:rPr>
-        <w:t>oblasti režie.</w:t>
+        <w:t xml:space="preserve"> – v kontextu projektu se jedná o recyklaci paměti místo její neustálé alokace</w:t>
       </w:r>
     </w:p>
     <w:p>
       <w:pPr>
         <w:pStyle w:val="Nadpis1"/>
       </w:pPr>
-      <w:bookmarkStart w:id="3" w:name="_Toc229952396"/>
+      <w:bookmarkStart w:id="3" w:name="_Toc230096674"/>
       <w:r>
         <w:lastRenderedPageBreak/>
         <w:t>ÚVOD</w:t>
@@ -5017,7 +5373,7 @@
       <w:r>
         <w:br w:type="page"/>
       </w:r>
-      <w:bookmarkStart w:id="4" w:name="_Toc229952397"/>
+      <w:bookmarkStart w:id="4" w:name="_Toc230096675"/>
       <w:r>
         <w:lastRenderedPageBreak/>
         <w:t>1</w:t>
@@ -5173,7 +5529,7 @@
         <w:pStyle w:val="Nadpis2"/>
         <w:jc w:val="both"/>
       </w:pPr>
-      <w:bookmarkStart w:id="5" w:name="_Toc229952398"/>
+      <w:bookmarkStart w:id="5" w:name="_Toc230096676"/>
       <w:r>
         <w:t xml:space="preserve">1.1 </w:t>
       </w:r>
@@ -5335,21 +5691,7 @@
         <w:rPr>
           <w:szCs w:val="24"/>
         </w:rPr>
-        <w:t xml:space="preserve"> a tím </w:t>
-      </w:r>
-      <w:proofErr w:type="gramStart"/>
-      <w:r>
-        <w:rPr>
-          <w:szCs w:val="24"/>
-        </w:rPr>
-        <w:t>pádem</w:t>
-      </w:r>
-      <w:proofErr w:type="gramEnd"/>
-      <w:r>
-        <w:rPr>
-          <w:szCs w:val="24"/>
-        </w:rPr>
-        <w:t xml:space="preserve"> </w:t>
+        <w:t xml:space="preserve"> a tím pádem </w:t>
       </w:r>
       <w:r>
         <w:rPr>
@@ -5425,7 +5767,7 @@
         <w:pStyle w:val="Nadpis2"/>
         <w:jc w:val="both"/>
       </w:pPr>
-      <w:bookmarkStart w:id="6" w:name="_Toc229952399"/>
+      <w:bookmarkStart w:id="6" w:name="_Toc230096677"/>
       <w:r>
         <w:lastRenderedPageBreak/>
         <w:t>1.2 UML</w:t>
@@ -5441,16 +5783,13 @@
         </w:rPr>
       </w:pPr>
       <w:r>
-        <w:t>Zde je UML diag</w:t>
-      </w:r>
-      <w:r>
-        <w:t>r</w:t>
-      </w:r>
-      <w:r>
-        <w:t>am kostry projektu.</w:t>
-      </w:r>
-      <w:r>
-        <w:t xml:space="preserve"> Některé malé entity a vztahy mohly být zanedbány z důvodu přehlednosti grafu.</w:t>
+        <w:t>UML projektu.</w:t>
+      </w:r>
+      <w:r>
+        <w:t xml:space="preserve"> Menší </w:t>
+      </w:r>
+      <w:r>
+        <w:t>entity a vztahy mohly být zanedbány z důvodu přehlednosti grafu.</w:t>
       </w:r>
       <w:r>
         <w:t xml:space="preserve"> Šipky: diamant</w:t>
@@ -5459,28 +5798,58 @@
         <w:t>ová</w:t>
       </w:r>
       <w:r>
-        <w:t xml:space="preserve"> je </w:t>
+        <w:t xml:space="preserve"> plná:</w:t>
+      </w:r>
+      <w:r>
+        <w:t xml:space="preserve"> </w:t>
       </w:r>
       <w:r>
         <w:t>„je zakomponovaná“</w:t>
       </w:r>
       <w:r>
-        <w:t xml:space="preserve">, plná </w:t>
+        <w:t xml:space="preserve">, </w:t>
+      </w:r>
+      <w:r>
+        <w:t xml:space="preserve">diamantová prázdná: „je agregovaná“, </w:t>
+      </w:r>
+      <w:r>
+        <w:t xml:space="preserve">plná </w:t>
       </w:r>
       <w:r>
         <w:t>šipka</w:t>
       </w:r>
       <w:r>
-        <w:t xml:space="preserve"> je </w:t>
+        <w:t>:</w:t>
+      </w:r>
+      <w:r>
+        <w:t xml:space="preserve"> </w:t>
       </w:r>
       <w:r>
         <w:t>„rozšiřuje“</w:t>
       </w:r>
       <w:r>
-        <w:t xml:space="preserve"> a přerušovaná je </w:t>
+        <w:t>,</w:t>
+      </w:r>
+      <w:r>
+        <w:t xml:space="preserve"> </w:t>
+      </w:r>
+      <w:r>
+        <w:t>hustě přerušovaná:</w:t>
+      </w:r>
+      <w:r>
+        <w:t xml:space="preserve"> </w:t>
       </w:r>
       <w:r>
         <w:t>„potřebuje vložit závislost“</w:t>
+      </w:r>
+      <w:r>
+        <w:t xml:space="preserve"> a řídce přerušovaná: „</w:t>
+      </w:r>
+      <w:r>
+        <w:t>vytváří alias</w:t>
+      </w:r>
+      <w:r>
+        <w:t>“</w:t>
       </w:r>
       <w:r>
         <w:t>.</w:t>
@@ -5496,7 +5865,7 @@
           <w:noProof/>
         </w:rPr>
         <w:drawing>
-          <wp:inline distT="0" distB="0" distL="0" distR="0" wp14:anchorId="585E016F" wp14:editId="15E25A05">
+          <wp:inline distT="0" distB="0" distL="0" distR="0" wp14:anchorId="585E016F" wp14:editId="3EC350C8">
             <wp:extent cx="5762625" cy="7267575"/>
             <wp:effectExtent l="0" t="0" r="9525" b="9525"/>
             <wp:docPr id="929894711" name="Obrázek 2"/>
@@ -5507,12 +5876,12 @@
               <a:graphicData uri="http://schemas.openxmlformats.org/drawingml/2006/picture">
                 <pic:pic xmlns:pic="http://schemas.openxmlformats.org/drawingml/2006/picture">
                   <pic:nvPicPr>
-                    <pic:cNvPr id="0" name="Picture 2"/>
+                    <pic:cNvPr id="929894711" name="Obrázek 2"/>
                     <pic:cNvPicPr>
                       <a:picLocks noChangeAspect="1" noChangeArrowheads="1"/>
                     </pic:cNvPicPr>
                   </pic:nvPicPr>
-                  <pic:blipFill rotWithShape="1">
+                  <pic:blipFill>
                     <a:blip r:embed="rId12" cstate="print">
                       <a:extLst>
                         <a:ext uri="{28A0092B-C50C-407E-A947-70E740481C1C}">
@@ -5520,7 +5889,7 @@
                         </a:ext>
                       </a:extLst>
                     </a:blip>
-                    <a:srcRect t="3130" b="5054"/>
+                    <a:srcRect t="4140" b="4140"/>
                     <a:stretch>
                       <a:fillRect/>
                     </a:stretch>
@@ -5609,7 +5978,7 @@
         <w:pStyle w:val="Nadpis2"/>
         <w:jc w:val="both"/>
       </w:pPr>
-      <w:bookmarkStart w:id="8" w:name="_Toc229952400"/>
+      <w:bookmarkStart w:id="8" w:name="_Toc230096678"/>
       <w:r>
         <w:lastRenderedPageBreak/>
         <w:t>1.3 Logika</w:t>
@@ -5620,7 +5989,7 @@
       <w:pPr>
         <w:pStyle w:val="Nadpis3"/>
       </w:pPr>
-      <w:bookmarkStart w:id="9" w:name="_Toc229952401"/>
+      <w:bookmarkStart w:id="9" w:name="_Toc230096679"/>
       <w:r>
         <w:t>1.3.1 Logika tenzoru</w:t>
       </w:r>
@@ -5869,14 +6238,12 @@
         </w:rPr>
         <w:t xml:space="preserve"> </w:t>
       </w:r>
-      <w:proofErr w:type="gramStart"/>
       <w:r>
         <w:rPr>
           <w:lang w:eastAsia="cs-CZ"/>
         </w:rPr>
         <w:t>menší</w:t>
       </w:r>
-      <w:proofErr w:type="gramEnd"/>
       <w:r>
         <w:rPr>
           <w:lang w:eastAsia="cs-CZ"/>
@@ -6043,21 +6410,7 @@
         <w:rPr>
           <w:lang w:eastAsia="cs-CZ"/>
         </w:rPr>
-        <w:t xml:space="preserve"> je počet dimenzí) stačí pouze přečíst náležící prvek z tohoto vypočítaného pole pro složitost </w:t>
-      </w:r>
-      <w:proofErr w:type="gramStart"/>
-      <w:r>
-        <w:rPr>
-          <w:lang w:eastAsia="cs-CZ"/>
-        </w:rPr>
-        <w:t>O(</w:t>
-      </w:r>
-      <w:proofErr w:type="gramEnd"/>
-      <w:r>
-        <w:rPr>
-          <w:lang w:eastAsia="cs-CZ"/>
-        </w:rPr>
-        <w:t>1).</w:t>
+        <w:t xml:space="preserve"> je počet dimenzí) stačí pouze přečíst náležící prvek z tohoto vypočítaného pole pro složitost O(1).</w:t>
       </w:r>
       <w:r>
         <w:rPr>
@@ -6654,14 +7007,7 @@
         <w:rPr>
           <w:lang w:eastAsia="cs-CZ"/>
         </w:rPr>
-        <w:t>2⁶</w:t>
-      </w:r>
-      <w:proofErr w:type="gramStart"/>
-      <w:r>
-        <w:rPr>
-          <w:lang w:eastAsia="cs-CZ"/>
-        </w:rPr>
-        <w:t>⁴</w:t>
+        <w:t>2⁶⁴</w:t>
       </w:r>
       <w:r>
         <w:rPr>
@@ -6687,7 +7033,6 @@
         </w:rPr>
         <w:t>1</w:t>
       </w:r>
-      <w:proofErr w:type="gramEnd"/>
       <w:r>
         <w:rPr>
           <w:lang w:eastAsia="cs-CZ"/>
@@ -6716,14 +7061,7 @@
         <w:rPr>
           <w:lang w:eastAsia="cs-CZ"/>
         </w:rPr>
-        <w:t xml:space="preserve"> Délka přístupu na jeden prvek tak realisticky (vůči limitům jazyka C++ a </w:t>
-      </w:r>
-      <w:proofErr w:type="gramStart"/>
-      <w:r>
-        <w:rPr>
-          <w:lang w:eastAsia="cs-CZ"/>
-        </w:rPr>
-        <w:t>64</w:t>
+        <w:t xml:space="preserve"> Délka přístupu na jeden prvek tak realisticky (vůči limitům jazyka C++ a 64</w:t>
       </w:r>
       <w:r>
         <w:rPr>
@@ -6735,14 +7073,7 @@
         <w:rPr>
           <w:lang w:eastAsia="cs-CZ"/>
         </w:rPr>
-        <w:t>bitové</w:t>
-      </w:r>
-      <w:proofErr w:type="gramEnd"/>
-      <w:r>
-        <w:rPr>
-          <w:lang w:eastAsia="cs-CZ"/>
-        </w:rPr>
-        <w:t xml:space="preserve"> architektury) nepřekročí 64 výpočtů a tím pádem se dá z tohoto pohledu považovat za konstantní.</w:t>
+        <w:t>bitové architektury) nepřekročí 64 výpočtů a tím pádem se dá z tohoto pohledu považovat za konstantní.</w:t>
       </w:r>
       <w:r>
         <w:rPr>
@@ -7359,15 +7690,7 @@
         <w:t xml:space="preserve"> Z algoritmické efektivity je tato metoda oproti běžnému výpočtu souřadnice výhodná.</w:t>
       </w:r>
       <w:r>
-        <w:t xml:space="preserve"> V nejhorším případě přetočení z posledního prvku na první je její komplexita O(len(D)) a v nejlepším případě inkrementace nejméně signifikantní souřadnice bez přetečení </w:t>
-      </w:r>
-      <w:proofErr w:type="gramStart"/>
-      <w:r>
-        <w:t>O(</w:t>
-      </w:r>
-      <w:proofErr w:type="gramEnd"/>
-      <w:r>
-        <w:t xml:space="preserve">1). </w:t>
+        <w:t xml:space="preserve"> V nejhorším případě přetočení z posledního prvku na první je její komplexita O(len(D)) a v nejlepším případě inkrementace nejméně signifikantní souřadnice bez přetečení O(1). </w:t>
       </w:r>
       <w:r>
         <w:t>Ovšem je třeba si uvědomit, že při rovnoměrných velikostech dimenzí bude ten lepší případ daleko více převládat nad tím nejhorším</w:t>
@@ -7385,13 +7708,8 @@
         <w:t>,</w:t>
       </w:r>
       <w:r>
-        <w:t xml:space="preserve"> že pravděpodobnost změny první souřadnice (nejméně signifikantní) je vždy 1. U té další to už ale je jenom 1</w:t>
-      </w:r>
-      <w:proofErr w:type="gramStart"/>
-      <w:r>
-        <w:t>/(</w:t>
-      </w:r>
-      <w:proofErr w:type="gramEnd"/>
+        <w:t xml:space="preserve"> že pravděpodobnost změny první souřadnice (nejméně signifikantní) je vždy 1. U té další to už ale je jenom 1/(</w:t>
+      </w:r>
       <w:r>
         <w:t>Kumulativní součin předešlých velikostí dimenzí</w:t>
       </w:r>
@@ -7420,15 +7738,7 @@
         <w:t>složitost</w:t>
       </w:r>
       <w:r>
-        <w:t xml:space="preserve"> této metody </w:t>
-      </w:r>
-      <w:proofErr w:type="gramStart"/>
-      <w:r>
-        <w:t>O(</w:t>
-      </w:r>
-      <w:proofErr w:type="gramEnd"/>
-      <w:r>
-        <w:t>1).</w:t>
+        <w:t xml:space="preserve"> této metody O(1).</w:t>
       </w:r>
     </w:p>
     <w:p>
@@ -8732,7 +9042,6 @@
       <w:r>
         <w:t xml:space="preserve"> </w:t>
       </w:r>
-      <w:proofErr w:type="gramStart"/>
       <w:r>
         <w:rPr>
           <w:i/>
@@ -8750,7 +9059,6 @@
         </w:rPr>
         <w:t>i</w:t>
       </w:r>
-      <w:proofErr w:type="gramEnd"/>
       <w:r>
         <w:rPr>
           <w:lang w:eastAsia="cs-CZ"/>
@@ -9166,7 +9474,7 @@
       <w:pPr>
         <w:pStyle w:val="Nadpis3"/>
       </w:pPr>
-      <w:bookmarkStart w:id="10" w:name="_Toc229952402"/>
+      <w:bookmarkStart w:id="10" w:name="_Toc230096680"/>
       <w:r>
         <w:t>1.</w:t>
       </w:r>
@@ -9196,15 +9504,7 @@
         <w:t xml:space="preserve"> Tenzor ho využívá pro ukládání dat i metadat.</w:t>
       </w:r>
       <w:r>
-        <w:t xml:space="preserve"> Veřejným rozhraním napodobuje rozhraní </w:t>
-      </w:r>
-      <w:proofErr w:type="gramStart"/>
-      <w:r>
-        <w:t>std::</w:t>
-      </w:r>
-      <w:proofErr w:type="gramEnd"/>
-      <w:r>
-        <w:t>vector.</w:t>
+        <w:t xml:space="preserve"> Veřejným rozhraním napodobuje rozhraní std::vector.</w:t>
       </w:r>
       <w:r>
         <w:t xml:space="preserve"> Uvnitř si udržuje ukazatel na začátek pole, ukazatel na konec pole a ukazatel na konec kapacity pole.</w:t>
@@ -9231,15 +9531,7 @@
         <w:t>Vznikl z několika důvodů.</w:t>
       </w:r>
       <w:r>
-        <w:t xml:space="preserve"> Prvním z nich byla nevhodná implementace </w:t>
-      </w:r>
-      <w:proofErr w:type="gramStart"/>
-      <w:r>
-        <w:t>std::</w:t>
-      </w:r>
-      <w:proofErr w:type="gramEnd"/>
-      <w:r>
-        <w:t xml:space="preserve">vector pro typ </w:t>
+        <w:t xml:space="preserve"> Prvním z nich byla nevhodná implementace std::vector pro typ </w:t>
       </w:r>
       <w:r>
         <w:rPr>
@@ -9270,21 +9562,11 @@
         <w:t xml:space="preserve"> a ještě vážnějším problémem byla nemožnost vložení alokátoru do vektoru jako objektu.</w:t>
       </w:r>
       <w:r>
-        <w:t xml:space="preserve"> Alokátor pro </w:t>
-      </w:r>
-      <w:proofErr w:type="gramStart"/>
-      <w:r>
-        <w:t>std::</w:t>
-      </w:r>
-      <w:proofErr w:type="gramEnd"/>
-      <w:r>
-        <w:t xml:space="preserve">vector se předává jako typový </w:t>
-      </w:r>
-      <w:proofErr w:type="gramStart"/>
+        <w:t xml:space="preserve"> Alokátor pro std::vector se předává jako typový </w:t>
+      </w:r>
       <w:r>
         <w:t>parametr</w:t>
       </w:r>
-      <w:proofErr w:type="gramEnd"/>
       <w:r>
         <w:t xml:space="preserve"> a tudíž nemůže uchovávat vnitřní stav, který by se z venku nastavoval.</w:t>
       </w:r>
@@ -9440,15 +9722,7 @@
         <w:jc w:val="both"/>
       </w:pPr>
       <w:r>
-        <w:t xml:space="preserve">Podobně jako u </w:t>
-      </w:r>
-      <w:proofErr w:type="gramStart"/>
-      <w:r>
-        <w:t>std::</w:t>
-      </w:r>
-      <w:proofErr w:type="gramEnd"/>
-      <w:r>
-        <w:t>vector je možné místo okamžité změny velikosti paměť pouze rezervovat – tedy alokovat předem. Změna velikosti samotná je samozřejmostí.</w:t>
+        <w:t>Podobně jako u std::vector je možné místo okamžité změny velikosti paměť pouze rezervovat – tedy alokovat předem. Změna velikosti samotná je samozřejmostí.</w:t>
       </w:r>
       <w:r>
         <w:t xml:space="preserve"> Existují také metody na vložení a odebrání prvků na konci.</w:t>
@@ -9520,13 +9794,8 @@
       <w:r>
         <w:t xml:space="preserve"> </w:t>
       </w:r>
-      <w:proofErr w:type="gramStart"/>
-      <w:r>
-        <w:t>O(</w:t>
-      </w:r>
-      <w:proofErr w:type="gramEnd"/>
-      <w:r>
-        <w:t>1)</w:t>
+      <w:r>
+        <w:t>O(1)</w:t>
       </w:r>
       <w:r>
         <w:t>.</w:t>
@@ -9541,15 +9810,7 @@
         <w:jc w:val="both"/>
       </w:pPr>
       <w:r>
-        <w:t xml:space="preserve">Lineární kontejner nabízí také metody na vložení a odebrání prvků z libovolné pozice. Ovšem stejně jako u </w:t>
-      </w:r>
-      <w:proofErr w:type="gramStart"/>
-      <w:r>
-        <w:t>std::</w:t>
-      </w:r>
-      <w:proofErr w:type="gramEnd"/>
-      <w:r>
-        <w:t>vector je tato operace často drahá, jelikož často vede k nutnosti posunou všechny následující prvky.</w:t>
+        <w:t>Lineární kontejner nabízí také metody na vložení a odebrání prvků z libovolné pozice. Ovšem stejně jako u std::vector je tato operace často drahá, jelikož často vede k nutnosti posunou všechny následující prvky.</w:t>
       </w:r>
       <w:r>
         <w:t xml:space="preserve"> Tedy je složitosti O(len(L)), kde len(L) je délka lineárního kontejneru.</w:t>
@@ -9637,7 +9898,7 @@
       <w:pPr>
         <w:pStyle w:val="Nadpis3"/>
       </w:pPr>
-      <w:bookmarkStart w:id="11" w:name="_Toc229952403"/>
+      <w:bookmarkStart w:id="11" w:name="_Toc230096681"/>
       <w:r>
         <w:lastRenderedPageBreak/>
         <w:t>1.3.</w:t>
@@ -9734,15 +9995,7 @@
         <w:t>indexu</w:t>
       </w:r>
       <w:r>
-        <w:t xml:space="preserve">, což je vlastně méně efektivní, jelikož se z amortizované složitosti </w:t>
-      </w:r>
-      <w:proofErr w:type="gramStart"/>
-      <w:r>
-        <w:t>O(</w:t>
-      </w:r>
-      <w:proofErr w:type="gramEnd"/>
-      <w:r>
-        <w:t>1) přesouváme na O(len(D)), zajistí to ale izolaci jedné položky a tím pádem umožní paralelizaci.</w:t>
+        <w:t>, což je vlastně méně efektivní, jelikož se z amortizované složitosti O(1) přesouváme na O(len(D)), zajistí to ale izolaci jedné položky a tím pádem umožní paralelizaci.</w:t>
       </w:r>
       <w:r>
         <w:t xml:space="preserve"> Jelikož se nepředpokládá, že by len(D) bylo nějaké veliké číslo, tak to příliš nevadí, jelikož tuto ztrátu se zvyšujícím počtem prvků rychle dohání zrychlení díky paralelizaci.</w:t>
@@ -9752,7 +10005,7 @@
       <w:pPr>
         <w:pStyle w:val="Nadpis3"/>
       </w:pPr>
-      <w:bookmarkStart w:id="12" w:name="_Toc229952404"/>
+      <w:bookmarkStart w:id="12" w:name="_Toc230096682"/>
       <w:r>
         <w:t>1.3.</w:t>
       </w:r>
@@ -9923,13 +10176,150 @@
     </w:p>
     <w:p>
       <w:pPr>
+        <w:pStyle w:val="Nadpis3"/>
+      </w:pPr>
+      <w:bookmarkStart w:id="13" w:name="_Toc230096683"/>
+      <w:r>
+        <w:t>1.3.6 Logika paměťového backendu</w:t>
+      </w:r>
+      <w:bookmarkEnd w:id="13"/>
+    </w:p>
+    <w:p>
+      <w:pPr>
+        <w:spacing w:line="360" w:lineRule="auto"/>
+        <w:jc w:val="both"/>
+      </w:pPr>
+      <w:r>
+        <w:t xml:space="preserve">Paměťový backend je </w:t>
+      </w:r>
+      <w:r>
+        <w:t>třída,</w:t>
+      </w:r>
+      <w:r>
+        <w:t xml:space="preserve"> </w:t>
+      </w:r>
+      <w:r>
+        <w:t>která</w:t>
+      </w:r>
+      <w:r>
+        <w:t xml:space="preserve"> řeší alokaci pamě</w:t>
+      </w:r>
+      <w:r>
+        <w:t>ti</w:t>
+      </w:r>
+      <w:r>
+        <w:t xml:space="preserve"> a její správu v oblasti konstrukce a destrukce</w:t>
+      </w:r>
+      <w:r>
+        <w:t>.</w:t>
+      </w:r>
+      <w:r>
+        <w:t xml:space="preserve"> Motivací k jejímu vytvoření byla potřeba zachovat nezávislost základních komponent</w:t>
+      </w:r>
+      <w:r>
+        <w:t xml:space="preserve"> na knihovnách.</w:t>
+      </w:r>
+      <w:r>
+        <w:t xml:space="preserve"> </w:t>
+      </w:r>
+      <w:r>
+        <w:t xml:space="preserve">Funguje na principu vložení závislosti. </w:t>
+      </w:r>
+      <w:r>
+        <w:t xml:space="preserve">Užívá ji například lineární kontejner. </w:t>
+      </w:r>
+      <w:r>
+        <w:t>Do</w:t>
+      </w:r>
+      <w:r>
+        <w:t xml:space="preserve"> lineárního kontejneru lze vložit verze</w:t>
+      </w:r>
+      <w:r>
+        <w:t xml:space="preserve"> backendu</w:t>
+      </w:r>
+      <w:r>
+        <w:t xml:space="preserve"> pro alokaci </w:t>
+      </w:r>
+      <w:r>
+        <w:t>hostitelské</w:t>
+      </w:r>
+      <w:r>
+        <w:t xml:space="preserve"> paměti nebo verze pro alokaci USM paměti. </w:t>
+      </w:r>
+      <w:r>
+        <w:t>Díky tomu může uživatel používat komponenty jako tenzor a lineární kontejner i bez instalace knihoven na práci s grafickou kartou.</w:t>
+      </w:r>
+      <w:r>
+        <w:t xml:space="preserve"> </w:t>
+      </w:r>
+    </w:p>
+    <w:p>
+      <w:pPr>
+        <w:pStyle w:val="Nadpis3"/>
+      </w:pPr>
+      <w:bookmarkStart w:id="14" w:name="_Toc230096684"/>
+      <w:r>
+        <w:t>1.3.7 Logika poolingu</w:t>
+      </w:r>
+      <w:bookmarkEnd w:id="14"/>
+    </w:p>
+    <w:p>
+      <w:pPr>
+        <w:spacing w:line="360" w:lineRule="auto"/>
+        <w:jc w:val="both"/>
+      </w:pPr>
+      <w:r>
+        <w:t xml:space="preserve">Pooling se využívá při práci s USM </w:t>
+      </w:r>
+      <w:r>
+        <w:t>pamětí.</w:t>
+      </w:r>
+      <w:r>
+        <w:t xml:space="preserve"> Každá alokace na zařízení je velmi drahá.</w:t>
+      </w:r>
+      <w:r>
+        <w:t xml:space="preserve"> Proto při dealokaci paměti uživatelem tento pooling, místo okamžitého uvolnění, tuto paměť zanechá a uloží si její informace.</w:t>
+      </w:r>
+      <w:r>
+        <w:t xml:space="preserve"> Pokud uživatel požaduje novou paměť, tak se pooling nejdřív podívá, jestli nemá již uloženou paměť splňující požadavky.</w:t>
+      </w:r>
+      <w:r>
+        <w:t xml:space="preserve"> Pokud takovou paměť má, tak ji dá uživateli místo přímo alokované paměti.</w:t>
+      </w:r>
+      <w:r>
+        <w:t xml:space="preserve"> Pokud ovšem takovou paměť nenajde, tak se alokuje nová USM paměť.</w:t>
+      </w:r>
+      <w:r>
+        <w:t xml:space="preserve"> Toto je velice výhodné také proto, že spousta operací provádí kopie paměti či zápisy do paměti stejných velikostí.</w:t>
+      </w:r>
+      <w:r>
+        <w:t xml:space="preserve"> To vede k velikému poměru mezi takzvanými zásahy poolingu (kdy se vyhovující paměť najde) a</w:t>
+      </w:r>
+      <w:r>
+        <w:t xml:space="preserve"> méně častými</w:t>
+      </w:r>
+      <w:r>
+        <w:t xml:space="preserve"> </w:t>
+      </w:r>
+      <w:r>
+        <w:t>průšvihy</w:t>
+      </w:r>
+      <w:r>
+        <w:t xml:space="preserve"> (kdy je třeba nová alokace).</w:t>
+      </w:r>
+      <w:r>
+        <w:t xml:space="preserve"> Jelikož jsou vlastnosti pamětí zahashovány, tak je při použití správného algoritmu vyhledání v kolekci komplexity O(1).</w:t>
+      </w:r>
+    </w:p>
+    <w:p>
+      <w:pPr>
         <w:pStyle w:val="Nadpis1"/>
         <w:jc w:val="both"/>
       </w:pPr>
       <w:r>
         <w:br w:type="page"/>
       </w:r>
-      <w:bookmarkStart w:id="13" w:name="_Toc229952405"/>
+      <w:bookmarkStart w:id="15" w:name="_Toc230096685"/>
       <w:r>
         <w:lastRenderedPageBreak/>
         <w:t>2</w:t>
@@ -9940,7 +10330,7 @@
       <w:r>
         <w:t>IMPLEMENTACE</w:t>
       </w:r>
-      <w:bookmarkEnd w:id="13"/>
+      <w:bookmarkEnd w:id="15"/>
       <w:r>
         <w:t xml:space="preserve"> </w:t>
       </w:r>
@@ -9998,11 +10388,11 @@
         <w:pStyle w:val="Nadpis2"/>
         <w:jc w:val="both"/>
       </w:pPr>
-      <w:bookmarkStart w:id="14" w:name="_Toc229952406"/>
+      <w:bookmarkStart w:id="16" w:name="_Toc230096686"/>
       <w:r>
         <w:t>2.1 Použité nástroje</w:t>
       </w:r>
-      <w:bookmarkEnd w:id="14"/>
+      <w:bookmarkEnd w:id="16"/>
     </w:p>
     <w:p>
       <w:pPr>
@@ -10060,11 +10450,11 @@
         <w:pStyle w:val="Nadpis3"/>
         <w:jc w:val="both"/>
       </w:pPr>
-      <w:bookmarkStart w:id="15" w:name="_Toc229952407"/>
+      <w:bookmarkStart w:id="17" w:name="_Toc230096687"/>
       <w:r>
         <w:t>2.1.1 AdaptiveCpp</w:t>
       </w:r>
-      <w:bookmarkEnd w:id="15"/>
+      <w:bookmarkEnd w:id="17"/>
     </w:p>
     <w:p>
       <w:pPr>
@@ -10244,15 +10634,7 @@
         <w:t>,</w:t>
       </w:r>
       <w:r>
-        <w:t xml:space="preserve"> a proto je často lepší mít paměť na zařízení a jenom v případě potřeby ji metodou </w:t>
-      </w:r>
-      <w:proofErr w:type="gramStart"/>
-      <w:r>
-        <w:t>sycl::queue::</w:t>
-      </w:r>
-      <w:proofErr w:type="gramEnd"/>
-      <w:r>
-        <w:t>memcpy zkopírovat na ho</w:t>
+        <w:t xml:space="preserve"> a proto je často lepší mít paměť na zařízení a jenom v případě potřeby ji metodou sycl::queue::memcpy zkopírovat na ho</w:t>
       </w:r>
       <w:r>
         <w:t>stitele.</w:t>
@@ -10332,11 +10714,11 @@
         <w:pStyle w:val="Nadpis3"/>
         <w:jc w:val="both"/>
       </w:pPr>
-      <w:bookmarkStart w:id="16" w:name="_Toc229952408"/>
+      <w:bookmarkStart w:id="18" w:name="_Toc230096688"/>
       <w:r>
         <w:t>2.1.2 Google test</w:t>
       </w:r>
-      <w:bookmarkEnd w:id="16"/>
+      <w:bookmarkEnd w:id="18"/>
     </w:p>
     <w:p>
       <w:pPr>
@@ -10379,7 +10761,7 @@
         <w:pStyle w:val="Nadpis2"/>
         <w:jc w:val="both"/>
       </w:pPr>
-      <w:bookmarkStart w:id="17" w:name="_Toc229952409"/>
+      <w:bookmarkStart w:id="19" w:name="_Toc230096689"/>
       <w:r>
         <w:t>2.</w:t>
       </w:r>
@@ -10389,7 +10771,7 @@
       <w:r>
         <w:t xml:space="preserve"> Komponenty</w:t>
       </w:r>
-      <w:bookmarkEnd w:id="17"/>
+      <w:bookmarkEnd w:id="19"/>
     </w:p>
     <w:p>
       <w:pPr>
@@ -10405,11 +10787,11 @@
         <w:pStyle w:val="Nadpis3"/>
         <w:jc w:val="both"/>
       </w:pPr>
-      <w:bookmarkStart w:id="18" w:name="_Toc229952410"/>
+      <w:bookmarkStart w:id="20" w:name="_Toc230096690"/>
       <w:r>
         <w:t>2.2.1 Koncepty</w:t>
       </w:r>
-      <w:bookmarkEnd w:id="18"/>
+      <w:bookmarkEnd w:id="20"/>
     </w:p>
     <w:p>
       <w:pPr>
@@ -10522,7 +10904,7 @@
         <w:pStyle w:val="Nadpis3"/>
         <w:jc w:val="both"/>
       </w:pPr>
-      <w:bookmarkStart w:id="19" w:name="_Toc229952411"/>
+      <w:bookmarkStart w:id="21" w:name="_Toc230096691"/>
       <w:r>
         <w:t>2.2.</w:t>
       </w:r>
@@ -10532,7 +10914,7 @@
       <w:r>
         <w:t xml:space="preserve"> Paměťový backend</w:t>
       </w:r>
-      <w:bookmarkEnd w:id="19"/>
+      <w:bookmarkEnd w:id="21"/>
     </w:p>
     <w:p>
       <w:pPr>
@@ -10604,87 +10986,77 @@
         <w:t>uje</w:t>
       </w:r>
       <w:r>
-        <w:t xml:space="preserve"> ke své operaci ukazatel na </w:t>
-      </w:r>
-      <w:proofErr w:type="gramStart"/>
+        <w:t xml:space="preserve"> ke své operaci ukazatel na sycl::queue.</w:t>
+      </w:r>
+      <w:r>
+        <w:t xml:space="preserve"> </w:t>
+      </w:r>
+      <w:r>
+        <w:t>Tento backend je hlavní podporou ve správě paměti USM.</w:t>
+      </w:r>
+      <w:r>
+        <w:t xml:space="preserve"> Umí alokovat paměť i na GPU a často na GPU spouští i kód.</w:t>
+      </w:r>
+      <w:r>
+        <w:t xml:space="preserve"> Výhodou je možnost některé úkony, jako například hromadnou konstrukci a destrukci prvků</w:t>
+      </w:r>
+      <w:r>
+        <w:t>,</w:t>
+      </w:r>
+      <w:r>
+        <w:t xml:space="preserve"> paralelizovat.</w:t>
+      </w:r>
+      <w:r>
+        <w:t xml:space="preserve"> </w:t>
+      </w:r>
+      <w:r>
+        <w:t xml:space="preserve">Bylo možno paralelizovat třeba i porovnání rovnosti </w:t>
+      </w:r>
+      <w:r>
+        <w:t>prvků,</w:t>
+      </w:r>
+      <w:r>
+        <w:t xml:space="preserve"> a to díky nabízeným atomickým operacím</w:t>
+      </w:r>
+      <w:r>
+        <w:t>,</w:t>
+      </w:r>
+      <w:r>
+        <w:t xml:space="preserve"> </w:t>
+      </w:r>
+      <w:r>
+        <w:t>které</w:t>
+      </w:r>
+      <w:r>
+        <w:t xml:space="preserve"> SYCL nabízí</w:t>
+      </w:r>
+      <w:r>
+        <w:t>.</w:t>
+      </w:r>
+      <w:r>
+        <w:t xml:space="preserve"> Tak bylo možné mezi sebou prvky porovnat a zjištěné nerovnosti bezpečně a synchronizovaně zapsat</w:t>
+      </w:r>
+      <w:r>
+        <w:t xml:space="preserve"> tak, že se dalo poté zjistit, zda existuje alespoň jedna nerovná dvojice prvků</w:t>
+      </w:r>
+      <w:r>
+        <w:t>.</w:t>
+      </w:r>
+      <w:r>
+        <w:t xml:space="preserve"> </w:t>
+      </w:r>
+      <w:r>
+        <w:t>Tento backend se může zdát méně zabezpečený, například proti kopiím netriviálně kopírovatelných objekt</w:t>
+      </w:r>
+      <w:r>
+        <w:t>ů</w:t>
+      </w:r>
+      <w:r>
+        <w:t xml:space="preserve"> pomocí metod jako </w:t>
+      </w:r>
       <w:r>
         <w:t>sycl::</w:t>
       </w:r>
-      <w:proofErr w:type="gramEnd"/>
-      <w:r>
-        <w:t>queue.</w:t>
-      </w:r>
-      <w:r>
-        <w:t xml:space="preserve"> </w:t>
-      </w:r>
-      <w:r>
-        <w:t>Tento backend je hlavní podporou ve správě paměti USM.</w:t>
-      </w:r>
-      <w:r>
-        <w:t xml:space="preserve"> Umí alokovat paměť i na GPU a často na GPU spouští i kód.</w:t>
-      </w:r>
-      <w:r>
-        <w:t xml:space="preserve"> Výhodou je možnost některé úkony, jako například hromadnou konstrukci a destrukci prvků</w:t>
-      </w:r>
-      <w:r>
-        <w:t>,</w:t>
-      </w:r>
-      <w:r>
-        <w:t xml:space="preserve"> paralelizovat.</w:t>
-      </w:r>
-      <w:r>
-        <w:t xml:space="preserve"> </w:t>
-      </w:r>
-      <w:r>
-        <w:t xml:space="preserve">Bylo možno paralelizovat třeba i porovnání rovnosti </w:t>
-      </w:r>
-      <w:r>
-        <w:t>prvků,</w:t>
-      </w:r>
-      <w:r>
-        <w:t xml:space="preserve"> a to díky nabízeným atomickým operacím</w:t>
-      </w:r>
-      <w:r>
-        <w:t>,</w:t>
-      </w:r>
-      <w:r>
-        <w:t xml:space="preserve"> </w:t>
-      </w:r>
-      <w:r>
-        <w:t>které</w:t>
-      </w:r>
-      <w:r>
-        <w:t xml:space="preserve"> SYCL nabízí</w:t>
-      </w:r>
-      <w:r>
-        <w:t>.</w:t>
-      </w:r>
-      <w:r>
-        <w:t xml:space="preserve"> Tak bylo možné mezi sebou prvky porovnat a zjištěné nerovnosti bezpečně a synchronizovaně zapsat</w:t>
-      </w:r>
-      <w:r>
-        <w:t xml:space="preserve"> tak, že se dalo poté zjistit, zda existuje alespoň jedna nerovná dvojice prvků</w:t>
-      </w:r>
-      <w:r>
-        <w:t>.</w:t>
-      </w:r>
-      <w:r>
-        <w:t xml:space="preserve"> </w:t>
-      </w:r>
-      <w:r>
-        <w:t>Tento backend se může zdát méně zabezpečený, například proti kopiím netriviálně kopírovatelných objekt</w:t>
-      </w:r>
-      <w:r>
-        <w:t>ů</w:t>
-      </w:r>
-      <w:r>
-        <w:t xml:space="preserve"> pomocí metod jako </w:t>
-      </w:r>
-      <w:proofErr w:type="gramStart"/>
-      <w:r>
-        <w:t>sycl::</w:t>
-      </w:r>
-      <w:proofErr w:type="gramEnd"/>
       <w:r>
         <w:t xml:space="preserve">memcpy, ale to není hrozba, jelikož standard SYCL stejně takovéto objekty alokovat </w:t>
       </w:r>
@@ -10818,7 +11190,7 @@
           <w:lang w:eastAsia="cs-CZ"/>
         </w:rPr>
       </w:pPr>
-      <w:bookmarkStart w:id="20" w:name="_Toc229952412"/>
+      <w:bookmarkStart w:id="22" w:name="_Toc230096692"/>
       <w:r>
         <w:lastRenderedPageBreak/>
         <w:t>2.</w:t>
@@ -10846,7 +11218,7 @@
         </w:rPr>
         <w:t>Lineární kontejner</w:t>
       </w:r>
-      <w:bookmarkEnd w:id="20"/>
+      <w:bookmarkEnd w:id="22"/>
     </w:p>
     <w:p>
       <w:pPr>
@@ -10890,21 +11262,7 @@
         <w:rPr>
           <w:lang w:eastAsia="cs-CZ"/>
         </w:rPr>
-        <w:t xml:space="preserve">Motivace k jeho implementaci je potřeba kontejneru s rozhraním napodobujícím </w:t>
-      </w:r>
-      <w:proofErr w:type="gramStart"/>
-      <w:r>
-        <w:rPr>
-          <w:lang w:eastAsia="cs-CZ"/>
-        </w:rPr>
-        <w:t>std::</w:t>
-      </w:r>
-      <w:proofErr w:type="gramEnd"/>
-      <w:r>
-        <w:rPr>
-          <w:lang w:eastAsia="cs-CZ"/>
-        </w:rPr>
-        <w:t xml:space="preserve">vector, ale </w:t>
+        <w:t xml:space="preserve">Motivace k jeho implementaci je potřeba kontejneru s rozhraním napodobujícím std::vector, ale </w:t>
       </w:r>
       <w:r>
         <w:rPr>
@@ -10916,21 +11274,7 @@
         <w:rPr>
           <w:lang w:eastAsia="cs-CZ"/>
         </w:rPr>
-        <w:t>, jelikož existuje potřeba pro speciální alokaci paměti na různých zařízeních (například GPU), kterou ani vlastní alokátor použitý s </w:t>
-      </w:r>
-      <w:proofErr w:type="gramStart"/>
-      <w:r>
-        <w:rPr>
-          <w:lang w:eastAsia="cs-CZ"/>
-        </w:rPr>
-        <w:t>std::</w:t>
-      </w:r>
-      <w:proofErr w:type="gramEnd"/>
-      <w:r>
-        <w:rPr>
-          <w:lang w:eastAsia="cs-CZ"/>
-        </w:rPr>
-        <w:t>vector nemůže pokrýt.</w:t>
+        <w:t>, jelikož existuje potřeba pro speciální alokaci paměti na různých zařízeních (například GPU), kterou ani vlastní alokátor použitý s std::vector nemůže pokrýt.</w:t>
       </w:r>
     </w:p>
     <w:p>
@@ -11046,19 +11390,11 @@
         </w:rPr>
         <w:t xml:space="preserve">Pro kopírování, porovnávání či konstrukci a destrukci jsou v případě triviálně manipulovatelných typů (kontrolováno například pomocí </w:t>
       </w:r>
-      <w:proofErr w:type="gramStart"/>
-      <w:r>
-        <w:rPr>
-          <w:lang w:eastAsia="cs-CZ"/>
-        </w:rPr>
-        <w:t>std::</w:t>
-      </w:r>
-      <w:proofErr w:type="gramEnd"/>
-      <w:r>
-        <w:rPr>
-          <w:lang w:eastAsia="cs-CZ"/>
-        </w:rPr>
-        <w:t>is_trivially_copyable_v&lt;T&gt;</w:t>
+      <w:r>
+        <w:rPr>
+          <w:lang w:eastAsia="cs-CZ"/>
+        </w:rPr>
+        <w:t>std::is_trivially_copyable_v&lt;T&gt;</w:t>
       </w:r>
       <w:r>
         <w:rPr>
@@ -11076,35 +11412,7 @@
         <w:rPr>
           <w:lang w:eastAsia="cs-CZ"/>
         </w:rPr>
-        <w:t xml:space="preserve"> funkce standartní knihovny jako například </w:t>
-      </w:r>
-      <w:proofErr w:type="gramStart"/>
-      <w:r>
-        <w:rPr>
-          <w:lang w:eastAsia="cs-CZ"/>
-        </w:rPr>
-        <w:t>std::</w:t>
-      </w:r>
-      <w:proofErr w:type="gramEnd"/>
-      <w:r>
-        <w:rPr>
-          <w:lang w:eastAsia="cs-CZ"/>
-        </w:rPr>
-        <w:t xml:space="preserve">memcpy či </w:t>
-      </w:r>
-      <w:proofErr w:type="gramStart"/>
-      <w:r>
-        <w:rPr>
-          <w:lang w:eastAsia="cs-CZ"/>
-        </w:rPr>
-        <w:t>std::</w:t>
-      </w:r>
-      <w:proofErr w:type="gramEnd"/>
-      <w:r>
-        <w:rPr>
-          <w:lang w:eastAsia="cs-CZ"/>
-        </w:rPr>
-        <w:t>memcmp a podobně.</w:t>
+        <w:t xml:space="preserve"> funkce standartní knihovny jako například std::memcpy či std::memcmp a podobně.</w:t>
       </w:r>
     </w:p>
     <w:p>
@@ -11119,21 +11427,7 @@
         <w:rPr>
           <w:lang w:eastAsia="cs-CZ"/>
         </w:rPr>
-        <w:t xml:space="preserve">Z venkovního hlediska se rozhraní této třídy velmi podobá </w:t>
-      </w:r>
-      <w:proofErr w:type="gramStart"/>
-      <w:r>
-        <w:rPr>
-          <w:lang w:eastAsia="cs-CZ"/>
-        </w:rPr>
-        <w:t>std::</w:t>
-      </w:r>
-      <w:proofErr w:type="gramEnd"/>
-      <w:r>
-        <w:rPr>
-          <w:lang w:eastAsia="cs-CZ"/>
-        </w:rPr>
-        <w:t>vector ze standartní knihovny.</w:t>
+        <w:t>Z venkovního hlediska se rozhraní této třídy velmi podobá std::vector ze standartní knihovny.</w:t>
       </w:r>
       <w:r>
         <w:rPr>
@@ -11187,21 +11481,7 @@
         <w:rPr>
           <w:lang w:eastAsia="cs-CZ"/>
         </w:rPr>
-        <w:t xml:space="preserve"> metody </w:t>
-      </w:r>
-      <w:proofErr w:type="gramStart"/>
-      <w:r>
-        <w:rPr>
-          <w:lang w:eastAsia="cs-CZ"/>
-        </w:rPr>
-        <w:t>data(</w:t>
-      </w:r>
-      <w:proofErr w:type="gramEnd"/>
-      <w:r>
-        <w:rPr>
-          <w:lang w:eastAsia="cs-CZ"/>
-        </w:rPr>
-        <w:t xml:space="preserve">)) </w:t>
+        <w:t xml:space="preserve"> metody data()) </w:t>
       </w:r>
       <w:r>
         <w:rPr>
@@ -11215,19 +11495,11 @@
         </w:rPr>
         <w:t>použít přetížení indexovacího operátoru ([]) pro přístup na jednotlivé prvky (v </w:t>
       </w:r>
-      <w:proofErr w:type="gramStart"/>
-      <w:r>
-        <w:rPr>
-          <w:lang w:eastAsia="cs-CZ"/>
-        </w:rPr>
-        <w:t>O(</w:t>
-      </w:r>
-      <w:proofErr w:type="gramEnd"/>
-      <w:r>
-        <w:rPr>
-          <w:lang w:eastAsia="cs-CZ"/>
-        </w:rPr>
-        <w:t>1)</w:t>
+      <w:r>
+        <w:rPr>
+          <w:lang w:eastAsia="cs-CZ"/>
+        </w:rPr>
+        <w:t>O(1)</w:t>
       </w:r>
       <w:r>
         <w:rPr>
@@ -11257,21 +11529,7 @@
         <w:rPr>
           <w:lang w:eastAsia="cs-CZ"/>
         </w:rPr>
-        <w:t xml:space="preserve">, ze stejného rozhraní u </w:t>
-      </w:r>
-      <w:proofErr w:type="gramStart"/>
-      <w:r>
-        <w:rPr>
-          <w:lang w:eastAsia="cs-CZ"/>
-        </w:rPr>
-        <w:t>std::</w:t>
-      </w:r>
-      <w:proofErr w:type="gramEnd"/>
-      <w:r>
-        <w:rPr>
-          <w:lang w:eastAsia="cs-CZ"/>
-        </w:rPr>
-        <w:t>vector dostat iterátory jak dopředu</w:t>
+        <w:t>, ze stejného rozhraní u std::vector dostat iterátory jak dopředu</w:t>
       </w:r>
       <w:r>
         <w:rPr>
@@ -11360,7 +11618,7 @@
           <w:lang w:eastAsia="cs-CZ"/>
         </w:rPr>
       </w:pPr>
-      <w:bookmarkStart w:id="21" w:name="_Toc229952413"/>
+      <w:bookmarkStart w:id="23" w:name="_Toc230096693"/>
       <w:r>
         <w:rPr>
           <w:lang w:eastAsia="cs-CZ"/>
@@ -11391,7 +11649,7 @@
         </w:rPr>
         <w:t xml:space="preserve"> Tenzor</w:t>
       </w:r>
-      <w:bookmarkEnd w:id="21"/>
+      <w:bookmarkEnd w:id="23"/>
     </w:p>
     <w:p>
       <w:pPr>
@@ -11662,19 +11920,11 @@
         </w:rPr>
         <w:t xml:space="preserve">Ten obsahuje velikosti dimenzí. V konstruktoru se nakopíruje do vektoru pro udržování velikostí dimenzí a poté se spustí metoda </w:t>
       </w:r>
-      <w:proofErr w:type="gramStart"/>
-      <w:r>
-        <w:rPr>
-          <w:lang w:eastAsia="cs-CZ"/>
-        </w:rPr>
-        <w:t>update(</w:t>
-      </w:r>
-      <w:proofErr w:type="gramEnd"/>
-      <w:r>
-        <w:rPr>
-          <w:lang w:eastAsia="cs-CZ"/>
-        </w:rPr>
-        <w:t>),</w:t>
+      <w:r>
+        <w:rPr>
+          <w:lang w:eastAsia="cs-CZ"/>
+        </w:rPr>
+        <w:t>update(),</w:t>
       </w:r>
       <w:r>
         <w:rPr>
@@ -11751,7 +12001,7 @@
           <w:lang w:eastAsia="cs-CZ"/>
         </w:rPr>
       </w:pPr>
-      <w:bookmarkStart w:id="22" w:name="_Toc229952414"/>
+      <w:bookmarkStart w:id="24" w:name="_Toc230096694"/>
       <w:r>
         <w:rPr>
           <w:lang w:eastAsia="cs-CZ"/>
@@ -11782,7 +12032,7 @@
         </w:rPr>
         <w:t xml:space="preserve"> Paralelní tenzor</w:t>
       </w:r>
-      <w:bookmarkEnd w:id="22"/>
+      <w:bookmarkEnd w:id="24"/>
     </w:p>
     <w:p>
       <w:pPr>
@@ -11846,41 +12096,13 @@
         <w:rPr>
           <w:lang w:eastAsia="cs-CZ"/>
         </w:rPr>
-        <w:t xml:space="preserve">také </w:t>
-      </w:r>
-      <w:proofErr w:type="gramStart"/>
-      <w:r>
-        <w:rPr>
-          <w:lang w:eastAsia="cs-CZ"/>
-        </w:rPr>
-        <w:t>sycl::</w:t>
-      </w:r>
-      <w:proofErr w:type="gramEnd"/>
-      <w:r>
-        <w:rPr>
-          <w:lang w:eastAsia="cs-CZ"/>
-        </w:rPr>
-        <w:t>queue, které umožňuje paralelizaci.</w:t>
-      </w:r>
-      <w:r>
-        <w:rPr>
-          <w:lang w:eastAsia="cs-CZ"/>
-        </w:rPr>
-        <w:t xml:space="preserve"> Z důvodů efektivity je pro jeden program vytvořeno jenom jedno </w:t>
-      </w:r>
-      <w:proofErr w:type="gramStart"/>
-      <w:r>
-        <w:rPr>
-          <w:lang w:eastAsia="cs-CZ"/>
-        </w:rPr>
-        <w:t>sycl::</w:t>
-      </w:r>
-      <w:proofErr w:type="gramEnd"/>
-      <w:r>
-        <w:rPr>
-          <w:lang w:eastAsia="cs-CZ"/>
-        </w:rPr>
-        <w:t>queue, jelikož je jeho inicializace náročná a nepotřebná, pokud by jeho uživatel nechtěl změnit zařízení</w:t>
+        <w:t>také sycl::queue, které umožňuje paralelizaci.</w:t>
+      </w:r>
+      <w:r>
+        <w:rPr>
+          <w:lang w:eastAsia="cs-CZ"/>
+        </w:rPr>
+        <w:t xml:space="preserve"> Z důvodů efektivity je pro jeden program vytvořeno jenom jedno sycl::queue, jelikož je jeho inicializace náročná a nepotřebná, pokud by jeho uživatel nechtěl změnit zařízení</w:t>
       </w:r>
       <w:r>
         <w:rPr>
@@ -12222,7 +12444,7 @@
           <w:lang w:eastAsia="cs-CZ"/>
         </w:rPr>
       </w:pPr>
-      <w:bookmarkStart w:id="23" w:name="_Toc229952415"/>
+      <w:bookmarkStart w:id="25" w:name="_Toc230096695"/>
       <w:r>
         <w:rPr>
           <w:lang w:eastAsia="cs-CZ"/>
@@ -12253,7 +12475,7 @@
         </w:rPr>
         <w:t xml:space="preserve"> Matice</w:t>
       </w:r>
-      <w:bookmarkEnd w:id="23"/>
+      <w:bookmarkEnd w:id="25"/>
     </w:p>
     <w:p>
       <w:pPr>
@@ -12352,7 +12574,7 @@
           <w:lang w:eastAsia="cs-CZ"/>
         </w:rPr>
       </w:pPr>
-      <w:bookmarkStart w:id="24" w:name="_Toc229952416"/>
+      <w:bookmarkStart w:id="26" w:name="_Toc230096696"/>
       <w:r>
         <w:rPr>
           <w:lang w:eastAsia="cs-CZ"/>
@@ -12384,7 +12606,7 @@
         </w:rPr>
         <w:t xml:space="preserve"> N-nární strom</w:t>
       </w:r>
-      <w:bookmarkEnd w:id="24"/>
+      <w:bookmarkEnd w:id="26"/>
     </w:p>
     <w:p>
       <w:pPr>
@@ -12513,12 +12735,14 @@
           <w:lang w:eastAsia="cs-CZ"/>
         </w:rPr>
       </w:pPr>
+      <w:bookmarkStart w:id="27" w:name="_Toc230096697"/>
       <w:r>
         <w:rPr>
           <w:lang w:eastAsia="cs-CZ"/>
         </w:rPr>
         <w:t>2.2.8 Abstraktní operace</w:t>
       </w:r>
+      <w:bookmarkEnd w:id="27"/>
     </w:p>
     <w:p>
       <w:pPr>
@@ -12553,26 +12777,14 @@
           <w:lang w:eastAsia="cs-CZ"/>
         </w:rPr>
       </w:pPr>
-      <w:bookmarkStart w:id="25" w:name="_Toc229952417"/>
-      <w:r>
-        <w:rPr>
-          <w:lang w:eastAsia="cs-CZ"/>
-        </w:rPr>
-        <w:t>2.2.</w:t>
-      </w:r>
-      <w:r>
-        <w:rPr>
-          <w:lang w:eastAsia="cs-CZ"/>
-        </w:rPr>
-        <w:t>9</w:t>
-      </w:r>
-      <w:r>
-        <w:rPr>
-          <w:lang w:eastAsia="cs-CZ"/>
-        </w:rPr>
-        <w:t xml:space="preserve"> Pomocné</w:t>
-      </w:r>
-      <w:bookmarkEnd w:id="25"/>
+      <w:bookmarkStart w:id="28" w:name="_Toc230096698"/>
+      <w:r>
+        <w:rPr>
+          <w:lang w:eastAsia="cs-CZ"/>
+        </w:rPr>
+        <w:t>2.2.9 Pooling USM</w:t>
+      </w:r>
+      <w:bookmarkEnd w:id="28"/>
     </w:p>
     <w:p>
       <w:pPr>
@@ -12586,286 +12798,60 @@
         <w:rPr>
           <w:lang w:eastAsia="cs-CZ"/>
         </w:rPr>
-        <w:t>Jednou z velice šikovných „pomůcek“ je třída span_view.</w:t>
-      </w:r>
-      <w:r>
-        <w:rPr>
-          <w:lang w:eastAsia="cs-CZ"/>
-        </w:rPr>
-        <w:t xml:space="preserve"> Tato třída dědí od třídy </w:t>
-      </w:r>
-      <w:proofErr w:type="gramStart"/>
-      <w:r>
-        <w:rPr>
-          <w:lang w:eastAsia="cs-CZ"/>
-        </w:rPr>
-        <w:t>std::span&lt;</w:t>
-      </w:r>
-      <w:proofErr w:type="gramEnd"/>
-      <w:r>
-        <w:rPr>
-          <w:lang w:eastAsia="cs-CZ"/>
-        </w:rPr>
-        <w:t xml:space="preserve">const T, </w:t>
-      </w:r>
-      <w:r>
-        <w:rPr>
-          <w:lang w:eastAsia="cs-CZ"/>
-        </w:rPr>
-        <w:t xml:space="preserve">Extent = </w:t>
-      </w:r>
-      <w:proofErr w:type="gramStart"/>
-      <w:r>
-        <w:rPr>
-          <w:lang w:eastAsia="cs-CZ"/>
-        </w:rPr>
-        <w:t>std::</w:t>
-      </w:r>
-      <w:proofErr w:type="gramEnd"/>
-      <w:r>
-        <w:rPr>
-          <w:lang w:eastAsia="cs-CZ"/>
-        </w:rPr>
-        <w:t>dynamic_extent</w:t>
-      </w:r>
-      <w:r>
-        <w:rPr>
-          <w:lang w:eastAsia="cs-CZ"/>
-        </w:rPr>
-        <w:t xml:space="preserve">&gt; a jenom ji rozšiřuje o jediný konstruktor. </w:t>
-      </w:r>
-      <w:r>
-        <w:rPr>
-          <w:lang w:eastAsia="cs-CZ"/>
-        </w:rPr>
-        <w:t>Jedná se o</w:t>
-      </w:r>
-      <w:r>
-        <w:rPr>
-          <w:lang w:eastAsia="cs-CZ"/>
-        </w:rPr>
-        <w:t xml:space="preserve"> konstruktor přijímající </w:t>
-      </w:r>
-      <w:proofErr w:type="gramStart"/>
-      <w:r>
-        <w:rPr>
-          <w:lang w:eastAsia="cs-CZ"/>
-        </w:rPr>
-        <w:t>std::</w:t>
-      </w:r>
-      <w:proofErr w:type="gramEnd"/>
-      <w:r>
-        <w:rPr>
-          <w:lang w:eastAsia="cs-CZ"/>
-        </w:rPr>
-        <w:t>initializer_list.</w:t>
-      </w:r>
-      <w:r>
-        <w:rPr>
-          <w:lang w:eastAsia="cs-CZ"/>
-        </w:rPr>
-        <w:t xml:space="preserve"> Pro běžné použití jako proměnná je to nebezpečné, ovšem zde je to užito jenom jako parametr.</w:t>
-      </w:r>
-      <w:r>
-        <w:rPr>
-          <w:lang w:eastAsia="cs-CZ"/>
-        </w:rPr>
-        <w:t xml:space="preserve"> Tím zanikají problémy s životností </w:t>
-      </w:r>
-      <w:proofErr w:type="gramStart"/>
-      <w:r>
-        <w:rPr>
-          <w:lang w:eastAsia="cs-CZ"/>
-        </w:rPr>
-        <w:t>std::</w:t>
-      </w:r>
-      <w:proofErr w:type="gramEnd"/>
-      <w:r>
-        <w:rPr>
-          <w:lang w:eastAsia="cs-CZ"/>
-        </w:rPr>
-        <w:t>initializer_list.</w:t>
-      </w:r>
-      <w:r>
-        <w:rPr>
-          <w:lang w:eastAsia="cs-CZ"/>
-        </w:rPr>
-        <w:t xml:space="preserve"> To je velice přínosné, jelikož tak bud</w:t>
-      </w:r>
-      <w:r>
-        <w:rPr>
-          <w:lang w:eastAsia="cs-CZ"/>
-        </w:rPr>
-        <w:t>e</w:t>
-      </w:r>
-      <w:r>
-        <w:rPr>
-          <w:lang w:eastAsia="cs-CZ"/>
-        </w:rPr>
-        <w:t xml:space="preserve"> uživatel moci do jediné metody zadat jak cokoliv konvertibilní na </w:t>
-      </w:r>
-      <w:proofErr w:type="gramStart"/>
-      <w:r>
-        <w:rPr>
-          <w:lang w:eastAsia="cs-CZ"/>
-        </w:rPr>
-        <w:t>std::</w:t>
-      </w:r>
-      <w:proofErr w:type="gramEnd"/>
-      <w:r>
-        <w:rPr>
-          <w:lang w:eastAsia="cs-CZ"/>
-        </w:rPr>
-        <w:t>span, tak také inicializační list.</w:t>
-      </w:r>
-      <w:r>
-        <w:rPr>
-          <w:lang w:eastAsia="cs-CZ"/>
-        </w:rPr>
-        <w:t xml:space="preserve"> V komunitě standardu C++ o tomto tématu byla diskuse. Přišel návrh na přidání konstrukce </w:t>
-      </w:r>
-      <w:proofErr w:type="gramStart"/>
-      <w:r>
-        <w:rPr>
-          <w:lang w:eastAsia="cs-CZ"/>
-        </w:rPr>
-        <w:t>std::</w:t>
-      </w:r>
-      <w:proofErr w:type="gramEnd"/>
-      <w:r>
-        <w:rPr>
-          <w:lang w:eastAsia="cs-CZ"/>
-        </w:rPr>
-        <w:t xml:space="preserve">span z </w:t>
-      </w:r>
-      <w:proofErr w:type="gramStart"/>
-      <w:r>
-        <w:rPr>
-          <w:lang w:eastAsia="cs-CZ"/>
-        </w:rPr>
-        <w:t>std::</w:t>
-      </w:r>
-      <w:proofErr w:type="gramEnd"/>
-      <w:r>
-        <w:rPr>
-          <w:lang w:eastAsia="cs-CZ"/>
-        </w:rPr>
-        <w:t>initializer_list a tento návr</w:t>
-      </w:r>
-      <w:r>
-        <w:rPr>
-          <w:lang w:eastAsia="cs-CZ"/>
-        </w:rPr>
-        <w:t>h [</w:t>
-      </w:r>
-      <w:r>
-        <w:rPr>
-          <w:lang w:eastAsia="cs-CZ"/>
-        </w:rPr>
-        <w:t>7</w:t>
-      </w:r>
-      <w:r>
-        <w:rPr>
-          <w:lang w:eastAsia="cs-CZ"/>
-        </w:rPr>
-        <w:t>]</w:t>
-      </w:r>
-      <w:r>
-        <w:rPr>
-          <w:lang w:eastAsia="cs-CZ"/>
-        </w:rPr>
-        <w:t xml:space="preserve"> byl dokonce schválen komisí pro standard C++26.</w:t>
-      </w:r>
-      <w:r>
-        <w:rPr>
-          <w:lang w:eastAsia="cs-CZ"/>
-        </w:rPr>
-        <w:t xml:space="preserve"> Poté se ale zjistily problémy s tímto návrhem, kdy se díky této změně volaly jiné metody a konstruktory a přišel protinávrh</w:t>
-      </w:r>
-      <w:r>
-        <w:rPr>
-          <w:lang w:eastAsia="cs-CZ"/>
-        </w:rPr>
-        <w:t xml:space="preserve"> [8]</w:t>
-      </w:r>
-      <w:r>
-        <w:rPr>
-          <w:lang w:eastAsia="cs-CZ"/>
-        </w:rPr>
-        <w:t xml:space="preserve"> odstraňující tento návrh.</w:t>
-      </w:r>
-      <w:r>
-        <w:rPr>
-          <w:lang w:eastAsia="cs-CZ"/>
-        </w:rPr>
-        <w:t xml:space="preserve"> Komise pro vývoj knihovny C++ nakonec odhlasovala tento </w:t>
-      </w:r>
-      <w:r>
-        <w:rPr>
-          <w:lang w:eastAsia="cs-CZ"/>
-        </w:rPr>
-        <w:t>protinávrh,</w:t>
-      </w:r>
-      <w:r>
-        <w:rPr>
-          <w:lang w:eastAsia="cs-CZ"/>
-        </w:rPr>
-        <w:t xml:space="preserve"> a tudíž byl původní návrh z C++26</w:t>
-      </w:r>
-      <w:r>
-        <w:rPr>
-          <w:lang w:eastAsia="cs-CZ"/>
-        </w:rPr>
-        <w:t xml:space="preserve"> </w:t>
-      </w:r>
-      <w:r>
-        <w:rPr>
-          <w:lang w:eastAsia="cs-CZ"/>
-        </w:rPr>
-        <w:t>vyřazen.</w:t>
-      </w:r>
-      <w:r>
-        <w:rPr>
-          <w:lang w:eastAsia="cs-CZ"/>
-        </w:rPr>
-        <w:t xml:space="preserve"> Není ovšem zcela vyloučeno, že </w:t>
-      </w:r>
-      <w:r>
-        <w:rPr>
-          <w:lang w:eastAsia="cs-CZ"/>
-        </w:rPr>
-        <w:t>existuje</w:t>
-      </w:r>
-      <w:r>
-        <w:rPr>
-          <w:lang w:eastAsia="cs-CZ"/>
-        </w:rPr>
-        <w:t xml:space="preserve"> verz</w:t>
-      </w:r>
-      <w:r>
-        <w:rPr>
-          <w:lang w:eastAsia="cs-CZ"/>
-        </w:rPr>
-        <w:t>e v některém ze</w:t>
-      </w:r>
-      <w:r>
-        <w:rPr>
-          <w:lang w:eastAsia="cs-CZ"/>
-        </w:rPr>
-        <w:t xml:space="preserve"> známých kompilátorů</w:t>
-      </w:r>
-      <w:r>
-        <w:rPr>
-          <w:lang w:eastAsia="cs-CZ"/>
-        </w:rPr>
-        <w:t>, kde je tato věc implementována</w:t>
-      </w:r>
-      <w:r>
-        <w:rPr>
-          <w:lang w:eastAsia="cs-CZ"/>
-        </w:rPr>
-        <w:t>.</w:t>
-      </w:r>
+        <w:t xml:space="preserve">Projekt disponuje třídou jménem „PoolUSM“, která zařizuje </w:t>
+      </w:r>
+      <w:r>
+        <w:rPr>
+          <w:lang w:eastAsia="cs-CZ"/>
+        </w:rPr>
+        <w:t>pooling USM paměti.</w:t>
+      </w:r>
+      <w:r>
+        <w:rPr>
+          <w:lang w:eastAsia="cs-CZ"/>
+        </w:rPr>
+        <w:t xml:space="preserve"> Této třídy využívá paměťový backend pro USM. Je to nesmírně výhodné, jelikož alokace paměti na zařízení je velice drahá a její recyklace je prakticky nutností k dosažení přijatelných rychlostních výsledků.</w:t>
+      </w:r>
+      <w:r>
+        <w:rPr>
+          <w:lang w:eastAsia="cs-CZ"/>
+        </w:rPr>
+        <w:t xml:space="preserve"> Na udržování si informací o volných alokovaných paměťových dílů byl použit std::unordered_map.</w:t>
+      </w:r>
+      <w:r>
+        <w:rPr>
+          <w:lang w:eastAsia="cs-CZ"/>
+        </w:rPr>
+        <w:t xml:space="preserve"> Hlavní výhodou std::unordered_map je konstantní složitost vyhledání prvku a také jeho vložení či odebrání.</w:t>
+      </w:r>
+    </w:p>
+    <w:p>
+      <w:pPr>
+        <w:pStyle w:val="Nadpis3"/>
+        <w:rPr>
+          <w:lang w:eastAsia="cs-CZ"/>
+        </w:rPr>
+      </w:pPr>
+      <w:bookmarkStart w:id="29" w:name="_Toc230096699"/>
+      <w:r>
+        <w:rPr>
+          <w:lang w:eastAsia="cs-CZ"/>
+        </w:rPr>
+        <w:t>2.2.</w:t>
+      </w:r>
+      <w:r>
+        <w:rPr>
+          <w:lang w:eastAsia="cs-CZ"/>
+        </w:rPr>
+        <w:t>10</w:t>
+      </w:r>
+      <w:r>
+        <w:rPr>
+          <w:lang w:eastAsia="cs-CZ"/>
+        </w:rPr>
+        <w:t xml:space="preserve"> Pomocné</w:t>
+      </w:r>
+      <w:bookmarkEnd w:id="29"/>
     </w:p>
     <w:p>
       <w:pPr>
@@ -12879,6 +12865,208 @@
         <w:rPr>
           <w:lang w:eastAsia="cs-CZ"/>
         </w:rPr>
+        <w:t>Jednou z velice šikovných „pomůcek“ je třída span_view.</w:t>
+      </w:r>
+      <w:r>
+        <w:rPr>
+          <w:lang w:eastAsia="cs-CZ"/>
+        </w:rPr>
+        <w:t xml:space="preserve"> Tato třída dědí od třídy std::span&lt;const T, </w:t>
+      </w:r>
+      <w:r>
+        <w:rPr>
+          <w:lang w:eastAsia="cs-CZ"/>
+        </w:rPr>
+        <w:t>Extent = std::dynamic_extent</w:t>
+      </w:r>
+      <w:r>
+        <w:rPr>
+          <w:lang w:eastAsia="cs-CZ"/>
+        </w:rPr>
+        <w:t xml:space="preserve">&gt; a jenom ji rozšiřuje o jediný konstruktor. </w:t>
+      </w:r>
+      <w:r>
+        <w:rPr>
+          <w:lang w:eastAsia="cs-CZ"/>
+        </w:rPr>
+        <w:t>Jedná se o</w:t>
+      </w:r>
+      <w:r>
+        <w:rPr>
+          <w:lang w:eastAsia="cs-CZ"/>
+        </w:rPr>
+        <w:t xml:space="preserve"> konstruktor přijímající std::initializer_list.</w:t>
+      </w:r>
+      <w:r>
+        <w:rPr>
+          <w:lang w:eastAsia="cs-CZ"/>
+        </w:rPr>
+        <w:t xml:space="preserve"> Pro běžné použití jako proměnná je to nebezpečné, ovšem zde je to užito jenom jako parametr.</w:t>
+      </w:r>
+      <w:r>
+        <w:rPr>
+          <w:lang w:eastAsia="cs-CZ"/>
+        </w:rPr>
+        <w:t xml:space="preserve"> Tím zanikají problémy s životností std::initializer_list.</w:t>
+      </w:r>
+      <w:r>
+        <w:rPr>
+          <w:lang w:eastAsia="cs-CZ"/>
+        </w:rPr>
+        <w:t xml:space="preserve"> To je velice přínosné, jelikož tak bud</w:t>
+      </w:r>
+      <w:r>
+        <w:rPr>
+          <w:lang w:eastAsia="cs-CZ"/>
+        </w:rPr>
+        <w:t>e</w:t>
+      </w:r>
+      <w:r>
+        <w:rPr>
+          <w:lang w:eastAsia="cs-CZ"/>
+        </w:rPr>
+        <w:t xml:space="preserve"> uživatel moci do jediné metody zadat jak cokoliv konvertibilní na std::span, tak také inicializační list.</w:t>
+      </w:r>
+      <w:r>
+        <w:rPr>
+          <w:lang w:eastAsia="cs-CZ"/>
+        </w:rPr>
+        <w:t xml:space="preserve"> V komunitě standardu C++ o tomto tématu byla diskuse. Přišel návrh na přidání konstrukce std::span z std::initializer_list a </w:t>
+      </w:r>
+      <w:r>
+        <w:rPr>
+          <w:lang w:eastAsia="cs-CZ"/>
+        </w:rPr>
+        <w:lastRenderedPageBreak/>
+        <w:t>tento návr</w:t>
+      </w:r>
+      <w:r>
+        <w:rPr>
+          <w:lang w:eastAsia="cs-CZ"/>
+        </w:rPr>
+        <w:t>h [</w:t>
+      </w:r>
+      <w:r>
+        <w:rPr>
+          <w:lang w:eastAsia="cs-CZ"/>
+        </w:rPr>
+        <w:t>7</w:t>
+      </w:r>
+      <w:r>
+        <w:rPr>
+          <w:lang w:eastAsia="cs-CZ"/>
+        </w:rPr>
+        <w:t>]</w:t>
+      </w:r>
+      <w:r>
+        <w:rPr>
+          <w:lang w:eastAsia="cs-CZ"/>
+        </w:rPr>
+        <w:t xml:space="preserve"> byl dokonce schválen komisí pro standard C++26.</w:t>
+      </w:r>
+      <w:r>
+        <w:rPr>
+          <w:lang w:eastAsia="cs-CZ"/>
+        </w:rPr>
+        <w:t xml:space="preserve"> Poté se ale zjistily problémy s tímto návrhem, kdy se díky této změně volaly jiné metody a konstruktory a přišel protinávrh</w:t>
+      </w:r>
+      <w:r>
+        <w:rPr>
+          <w:lang w:eastAsia="cs-CZ"/>
+        </w:rPr>
+        <w:t xml:space="preserve"> [8]</w:t>
+      </w:r>
+      <w:r>
+        <w:rPr>
+          <w:lang w:eastAsia="cs-CZ"/>
+        </w:rPr>
+        <w:t xml:space="preserve"> odstraňující tento návrh.</w:t>
+      </w:r>
+      <w:r>
+        <w:rPr>
+          <w:lang w:eastAsia="cs-CZ"/>
+        </w:rPr>
+        <w:t xml:space="preserve"> Komise pro vývoj knihovny C++ nakonec odhlasovala tento </w:t>
+      </w:r>
+      <w:r>
+        <w:rPr>
+          <w:lang w:eastAsia="cs-CZ"/>
+        </w:rPr>
+        <w:t>protinávrh,</w:t>
+      </w:r>
+      <w:r>
+        <w:rPr>
+          <w:lang w:eastAsia="cs-CZ"/>
+        </w:rPr>
+        <w:t xml:space="preserve"> a tudíž byl původní návrh z C++26</w:t>
+      </w:r>
+      <w:r>
+        <w:rPr>
+          <w:lang w:eastAsia="cs-CZ"/>
+        </w:rPr>
+        <w:t xml:space="preserve"> </w:t>
+      </w:r>
+      <w:r>
+        <w:rPr>
+          <w:lang w:eastAsia="cs-CZ"/>
+        </w:rPr>
+        <w:t>vyřazen.</w:t>
+      </w:r>
+      <w:r>
+        <w:rPr>
+          <w:lang w:eastAsia="cs-CZ"/>
+        </w:rPr>
+        <w:t xml:space="preserve"> Není ovšem zcela vyloučeno, že </w:t>
+      </w:r>
+      <w:r>
+        <w:rPr>
+          <w:lang w:eastAsia="cs-CZ"/>
+        </w:rPr>
+        <w:t>existuje</w:t>
+      </w:r>
+      <w:r>
+        <w:rPr>
+          <w:lang w:eastAsia="cs-CZ"/>
+        </w:rPr>
+        <w:t xml:space="preserve"> verz</w:t>
+      </w:r>
+      <w:r>
+        <w:rPr>
+          <w:lang w:eastAsia="cs-CZ"/>
+        </w:rPr>
+        <w:t>e v některém ze</w:t>
+      </w:r>
+      <w:r>
+        <w:rPr>
+          <w:lang w:eastAsia="cs-CZ"/>
+        </w:rPr>
+        <w:t xml:space="preserve"> známých kompilátorů</w:t>
+      </w:r>
+      <w:r>
+        <w:rPr>
+          <w:lang w:eastAsia="cs-CZ"/>
+        </w:rPr>
+        <w:t>, kde je tato věc implementována</w:t>
+      </w:r>
+      <w:r>
+        <w:rPr>
+          <w:lang w:eastAsia="cs-CZ"/>
+        </w:rPr>
+        <w:t>.</w:t>
+      </w:r>
+    </w:p>
+    <w:p>
+      <w:pPr>
+        <w:spacing w:line="360" w:lineRule="auto"/>
+        <w:jc w:val="both"/>
+        <w:rPr>
+          <w:lang w:eastAsia="cs-CZ"/>
+        </w:rPr>
+      </w:pPr>
+      <w:r>
+        <w:rPr>
+          <w:lang w:eastAsia="cs-CZ"/>
+        </w:rPr>
         <w:t>Déle byly implementovány třídy podle návrhového vzoru funktor se jmény „DefaultEquals“ a „DefaultOrder“, které definují obecn</w:t>
       </w:r>
       <w:r>
@@ -12897,29 +13085,14 @@
         <w:rPr>
           <w:lang w:eastAsia="cs-CZ"/>
         </w:rPr>
-        <w:t xml:space="preserve"> U typů s plovoucí </w:t>
-      </w:r>
-      <w:r>
-        <w:rPr>
-          <w:lang w:eastAsia="cs-CZ"/>
-        </w:rPr>
-        <w:lastRenderedPageBreak/>
-        <w:t>desetinnou čárkou používají porovnávání pomocí epsilon a absolutní hodnoty a u ostatních typů jen volají příslušné operátory.</w:t>
-      </w:r>
-      <w:r>
-        <w:rPr>
-          <w:lang w:eastAsia="cs-CZ"/>
-        </w:rPr>
-        <w:t xml:space="preserve"> Pro vyjádření pořadí je zde i ve zbytku projektu využito </w:t>
-      </w:r>
-      <w:proofErr w:type="gramStart"/>
-      <w:r>
-        <w:rPr>
-          <w:lang w:eastAsia="cs-CZ"/>
-        </w:rPr>
-        <w:t>std::</w:t>
-      </w:r>
-      <w:proofErr w:type="gramEnd"/>
+        <w:t xml:space="preserve"> U typů s plovoucí desetinnou čárkou používají porovnávání pomocí epsilon a absolutní hodnoty a u ostatních typů jen volají příslušné operátory.</w:t>
+      </w:r>
+      <w:r>
+        <w:rPr>
+          <w:lang w:eastAsia="cs-CZ"/>
+        </w:rPr>
+        <w:t xml:space="preserve"> Pro vyjádření pořadí je zde i ve zbytku projektu využito std::</w:t>
+      </w:r>
       <w:r>
         <w:rPr>
           <w:rFonts w:ascii="Consolas" w:eastAsia="Times New Roman" w:hAnsi="Consolas"/>
@@ -12950,7 +13123,7 @@
           <w:lang w:eastAsia="cs-CZ"/>
         </w:rPr>
       </w:pPr>
-      <w:bookmarkStart w:id="26" w:name="_Toc229952418"/>
+      <w:bookmarkStart w:id="30" w:name="_Toc230096700"/>
       <w:r>
         <w:rPr>
           <w:lang w:eastAsia="cs-CZ"/>
@@ -12969,7 +13142,7 @@
         </w:rPr>
         <w:t xml:space="preserve"> Testy</w:t>
       </w:r>
-      <w:bookmarkEnd w:id="26"/>
+      <w:bookmarkEnd w:id="30"/>
     </w:p>
     <w:p>
       <w:pPr>
@@ -13135,7 +13308,7 @@
           <w:lang w:eastAsia="cs-CZ"/>
         </w:rPr>
       </w:pPr>
-      <w:bookmarkStart w:id="27" w:name="_Toc229952419"/>
+      <w:bookmarkStart w:id="31" w:name="_Toc230096701"/>
       <w:r>
         <w:rPr>
           <w:lang w:eastAsia="cs-CZ"/>
@@ -13154,7 +13327,7 @@
         </w:rPr>
         <w:t>.1 Unit testování</w:t>
       </w:r>
-      <w:bookmarkEnd w:id="27"/>
+      <w:bookmarkEnd w:id="31"/>
     </w:p>
     <w:p>
       <w:pPr>
@@ -13216,21 +13389,7 @@
         <w:rPr>
           <w:lang w:eastAsia="cs-CZ"/>
         </w:rPr>
-        <w:t xml:space="preserve"> Například </w:t>
-      </w:r>
-      <w:proofErr w:type="gramStart"/>
-      <w:r>
-        <w:rPr>
-          <w:lang w:eastAsia="cs-CZ"/>
-        </w:rPr>
-        <w:t>std::</w:t>
-      </w:r>
-      <w:proofErr w:type="gramEnd"/>
-      <w:r>
-        <w:rPr>
-          <w:lang w:eastAsia="cs-CZ"/>
-        </w:rPr>
-        <w:t>string nebo i tenzor v tenzoru.</w:t>
+        <w:t xml:space="preserve"> Například std::string nebo i tenzor v tenzoru.</w:t>
       </w:r>
       <w:r>
         <w:rPr>
@@ -13247,7 +13406,7 @@
           <w:lang w:eastAsia="cs-CZ"/>
         </w:rPr>
       </w:pPr>
-      <w:bookmarkStart w:id="28" w:name="_Toc229952420"/>
+      <w:bookmarkStart w:id="32" w:name="_Toc230096702"/>
       <w:r>
         <w:rPr>
           <w:lang w:eastAsia="cs-CZ"/>
@@ -13266,7 +13425,7 @@
         </w:rPr>
         <w:t>.2 Zátěžové testování</w:t>
       </w:r>
-      <w:bookmarkEnd w:id="28"/>
+      <w:bookmarkEnd w:id="32"/>
     </w:p>
     <w:p>
       <w:pPr>
@@ -13322,7 +13481,14 @@
         <w:rPr>
           <w:lang w:eastAsia="cs-CZ"/>
         </w:rPr>
-        <w:t xml:space="preserve"> V zásadě byla pro každý typ akce (konstrukce, sčítání atd.) nastavena jiná míra zátěže, tak aby</w:t>
+        <w:t xml:space="preserve"> V zásadě byla pro každý typ akce (konstrukce, </w:t>
+      </w:r>
+      <w:r>
+        <w:rPr>
+          <w:lang w:eastAsia="cs-CZ"/>
+        </w:rPr>
+        <w:lastRenderedPageBreak/>
+        <w:t>sčítání atd.) nastavena jiná míra zátěže, tak aby</w:t>
       </w:r>
       <w:r>
         <w:rPr>
@@ -13365,6 +13531,21 @@
           <w:lang w:eastAsia="cs-CZ"/>
         </w:rPr>
         <w:t xml:space="preserve"> Jinak by mohly ostatní vedlejší aktivity testu ovlivnit přesnost měření testované aktivity.</w:t>
+      </w:r>
+    </w:p>
+    <w:p>
+      <w:pPr>
+        <w:spacing w:line="360" w:lineRule="auto"/>
+        <w:jc w:val="both"/>
+        <w:rPr>
+          <w:lang w:eastAsia="cs-CZ"/>
+        </w:rPr>
+      </w:pPr>
+      <w:r>
+        <w:rPr>
+          <w:lang w:eastAsia="cs-CZ"/>
+        </w:rPr>
+        <w:t>Z následující tabulky lze vidět, že paralelní tenzor je hlavně výhodný pro velké tenzory a při použití u malých velikostí způsobí naopak ztráty na výkonu.</w:t>
       </w:r>
     </w:p>
     <w:p>
@@ -13375,12 +13556,11 @@
           <w:color w:val="000000" w:themeColor="text1"/>
         </w:rPr>
       </w:pPr>
-      <w:bookmarkStart w:id="29" w:name="_Toc230006448"/>
+      <w:bookmarkStart w:id="33" w:name="_Toc230006448"/>
       <w:r>
         <w:rPr>
           <w:color w:val="000000" w:themeColor="text1"/>
         </w:rPr>
-        <w:lastRenderedPageBreak/>
         <w:t xml:space="preserve">Tabulka </w:t>
       </w:r>
       <w:r>
@@ -13420,7 +13600,7 @@
         </w:rPr>
         <w:t>: Porovnání zátěžových testů</w:t>
       </w:r>
-      <w:bookmarkEnd w:id="29"/>
+      <w:bookmarkEnd w:id="33"/>
     </w:p>
     <w:tbl>
       <w:tblPr>
@@ -13568,7 +13748,6 @@
                 <w:szCs w:val="24"/>
               </w:rPr>
             </w:pPr>
-            <w:proofErr w:type="gramStart"/>
             <w:r>
               <w:rPr>
                 <w:szCs w:val="24"/>
@@ -13581,7 +13760,6 @@
               </w:rPr>
               <w:t>1</w:t>
             </w:r>
-            <w:proofErr w:type="gramEnd"/>
           </w:p>
         </w:tc>
       </w:tr>
@@ -13668,12 +13846,12 @@
       <w:pPr>
         <w:pStyle w:val="Nadpis1"/>
       </w:pPr>
-      <w:bookmarkStart w:id="30" w:name="_Toc229952421"/>
+      <w:bookmarkStart w:id="34" w:name="_Toc230096703"/>
       <w:r>
         <w:lastRenderedPageBreak/>
         <w:t>3 TEORETICKÉ VYUŽITÍ</w:t>
       </w:r>
-      <w:bookmarkEnd w:id="30"/>
+      <w:bookmarkEnd w:id="34"/>
     </w:p>
     <w:p>
       <w:pPr>
@@ -15230,12 +15408,12 @@
         </w:rPr>
         <w:br w:type="page"/>
       </w:r>
-      <w:bookmarkStart w:id="31" w:name="_Toc229952422"/>
+      <w:bookmarkStart w:id="35" w:name="_Toc230096704"/>
       <w:r>
         <w:lastRenderedPageBreak/>
         <w:t>ZÁVĚR</w:t>
       </w:r>
-      <w:bookmarkEnd w:id="31"/>
+      <w:bookmarkEnd w:id="35"/>
     </w:p>
     <w:p>
       <w:pPr>
@@ -15352,12 +15530,12 @@
       <w:r>
         <w:br w:type="page"/>
       </w:r>
-      <w:bookmarkStart w:id="32" w:name="_Toc229952423"/>
+      <w:bookmarkStart w:id="36" w:name="_Toc230096705"/>
       <w:r>
         <w:lastRenderedPageBreak/>
         <w:t>POUŽITÁ LITERATURA</w:t>
       </w:r>
-      <w:bookmarkEnd w:id="32"/>
+      <w:bookmarkEnd w:id="36"/>
     </w:p>
     <w:p>
       <w:pPr>
@@ -15646,27 +15824,7 @@
           <w:sz w:val="24"/>
           <w:szCs w:val="24"/>
         </w:rPr>
-        <w:t xml:space="preserve">P2447R6 </w:t>
-      </w:r>
-      <w:proofErr w:type="gramStart"/>
-      <w:r>
-        <w:rPr>
-          <w:i/>
-          <w:iCs/>
-          <w:sz w:val="24"/>
-          <w:szCs w:val="24"/>
-        </w:rPr>
-        <w:t>std::</w:t>
-      </w:r>
-      <w:proofErr w:type="gramEnd"/>
-      <w:r>
-        <w:rPr>
-          <w:i/>
-          <w:iCs/>
-          <w:sz w:val="24"/>
-          <w:szCs w:val="24"/>
-        </w:rPr>
-        <w:t>span over an initializer list</w:t>
+        <w:t>P2447R6 std::span over an initializer list</w:t>
       </w:r>
       <w:r>
         <w:rPr>
@@ -15757,12 +15915,12 @@
       <w:r>
         <w:br w:type="page"/>
       </w:r>
-      <w:bookmarkStart w:id="33" w:name="_Toc229952424"/>
+      <w:bookmarkStart w:id="37" w:name="_Toc230096706"/>
       <w:r>
         <w:lastRenderedPageBreak/>
         <w:t>SEZNAM PŘÍLOH</w:t>
       </w:r>
-      <w:bookmarkEnd w:id="33"/>
+      <w:bookmarkEnd w:id="37"/>
     </w:p>
     <w:p>
       <w:pPr>

--- a/ŠpaňúrM_KnihovnaProPraci_JM_2026.docx
+++ b/ŠpaňúrM_KnihovnaProPraci_JM_2026.docx
@@ -1658,7 +1658,6 @@
           <w:noProof/>
           <w:kern w:val="2"/>
           <w:szCs w:val="24"/>
-          <w:lang/>
           <w14:ligatures w14:val="standardContextual"/>
         </w:rPr>
       </w:pPr>
@@ -1741,7 +1740,6 @@
           <w:noProof/>
           <w:kern w:val="2"/>
           <w:szCs w:val="24"/>
-          <w:lang/>
           <w14:ligatures w14:val="standardContextual"/>
         </w:rPr>
       </w:pPr>
@@ -1815,7 +1813,6 @@
           <w:noProof/>
           <w:kern w:val="2"/>
           <w:szCs w:val="24"/>
-          <w:lang/>
           <w14:ligatures w14:val="standardContextual"/>
         </w:rPr>
       </w:pPr>
@@ -1889,7 +1886,6 @@
           <w:noProof/>
           <w:kern w:val="2"/>
           <w:szCs w:val="24"/>
-          <w:lang/>
           <w14:ligatures w14:val="standardContextual"/>
         </w:rPr>
       </w:pPr>
@@ -1962,7 +1958,6 @@
           <w:noProof/>
           <w:kern w:val="2"/>
           <w:szCs w:val="24"/>
-          <w:lang/>
           <w14:ligatures w14:val="standardContextual"/>
         </w:rPr>
       </w:pPr>
@@ -2032,7 +2027,6 @@
           <w:noProof/>
           <w:kern w:val="2"/>
           <w:szCs w:val="24"/>
-          <w:lang/>
           <w14:ligatures w14:val="standardContextual"/>
         </w:rPr>
       </w:pPr>
@@ -2102,7 +2096,6 @@
           <w:noProof/>
           <w:kern w:val="2"/>
           <w:szCs w:val="24"/>
-          <w:lang/>
           <w14:ligatures w14:val="standardContextual"/>
         </w:rPr>
       </w:pPr>
@@ -2172,7 +2165,6 @@
           <w:noProof/>
           <w:kern w:val="2"/>
           <w:szCs w:val="24"/>
-          <w:lang/>
           <w14:ligatures w14:val="standardContextual"/>
         </w:rPr>
       </w:pPr>
@@ -2245,7 +2237,6 @@
           <w:noProof/>
           <w:kern w:val="2"/>
           <w:szCs w:val="24"/>
-          <w:lang/>
           <w14:ligatures w14:val="standardContextual"/>
         </w:rPr>
       </w:pPr>
@@ -2318,7 +2309,6 @@
           <w:noProof/>
           <w:kern w:val="2"/>
           <w:szCs w:val="24"/>
-          <w:lang/>
           <w14:ligatures w14:val="standardContextual"/>
         </w:rPr>
       </w:pPr>
@@ -2391,7 +2381,6 @@
           <w:noProof/>
           <w:kern w:val="2"/>
           <w:szCs w:val="24"/>
-          <w:lang/>
           <w14:ligatures w14:val="standardContextual"/>
         </w:rPr>
       </w:pPr>
@@ -2464,7 +2453,6 @@
           <w:noProof/>
           <w:kern w:val="2"/>
           <w:szCs w:val="24"/>
-          <w:lang/>
           <w14:ligatures w14:val="standardContextual"/>
         </w:rPr>
       </w:pPr>
@@ -2537,7 +2525,6 @@
           <w:noProof/>
           <w:kern w:val="2"/>
           <w:szCs w:val="24"/>
-          <w:lang/>
           <w14:ligatures w14:val="standardContextual"/>
         </w:rPr>
       </w:pPr>
@@ -2610,7 +2597,6 @@
           <w:noProof/>
           <w:kern w:val="2"/>
           <w:szCs w:val="24"/>
-          <w:lang/>
           <w14:ligatures w14:val="standardContextual"/>
         </w:rPr>
       </w:pPr>
@@ -2683,7 +2669,6 @@
           <w:noProof/>
           <w:kern w:val="2"/>
           <w:szCs w:val="24"/>
-          <w:lang/>
           <w14:ligatures w14:val="standardContextual"/>
         </w:rPr>
       </w:pPr>
@@ -2753,7 +2738,6 @@
           <w:noProof/>
           <w:kern w:val="2"/>
           <w:szCs w:val="24"/>
-          <w:lang/>
           <w14:ligatures w14:val="standardContextual"/>
         </w:rPr>
       </w:pPr>
@@ -2826,7 +2810,6 @@
           <w:noProof/>
           <w:kern w:val="2"/>
           <w:szCs w:val="24"/>
-          <w:lang/>
           <w14:ligatures w14:val="standardContextual"/>
         </w:rPr>
       </w:pPr>
@@ -2899,7 +2882,6 @@
           <w:noProof/>
           <w:kern w:val="2"/>
           <w:szCs w:val="24"/>
-          <w:lang/>
           <w14:ligatures w14:val="standardContextual"/>
         </w:rPr>
       </w:pPr>
@@ -2969,7 +2951,6 @@
           <w:noProof/>
           <w:kern w:val="2"/>
           <w:szCs w:val="24"/>
-          <w:lang/>
           <w14:ligatures w14:val="standardContextual"/>
         </w:rPr>
       </w:pPr>
@@ -3042,7 +3023,6 @@
           <w:noProof/>
           <w:kern w:val="2"/>
           <w:szCs w:val="24"/>
-          <w:lang/>
           <w14:ligatures w14:val="standardContextual"/>
         </w:rPr>
       </w:pPr>
@@ -3115,7 +3095,6 @@
           <w:noProof/>
           <w:kern w:val="2"/>
           <w:szCs w:val="24"/>
-          <w:lang/>
           <w14:ligatures w14:val="standardContextual"/>
         </w:rPr>
       </w:pPr>
@@ -3188,7 +3167,6 @@
           <w:noProof/>
           <w:kern w:val="2"/>
           <w:szCs w:val="24"/>
-          <w:lang/>
           <w14:ligatures w14:val="standardContextual"/>
         </w:rPr>
       </w:pPr>
@@ -3269,7 +3247,6 @@
           <w:noProof/>
           <w:kern w:val="2"/>
           <w:szCs w:val="24"/>
-          <w:lang/>
           <w14:ligatures w14:val="standardContextual"/>
         </w:rPr>
       </w:pPr>
@@ -3343,7 +3320,6 @@
           <w:noProof/>
           <w:kern w:val="2"/>
           <w:szCs w:val="24"/>
-          <w:lang/>
           <w14:ligatures w14:val="standardContextual"/>
         </w:rPr>
       </w:pPr>
@@ -3417,7 +3393,6 @@
           <w:noProof/>
           <w:kern w:val="2"/>
           <w:szCs w:val="24"/>
-          <w:lang/>
           <w14:ligatures w14:val="standardContextual"/>
         </w:rPr>
       </w:pPr>
@@ -3491,7 +3466,6 @@
           <w:noProof/>
           <w:kern w:val="2"/>
           <w:szCs w:val="24"/>
-          <w:lang/>
           <w14:ligatures w14:val="standardContextual"/>
         </w:rPr>
       </w:pPr>
@@ -3565,7 +3539,6 @@
           <w:noProof/>
           <w:kern w:val="2"/>
           <w:szCs w:val="24"/>
-          <w:lang/>
           <w14:ligatures w14:val="standardContextual"/>
         </w:rPr>
       </w:pPr>
@@ -3639,7 +3612,6 @@
           <w:noProof/>
           <w:kern w:val="2"/>
           <w:szCs w:val="24"/>
-          <w:lang/>
           <w14:ligatures w14:val="standardContextual"/>
         </w:rPr>
       </w:pPr>
@@ -3713,7 +3685,6 @@
           <w:noProof/>
           <w:kern w:val="2"/>
           <w:szCs w:val="24"/>
-          <w:lang/>
           <w14:ligatures w14:val="standardContextual"/>
         </w:rPr>
       </w:pPr>
@@ -3784,7 +3755,6 @@
           <w:noProof/>
           <w:kern w:val="2"/>
           <w:szCs w:val="24"/>
-          <w:lang/>
           <w14:ligatures w14:val="standardContextual"/>
         </w:rPr>
       </w:pPr>
@@ -3858,7 +3828,6 @@
           <w:noProof/>
           <w:kern w:val="2"/>
           <w:szCs w:val="24"/>
-          <w:lang/>
           <w14:ligatures w14:val="standardContextual"/>
         </w:rPr>
       </w:pPr>
@@ -3932,7 +3901,6 @@
           <w:noProof/>
           <w:kern w:val="2"/>
           <w:szCs w:val="24"/>
-          <w:lang/>
           <w14:ligatures w14:val="standardContextual"/>
         </w:rPr>
       </w:pPr>
@@ -4006,7 +3974,6 @@
           <w:noProof/>
           <w:kern w:val="2"/>
           <w:szCs w:val="24"/>
-          <w:lang/>
           <w14:ligatures w14:val="standardContextual"/>
         </w:rPr>
       </w:pPr>
@@ -4079,7 +4046,6 @@
           <w:noProof/>
           <w:kern w:val="2"/>
           <w:szCs w:val="24"/>
-          <w:lang/>
           <w14:ligatures w14:val="standardContextual"/>
         </w:rPr>
       </w:pPr>
@@ -4152,7 +4118,6 @@
           <w:noProof/>
           <w:kern w:val="2"/>
           <w:szCs w:val="24"/>
-          <w:lang/>
           <w14:ligatures w14:val="standardContextual"/>
         </w:rPr>
       </w:pPr>
@@ -4225,7 +4190,6 @@
           <w:noProof/>
           <w:kern w:val="2"/>
           <w:szCs w:val="24"/>
-          <w:lang/>
           <w14:ligatures w14:val="standardContextual"/>
         </w:rPr>
       </w:pPr>
@@ -13494,7 +13458,19 @@
         <w:rPr>
           <w:lang w:eastAsia="cs-CZ"/>
         </w:rPr>
-        <w:t xml:space="preserve"> test netrval příliš dlouho ale zase, aby měl měřitelnou hodnotu (čili alespoň nad 10ms).</w:t>
+        <w:t xml:space="preserve"> test netrval příliš dlouho ale zase, aby měl měřitelnou hodnotu (</w:t>
+      </w:r>
+      <w:r>
+        <w:rPr>
+          <w:lang w:eastAsia="cs-CZ"/>
+        </w:rPr>
+        <w:t>ideálně kolem 10 nejméně pokud to jde</w:t>
+      </w:r>
+      <w:r>
+        <w:rPr>
+          <w:lang w:eastAsia="cs-CZ"/>
+        </w:rPr>
+        <w:t>).</w:t>
       </w:r>
       <w:r>
         <w:rPr>
@@ -13545,7 +13521,374 @@
         <w:rPr>
           <w:lang w:eastAsia="cs-CZ"/>
         </w:rPr>
-        <w:t>Z následující tabulky lze vidět, že paralelní tenzor je hlavně výhodný pro velké tenzory a při použití u malých velikostí způsobí naopak ztráty na výkonu.</w:t>
+        <w:t>Také bylo užito funkce doNotOptimize</w:t>
+      </w:r>
+      <w:r>
+        <w:rPr>
+          <w:lang w:eastAsia="cs-CZ"/>
+        </w:rPr>
+        <w:t>Away</w:t>
+      </w:r>
+      <w:r>
+        <w:rPr>
+          <w:lang w:eastAsia="cs-CZ"/>
+        </w:rPr>
+        <w:t>(), která obsahuje prázdný vložený assembly blok.</w:t>
+      </w:r>
+      <w:r>
+        <w:rPr>
+          <w:lang w:eastAsia="cs-CZ"/>
+        </w:rPr>
+        <w:t xml:space="preserve"> To zabrání kompilátoru odstranit prázdnou smyčku v kódu. To se hodí u kontrolních testů, které mají být co nejpodobnější hlavnímu testu, samozřejmě až na absenci dané akce.</w:t>
+      </w:r>
+    </w:p>
+    <w:p>
+      <w:pPr>
+        <w:spacing w:line="360" w:lineRule="auto"/>
+        <w:jc w:val="both"/>
+        <w:rPr>
+          <w:lang w:eastAsia="cs-CZ"/>
+        </w:rPr>
+      </w:pPr>
+      <w:r>
+        <w:rPr>
+          <w:lang w:eastAsia="cs-CZ"/>
+        </w:rPr>
+        <w:t>Je třeba si dát také pozor na první spouštění testů.</w:t>
+      </w:r>
+      <w:r>
+        <w:rPr>
+          <w:lang w:eastAsia="cs-CZ"/>
+        </w:rPr>
+        <w:t xml:space="preserve"> Největším důvodem je takzvané zahřívání AdaptiveCpp. AdaptiveCpp totiž některé věci kompiluje až za běhu </w:t>
+      </w:r>
+      <w:r>
+        <w:rPr>
+          <w:lang w:eastAsia="cs-CZ"/>
+        </w:rPr>
+        <w:t>programu,</w:t>
+      </w:r>
+      <w:r>
+        <w:rPr>
+          <w:lang w:eastAsia="cs-CZ"/>
+        </w:rPr>
+        <w:t xml:space="preserve"> a to způsobí veliké zpoždění první běh.</w:t>
+      </w:r>
+      <w:r>
+        <w:rPr>
+          <w:lang w:eastAsia="cs-CZ"/>
+        </w:rPr>
+        <w:t xml:space="preserve"> Rozdíl mezi prvním a druhým během může být </w:t>
+      </w:r>
+      <w:r>
+        <w:rPr>
+          <w:lang w:eastAsia="cs-CZ"/>
+        </w:rPr>
+        <w:t>50krát</w:t>
+      </w:r>
+      <w:r>
+        <w:rPr>
+          <w:lang w:eastAsia="cs-CZ"/>
+        </w:rPr>
+        <w:t xml:space="preserve"> pomalejší.</w:t>
+      </w:r>
+      <w:r>
+        <w:rPr>
+          <w:lang w:eastAsia="cs-CZ"/>
+        </w:rPr>
+        <w:t xml:space="preserve"> Naštěstí AdaptiveCpp umí vydat varovnou hlášku, pokud se takového kompilování dopouští a tím pádem je jasně poznat, že je třeba další běh.</w:t>
+      </w:r>
+      <w:r>
+        <w:rPr>
+          <w:lang w:eastAsia="cs-CZ"/>
+        </w:rPr>
+        <w:t xml:space="preserve"> Další, poněkud menší, důvod je z důvodu cache.</w:t>
+      </w:r>
+      <w:r>
+        <w:rPr>
+          <w:lang w:eastAsia="cs-CZ"/>
+        </w:rPr>
+        <w:t xml:space="preserve"> Během prvního běhu se do cache dají vhodná data a kód a druhý běh je díky tomu rychlejší. </w:t>
+      </w:r>
+      <w:r>
+        <w:rPr>
+          <w:lang w:eastAsia="cs-CZ"/>
+        </w:rPr>
+        <w:t>Takové zrychlení není ovšem příliš velké a ztrácí význam s přibývající náročností úkonu.</w:t>
+      </w:r>
+      <w:r>
+        <w:rPr>
+          <w:lang w:eastAsia="cs-CZ"/>
+        </w:rPr>
+        <w:t xml:space="preserve"> Většinou to je </w:t>
+      </w:r>
+      <w:r>
+        <w:rPr>
+          <w:lang w:eastAsia="cs-CZ"/>
+        </w:rPr>
+        <w:t xml:space="preserve">v rozsahu </w:t>
+      </w:r>
+      <w:r>
+        <w:rPr>
+          <w:lang w:eastAsia="cs-CZ"/>
+        </w:rPr>
+        <w:t>několik</w:t>
+      </w:r>
+      <w:r>
+        <w:rPr>
+          <w:lang w:eastAsia="cs-CZ"/>
+        </w:rPr>
+        <w:t>a</w:t>
+      </w:r>
+      <w:r>
+        <w:rPr>
+          <w:lang w:eastAsia="cs-CZ"/>
+        </w:rPr>
+        <w:t xml:space="preserve"> milisekund až několik</w:t>
+      </w:r>
+      <w:r>
+        <w:rPr>
+          <w:lang w:eastAsia="cs-CZ"/>
+        </w:rPr>
+        <w:t>a</w:t>
+      </w:r>
+      <w:r>
+        <w:rPr>
+          <w:lang w:eastAsia="cs-CZ"/>
+        </w:rPr>
+        <w:t xml:space="preserve"> desítek milisekund.</w:t>
+      </w:r>
+    </w:p>
+    <w:p>
+      <w:pPr>
+        <w:spacing w:line="360" w:lineRule="auto"/>
+        <w:jc w:val="both"/>
+        <w:rPr>
+          <w:lang w:eastAsia="cs-CZ"/>
+        </w:rPr>
+      </w:pPr>
+      <w:r>
+        <w:rPr>
+          <w:lang w:eastAsia="cs-CZ"/>
+        </w:rPr>
+        <w:t>Z </w:t>
+      </w:r>
+      <w:r>
+        <w:rPr>
+          <w:b/>
+          <w:bCs/>
+          <w:lang w:eastAsia="cs-CZ"/>
+        </w:rPr>
+        <w:t>tabulky 1</w:t>
+      </w:r>
+      <w:r>
+        <w:rPr>
+          <w:lang w:eastAsia="cs-CZ"/>
+        </w:rPr>
+        <w:t xml:space="preserve"> lze vidět, že paralelní tenzor je hlavně výhodný pro velké tenzory a při použití u malých velikostí způsobí naopak ztráty na výkonu.</w:t>
+      </w:r>
+      <w:r>
+        <w:rPr>
+          <w:lang w:eastAsia="cs-CZ"/>
+        </w:rPr>
+        <w:t xml:space="preserve"> </w:t>
+      </w:r>
+      <w:r>
+        <w:rPr>
+          <w:lang w:eastAsia="cs-CZ"/>
+        </w:rPr>
+        <w:t>Nejvíce postižená je konstrukce tenzoru.</w:t>
+      </w:r>
+      <w:r>
+        <w:rPr>
+          <w:lang w:eastAsia="cs-CZ"/>
+        </w:rPr>
+        <w:t xml:space="preserve"> Paralelní tenzor totiž musí dané souřadnice zkopírovat do sílené paměti a poté také musí </w:t>
+      </w:r>
+      <w:r>
+        <w:rPr>
+          <w:lang w:eastAsia="cs-CZ"/>
+        </w:rPr>
+        <w:t>alokovat</w:t>
+      </w:r>
+      <w:r>
+        <w:rPr>
+          <w:lang w:eastAsia="cs-CZ"/>
+        </w:rPr>
+        <w:t xml:space="preserve"> data na zařízení.</w:t>
+      </w:r>
+      <w:r>
+        <w:rPr>
+          <w:lang w:eastAsia="cs-CZ"/>
+        </w:rPr>
+        <w:t xml:space="preserve"> To je velmi drahé.</w:t>
+      </w:r>
+      <w:r>
+        <w:rPr>
+          <w:lang w:eastAsia="cs-CZ"/>
+        </w:rPr>
+        <w:t xml:space="preserve"> Lepší případ je transpozice. Při malé velikosti paralelní provedení sice ještě zaostává, ale pro veliké tenzory je to ohromné zlepšení.</w:t>
+      </w:r>
+      <w:r>
+        <w:rPr>
+          <w:lang w:eastAsia="cs-CZ"/>
+        </w:rPr>
+        <w:t xml:space="preserve"> V tomto případě až 20x rychlejší.</w:t>
+      </w:r>
+      <w:r>
+        <w:rPr>
+          <w:lang w:eastAsia="cs-CZ"/>
+        </w:rPr>
+        <w:t xml:space="preserve"> Změna velikosti následuje podobný trend, jenom v menších číslech</w:t>
+      </w:r>
+      <w:r>
+        <w:rPr>
+          <w:lang w:eastAsia="cs-CZ"/>
+        </w:rPr>
+        <w:t xml:space="preserve"> a je tam vidět, že se výhoda paralelizace ještě plně nerozvinula, pravděpodobně kvůli menší náročnosti samotné operace</w:t>
+      </w:r>
+      <w:r>
+        <w:rPr>
+          <w:lang w:eastAsia="cs-CZ"/>
+        </w:rPr>
+        <w:t>.</w:t>
+      </w:r>
+      <w:r>
+        <w:rPr>
+          <w:lang w:eastAsia="cs-CZ"/>
+        </w:rPr>
+        <w:t xml:space="preserve"> </w:t>
+      </w:r>
+      <w:r>
+        <w:rPr>
+          <w:lang w:eastAsia="cs-CZ"/>
+        </w:rPr>
+        <w:t>Sčítání je velice podobné transpozici.</w:t>
+      </w:r>
+      <w:r>
+        <w:rPr>
+          <w:lang w:eastAsia="cs-CZ"/>
+        </w:rPr>
+        <w:t xml:space="preserve"> </w:t>
+      </w:r>
+      <w:r>
+        <w:rPr>
+          <w:lang w:eastAsia="cs-CZ"/>
+        </w:rPr>
+        <w:t>Dá se postřehnout klesající doba vykonání u operace na místě, protože pro ni není třeba alokovat novou paměť.</w:t>
+      </w:r>
+      <w:r>
+        <w:rPr>
+          <w:lang w:eastAsia="cs-CZ"/>
+        </w:rPr>
+        <w:t xml:space="preserve"> Naopak pro neparalelní verze je klasické binární + s návratovou hodnotou přívětivější.</w:t>
+      </w:r>
+    </w:p>
+    <w:p>
+      <w:pPr>
+        <w:spacing w:line="360" w:lineRule="auto"/>
+        <w:jc w:val="both"/>
+        <w:rPr>
+          <w:lang w:eastAsia="cs-CZ"/>
+        </w:rPr>
+      </w:pPr>
+      <w:r>
+        <w:rPr>
+          <w:lang w:eastAsia="cs-CZ"/>
+        </w:rPr>
+        <w:t>Hardware,</w:t>
+      </w:r>
+      <w:r>
+        <w:rPr>
+          <w:lang w:eastAsia="cs-CZ"/>
+        </w:rPr>
+        <w:t xml:space="preserve"> na kterém bylo testování prováděno: </w:t>
+      </w:r>
+      <w:r>
+        <w:rPr>
+          <w:lang w:eastAsia="cs-CZ"/>
+        </w:rPr>
+        <w:t>Intel Core i5 13600KF</w:t>
+      </w:r>
+      <w:r>
+        <w:rPr>
+          <w:lang w:eastAsia="cs-CZ"/>
+        </w:rPr>
+        <w:t xml:space="preserve">, </w:t>
+      </w:r>
+      <w:r>
+        <w:rPr>
+          <w:lang w:eastAsia="cs-CZ"/>
+        </w:rPr>
+        <w:t>32 GB</w:t>
+      </w:r>
+      <w:r>
+        <w:rPr>
+          <w:lang w:eastAsia="cs-CZ"/>
+        </w:rPr>
+        <w:t xml:space="preserve"> DDR4 Operační paměti (3200MT/s), NVIDIA GeForce RTX 4070 Ti s</w:t>
+      </w:r>
+      <w:r>
+        <w:rPr>
+          <w:lang w:eastAsia="cs-CZ"/>
+        </w:rPr>
+        <w:t> </w:t>
+      </w:r>
+      <w:r>
+        <w:rPr>
+          <w:lang w:eastAsia="cs-CZ"/>
+        </w:rPr>
+        <w:t>12</w:t>
+      </w:r>
+      <w:r>
+        <w:rPr>
+          <w:lang w:eastAsia="cs-CZ"/>
+        </w:rPr>
+        <w:t xml:space="preserve"> </w:t>
+      </w:r>
+      <w:r>
+        <w:rPr>
+          <w:lang w:eastAsia="cs-CZ"/>
+        </w:rPr>
+        <w:t>GB VRAM</w:t>
+      </w:r>
+      <w:r>
+        <w:rPr>
+          <w:lang w:eastAsia="cs-CZ"/>
+        </w:rPr>
+        <w:t xml:space="preserve"> a Kingston SNV2S000G NVME SSD 2TB.</w:t>
+      </w:r>
+      <w:r>
+        <w:rPr>
+          <w:lang w:eastAsia="cs-CZ"/>
+        </w:rPr>
+        <w:t xml:space="preserve"> Testy byly prováděny z</w:t>
+      </w:r>
+      <w:r>
+        <w:rPr>
+          <w:lang w:eastAsia="cs-CZ"/>
+        </w:rPr>
+        <w:t> linuxového prostředí</w:t>
+      </w:r>
+      <w:r>
+        <w:rPr>
+          <w:lang w:eastAsia="cs-CZ"/>
+        </w:rPr>
+        <w:t> WSL běžícím na Windows 11.</w:t>
+      </w:r>
+    </w:p>
+    <w:p>
+      <w:pPr>
+        <w:spacing w:after="0" w:line="240" w:lineRule="auto"/>
+        <w:rPr>
+          <w:lang w:eastAsia="cs-CZ"/>
+        </w:rPr>
+      </w:pPr>
+      <w:r>
+        <w:rPr>
+          <w:lang w:eastAsia="cs-CZ"/>
+        </w:rPr>
+        <w:br w:type="page"/>
       </w:r>
     </w:p>
     <w:p>
@@ -13556,11 +13899,11 @@
           <w:color w:val="000000" w:themeColor="text1"/>
         </w:rPr>
       </w:pPr>
-      <w:bookmarkStart w:id="33" w:name="_Toc230006448"/>
       <w:r>
         <w:rPr>
           <w:color w:val="000000" w:themeColor="text1"/>
         </w:rPr>
+        <w:lastRenderedPageBreak/>
         <w:t xml:space="preserve">Tabulka </w:t>
       </w:r>
       <w:r>
@@ -13600,11 +13943,10 @@
         </w:rPr>
         <w:t>: Porovnání zátěžových testů</w:t>
       </w:r>
-      <w:bookmarkEnd w:id="33"/>
     </w:p>
     <w:tbl>
       <w:tblPr>
-        <w:tblpPr w:leftFromText="180" w:rightFromText="180" w:vertAnchor="text" w:horzAnchor="margin" w:tblpY="20"/>
+        <w:tblpPr w:leftFromText="180" w:rightFromText="180" w:vertAnchor="text" w:horzAnchor="margin" w:tblpY="88"/>
         <w:tblW w:w="0" w:type="auto"/>
         <w:tblBorders>
           <w:top w:val="single" w:sz="4" w:space="0" w:color="auto"/>
@@ -13617,14 +13959,14 @@
         <w:tblLook w:val="04A0" w:firstRow="1" w:lastRow="0" w:firstColumn="1" w:lastColumn="0" w:noHBand="0" w:noVBand="1"/>
       </w:tblPr>
       <w:tblGrid>
-        <w:gridCol w:w="4531"/>
-        <w:gridCol w:w="1701"/>
-        <w:gridCol w:w="2807"/>
+        <w:gridCol w:w="5240"/>
+        <w:gridCol w:w="1276"/>
+        <w:gridCol w:w="2523"/>
       </w:tblGrid>
       <w:tr>
         <w:tc>
           <w:tcPr>
-            <w:tcW w:w="4531" w:type="dxa"/>
+            <w:tcW w:w="5240" w:type="dxa"/>
           </w:tcPr>
           <w:p>
             <w:pPr>
@@ -13651,11 +13993,19 @@
               </w:rPr>
               <w:t xml:space="preserve"> </w:t>
             </w:r>
+            <w:r>
+              <w:rPr>
+                <w:b/>
+                <w:bCs/>
+                <w:szCs w:val="24"/>
+              </w:rPr>
+              <w:t>(velikost, opakování)</w:t>
+            </w:r>
           </w:p>
         </w:tc>
         <w:tc>
           <w:tcPr>
-            <w:tcW w:w="1701" w:type="dxa"/>
+            <w:tcW w:w="1276" w:type="dxa"/>
           </w:tcPr>
           <w:p>
             <w:pPr>
@@ -13668,13 +14018,13 @@
               <w:rPr>
                 <w:szCs w:val="24"/>
               </w:rPr>
-              <w:t>Rychlost [ms]</w:t>
+              <w:t>Doba [ms]</w:t>
             </w:r>
           </w:p>
         </w:tc>
         <w:tc>
           <w:tcPr>
-            <w:tcW w:w="2807" w:type="dxa"/>
+            <w:tcW w:w="2523" w:type="dxa"/>
           </w:tcPr>
           <w:p>
             <w:pPr>
@@ -13687,7 +14037,7 @@
               <w:rPr>
                 <w:szCs w:val="24"/>
               </w:rPr>
-              <w:t>Rychlost paralelizace [ms]</w:t>
+              <w:t>Doba paralelizace [ms]</w:t>
             </w:r>
           </w:p>
         </w:tc>
@@ -13695,7 +14045,7 @@
       <w:tr>
         <w:tc>
           <w:tcPr>
-            <w:tcW w:w="4531" w:type="dxa"/>
+            <w:tcW w:w="5240" w:type="dxa"/>
           </w:tcPr>
           <w:p>
             <w:pPr>
@@ -13708,7 +14058,13 @@
               <w:rPr>
                 <w:szCs w:val="24"/>
               </w:rPr>
-              <w:t>Test konstrukce</w:t>
+              <w:t xml:space="preserve">Konstrukce (vel: 4 096, opak: </w:t>
+            </w:r>
+            <w:r>
+              <w:rPr>
+                <w:szCs w:val="24"/>
+              </w:rPr>
+              <w:t>4</w:t>
             </w:r>
             <w:r>
               <w:rPr>
@@ -13716,11 +14072,23 @@
               </w:rPr>
               <w:t xml:space="preserve"> </w:t>
             </w:r>
+            <w:r>
+              <w:rPr>
+                <w:szCs w:val="24"/>
+              </w:rPr>
+              <w:t>096</w:t>
+            </w:r>
+            <w:r>
+              <w:rPr>
+                <w:szCs w:val="24"/>
+              </w:rPr>
+              <w:t>)</w:t>
+            </w:r>
           </w:p>
         </w:tc>
         <w:tc>
           <w:tcPr>
-            <w:tcW w:w="1701" w:type="dxa"/>
+            <w:tcW w:w="1276" w:type="dxa"/>
           </w:tcPr>
           <w:p>
             <w:pPr>
@@ -13733,13 +14101,13 @@
               <w:rPr>
                 <w:szCs w:val="24"/>
               </w:rPr>
-              <w:t>375</w:t>
+              <w:t>&lt; 1</w:t>
             </w:r>
           </w:p>
         </w:tc>
         <w:tc>
           <w:tcPr>
-            <w:tcW w:w="2807" w:type="dxa"/>
+            <w:tcW w:w="2523" w:type="dxa"/>
           </w:tcPr>
           <w:p>
             <w:pPr>
@@ -13752,13 +14120,7 @@
               <w:rPr>
                 <w:szCs w:val="24"/>
               </w:rPr>
-              <w:t xml:space="preserve">&lt; </w:t>
-            </w:r>
-            <w:r>
-              <w:rPr>
-                <w:szCs w:val="24"/>
-              </w:rPr>
-              <w:t>1</w:t>
+              <w:t>671</w:t>
             </w:r>
           </w:p>
         </w:tc>
@@ -13766,7 +14128,7 @@
       <w:tr>
         <w:tc>
           <w:tcPr>
-            <w:tcW w:w="4531" w:type="dxa"/>
+            <w:tcW w:w="5240" w:type="dxa"/>
           </w:tcPr>
           <w:p>
             <w:pPr>
@@ -13779,13 +14141,61 @@
               <w:rPr>
                 <w:szCs w:val="24"/>
               </w:rPr>
-              <w:t>základní (vč. neukončeného)</w:t>
+              <w:t xml:space="preserve">Konstrukce (vel: </w:t>
+            </w:r>
+            <w:r>
+              <w:rPr>
+                <w:szCs w:val="24"/>
+              </w:rPr>
+              <w:t>4</w:t>
+            </w:r>
+            <w:r>
+              <w:rPr>
+                <w:szCs w:val="24"/>
+              </w:rPr>
+              <w:t xml:space="preserve"> </w:t>
+            </w:r>
+            <w:r>
+              <w:rPr>
+                <w:szCs w:val="24"/>
+              </w:rPr>
+              <w:t>294</w:t>
+            </w:r>
+            <w:r>
+              <w:rPr>
+                <w:szCs w:val="24"/>
+              </w:rPr>
+              <w:t xml:space="preserve"> </w:t>
+            </w:r>
+            <w:r>
+              <w:rPr>
+                <w:szCs w:val="24"/>
+              </w:rPr>
+              <w:t>967</w:t>
+            </w:r>
+            <w:r>
+              <w:rPr>
+                <w:szCs w:val="24"/>
+              </w:rPr>
+              <w:t xml:space="preserve"> </w:t>
+            </w:r>
+            <w:r>
+              <w:rPr>
+                <w:szCs w:val="24"/>
+              </w:rPr>
+              <w:t>296</w:t>
+            </w:r>
+            <w:r>
+              <w:rPr>
+                <w:szCs w:val="24"/>
+              </w:rPr>
+              <w:t>, opak: 16)</w:t>
             </w:r>
           </w:p>
         </w:tc>
         <w:tc>
           <w:tcPr>
-            <w:tcW w:w="1701" w:type="dxa"/>
+            <w:tcW w:w="1276" w:type="dxa"/>
           </w:tcPr>
           <w:p>
             <w:pPr>
@@ -13798,13 +14208,13 @@
               <w:rPr>
                 <w:szCs w:val="24"/>
               </w:rPr>
-              <w:t>18,6</w:t>
+              <w:t>&lt; 1</w:t>
             </w:r>
           </w:p>
         </w:tc>
         <w:tc>
           <w:tcPr>
-            <w:tcW w:w="2807" w:type="dxa"/>
+            <w:tcW w:w="2523" w:type="dxa"/>
           </w:tcPr>
           <w:p>
             <w:pPr>
@@ -13818,7 +14228,847 @@
               <w:rPr>
                 <w:szCs w:val="24"/>
               </w:rPr>
-              <w:t>13,3</w:t>
+              <w:t>863</w:t>
+            </w:r>
+          </w:p>
+        </w:tc>
+      </w:tr>
+      <w:tr>
+        <w:tc>
+          <w:tcPr>
+            <w:tcW w:w="5240" w:type="dxa"/>
+          </w:tcPr>
+          <w:p>
+            <w:pPr>
+              <w:spacing w:after="0" w:line="360" w:lineRule="auto"/>
+              <w:rPr>
+                <w:szCs w:val="24"/>
+              </w:rPr>
+            </w:pPr>
+            <w:r>
+              <w:rPr>
+                <w:szCs w:val="24"/>
+              </w:rPr>
+              <w:t>Transpozice (vel: 4 096, opak: 256)</w:t>
+            </w:r>
+          </w:p>
+        </w:tc>
+        <w:tc>
+          <w:tcPr>
+            <w:tcW w:w="1276" w:type="dxa"/>
+          </w:tcPr>
+          <w:p>
+            <w:pPr>
+              <w:spacing w:after="0" w:line="360" w:lineRule="auto"/>
+              <w:rPr>
+                <w:szCs w:val="24"/>
+              </w:rPr>
+            </w:pPr>
+            <w:r>
+              <w:rPr>
+                <w:szCs w:val="24"/>
+              </w:rPr>
+              <w:t>13</w:t>
+            </w:r>
+          </w:p>
+        </w:tc>
+        <w:tc>
+          <w:tcPr>
+            <w:tcW w:w="2523" w:type="dxa"/>
+          </w:tcPr>
+          <w:p>
+            <w:pPr>
+              <w:keepNext/>
+              <w:spacing w:after="0" w:line="360" w:lineRule="auto"/>
+              <w:rPr>
+                <w:szCs w:val="24"/>
+              </w:rPr>
+            </w:pPr>
+            <w:r>
+              <w:rPr>
+                <w:szCs w:val="24"/>
+              </w:rPr>
+              <w:t>24</w:t>
+            </w:r>
+          </w:p>
+        </w:tc>
+      </w:tr>
+      <w:tr>
+        <w:tc>
+          <w:tcPr>
+            <w:tcW w:w="5240" w:type="dxa"/>
+          </w:tcPr>
+          <w:p>
+            <w:pPr>
+              <w:spacing w:after="0" w:line="360" w:lineRule="auto"/>
+              <w:rPr>
+                <w:szCs w:val="24"/>
+              </w:rPr>
+            </w:pPr>
+            <w:r>
+              <w:rPr>
+                <w:szCs w:val="24"/>
+              </w:rPr>
+              <w:t xml:space="preserve">Transpozice (vel: </w:t>
+            </w:r>
+            <w:r>
+              <w:rPr>
+                <w:szCs w:val="24"/>
+              </w:rPr>
+              <w:t>268</w:t>
+            </w:r>
+            <w:r>
+              <w:rPr>
+                <w:szCs w:val="24"/>
+              </w:rPr>
+              <w:t xml:space="preserve"> </w:t>
+            </w:r>
+            <w:r>
+              <w:rPr>
+                <w:szCs w:val="24"/>
+              </w:rPr>
+              <w:t>435</w:t>
+            </w:r>
+            <w:r>
+              <w:rPr>
+                <w:szCs w:val="24"/>
+              </w:rPr>
+              <w:t xml:space="preserve"> </w:t>
+            </w:r>
+            <w:r>
+              <w:rPr>
+                <w:szCs w:val="24"/>
+              </w:rPr>
+              <w:t>456</w:t>
+            </w:r>
+            <w:r>
+              <w:rPr>
+                <w:szCs w:val="24"/>
+              </w:rPr>
+              <w:t>, opak: 1)</w:t>
+            </w:r>
+          </w:p>
+        </w:tc>
+        <w:tc>
+          <w:tcPr>
+            <w:tcW w:w="1276" w:type="dxa"/>
+          </w:tcPr>
+          <w:p>
+            <w:pPr>
+              <w:spacing w:after="0" w:line="360" w:lineRule="auto"/>
+              <w:rPr>
+                <w:szCs w:val="24"/>
+              </w:rPr>
+            </w:pPr>
+            <w:r>
+              <w:rPr>
+                <w:szCs w:val="24"/>
+              </w:rPr>
+              <w:t>3</w:t>
+            </w:r>
+            <w:r>
+              <w:rPr>
+                <w:szCs w:val="24"/>
+              </w:rPr>
+              <w:t xml:space="preserve"> </w:t>
+            </w:r>
+            <w:r>
+              <w:rPr>
+                <w:szCs w:val="24"/>
+              </w:rPr>
+              <w:t>926</w:t>
+            </w:r>
+          </w:p>
+        </w:tc>
+        <w:tc>
+          <w:tcPr>
+            <w:tcW w:w="2523" w:type="dxa"/>
+          </w:tcPr>
+          <w:p>
+            <w:pPr>
+              <w:keepNext/>
+              <w:spacing w:after="0" w:line="360" w:lineRule="auto"/>
+              <w:rPr>
+                <w:szCs w:val="24"/>
+              </w:rPr>
+            </w:pPr>
+            <w:r>
+              <w:rPr>
+                <w:szCs w:val="24"/>
+              </w:rPr>
+              <w:t>198</w:t>
+            </w:r>
+          </w:p>
+        </w:tc>
+      </w:tr>
+      <w:tr>
+        <w:tc>
+          <w:tcPr>
+            <w:tcW w:w="5240" w:type="dxa"/>
+          </w:tcPr>
+          <w:p>
+            <w:pPr>
+              <w:spacing w:after="0" w:line="360" w:lineRule="auto"/>
+              <w:rPr>
+                <w:szCs w:val="24"/>
+              </w:rPr>
+            </w:pPr>
+            <w:r>
+              <w:rPr>
+                <w:szCs w:val="24"/>
+              </w:rPr>
+              <w:t>Změna velikosti (vel: 4 096, opak: 256)</w:t>
+            </w:r>
+          </w:p>
+        </w:tc>
+        <w:tc>
+          <w:tcPr>
+            <w:tcW w:w="1276" w:type="dxa"/>
+          </w:tcPr>
+          <w:p>
+            <w:pPr>
+              <w:spacing w:after="0" w:line="360" w:lineRule="auto"/>
+              <w:rPr>
+                <w:szCs w:val="24"/>
+              </w:rPr>
+            </w:pPr>
+            <w:r>
+              <w:rPr>
+                <w:szCs w:val="24"/>
+              </w:rPr>
+              <w:t>4</w:t>
+            </w:r>
+          </w:p>
+        </w:tc>
+        <w:tc>
+          <w:tcPr>
+            <w:tcW w:w="2523" w:type="dxa"/>
+          </w:tcPr>
+          <w:p>
+            <w:pPr>
+              <w:keepNext/>
+              <w:spacing w:after="0" w:line="360" w:lineRule="auto"/>
+              <w:rPr>
+                <w:szCs w:val="24"/>
+              </w:rPr>
+            </w:pPr>
+            <w:r>
+              <w:rPr>
+                <w:szCs w:val="24"/>
+              </w:rPr>
+              <w:t>37</w:t>
+            </w:r>
+          </w:p>
+        </w:tc>
+      </w:tr>
+      <w:tr>
+        <w:tc>
+          <w:tcPr>
+            <w:tcW w:w="5240" w:type="dxa"/>
+          </w:tcPr>
+          <w:p>
+            <w:pPr>
+              <w:spacing w:after="0" w:line="360" w:lineRule="auto"/>
+              <w:rPr>
+                <w:szCs w:val="24"/>
+              </w:rPr>
+            </w:pPr>
+            <w:r>
+              <w:rPr>
+                <w:szCs w:val="24"/>
+              </w:rPr>
+              <w:t xml:space="preserve">Změna velikosti (vel: </w:t>
+            </w:r>
+            <w:r>
+              <w:rPr>
+                <w:szCs w:val="24"/>
+              </w:rPr>
+              <w:t>268</w:t>
+            </w:r>
+            <w:r>
+              <w:rPr>
+                <w:szCs w:val="24"/>
+              </w:rPr>
+              <w:t xml:space="preserve"> </w:t>
+            </w:r>
+            <w:r>
+              <w:rPr>
+                <w:szCs w:val="24"/>
+              </w:rPr>
+              <w:t>435</w:t>
+            </w:r>
+            <w:r>
+              <w:rPr>
+                <w:szCs w:val="24"/>
+              </w:rPr>
+              <w:t xml:space="preserve"> </w:t>
+            </w:r>
+            <w:r>
+              <w:rPr>
+                <w:szCs w:val="24"/>
+              </w:rPr>
+              <w:t>456</w:t>
+            </w:r>
+            <w:r>
+              <w:rPr>
+                <w:szCs w:val="24"/>
+              </w:rPr>
+              <w:t>, opak: 1)</w:t>
+            </w:r>
+          </w:p>
+        </w:tc>
+        <w:tc>
+          <w:tcPr>
+            <w:tcW w:w="1276" w:type="dxa"/>
+          </w:tcPr>
+          <w:p>
+            <w:pPr>
+              <w:spacing w:after="0" w:line="360" w:lineRule="auto"/>
+              <w:rPr>
+                <w:szCs w:val="24"/>
+              </w:rPr>
+            </w:pPr>
+            <w:r>
+              <w:rPr>
+                <w:szCs w:val="24"/>
+              </w:rPr>
+              <w:t>240</w:t>
+            </w:r>
+          </w:p>
+        </w:tc>
+        <w:tc>
+          <w:tcPr>
+            <w:tcW w:w="2523" w:type="dxa"/>
+          </w:tcPr>
+          <w:p>
+            <w:pPr>
+              <w:keepNext/>
+              <w:spacing w:after="0" w:line="360" w:lineRule="auto"/>
+              <w:rPr>
+                <w:szCs w:val="24"/>
+              </w:rPr>
+            </w:pPr>
+            <w:r>
+              <w:rPr>
+                <w:szCs w:val="24"/>
+              </w:rPr>
+              <w:t>158</w:t>
+            </w:r>
+          </w:p>
+        </w:tc>
+      </w:tr>
+      <w:tr>
+        <w:tc>
+          <w:tcPr>
+            <w:tcW w:w="5240" w:type="dxa"/>
+          </w:tcPr>
+          <w:p>
+            <w:pPr>
+              <w:spacing w:after="0" w:line="360" w:lineRule="auto"/>
+              <w:rPr>
+                <w:szCs w:val="24"/>
+              </w:rPr>
+            </w:pPr>
+            <w:r>
+              <w:rPr>
+                <w:szCs w:val="24"/>
+              </w:rPr>
+              <w:t>Sčítání + &lt;int&gt; (vel: 4 096, opak: 4 096)</w:t>
+            </w:r>
+          </w:p>
+        </w:tc>
+        <w:tc>
+          <w:tcPr>
+            <w:tcW w:w="1276" w:type="dxa"/>
+          </w:tcPr>
+          <w:p>
+            <w:pPr>
+              <w:spacing w:after="0" w:line="360" w:lineRule="auto"/>
+              <w:rPr>
+                <w:szCs w:val="24"/>
+              </w:rPr>
+            </w:pPr>
+            <w:r>
+              <w:rPr>
+                <w:szCs w:val="24"/>
+              </w:rPr>
+              <w:t>1</w:t>
+            </w:r>
+          </w:p>
+        </w:tc>
+        <w:tc>
+          <w:tcPr>
+            <w:tcW w:w="2523" w:type="dxa"/>
+          </w:tcPr>
+          <w:p>
+            <w:pPr>
+              <w:keepNext/>
+              <w:spacing w:after="0" w:line="360" w:lineRule="auto"/>
+              <w:rPr>
+                <w:szCs w:val="24"/>
+              </w:rPr>
+            </w:pPr>
+            <w:r>
+              <w:rPr>
+                <w:szCs w:val="24"/>
+              </w:rPr>
+              <w:t>423</w:t>
+            </w:r>
+          </w:p>
+        </w:tc>
+      </w:tr>
+      <w:tr>
+        <w:tc>
+          <w:tcPr>
+            <w:tcW w:w="5240" w:type="dxa"/>
+          </w:tcPr>
+          <w:p>
+            <w:pPr>
+              <w:spacing w:after="0" w:line="360" w:lineRule="auto"/>
+              <w:rPr>
+                <w:szCs w:val="24"/>
+              </w:rPr>
+            </w:pPr>
+            <w:r>
+              <w:rPr>
+                <w:szCs w:val="24"/>
+              </w:rPr>
+              <w:t xml:space="preserve">Sčítání + &lt;int&gt; (vel: </w:t>
+            </w:r>
+            <w:r>
+              <w:rPr>
+                <w:szCs w:val="24"/>
+              </w:rPr>
+              <w:t>1</w:t>
+            </w:r>
+            <w:r>
+              <w:rPr>
+                <w:szCs w:val="24"/>
+              </w:rPr>
+              <w:t xml:space="preserve"> </w:t>
+            </w:r>
+            <w:r>
+              <w:rPr>
+                <w:szCs w:val="24"/>
+              </w:rPr>
+              <w:t>073</w:t>
+            </w:r>
+            <w:r>
+              <w:rPr>
+                <w:szCs w:val="24"/>
+              </w:rPr>
+              <w:t xml:space="preserve"> </w:t>
+            </w:r>
+            <w:r>
+              <w:rPr>
+                <w:szCs w:val="24"/>
+              </w:rPr>
+              <w:t>741</w:t>
+            </w:r>
+            <w:r>
+              <w:rPr>
+                <w:szCs w:val="24"/>
+              </w:rPr>
+              <w:t> </w:t>
+            </w:r>
+            <w:r>
+              <w:rPr>
+                <w:szCs w:val="24"/>
+              </w:rPr>
+              <w:t>824</w:t>
+            </w:r>
+            <w:r>
+              <w:rPr>
+                <w:szCs w:val="24"/>
+              </w:rPr>
+              <w:t>, opak: 1)</w:t>
+            </w:r>
+          </w:p>
+        </w:tc>
+        <w:tc>
+          <w:tcPr>
+            <w:tcW w:w="1276" w:type="dxa"/>
+          </w:tcPr>
+          <w:p>
+            <w:pPr>
+              <w:spacing w:after="0" w:line="360" w:lineRule="auto"/>
+              <w:rPr>
+                <w:szCs w:val="24"/>
+              </w:rPr>
+            </w:pPr>
+            <w:r>
+              <w:rPr>
+                <w:szCs w:val="24"/>
+              </w:rPr>
+              <w:t>2 051</w:t>
+            </w:r>
+          </w:p>
+        </w:tc>
+        <w:tc>
+          <w:tcPr>
+            <w:tcW w:w="2523" w:type="dxa"/>
+          </w:tcPr>
+          <w:p>
+            <w:pPr>
+              <w:keepNext/>
+              <w:spacing w:after="0" w:line="360" w:lineRule="auto"/>
+              <w:rPr>
+                <w:szCs w:val="24"/>
+              </w:rPr>
+            </w:pPr>
+            <w:r>
+              <w:rPr>
+                <w:szCs w:val="24"/>
+              </w:rPr>
+              <w:t>511</w:t>
+            </w:r>
+          </w:p>
+        </w:tc>
+      </w:tr>
+      <w:tr>
+        <w:tc>
+          <w:tcPr>
+            <w:tcW w:w="5240" w:type="dxa"/>
+          </w:tcPr>
+          <w:p>
+            <w:pPr>
+              <w:spacing w:after="0" w:line="360" w:lineRule="auto"/>
+              <w:rPr>
+                <w:szCs w:val="24"/>
+              </w:rPr>
+            </w:pPr>
+            <w:r>
+              <w:rPr>
+                <w:szCs w:val="24"/>
+              </w:rPr>
+              <w:t>Sčítání =+ &lt;int&gt; (vel: 4 096, opak: 4 096)</w:t>
+            </w:r>
+          </w:p>
+        </w:tc>
+        <w:tc>
+          <w:tcPr>
+            <w:tcW w:w="1276" w:type="dxa"/>
+          </w:tcPr>
+          <w:p>
+            <w:pPr>
+              <w:spacing w:after="0" w:line="360" w:lineRule="auto"/>
+              <w:rPr>
+                <w:szCs w:val="24"/>
+              </w:rPr>
+            </w:pPr>
+            <w:r>
+              <w:rPr>
+                <w:szCs w:val="24"/>
+              </w:rPr>
+              <w:t>&lt; 1</w:t>
+            </w:r>
+          </w:p>
+        </w:tc>
+        <w:tc>
+          <w:tcPr>
+            <w:tcW w:w="2523" w:type="dxa"/>
+          </w:tcPr>
+          <w:p>
+            <w:pPr>
+              <w:keepNext/>
+              <w:spacing w:after="0" w:line="360" w:lineRule="auto"/>
+              <w:rPr>
+                <w:szCs w:val="24"/>
+              </w:rPr>
+            </w:pPr>
+            <w:r>
+              <w:rPr>
+                <w:szCs w:val="24"/>
+              </w:rPr>
+              <w:t>214</w:t>
+            </w:r>
+          </w:p>
+        </w:tc>
+      </w:tr>
+      <w:tr>
+        <w:tc>
+          <w:tcPr>
+            <w:tcW w:w="5240" w:type="dxa"/>
+          </w:tcPr>
+          <w:p>
+            <w:pPr>
+              <w:spacing w:after="0" w:line="360" w:lineRule="auto"/>
+              <w:rPr>
+                <w:szCs w:val="24"/>
+              </w:rPr>
+            </w:pPr>
+            <w:r>
+              <w:rPr>
+                <w:szCs w:val="24"/>
+              </w:rPr>
+              <w:t xml:space="preserve">Sčítání =+ &lt;int&gt; (vel: </w:t>
+            </w:r>
+            <w:r>
+              <w:rPr>
+                <w:szCs w:val="24"/>
+              </w:rPr>
+              <w:t>1</w:t>
+            </w:r>
+            <w:r>
+              <w:rPr>
+                <w:szCs w:val="24"/>
+              </w:rPr>
+              <w:t xml:space="preserve"> </w:t>
+            </w:r>
+            <w:r>
+              <w:rPr>
+                <w:szCs w:val="24"/>
+              </w:rPr>
+              <w:t>073</w:t>
+            </w:r>
+            <w:r>
+              <w:rPr>
+                <w:szCs w:val="24"/>
+              </w:rPr>
+              <w:t xml:space="preserve"> </w:t>
+            </w:r>
+            <w:r>
+              <w:rPr>
+                <w:szCs w:val="24"/>
+              </w:rPr>
+              <w:t>741</w:t>
+            </w:r>
+            <w:r>
+              <w:rPr>
+                <w:szCs w:val="24"/>
+              </w:rPr>
+              <w:t> </w:t>
+            </w:r>
+            <w:r>
+              <w:rPr>
+                <w:szCs w:val="24"/>
+              </w:rPr>
+              <w:t>824</w:t>
+            </w:r>
+            <w:r>
+              <w:rPr>
+                <w:szCs w:val="24"/>
+              </w:rPr>
+              <w:t>, opak: 1)</w:t>
+            </w:r>
+          </w:p>
+        </w:tc>
+        <w:tc>
+          <w:tcPr>
+            <w:tcW w:w="1276" w:type="dxa"/>
+          </w:tcPr>
+          <w:p>
+            <w:pPr>
+              <w:spacing w:after="0" w:line="360" w:lineRule="auto"/>
+              <w:rPr>
+                <w:szCs w:val="24"/>
+              </w:rPr>
+            </w:pPr>
+            <w:r>
+              <w:rPr>
+                <w:szCs w:val="24"/>
+              </w:rPr>
+              <w:t>3</w:t>
+            </w:r>
+            <w:r>
+              <w:rPr>
+                <w:szCs w:val="24"/>
+              </w:rPr>
+              <w:t xml:space="preserve"> </w:t>
+            </w:r>
+            <w:r>
+              <w:rPr>
+                <w:szCs w:val="24"/>
+              </w:rPr>
+              <w:t>765</w:t>
+            </w:r>
+          </w:p>
+        </w:tc>
+        <w:tc>
+          <w:tcPr>
+            <w:tcW w:w="2523" w:type="dxa"/>
+          </w:tcPr>
+          <w:p>
+            <w:pPr>
+              <w:keepNext/>
+              <w:spacing w:after="0" w:line="360" w:lineRule="auto"/>
+              <w:rPr>
+                <w:szCs w:val="24"/>
+              </w:rPr>
+            </w:pPr>
+            <w:r>
+              <w:rPr>
+                <w:szCs w:val="24"/>
+              </w:rPr>
+              <w:t>188</w:t>
+            </w:r>
+          </w:p>
+        </w:tc>
+      </w:tr>
+      <w:tr>
+        <w:tc>
+          <w:tcPr>
+            <w:tcW w:w="5240" w:type="dxa"/>
+          </w:tcPr>
+          <w:p>
+            <w:pPr>
+              <w:spacing w:after="0" w:line="360" w:lineRule="auto"/>
+              <w:rPr>
+                <w:szCs w:val="24"/>
+              </w:rPr>
+            </w:pPr>
+            <w:r>
+              <w:rPr>
+                <w:szCs w:val="24"/>
+              </w:rPr>
+              <w:t>Dělení / &lt;double&gt; (vel: 4 096, opak: 256)</w:t>
+            </w:r>
+          </w:p>
+        </w:tc>
+        <w:tc>
+          <w:tcPr>
+            <w:tcW w:w="1276" w:type="dxa"/>
+          </w:tcPr>
+          <w:p>
+            <w:pPr>
+              <w:spacing w:after="0" w:line="360" w:lineRule="auto"/>
+              <w:rPr>
+                <w:szCs w:val="24"/>
+              </w:rPr>
+            </w:pPr>
+            <w:r>
+              <w:rPr>
+                <w:szCs w:val="24"/>
+              </w:rPr>
+              <w:t>29</w:t>
+            </w:r>
+          </w:p>
+        </w:tc>
+        <w:tc>
+          <w:tcPr>
+            <w:tcW w:w="2523" w:type="dxa"/>
+          </w:tcPr>
+          <w:p>
+            <w:pPr>
+              <w:keepNext/>
+              <w:spacing w:after="0" w:line="360" w:lineRule="auto"/>
+              <w:rPr>
+                <w:szCs w:val="24"/>
+              </w:rPr>
+            </w:pPr>
+            <w:r>
+              <w:rPr>
+                <w:szCs w:val="24"/>
+              </w:rPr>
+              <w:t>55</w:t>
+            </w:r>
+          </w:p>
+        </w:tc>
+      </w:tr>
+      <w:tr>
+        <w:tc>
+          <w:tcPr>
+            <w:tcW w:w="5240" w:type="dxa"/>
+          </w:tcPr>
+          <w:p>
+            <w:pPr>
+              <w:spacing w:after="0" w:line="360" w:lineRule="auto"/>
+              <w:rPr>
+                <w:szCs w:val="24"/>
+              </w:rPr>
+            </w:pPr>
+            <w:r>
+              <w:rPr>
+                <w:szCs w:val="24"/>
+              </w:rPr>
+              <w:t xml:space="preserve">Dělení / &lt;double&gt; (vel: </w:t>
+            </w:r>
+            <w:r>
+              <w:rPr>
+                <w:szCs w:val="24"/>
+              </w:rPr>
+              <w:t>536</w:t>
+            </w:r>
+            <w:r>
+              <w:rPr>
+                <w:szCs w:val="24"/>
+              </w:rPr>
+              <w:t xml:space="preserve"> </w:t>
+            </w:r>
+            <w:r>
+              <w:rPr>
+                <w:szCs w:val="24"/>
+              </w:rPr>
+              <w:t>870</w:t>
+            </w:r>
+            <w:r>
+              <w:rPr>
+                <w:szCs w:val="24"/>
+              </w:rPr>
+              <w:t> </w:t>
+            </w:r>
+            <w:r>
+              <w:rPr>
+                <w:szCs w:val="24"/>
+              </w:rPr>
+              <w:t>912</w:t>
+            </w:r>
+            <w:r>
+              <w:rPr>
+                <w:szCs w:val="24"/>
+              </w:rPr>
+              <w:t>, opak: 1)</w:t>
+            </w:r>
+          </w:p>
+        </w:tc>
+        <w:tc>
+          <w:tcPr>
+            <w:tcW w:w="1276" w:type="dxa"/>
+          </w:tcPr>
+          <w:p>
+            <w:pPr>
+              <w:spacing w:after="0" w:line="360" w:lineRule="auto"/>
+              <w:rPr>
+                <w:szCs w:val="24"/>
+              </w:rPr>
+            </w:pPr>
+            <w:r>
+              <w:rPr>
+                <w:szCs w:val="24"/>
+              </w:rPr>
+              <w:t>1</w:t>
+            </w:r>
+            <w:r>
+              <w:rPr>
+                <w:szCs w:val="24"/>
+              </w:rPr>
+              <w:t xml:space="preserve"> </w:t>
+            </w:r>
+            <w:r>
+              <w:rPr>
+                <w:szCs w:val="24"/>
+              </w:rPr>
+              <w:t>936</w:t>
+            </w:r>
+          </w:p>
+        </w:tc>
+        <w:tc>
+          <w:tcPr>
+            <w:tcW w:w="2523" w:type="dxa"/>
+          </w:tcPr>
+          <w:p>
+            <w:pPr>
+              <w:keepNext/>
+              <w:spacing w:after="0" w:line="360" w:lineRule="auto"/>
+              <w:rPr>
+                <w:szCs w:val="24"/>
+              </w:rPr>
+            </w:pPr>
+            <w:r>
+              <w:rPr>
+                <w:szCs w:val="24"/>
+              </w:rPr>
+              <w:t>180</w:t>
             </w:r>
           </w:p>
         </w:tc>
@@ -13833,12 +15083,32 @@
           <w:lang w:eastAsia="cs-CZ"/>
         </w:rPr>
       </w:pPr>
-      <w:r>
+    </w:p>
+    <w:p>
+      <w:pPr>
+        <w:spacing w:after="0" w:line="240" w:lineRule="auto"/>
         <w:rPr>
           <w:noProof/>
           <w:szCs w:val="24"/>
           <w:lang w:eastAsia="cs-CZ"/>
         </w:rPr>
+      </w:pPr>
+    </w:p>
+    <w:p>
+      <w:pPr>
+        <w:spacing w:after="0" w:line="240" w:lineRule="auto"/>
+        <w:rPr>
+          <w:noProof/>
+          <w:szCs w:val="24"/>
+          <w:lang w:eastAsia="cs-CZ"/>
+        </w:rPr>
+      </w:pPr>
+      <w:r>
+        <w:rPr>
+          <w:noProof/>
+          <w:szCs w:val="24"/>
+          <w:lang w:eastAsia="cs-CZ"/>
+        </w:rPr>
         <w:br w:type="page"/>
       </w:r>
     </w:p>
@@ -13846,12 +15116,12 @@
       <w:pPr>
         <w:pStyle w:val="Nadpis1"/>
       </w:pPr>
-      <w:bookmarkStart w:id="34" w:name="_Toc230096703"/>
+      <w:bookmarkStart w:id="33" w:name="_Toc230096703"/>
       <w:r>
         <w:lastRenderedPageBreak/>
         <w:t>3 TEORETICKÉ VYUŽITÍ</w:t>
       </w:r>
-      <w:bookmarkEnd w:id="34"/>
+      <w:bookmarkEnd w:id="33"/>
     </w:p>
     <w:p>
       <w:pPr>
@@ -15408,12 +16678,12 @@
         </w:rPr>
         <w:br w:type="page"/>
       </w:r>
-      <w:bookmarkStart w:id="35" w:name="_Toc230096704"/>
+      <w:bookmarkStart w:id="34" w:name="_Toc230096704"/>
       <w:r>
         <w:lastRenderedPageBreak/>
         <w:t>ZÁVĚR</w:t>
       </w:r>
-      <w:bookmarkEnd w:id="35"/>
+      <w:bookmarkEnd w:id="34"/>
     </w:p>
     <w:p>
       <w:pPr>
@@ -15530,12 +16800,12 @@
       <w:r>
         <w:br w:type="page"/>
       </w:r>
-      <w:bookmarkStart w:id="36" w:name="_Toc230096705"/>
+      <w:bookmarkStart w:id="35" w:name="_Toc230096705"/>
       <w:r>
         <w:lastRenderedPageBreak/>
         <w:t>POUŽITÁ LITERATURA</w:t>
       </w:r>
-      <w:bookmarkEnd w:id="36"/>
+      <w:bookmarkEnd w:id="35"/>
     </w:p>
     <w:p>
       <w:pPr>
@@ -15915,12 +17185,12 @@
       <w:r>
         <w:br w:type="page"/>
       </w:r>
-      <w:bookmarkStart w:id="37" w:name="_Toc230096706"/>
+      <w:bookmarkStart w:id="36" w:name="_Toc230096706"/>
       <w:r>
         <w:lastRenderedPageBreak/>
         <w:t>SEZNAM PŘÍLOH</w:t>
       </w:r>
-      <w:bookmarkEnd w:id="37"/>
+      <w:bookmarkEnd w:id="36"/>
     </w:p>
     <w:p>
       <w:pPr>

--- a/ŠpaňúrM_KnihovnaProPraci_JM_2026.docx
+++ b/ŠpaňúrM_KnihovnaProPraci_JM_2026.docx
@@ -1658,7 +1658,6 @@
           <w:noProof/>
           <w:kern w:val="2"/>
           <w:szCs w:val="24"/>
-          <w:lang/>
           <w14:ligatures w14:val="standardContextual"/>
         </w:rPr>
       </w:pPr>
@@ -1741,7 +1740,6 @@
           <w:noProof/>
           <w:kern w:val="2"/>
           <w:szCs w:val="24"/>
-          <w:lang/>
           <w14:ligatures w14:val="standardContextual"/>
         </w:rPr>
       </w:pPr>
@@ -1815,7 +1813,6 @@
           <w:noProof/>
           <w:kern w:val="2"/>
           <w:szCs w:val="24"/>
-          <w:lang/>
           <w14:ligatures w14:val="standardContextual"/>
         </w:rPr>
       </w:pPr>
@@ -1889,7 +1886,6 @@
           <w:noProof/>
           <w:kern w:val="2"/>
           <w:szCs w:val="24"/>
-          <w:lang/>
           <w14:ligatures w14:val="standardContextual"/>
         </w:rPr>
       </w:pPr>
@@ -1962,7 +1958,6 @@
           <w:noProof/>
           <w:kern w:val="2"/>
           <w:szCs w:val="24"/>
-          <w:lang/>
           <w14:ligatures w14:val="standardContextual"/>
         </w:rPr>
       </w:pPr>
@@ -2035,7 +2030,6 @@
           <w:noProof/>
           <w:kern w:val="2"/>
           <w:szCs w:val="24"/>
-          <w:lang/>
           <w14:ligatures w14:val="standardContextual"/>
         </w:rPr>
       </w:pPr>
@@ -2053,7 +2047,6 @@
             <w:noProof/>
             <w:kern w:val="2"/>
             <w:szCs w:val="24"/>
-            <w:lang/>
             <w14:ligatures w14:val="standardContextual"/>
           </w:rPr>
           <w:tab/>
@@ -2123,7 +2116,6 @@
           <w:noProof/>
           <w:kern w:val="2"/>
           <w:szCs w:val="24"/>
-          <w:lang/>
           <w14:ligatures w14:val="standardContextual"/>
         </w:rPr>
       </w:pPr>
@@ -2193,7 +2185,6 @@
           <w:noProof/>
           <w:kern w:val="2"/>
           <w:szCs w:val="24"/>
-          <w:lang/>
           <w14:ligatures w14:val="standardContextual"/>
         </w:rPr>
       </w:pPr>
@@ -2263,7 +2254,6 @@
           <w:noProof/>
           <w:kern w:val="2"/>
           <w:szCs w:val="24"/>
-          <w:lang/>
           <w14:ligatures w14:val="standardContextual"/>
         </w:rPr>
       </w:pPr>
@@ -2333,7 +2323,6 @@
           <w:noProof/>
           <w:kern w:val="2"/>
           <w:szCs w:val="24"/>
-          <w:lang/>
           <w14:ligatures w14:val="standardContextual"/>
         </w:rPr>
       </w:pPr>
@@ -2406,7 +2395,6 @@
           <w:noProof/>
           <w:kern w:val="2"/>
           <w:szCs w:val="24"/>
-          <w:lang/>
           <w14:ligatures w14:val="standardContextual"/>
         </w:rPr>
       </w:pPr>
@@ -2479,7 +2467,6 @@
           <w:noProof/>
           <w:kern w:val="2"/>
           <w:szCs w:val="24"/>
-          <w:lang/>
           <w14:ligatures w14:val="standardContextual"/>
         </w:rPr>
       </w:pPr>
@@ -2552,7 +2539,6 @@
           <w:noProof/>
           <w:kern w:val="2"/>
           <w:szCs w:val="24"/>
-          <w:lang/>
           <w14:ligatures w14:val="standardContextual"/>
         </w:rPr>
       </w:pPr>
@@ -2625,7 +2611,6 @@
           <w:noProof/>
           <w:kern w:val="2"/>
           <w:szCs w:val="24"/>
-          <w:lang/>
           <w14:ligatures w14:val="standardContextual"/>
         </w:rPr>
       </w:pPr>
@@ -2698,7 +2683,6 @@
           <w:noProof/>
           <w:kern w:val="2"/>
           <w:szCs w:val="24"/>
-          <w:lang/>
           <w14:ligatures w14:val="standardContextual"/>
         </w:rPr>
       </w:pPr>
@@ -2771,7 +2755,6 @@
           <w:noProof/>
           <w:kern w:val="2"/>
           <w:szCs w:val="24"/>
-          <w:lang/>
           <w14:ligatures w14:val="standardContextual"/>
         </w:rPr>
       </w:pPr>
@@ -2844,7 +2827,6 @@
           <w:noProof/>
           <w:kern w:val="2"/>
           <w:szCs w:val="24"/>
-          <w:lang/>
           <w14:ligatures w14:val="standardContextual"/>
         </w:rPr>
       </w:pPr>
@@ -2914,7 +2896,6 @@
           <w:noProof/>
           <w:kern w:val="2"/>
           <w:szCs w:val="24"/>
-          <w:lang/>
           <w14:ligatures w14:val="standardContextual"/>
         </w:rPr>
       </w:pPr>
@@ -2987,7 +2968,6 @@
           <w:noProof/>
           <w:kern w:val="2"/>
           <w:szCs w:val="24"/>
-          <w:lang/>
           <w14:ligatures w14:val="standardContextual"/>
         </w:rPr>
       </w:pPr>
@@ -3060,7 +3040,6 @@
           <w:noProof/>
           <w:kern w:val="2"/>
           <w:szCs w:val="24"/>
-          <w:lang/>
           <w14:ligatures w14:val="standardContextual"/>
         </w:rPr>
       </w:pPr>
@@ -3130,7 +3109,6 @@
           <w:noProof/>
           <w:kern w:val="2"/>
           <w:szCs w:val="24"/>
-          <w:lang/>
           <w14:ligatures w14:val="standardContextual"/>
         </w:rPr>
       </w:pPr>
@@ -3203,7 +3181,6 @@
           <w:noProof/>
           <w:kern w:val="2"/>
           <w:szCs w:val="24"/>
-          <w:lang/>
           <w14:ligatures w14:val="standardContextual"/>
         </w:rPr>
       </w:pPr>
@@ -3276,7 +3253,6 @@
           <w:noProof/>
           <w:kern w:val="2"/>
           <w:szCs w:val="24"/>
-          <w:lang/>
           <w14:ligatures w14:val="standardContextual"/>
         </w:rPr>
       </w:pPr>
@@ -3349,7 +3325,6 @@
           <w:noProof/>
           <w:kern w:val="2"/>
           <w:szCs w:val="24"/>
-          <w:lang/>
           <w14:ligatures w14:val="standardContextual"/>
         </w:rPr>
       </w:pPr>
@@ -3430,7 +3405,6 @@
           <w:noProof/>
           <w:kern w:val="2"/>
           <w:szCs w:val="24"/>
-          <w:lang/>
           <w14:ligatures w14:val="standardContextual"/>
         </w:rPr>
       </w:pPr>
@@ -3504,7 +3478,6 @@
           <w:noProof/>
           <w:kern w:val="2"/>
           <w:szCs w:val="24"/>
-          <w:lang/>
           <w14:ligatures w14:val="standardContextual"/>
         </w:rPr>
       </w:pPr>
@@ -3578,7 +3551,6 @@
           <w:noProof/>
           <w:kern w:val="2"/>
           <w:szCs w:val="24"/>
-          <w:lang/>
           <w14:ligatures w14:val="standardContextual"/>
         </w:rPr>
       </w:pPr>
@@ -3652,7 +3624,6 @@
           <w:noProof/>
           <w:kern w:val="2"/>
           <w:szCs w:val="24"/>
-          <w:lang/>
           <w14:ligatures w14:val="standardContextual"/>
         </w:rPr>
       </w:pPr>
@@ -3726,7 +3697,6 @@
           <w:noProof/>
           <w:kern w:val="2"/>
           <w:szCs w:val="24"/>
-          <w:lang/>
           <w14:ligatures w14:val="standardContextual"/>
         </w:rPr>
       </w:pPr>
@@ -3800,7 +3770,6 @@
           <w:noProof/>
           <w:kern w:val="2"/>
           <w:szCs w:val="24"/>
-          <w:lang/>
           <w14:ligatures w14:val="standardContextual"/>
         </w:rPr>
       </w:pPr>
@@ -3874,7 +3843,6 @@
           <w:noProof/>
           <w:kern w:val="2"/>
           <w:szCs w:val="24"/>
-          <w:lang/>
           <w14:ligatures w14:val="standardContextual"/>
         </w:rPr>
       </w:pPr>
@@ -3945,7 +3913,6 @@
           <w:noProof/>
           <w:kern w:val="2"/>
           <w:szCs w:val="24"/>
-          <w:lang/>
           <w14:ligatures w14:val="standardContextual"/>
         </w:rPr>
       </w:pPr>
@@ -4019,7 +3986,6 @@
           <w:noProof/>
           <w:kern w:val="2"/>
           <w:szCs w:val="24"/>
-          <w:lang/>
           <w14:ligatures w14:val="standardContextual"/>
         </w:rPr>
       </w:pPr>
@@ -4093,7 +4059,6 @@
           <w:noProof/>
           <w:kern w:val="2"/>
           <w:szCs w:val="24"/>
-          <w:lang/>
           <w14:ligatures w14:val="standardContextual"/>
         </w:rPr>
       </w:pPr>
@@ -4167,7 +4132,6 @@
           <w:noProof/>
           <w:kern w:val="2"/>
           <w:szCs w:val="24"/>
-          <w:lang/>
           <w14:ligatures w14:val="standardContextual"/>
         </w:rPr>
       </w:pPr>
@@ -4240,7 +4204,6 @@
           <w:noProof/>
           <w:kern w:val="2"/>
           <w:szCs w:val="24"/>
-          <w:lang/>
           <w14:ligatures w14:val="standardContextual"/>
         </w:rPr>
       </w:pPr>
@@ -4313,7 +4276,6 @@
           <w:noProof/>
           <w:kern w:val="2"/>
           <w:szCs w:val="24"/>
-          <w:lang/>
           <w14:ligatures w14:val="standardContextual"/>
         </w:rPr>
       </w:pPr>
@@ -4476,7 +4438,6 @@
           <w:noProof/>
           <w:kern w:val="2"/>
           <w:szCs w:val="24"/>
-          <w:lang/>
           <w14:ligatures w14:val="standardContextual"/>
         </w:rPr>
       </w:pPr>
@@ -4549,7 +4510,6 @@
           <w:noProof/>
           <w:kern w:val="2"/>
           <w:szCs w:val="24"/>
-          <w:lang/>
           <w14:ligatures w14:val="standardContextual"/>
         </w:rPr>
       </w:pPr>
@@ -4622,7 +4582,6 @@
           <w:noProof/>
           <w:kern w:val="2"/>
           <w:szCs w:val="24"/>
-          <w:lang/>
           <w14:ligatures w14:val="standardContextual"/>
         </w:rPr>
       </w:pPr>
@@ -4695,7 +4654,6 @@
           <w:noProof/>
           <w:kern w:val="2"/>
           <w:szCs w:val="24"/>
-          <w:lang/>
           <w14:ligatures w14:val="standardContextual"/>
         </w:rPr>
       </w:pPr>
@@ -4768,7 +4726,6 @@
           <w:noProof/>
           <w:kern w:val="2"/>
           <w:szCs w:val="24"/>
-          <w:lang/>
           <w14:ligatures w14:val="standardContextual"/>
         </w:rPr>
       </w:pPr>
@@ -5492,7 +5449,19 @@
         <w:rPr>
           <w:szCs w:val="24"/>
         </w:rPr>
-        <w:t xml:space="preserve"> V této práci nás nejvíce budou zajímat taková seskupení (či možná lépe kolekce), u kterých jsou jednotlivé objekty stejné velikosti a také kontinuálně v paměti za sebou.</w:t>
+        <w:t xml:space="preserve"> V této práci nás nejvíce budou zajímat taková seskupení (či možná lépe kolekce), u kterých jsou jednotlivé objekty stejné velikosti a</w:t>
+      </w:r>
+      <w:r>
+        <w:rPr>
+          <w:szCs w:val="24"/>
+        </w:rPr>
+        <w:t> </w:t>
+      </w:r>
+      <w:r>
+        <w:rPr>
+          <w:szCs w:val="24"/>
+        </w:rPr>
+        <w:t>také kontinuálně v paměti za sebou.</w:t>
       </w:r>
       <w:r>
         <w:rPr>
@@ -5786,6 +5755,10 @@
     <w:p>
       <w:pPr>
         <w:pStyle w:val="Nadpis1"/>
+        <w:numPr>
+          <w:ilvl w:val="0"/>
+          <w:numId w:val="14"/>
+        </w:numPr>
       </w:pPr>
       <w:r>
         <w:br w:type="page"/>
@@ -5793,17 +5766,20 @@
       <w:bookmarkStart w:id="4" w:name="_Toc230197602"/>
       <w:r>
         <w:lastRenderedPageBreak/>
-        <w:t>1</w:t>
-      </w:r>
+        <w:t>KONCEPT</w:t>
+      </w:r>
+      <w:bookmarkEnd w:id="4"/>
       <w:r>
         <w:t xml:space="preserve"> </w:t>
       </w:r>
-      <w:r>
-        <w:t>KONCEPT</w:t>
-      </w:r>
-      <w:bookmarkEnd w:id="4"/>
-      <w:r>
-        <w:t xml:space="preserve"> </w:t>
+    </w:p>
+    <w:p>
+      <w:pPr>
+        <w:spacing w:line="360" w:lineRule="auto"/>
+        <w:jc w:val="both"/>
+      </w:pPr>
+      <w:r>
+        <w:t>Tato část rozebírá teorii tenzoru jako matematické struktury a vytváří z ní návrh projektu.</w:t>
       </w:r>
     </w:p>
     <w:p>
@@ -5857,7 +5833,13 @@
         <w:t xml:space="preserve"> Pro dvě dimenze by byl příkladem matice.</w:t>
       </w:r>
       <w:r>
-        <w:t xml:space="preserve"> Tímto způsobe jde mít i tenzor o N dimenzích.</w:t>
+        <w:t xml:space="preserve"> Tímto způsobe</w:t>
+      </w:r>
+      <w:r>
+        <w:t>m</w:t>
+      </w:r>
+      <w:r>
+        <w:t xml:space="preserve"> jde mít i tenzor o N dimenzích.</w:t>
       </w:r>
       <w:r>
         <w:t xml:space="preserve"> Speciálním případem tenzoru je i skalár.</w:t>
@@ -5932,7 +5914,7 @@
     <w:p>
       <w:pPr>
         <w:pStyle w:val="Titulek"/>
-        <w:jc w:val="both"/>
+        <w:jc w:val="center"/>
         <w:rPr>
           <w:i w:val="0"/>
           <w:iCs w:val="0"/>
@@ -6698,7 +6680,7 @@
     <w:p>
       <w:pPr>
         <w:pStyle w:val="Titulek"/>
-        <w:jc w:val="both"/>
+        <w:jc w:val="center"/>
         <w:rPr>
           <w:i w:val="0"/>
           <w:iCs w:val="0"/>
@@ -6795,7 +6777,13 @@
         <w:t xml:space="preserve"> </w:t>
       </w:r>
       <w:r>
-        <w:t xml:space="preserve">Jedná se také o dobrý </w:t>
+        <w:t>Jedná se také o</w:t>
+      </w:r>
+      <w:r>
+        <w:t> </w:t>
+      </w:r>
+      <w:r>
+        <w:t xml:space="preserve">dobrý </w:t>
       </w:r>
       <w:r>
         <w:t>zdroj,</w:t>
@@ -7011,7 +6999,31 @@
         <w:rPr>
           <w:lang w:eastAsia="cs-CZ"/>
         </w:rPr>
-        <w:t xml:space="preserve"> než 0 a menší než velikost dané dimenze) a délkou stejnou jako je počet dimenzí. Tyto souřadnice ukazují na jeden konkrétní prvek. </w:t>
+        <w:t xml:space="preserve"> než 0</w:t>
+      </w:r>
+      <w:r>
+        <w:rPr>
+          <w:lang w:eastAsia="cs-CZ"/>
+        </w:rPr>
+        <w:t> </w:t>
+      </w:r>
+      <w:r>
+        <w:rPr>
+          <w:lang w:eastAsia="cs-CZ"/>
+        </w:rPr>
+        <w:t>a</w:t>
+      </w:r>
+      <w:r>
+        <w:rPr>
+          <w:lang w:eastAsia="cs-CZ"/>
+        </w:rPr>
+        <w:t> </w:t>
+      </w:r>
+      <w:r>
+        <w:rPr>
+          <w:lang w:eastAsia="cs-CZ"/>
+        </w:rPr>
+        <w:t xml:space="preserve">menší než velikost dané dimenze) a délkou stejnou jako je počet dimenzí. Tyto souřadnice ukazují na jeden konkrétní prvek. </w:t>
       </w:r>
       <w:r>
         <w:rPr>
@@ -7172,7 +7184,19 @@
         <w:rPr>
           <w:lang w:eastAsia="cs-CZ"/>
         </w:rPr>
-        <w:t xml:space="preserve">pro jednu dimenzi vypočítat kumulativní součin předešlých velikostí dimenzí. Kvůli tomu také při konstrukci a změnách struktury bude vypočítán další </w:t>
+        <w:t>pro jednu dimenzi vypočítat kumulativní součin předešlých velikostí dimenzí. Kvůli tomu také při konstrukci a</w:t>
+      </w:r>
+      <w:r>
+        <w:rPr>
+          <w:lang w:eastAsia="cs-CZ"/>
+        </w:rPr>
+        <w:t> </w:t>
+      </w:r>
+      <w:r>
+        <w:rPr>
+          <w:lang w:eastAsia="cs-CZ"/>
+        </w:rPr>
+        <w:t xml:space="preserve">změnách struktury bude vypočítán další </w:t>
       </w:r>
       <w:r>
         <w:rPr>
@@ -8488,7 +8512,13 @@
         <w:t>,</w:t>
       </w:r>
       <w:r>
-        <w:t xml:space="preserve"> a tudíž byla vybrána tato efektivnější verze.</w:t>
+        <w:t xml:space="preserve"> a</w:t>
+      </w:r>
+      <w:r>
+        <w:t> </w:t>
+      </w:r>
+      <w:r>
+        <w:t>tudíž byla vybrána tato efektivnější verze.</w:t>
       </w:r>
     </w:p>
     <w:p>
@@ -8555,7 +8585,13 @@
         </m:r>
       </m:oMath>
       <w:r>
-        <w:t xml:space="preserve"> a v nejlepším případě inkrementace nejméně signifikantní souřadnice bez přetečení </w:t>
+        <w:t xml:space="preserve"> a</w:t>
+      </w:r>
+      <w:r>
+        <w:t> </w:t>
+      </w:r>
+      <w:r>
+        <w:t xml:space="preserve">v nejlepším případě inkrementace nejméně signifikantní souřadnice bez přetečení </w:t>
       </w:r>
       <m:oMath>
         <m:r>
@@ -8679,7 +8715,13 @@
         <w:t>Tenzor také je schopen svého převodu na řetězec znaků.</w:t>
       </w:r>
       <w:r>
-        <w:t xml:space="preserve"> Řetězec značí okraje dimenzí vlnitými závorkami „{}“ a zanořuje je do sebe. Odděluje samotné prvky čárkou. Jedná se tím pádem o stejnou notaci, jako je v C++ použita na inicializační listy </w:t>
+        <w:t xml:space="preserve"> Řetězec značí okraje dimenzí vlnitými závorkami „{}“ a zanořuje je do sebe. Odděluje samotné prvky čárkou. Jedná se tím pádem o</w:t>
+      </w:r>
+      <w:r>
+        <w:t> </w:t>
+      </w:r>
+      <w:r>
+        <w:t xml:space="preserve">stejnou notaci, jako je v C++ použita na inicializační listy </w:t>
       </w:r>
       <w:r>
         <w:t xml:space="preserve">vícerozměrných </w:t>
@@ -8707,6 +8749,9 @@
       </w:r>
       <w:r>
         <w:t xml:space="preserve"> Komplexita tedy je </w:t>
+      </w:r>
+      <w:r>
+        <w:br/>
       </w:r>
       <m:oMath>
         <m:r>
@@ -8766,7 +8811,13 @@
         <w:t>hlavně přispívá počet prvků.</w:t>
       </w:r>
       <w:r>
-        <w:t xml:space="preserve"> Možné je, že by se dalo některým těmto kontrolám souřadnic u prvku předejít, jelikož je jasné, že když předchozí prvek byl prvním prvkem v dimenzi o určité velikosti, tak není třeba tuto dimenzi kontrolovat. Dokonce by asi šlo pozice závorek dopočítat po průchodu.</w:t>
+        <w:t xml:space="preserve"> Možné je, že by se dalo některým těmto kontrolám souřadnic u</w:t>
+      </w:r>
+      <w:r>
+        <w:t> </w:t>
+      </w:r>
+      <w:r>
+        <w:t>prvku předejít, jelikož je jasné, že když předchozí prvek byl prvním prvkem v dimenzi o určité velikosti, tak není třeba tuto dimenzi kontrolovat. Dokonce by asi šlo pozice závorek dopočítat po průchodu.</w:t>
       </w:r>
       <w:r>
         <w:t xml:space="preserve"> To by ovšem byla malá optimalizace za cenu větší složitosti algoritmu.</w:t>
@@ -8824,6 +8875,9 @@
       </w:r>
       <w:r>
         <w:t>.</w:t>
+      </w:r>
+      <w:r>
+        <w:t xml:space="preserve"> Důkaz:</w:t>
       </w:r>
     </w:p>
     <w:p>
@@ -8970,7 +9024,13 @@
         <w:t>pro velikost dimenze d2 tím pádem musí být změněn</w:t>
       </w:r>
       <w:r>
-        <w:t>, jelikož jedna z hodnot velikostí dimenzí mezi d2 a koncem byla změněna.</w:t>
+        <w:t>, jelikož jedna z hodnot velikostí dimenzí mezi d2 a</w:t>
+      </w:r>
+      <w:r>
+        <w:t> </w:t>
+      </w:r>
+      <w:r>
+        <w:t>koncem byla změněna.</w:t>
       </w:r>
     </w:p>
     <w:p>
@@ -9112,7 +9172,10 @@
         <w:t xml:space="preserve">a </w:t>
       </w:r>
       <w:r>
-        <w:t xml:space="preserve">aktualizuje velikosti dimenzí i pole s </w:t>
+        <w:t>aktualizuje velikosti dimenzí i pole s</w:t>
+      </w:r>
+      <w:r>
+        <w:t> </w:t>
       </w:r>
       <w:r>
         <w:t>vektor</w:t>
@@ -9412,6 +9475,15 @@
       </w:r>
       <w:r>
         <w:t xml:space="preserve"> Takto se inkrementace a přeskočení opakují až do chvíle, kdy jsou všechny prvky z původního pole přesunuty.</w:t>
+      </w:r>
+    </w:p>
+    <w:p>
+      <w:pPr>
+        <w:spacing w:line="360" w:lineRule="auto"/>
+        <w:jc w:val="both"/>
+      </w:pPr>
+      <w:r>
+        <w:t>Následuje postup ukazující přesouvání dat v případě přidání dimenze.</w:t>
       </w:r>
     </w:p>
     <w:p>
@@ -9861,7 +9933,13 @@
         <w:t>,</w:t>
       </w:r>
       <w:r>
-        <w:t xml:space="preserve"> protože:</w:t>
+        <w:t xml:space="preserve"> </w:t>
+      </w:r>
+      <w:r>
+        <w:t>důkazem</w:t>
+      </w:r>
+      <w:r>
+        <w:t>:</w:t>
       </w:r>
     </w:p>
     <w:p>
@@ -10169,7 +10247,13 @@
         <w:rPr>
           <w:lang w:eastAsia="cs-CZ"/>
         </w:rPr>
-        <w:t xml:space="preserve">a </w:t>
+        <w:t>a</w:t>
+      </w:r>
+      <w:r>
+        <w:rPr>
+          <w:lang w:eastAsia="cs-CZ"/>
+        </w:rPr>
+        <w:t> </w:t>
       </w:r>
       <w:r>
         <w:rPr>
@@ -10866,7 +10950,13 @@
         <w:t xml:space="preserve">tím, že </w:t>
       </w:r>
       <w:r>
-        <w:t>kontrolují ekvivalenci, tak i pořadí.</w:t>
+        <w:t>kontrolují ekvivalenci, tak i</w:t>
+      </w:r>
+      <w:r>
+        <w:t> </w:t>
+      </w:r>
+      <w:r>
+        <w:t>pořadí.</w:t>
       </w:r>
       <w:r>
         <w:t xml:space="preserve"> Nutno dodat, že zde k samotnému porovnání prvků dochází delegovaně přes paměťový backend</w:t>
@@ -10984,7 +11074,13 @@
         <w:t xml:space="preserve"> Příkladem je implementace metod, které tyto operace umožňují.</w:t>
       </w:r>
       <w:r>
-        <w:t xml:space="preserve"> To okamžitě zprovozní i paralelizaci přetížených aritmetických a logických operátorů.</w:t>
+        <w:t xml:space="preserve"> To okamžitě zprovozní i</w:t>
+      </w:r>
+      <w:r>
+        <w:t> </w:t>
+      </w:r>
+      <w:r>
+        <w:t>paralelizaci přetížených aritmetických a logických operátorů.</w:t>
       </w:r>
       <w:r>
         <w:t xml:space="preserve"> Paralelizace je v tomto případě naprosto přímočará. Jedna pracovní položka totiž znamená přístup na pole dat v daném indexu (případně i v poli druhého tenzoru u binární operace), provedení dané operace a případné vrácení </w:t>
@@ -11299,7 +11395,13 @@
         </m:r>
       </m:oMath>
       <w:r>
-        <w:t>. Nabízí ovšem daleko jednodušší zapojení paralelizace a celkově menší režii až do té míry, kdy předčí Strassenův algoritmus do velikých velikostí.</w:t>
+        <w:t>. Nabízí ovšem daleko jednodušší zapojení paralelizace a</w:t>
+      </w:r>
+      <w:r>
+        <w:t> </w:t>
+      </w:r>
+      <w:r>
+        <w:t>celkově menší režii až do té míry, kdy předčí Strassenův algoritmus do velikých velikostí.</w:t>
       </w:r>
     </w:p>
     <w:p>
@@ -11360,7 +11462,13 @@
         <w:t>ti</w:t>
       </w:r>
       <w:r>
-        <w:t xml:space="preserve"> a její správu v oblasti konstrukce a destrukce</w:t>
+        <w:t xml:space="preserve"> a její správu v oblasti konstrukce a</w:t>
+      </w:r>
+      <w:r>
+        <w:t> </w:t>
+      </w:r>
+      <w:r>
+        <w:t>destrukce</w:t>
       </w:r>
       <w:r>
         <w:t>.</w:t>
@@ -11445,7 +11553,13 @@
         <w:t xml:space="preserve"> Každá alokace na zařízení je velmi drahá.</w:t>
       </w:r>
       <w:r>
-        <w:t xml:space="preserve"> Proto při dealokaci paměti uživatelem tento pooling, místo okamžitého uvolnění, tuto paměť zanechá a uloží si její informace.</w:t>
+        <w:t xml:space="preserve"> Proto při dealokaci paměti uživatelem tento pooling, místo okamžitého uvolnění, tuto paměť zanechá a</w:t>
+      </w:r>
+      <w:r>
+        <w:t> </w:t>
+      </w:r>
+      <w:r>
+        <w:t>uloží si její informace.</w:t>
       </w:r>
       <w:r>
         <w:t xml:space="preserve"> Pokud uživatel požaduje novou paměť, tak se pooling nejdřív podívá, jestli nemá již uloženou paměť splňující požadavky.</w:t>
@@ -11961,7 +12075,13 @@
         <w:t>est.</w:t>
       </w:r>
       <w:r>
-        <w:t xml:space="preserve"> Je vhodný díky své jednoduchosti použití a integrace </w:t>
+        <w:t xml:space="preserve"> Je vhodný díky své jednoduchosti použití a</w:t>
+      </w:r>
+      <w:r>
+        <w:t> </w:t>
+      </w:r>
+      <w:r>
+        <w:t xml:space="preserve">integrace </w:t>
       </w:r>
       <w:r>
         <w:t>d</w:t>
@@ -12263,7 +12383,13 @@
         <w:t>.</w:t>
       </w:r>
       <w:r>
-        <w:t xml:space="preserve"> Tak bylo možné mezi sebou prvky porovnat a zjištěné nerovnosti bezpečně a synchronizovaně zapsat</w:t>
+        <w:t xml:space="preserve"> Tak bylo možné mezi sebou prvky porovnat a zjištěné nerovnosti bezpečně a</w:t>
+      </w:r>
+      <w:r>
+        <w:t> </w:t>
+      </w:r>
+      <w:r>
+        <w:t>synchronizovaně zapsat</w:t>
       </w:r>
       <w:r>
         <w:t xml:space="preserve"> tak, že se dalo poté zjistit, zda existuje alespoň jedna nerovná dvojice prvků</w:t>
@@ -12958,7 +13084,19 @@
         <w:rPr>
           <w:lang w:eastAsia="cs-CZ"/>
         </w:rPr>
-        <w:t>Je navržen a implementován tak, aby byl univerzální, dynamický s širokým využitím.</w:t>
+        <w:t>Je navržen a</w:t>
+      </w:r>
+      <w:r>
+        <w:rPr>
+          <w:lang w:eastAsia="cs-CZ"/>
+        </w:rPr>
+        <w:t> </w:t>
+      </w:r>
+      <w:r>
+        <w:rPr>
+          <w:lang w:eastAsia="cs-CZ"/>
+        </w:rPr>
+        <w:t>implementován tak, aby byl univerzální, dynamický s širokým využitím.</w:t>
       </w:r>
       <w:r>
         <w:rPr>
@@ -13464,7 +13602,19 @@
         <w:rPr>
           <w:lang w:eastAsia="cs-CZ"/>
         </w:rPr>
-        <w:t xml:space="preserve"> jak zaručeně předejít neustálým velkým kopiím dat z hostitele na zařízení a zpět</w:t>
+        <w:t xml:space="preserve"> jak zaručeně předejít neustálým velkým kopiím dat z hostitele na zařízení a</w:t>
+      </w:r>
+      <w:r>
+        <w:rPr>
+          <w:lang w:eastAsia="cs-CZ"/>
+        </w:rPr>
+        <w:t> </w:t>
+      </w:r>
+      <w:r>
+        <w:rPr>
+          <w:lang w:eastAsia="cs-CZ"/>
+        </w:rPr>
+        <w:t>zpět</w:t>
       </w:r>
       <w:r>
         <w:rPr>
@@ -13942,7 +14092,19 @@
         <w:rPr>
           <w:lang w:eastAsia="cs-CZ"/>
         </w:rPr>
-        <w:t xml:space="preserve"> Tato třída komponuje do sebe třídu Tensor a deleguje na ni své metody, které dávají pro n-nární strom smysl.</w:t>
+        <w:t xml:space="preserve"> Tato třída komponuje do sebe třídu Tensor a</w:t>
+      </w:r>
+      <w:r>
+        <w:rPr>
+          <w:lang w:eastAsia="cs-CZ"/>
+        </w:rPr>
+        <w:t> </w:t>
+      </w:r>
+      <w:r>
+        <w:rPr>
+          <w:lang w:eastAsia="cs-CZ"/>
+        </w:rPr>
+        <w:t>deleguje na ni své metody, které dávají pro n-nární strom smysl.</w:t>
       </w:r>
       <w:r>
         <w:rPr>
@@ -14024,7 +14186,19 @@
         <w:rPr>
           <w:lang w:eastAsia="cs-CZ"/>
         </w:rPr>
-        <w:t>Jedná se o třídu, co pomocí maker a šablon definuje binární a unární operace nad čímkoliv, co poskytuje rozhraní tenzoru. Konkrétně metody applyAndReturn, apply, forEach a forEachAndReturn.</w:t>
+        <w:t>Jedná se o třídu, co pomocí maker a šablon definuje binární a unární operace nad čímkoliv, co poskytuje rozhraní tenzoru. Konkrétně metody applyAndReturn, apply, forEach a</w:t>
+      </w:r>
+      <w:r>
+        <w:rPr>
+          <w:lang w:eastAsia="cs-CZ"/>
+        </w:rPr>
+        <w:t> </w:t>
+      </w:r>
+      <w:r>
+        <w:rPr>
+          <w:lang w:eastAsia="cs-CZ"/>
+        </w:rPr>
+        <w:t>forEachAndReturn.</w:t>
       </w:r>
       <w:r>
         <w:rPr>
@@ -14201,7 +14375,19 @@
         <w:rPr>
           <w:lang w:eastAsia="cs-CZ"/>
         </w:rPr>
-        <w:t xml:space="preserve"> V komunitě standardu C++ o tomto tématu byla diskuse. Přišel návrh na přidání konstrukce std::span z std::initializer_list a tento návr</w:t>
+        <w:t xml:space="preserve"> V komunitě standardu C++ o</w:t>
+      </w:r>
+      <w:r>
+        <w:rPr>
+          <w:lang w:eastAsia="cs-CZ"/>
+        </w:rPr>
+        <w:t> </w:t>
+      </w:r>
+      <w:r>
+        <w:rPr>
+          <w:lang w:eastAsia="cs-CZ"/>
+        </w:rPr>
+        <w:t>tomto tématu byla diskuse. Přišel návrh na přidání konstrukce std::span z std::initializer_list a tento návr</w:t>
       </w:r>
       <w:r>
         <w:rPr>
@@ -14342,7 +14528,19 @@
         <w:rPr>
           <w:lang w:eastAsia="cs-CZ"/>
         </w:rPr>
-        <w:t>Déle byly implementovány třídy podle návrhového vzoru funktor se jmény „DefaultEquals“ a „DefaultOrder“, které definují obecn</w:t>
+        <w:t>Déle byly implementovány třídy podle návrhového vzoru funktor se jmény „DefaultEquals“ a</w:t>
+      </w:r>
+      <w:r>
+        <w:rPr>
+          <w:lang w:eastAsia="cs-CZ"/>
+        </w:rPr>
+        <w:t> </w:t>
+      </w:r>
+      <w:r>
+        <w:rPr>
+          <w:lang w:eastAsia="cs-CZ"/>
+        </w:rPr>
+        <w:t>„DefaultOrder“, které definují obecn</w:t>
       </w:r>
       <w:r>
         <w:rPr>
@@ -14898,7 +15096,19 @@
         <w:rPr>
           <w:lang w:eastAsia="cs-CZ"/>
         </w:rPr>
-        <w:t xml:space="preserve"> Naštěstí AdaptiveCpp umí vydat varovnou hlášku, pokud se takového kompilování dopouští a tím pádem je jasně poznat, že je třeba další běh.</w:t>
+        <w:t xml:space="preserve"> Naštěstí AdaptiveCpp umí vydat varovnou hlášku, pokud se takového kompilování dopouští a</w:t>
+      </w:r>
+      <w:r>
+        <w:rPr>
+          <w:lang w:eastAsia="cs-CZ"/>
+        </w:rPr>
+        <w:t> </w:t>
+      </w:r>
+      <w:r>
+        <w:rPr>
+          <w:lang w:eastAsia="cs-CZ"/>
+        </w:rPr>
+        <w:t>tím pádem je jasně poznat, že je třeba další běh.</w:t>
       </w:r>
       <w:r>
         <w:rPr>
@@ -14987,7 +15197,19 @@
         <w:rPr>
           <w:lang w:eastAsia="cs-CZ"/>
         </w:rPr>
-        <w:t xml:space="preserve"> lze vidět, že paralelní tenzor je hlavně výhodný pro velké tenzory a při použití u malých velikostí způsobí naopak ztráty na výkonu.</w:t>
+        <w:t xml:space="preserve"> lze vidět, že paralelní tenzor je hlavně výhodný pro velké tenzory a při použití u</w:t>
+      </w:r>
+      <w:r>
+        <w:rPr>
+          <w:lang w:eastAsia="cs-CZ"/>
+        </w:rPr>
+        <w:t> </w:t>
+      </w:r>
+      <w:r>
+        <w:rPr>
+          <w:lang w:eastAsia="cs-CZ"/>
+        </w:rPr>
+        <w:t>malých velikostí způsobí naopak ztráty na výkonu.</w:t>
       </w:r>
       <w:r>
         <w:rPr>
@@ -15047,7 +15269,19 @@
         <w:rPr>
           <w:lang w:eastAsia="cs-CZ"/>
         </w:rPr>
-        <w:t xml:space="preserve"> a je tam vidět, že se výhoda paralelizace ještě plně nerozvinula, pravděpodobně kvůli menší </w:t>
+        <w:t xml:space="preserve"> a</w:t>
+      </w:r>
+      <w:r>
+        <w:rPr>
+          <w:lang w:eastAsia="cs-CZ"/>
+        </w:rPr>
+        <w:t> </w:t>
+      </w:r>
+      <w:r>
+        <w:rPr>
+          <w:lang w:eastAsia="cs-CZ"/>
+        </w:rPr>
+        <w:t xml:space="preserve">je tam vidět, že se výhoda paralelizace ještě plně nerozvinula, pravděpodobně kvůli menší </w:t>
       </w:r>
       <w:r>
         <w:rPr>
@@ -16480,7 +16714,7 @@
           <w:noProof/>
         </w:rPr>
         <w:drawing>
-          <wp:inline distT="0" distB="0" distL="0" distR="0" wp14:anchorId="28C7346D" wp14:editId="05D30676">
+          <wp:inline distT="0" distB="0" distL="0" distR="0" wp14:anchorId="28C7346D" wp14:editId="7ECE8A5F">
             <wp:extent cx="5753100" cy="6791325"/>
             <wp:effectExtent l="0" t="0" r="0" b="9525"/>
             <wp:docPr id="1595784763" name="Obrázek 2"/>
@@ -17152,6 +17386,83 @@
         </w:rPr>
         <w:t xml:space="preserve"> Navíc schopnost paralelizace by umožnila rozsáhlejší „plošné“ analýzy prostoru.</w:t>
       </w:r>
+      <w:r>
+        <w:rPr>
+          <w:color w:val="000000" w:themeColor="text1"/>
+          <w:szCs w:val="24"/>
+        </w:rPr>
+        <w:t xml:space="preserve"> Možné je také tenzory uplatnit ve strojovém učení.</w:t>
+      </w:r>
+      <w:r>
+        <w:rPr>
+          <w:color w:val="000000" w:themeColor="text1"/>
+          <w:szCs w:val="24"/>
+        </w:rPr>
+        <w:t xml:space="preserve"> Nástroje lineární algebry jsou často </w:t>
+      </w:r>
+      <w:r>
+        <w:rPr>
+          <w:color w:val="000000" w:themeColor="text1"/>
+          <w:szCs w:val="24"/>
+        </w:rPr>
+        <w:t xml:space="preserve">využity u neuronových </w:t>
+      </w:r>
+      <w:r>
+        <w:rPr>
+          <w:color w:val="000000" w:themeColor="text1"/>
+          <w:szCs w:val="24"/>
+        </w:rPr>
+        <w:t>sítí,</w:t>
+      </w:r>
+      <w:r>
+        <w:rPr>
+          <w:color w:val="000000" w:themeColor="text1"/>
+          <w:szCs w:val="24"/>
+        </w:rPr>
+        <w:t xml:space="preserve"> a t</w:t>
+      </w:r>
+      <w:r>
+        <w:rPr>
+          <w:color w:val="000000" w:themeColor="text1"/>
+          <w:szCs w:val="24"/>
+        </w:rPr>
+        <w:t>o je to</w:t>
+      </w:r>
+      <w:r>
+        <w:rPr>
+          <w:color w:val="000000" w:themeColor="text1"/>
+          <w:szCs w:val="24"/>
+        </w:rPr>
+        <w:t>,</w:t>
+      </w:r>
+      <w:r>
+        <w:rPr>
+          <w:color w:val="000000" w:themeColor="text1"/>
+          <w:szCs w:val="24"/>
+        </w:rPr>
+        <w:t xml:space="preserve"> na co je třída tenzor vhodná.</w:t>
+      </w:r>
+      <w:r>
+        <w:rPr>
+          <w:color w:val="000000" w:themeColor="text1"/>
+          <w:szCs w:val="24"/>
+        </w:rPr>
+        <w:t xml:space="preserve"> Nelze opomenout konvoluční sítě, které vše reprezentují jako tenzory</w:t>
+      </w:r>
+      <w:r>
+        <w:rPr>
+          <w:color w:val="000000" w:themeColor="text1"/>
+          <w:szCs w:val="24"/>
+        </w:rPr>
+        <w:t xml:space="preserve">, nebo například </w:t>
+      </w:r>
+      <w:r>
+        <w:rPr>
+          <w:color w:val="000000" w:themeColor="text1"/>
+          <w:szCs w:val="24"/>
+        </w:rPr>
+        <w:t>reprezentace dávky obrázků jako čtyřrozměrný tenzor.</w:t>
+      </w:r>
     </w:p>
     <w:p>
       <w:pPr>
@@ -17208,19 +17519,19 @@
         <w:rPr>
           <w:szCs w:val="24"/>
         </w:rPr>
-        <w:t>podařilo implementovat a popsat projekt tak,</w:t>
-      </w:r>
-      <w:r>
-        <w:rPr>
-          <w:szCs w:val="24"/>
-        </w:rPr>
-        <w:t xml:space="preserve"> </w:t>
-      </w:r>
-      <w:r>
-        <w:rPr>
-          <w:szCs w:val="24"/>
-        </w:rPr>
-        <w:t>aby splňoval zadání.</w:t>
+        <w:t xml:space="preserve">podařilo implementovat </w:t>
+      </w:r>
+      <w:r>
+        <w:rPr>
+          <w:szCs w:val="24"/>
+        </w:rPr>
+        <w:t>podle autorovy představy</w:t>
+      </w:r>
+      <w:r>
+        <w:rPr>
+          <w:szCs w:val="24"/>
+        </w:rPr>
+        <w:t>.</w:t>
       </w:r>
       <w:r>
         <w:rPr>
@@ -17289,13 +17600,31 @@
         <w:rPr>
           <w:szCs w:val="24"/>
         </w:rPr>
-        <w:t>Tenzor jako datová struktura byl implementován.</w:t>
-      </w:r>
-      <w:r>
-        <w:rPr>
-          <w:szCs w:val="24"/>
-        </w:rPr>
-        <w:t xml:space="preserve"> Je schopen jak binárních operací mezi ostatními tenzory, tak i unárními operacemi na sobě samém.</w:t>
+        <w:t>Implementace tenzoru j</w:t>
+      </w:r>
+      <w:r>
+        <w:rPr>
+          <w:szCs w:val="24"/>
+        </w:rPr>
+        <w:t>e schop</w:t>
+      </w:r>
+      <w:r>
+        <w:rPr>
+          <w:szCs w:val="24"/>
+        </w:rPr>
+        <w:t>na</w:t>
+      </w:r>
+      <w:r>
+        <w:rPr>
+          <w:szCs w:val="24"/>
+        </w:rPr>
+        <w:t>,</w:t>
+      </w:r>
+      <w:r>
+        <w:rPr>
+          <w:szCs w:val="24"/>
+        </w:rPr>
+        <w:t xml:space="preserve"> jak binárních operací mezi ostatními tenzory, tak i unárními operacemi na sobě samém.</w:t>
       </w:r>
       <w:r>
         <w:rPr>
@@ -17307,7 +17636,19 @@
         <w:rPr>
           <w:szCs w:val="24"/>
         </w:rPr>
-        <w:t xml:space="preserve"> Tenzor je schopen provést na sobě i strukturální operace.</w:t>
+        <w:t xml:space="preserve"> Tenzor je schopen provést na sobě i</w:t>
+      </w:r>
+      <w:r>
+        <w:rPr>
+          <w:szCs w:val="24"/>
+        </w:rPr>
+        <w:t> </w:t>
+      </w:r>
+      <w:r>
+        <w:rPr>
+          <w:szCs w:val="24"/>
+        </w:rPr>
+        <w:t>strukturální operace.</w:t>
       </w:r>
       <w:r>
         <w:rPr>
@@ -17361,7 +17702,19 @@
         <w:rPr>
           <w:szCs w:val="24"/>
         </w:rPr>
-        <w:t xml:space="preserve"> Z toho vyplývá, že existují četné testy. Některé testy slouží ke kontrole korektnosti implementace a jiné </w:t>
+        <w:t xml:space="preserve"> </w:t>
+      </w:r>
+      <w:r>
+        <w:rPr>
+          <w:szCs w:val="24"/>
+        </w:rPr>
+        <w:t xml:space="preserve">Dále existují četné testy. </w:t>
+      </w:r>
+      <w:r>
+        <w:rPr>
+          <w:szCs w:val="24"/>
+        </w:rPr>
+        <w:t xml:space="preserve">Některé testy slouží ke kontrole korektnosti implementace a jiné </w:t>
       </w:r>
       <w:r>
         <w:rPr>
@@ -17397,7 +17750,19 @@
         <w:rPr>
           <w:szCs w:val="24"/>
         </w:rPr>
-        <w:t xml:space="preserve"> Dále je jako nadstavbu podařilo implementovat n-nární strom.</w:t>
+        <w:t xml:space="preserve"> Dále </w:t>
+      </w:r>
+      <w:r>
+        <w:rPr>
+          <w:szCs w:val="24"/>
+        </w:rPr>
+        <w:t>s</w:t>
+      </w:r>
+      <w:r>
+        <w:rPr>
+          <w:szCs w:val="24"/>
+        </w:rPr>
+        <w:t>e jako nadstavbu podařilo implementovat n-nární strom.</w:t>
       </w:r>
       <w:r>
         <w:rPr>
@@ -17436,7 +17801,19 @@
         <w:rPr>
           <w:szCs w:val="24"/>
         </w:rPr>
-        <w:t xml:space="preserve"> V něm byl vytvořen takzvaný paměťový backend, který sloužil pro nízkou správu paměti a umožňoval vkládání sebe do lineárního </w:t>
+        <w:t xml:space="preserve"> V něm byl vytvořen takzvaný paměťový backend, který sloužil pro </w:t>
+      </w:r>
+      <w:r>
+        <w:rPr>
+          <w:szCs w:val="24"/>
+        </w:rPr>
+        <w:t>nízkoúrovňovou</w:t>
+      </w:r>
+      <w:r>
+        <w:rPr>
+          <w:szCs w:val="24"/>
+        </w:rPr>
+        <w:t xml:space="preserve"> správu paměti a umožňoval vkládání sebe do lineárního </w:t>
       </w:r>
       <w:r>
         <w:rPr>
@@ -17454,7 +17831,31 @@
         <w:rPr>
           <w:szCs w:val="24"/>
         </w:rPr>
-        <w:t xml:space="preserve"> To díky více verzím daného backendu, jednoho, který pracoval bez knihovny s běžnou pamětí a druhý, který využíval knihovny a mimo jiné také metody recyklace paměti pro veliké zrychlení nových alokací.</w:t>
+        <w:t xml:space="preserve"> To díky více verzím daného backendu, jednoho, který pracoval bez knihovny s běžnou pamětí</w:t>
+      </w:r>
+      <w:r>
+        <w:rPr>
+          <w:szCs w:val="24"/>
+        </w:rPr>
+        <w:t>,</w:t>
+      </w:r>
+      <w:r>
+        <w:rPr>
+          <w:szCs w:val="24"/>
+        </w:rPr>
+        <w:t xml:space="preserve"> a druh</w:t>
+      </w:r>
+      <w:r>
+        <w:rPr>
+          <w:szCs w:val="24"/>
+        </w:rPr>
+        <w:t>ého</w:t>
+      </w:r>
+      <w:r>
+        <w:rPr>
+          <w:szCs w:val="24"/>
+        </w:rPr>
+        <w:t>, který využíval knihovny a mimo jiné také metody recyklace paměti pro veliké zrychlení nových alokací.</w:t>
       </w:r>
     </w:p>
     <w:p>
@@ -17517,7 +17918,7 @@
         <w:rPr>
           <w:szCs w:val="24"/>
         </w:rPr>
-        <w:t xml:space="preserve"> projektu </w:t>
+        <w:t xml:space="preserve"> projektu</w:t>
       </w:r>
       <w:r>
         <w:rPr>
